--- a/backend/Livreto.docx
+++ b/backend/Livreto.docx
@@ -27,7 +27,7 @@
       <w:pPr>
         <w:pStyle w:val="Ttulo1"/>
       </w:pPr>
-      <w:bookmarkStart w:id="0" w:name="_Toc223275291"/>
+      <w:bookmarkStart w:id="0" w:name="_Toc223291245"/>
       <w:r>
         <w:lastRenderedPageBreak/>
         <w:t>Sumário</w:t>
@@ -41,7 +41,14 @@
           <w:tab w:val="right" w:leader="dot" w:pos="11436"/>
         </w:tabs>
         <w:rPr>
+          <w:rFonts w:asciiTheme="minorHAnsi" w:hAnsiTheme="minorHAnsi"/>
+          <w:b w:val="0"/>
           <w:noProof/>
+          <w:kern w:val="2"/>
+          <w:sz w:val="24"/>
+          <w:szCs w:val="24"/>
+          <w:lang w:val="pt-BR" w:eastAsia="pt-BR"/>
+          <w14:ligatures w14:val="standardContextual"/>
         </w:rPr>
       </w:pPr>
       <w:r>
@@ -53,7 +60,7 @@
       <w:r>
         <w:fldChar w:fldCharType="separate"/>
       </w:r>
-      <w:hyperlink w:anchor="_Toc223275291" w:history="1">
+      <w:hyperlink w:anchor="_Toc223291245" w:history="1">
         <w:r>
           <w:rPr>
             <w:rStyle w:val="Hyperlink"/>
@@ -80,7 +87,7 @@
             <w:noProof/>
             <w:webHidden/>
           </w:rPr>
-          <w:instrText xml:space="preserve"> PAGEREF _Toc223275291 \h </w:instrText>
+          <w:instrText xml:space="preserve"> PAGEREF _Toc223291245 \h </w:instrText>
         </w:r>
         <w:r>
           <w:rPr>
@@ -118,16 +125,23 @@
           <w:tab w:val="right" w:leader="dot" w:pos="11436"/>
         </w:tabs>
         <w:rPr>
+          <w:rFonts w:asciiTheme="minorHAnsi" w:hAnsiTheme="minorHAnsi"/>
+          <w:b w:val="0"/>
           <w:noProof/>
-        </w:rPr>
-      </w:pPr>
-      <w:hyperlink w:anchor="_Toc223275292" w:history="1">
+          <w:kern w:val="2"/>
+          <w:sz w:val="24"/>
+          <w:szCs w:val="24"/>
+          <w:lang w:val="pt-BR" w:eastAsia="pt-BR"/>
+          <w14:ligatures w14:val="standardContextual"/>
+        </w:rPr>
+      </w:pPr>
+      <w:hyperlink w:anchor="_Toc223291246" w:history="1">
         <w:r>
           <w:rPr>
             <w:rStyle w:val="Hyperlink"/>
             <w:noProof/>
           </w:rPr>
-          <w:t>Yesterday (F) - The Beatles</w:t>
+          <w:t>Hino Ágape - Agape Uma Comunidade De Amor</w:t>
         </w:r>
         <w:r>
           <w:rPr>
@@ -148,7 +162,7 @@
             <w:noProof/>
             <w:webHidden/>
           </w:rPr>
-          <w:instrText xml:space="preserve"> PAGEREF _Toc223275292 \h </w:instrText>
+          <w:instrText xml:space="preserve"> PAGEREF _Toc223291246 \h </w:instrText>
         </w:r>
         <w:r>
           <w:rPr>
@@ -180,6 +194,81 @@
       </w:hyperlink>
     </w:p>
     <w:p>
+      <w:pPr>
+        <w:pStyle w:val="Sumrio1"/>
+        <w:tabs>
+          <w:tab w:val="right" w:leader="dot" w:pos="11436"/>
+        </w:tabs>
+        <w:rPr>
+          <w:rFonts w:asciiTheme="minorHAnsi" w:hAnsiTheme="minorHAnsi"/>
+          <w:b w:val="0"/>
+          <w:noProof/>
+          <w:kern w:val="2"/>
+          <w:sz w:val="24"/>
+          <w:szCs w:val="24"/>
+          <w:lang w:val="pt-BR" w:eastAsia="pt-BR"/>
+          <w14:ligatures w14:val="standardContextual"/>
+        </w:rPr>
+      </w:pPr>
+      <w:hyperlink w:anchor="_Toc223291247" w:history="1">
+        <w:r>
+          <w:rPr>
+            <w:rStyle w:val="Hyperlink"/>
+            <w:noProof/>
+          </w:rPr>
+          <w:t>Terra Seca - Fraternidade Sao Joao Paulo Ii</w:t>
+        </w:r>
+        <w:r>
+          <w:rPr>
+            <w:noProof/>
+            <w:webHidden/>
+          </w:rPr>
+          <w:tab/>
+        </w:r>
+        <w:r>
+          <w:rPr>
+            <w:noProof/>
+            <w:webHidden/>
+          </w:rPr>
+          <w:fldChar w:fldCharType="begin"/>
+        </w:r>
+        <w:r>
+          <w:rPr>
+            <w:noProof/>
+            <w:webHidden/>
+          </w:rPr>
+          <w:instrText xml:space="preserve"> PAGEREF _Toc223291247 \h </w:instrText>
+        </w:r>
+        <w:r>
+          <w:rPr>
+            <w:noProof/>
+            <w:webHidden/>
+          </w:rPr>
+        </w:r>
+        <w:r>
+          <w:rPr>
+            <w:noProof/>
+            <w:webHidden/>
+          </w:rPr>
+          <w:fldChar w:fldCharType="separate"/>
+        </w:r>
+        <w:r>
+          <w:rPr>
+            <w:noProof/>
+            <w:webHidden/>
+          </w:rPr>
+          <w:t>4</w:t>
+        </w:r>
+        <w:r>
+          <w:rPr>
+            <w:noProof/>
+            <w:webHidden/>
+          </w:rPr>
+          <w:fldChar w:fldCharType="end"/>
+        </w:r>
+      </w:hyperlink>
+    </w:p>
+    <w:p>
       <w:r>
         <w:fldChar w:fldCharType="end"/>
       </w:r>
@@ -204,10 +293,10 @@
         <w:pStyle w:val="Ttulo1"/>
         <w:spacing w:before="0" w:after="40"/>
       </w:pPr>
-      <w:bookmarkStart w:id="1" w:name="_Toc223275292"/>
+      <w:bookmarkStart w:id="1" w:name="_Toc223291246"/>
       <w:r>
         <w:lastRenderedPageBreak/>
-        <w:t>Yesterday (F) - The Beatles</w:t>
+        <w:t>Hino Ágape - Agape Uma Comunidade De Amor</w:t>
       </w:r>
       <w:bookmarkEnd w:id="1"/>
     </w:p>
@@ -216,7 +305,7 @@
         <w:spacing w:after="40"/>
       </w:pPr>
       <w:r>
-        <w:t>Tom: F</w:t>
+        <w:t>Tom: G</w:t>
       </w:r>
     </w:p>
     <w:p>
@@ -238,15 +327,45 @@
       </w:pPr>
       <w:r>
         <w:rPr>
-          <w:sz w:val="15"/>
-        </w:rPr>
-        <w:t xml:space="preserve">[Intro] </w:t>
-      </w:r>
-      <w:r>
-        <w:rPr>
-          <w:sz w:val="15"/>
+          <w:sz w:val="21"/>
         </w:rPr>
         <w:t>G</w:t>
+      </w:r>
+      <w:r>
+        <w:rPr>
+          <w:sz w:val="21"/>
+        </w:rPr>
+        <w:t xml:space="preserve">         </w:t>
+      </w:r>
+      <w:r>
+        <w:rPr>
+          <w:sz w:val="21"/>
+        </w:rPr>
+        <w:t>Em</w:t>
+      </w:r>
+      <w:r>
+        <w:rPr>
+          <w:sz w:val="21"/>
+        </w:rPr>
+        <w:t xml:space="preserve">                  </w:t>
+      </w:r>
+      <w:r>
+        <w:rPr>
+          <w:sz w:val="21"/>
+        </w:rPr>
+        <w:t>C</w:t>
+      </w:r>
+      <w:r>
+        <w:rPr>
+          <w:sz w:val="21"/>
+        </w:rPr>
+        <w:t xml:space="preserve">       </w:t>
+      </w:r>
+      <w:r>
+        <w:rPr>
+          <w:sz w:val="21"/>
+        </w:rPr>
+        <w:t>D</w:t>
       </w:r>
     </w:p>
     <w:p>
@@ -254,24 +373,12 @@
         <w:keepLines/>
         <w:spacing w:after="0" w:line="240" w:lineRule="auto"/>
       </w:pPr>
-    </w:p>
-    <w:p>
-      <w:pPr>
-        <w:keepLines/>
-        <w:spacing w:after="0" w:line="240" w:lineRule="auto"/>
-      </w:pPr>
-      <w:r>
-        <w:rPr>
-          <w:sz w:val="15"/>
-        </w:rPr>
-        <w:t>[Tab - Intro]</w:t>
-      </w:r>
-    </w:p>
-    <w:p>
-      <w:pPr>
-        <w:keepLines/>
-        <w:spacing w:after="0" w:line="240" w:lineRule="auto"/>
-      </w:pPr>
+      <w:r>
+        <w:rPr>
+          <w:sz w:val="21"/>
+        </w:rPr>
+        <w:t>Partilhar todo amor que há dentro de nós</w:t>
+      </w:r>
     </w:p>
     <w:p>
       <w:pPr>
@@ -281,15 +388,57 @@
       </w:pPr>
       <w:r>
         <w:rPr>
-          <w:sz w:val="15"/>
-        </w:rPr>
-        <w:t xml:space="preserve">   </w:t>
-      </w:r>
-      <w:r>
-        <w:rPr>
-          <w:sz w:val="15"/>
+          <w:sz w:val="21"/>
         </w:rPr>
         <w:t>G</w:t>
+      </w:r>
+      <w:r>
+        <w:rPr>
+          <w:sz w:val="21"/>
+        </w:rPr>
+        <w:t xml:space="preserve">         </w:t>
+      </w:r>
+      <w:r>
+        <w:rPr>
+          <w:sz w:val="21"/>
+        </w:rPr>
+        <w:t>Em</w:t>
+      </w:r>
+      <w:r>
+        <w:rPr>
+          <w:sz w:val="21"/>
+        </w:rPr>
+        <w:t xml:space="preserve">                  </w:t>
+      </w:r>
+      <w:r>
+        <w:rPr>
+          <w:sz w:val="21"/>
+        </w:rPr>
+        <w:t>C</w:t>
+      </w:r>
+      <w:r>
+        <w:rPr>
+          <w:sz w:val="21"/>
+        </w:rPr>
+        <w:t xml:space="preserve">       </w:t>
+      </w:r>
+      <w:r>
+        <w:rPr>
+          <w:sz w:val="21"/>
+        </w:rPr>
+        <w:t>D</w:t>
+      </w:r>
+    </w:p>
+    <w:p>
+      <w:pPr>
+        <w:keepLines/>
+        <w:spacing w:after="0" w:line="240" w:lineRule="auto"/>
+      </w:pPr>
+      <w:r>
+        <w:rPr>
+          <w:sz w:val="21"/>
+        </w:rPr>
+        <w:t>Repartir tudo que há de bom</w:t>
       </w:r>
     </w:p>
     <w:p>
@@ -300,15 +449,57 @@
       </w:pPr>
       <w:r>
         <w:rPr>
-          <w:sz w:val="15"/>
-        </w:rPr>
-        <w:t>E</w:t>
-      </w:r>
-      <w:r>
-        <w:rPr>
-          <w:sz w:val="15"/>
-        </w:rPr>
-        <w:t>|----3-3-3----3-3-3----3-3-3----3-3-3------|</w:t>
+          <w:sz w:val="21"/>
+        </w:rPr>
+        <w:t>G</w:t>
+      </w:r>
+      <w:r>
+        <w:rPr>
+          <w:sz w:val="21"/>
+        </w:rPr>
+        <w:t xml:space="preserve">            </w:t>
+      </w:r>
+      <w:r>
+        <w:rPr>
+          <w:sz w:val="21"/>
+        </w:rPr>
+        <w:t>Em</w:t>
+      </w:r>
+      <w:r>
+        <w:rPr>
+          <w:sz w:val="21"/>
+        </w:rPr>
+        <w:t xml:space="preserve">               </w:t>
+      </w:r>
+      <w:r>
+        <w:rPr>
+          <w:sz w:val="21"/>
+        </w:rPr>
+        <w:t>C</w:t>
+      </w:r>
+      <w:r>
+        <w:rPr>
+          <w:sz w:val="21"/>
+        </w:rPr>
+        <w:t xml:space="preserve">    </w:t>
+      </w:r>
+      <w:r>
+        <w:rPr>
+          <w:sz w:val="21"/>
+        </w:rPr>
+        <w:t>D</w:t>
+      </w:r>
+    </w:p>
+    <w:p>
+      <w:pPr>
+        <w:keepLines/>
+        <w:spacing w:after="0" w:line="240" w:lineRule="auto"/>
+      </w:pPr>
+      <w:r>
+        <w:rPr>
+          <w:sz w:val="21"/>
+        </w:rPr>
+        <w:t>Não fugir ao compromisso com o irmão</w:t>
       </w:r>
     </w:p>
     <w:p>
@@ -319,16 +510,64 @@
       </w:pPr>
       <w:r>
         <w:rPr>
-          <w:sz w:val="15"/>
-        </w:rPr>
-        <w:t>B</w:t>
-      </w:r>
-      <w:r>
-        <w:rPr>
-          <w:sz w:val="15"/>
-        </w:rPr>
-        <w:t>|----3-3-3----3-3-3----3-3-3----3-3-3------|</w:t>
-      </w:r>
+          <w:sz w:val="21"/>
+        </w:rPr>
+        <w:t>G</w:t>
+      </w:r>
+      <w:r>
+        <w:rPr>
+          <w:sz w:val="21"/>
+        </w:rPr>
+        <w:t xml:space="preserve">         </w:t>
+      </w:r>
+      <w:r>
+        <w:rPr>
+          <w:sz w:val="21"/>
+        </w:rPr>
+        <w:t>Em</w:t>
+      </w:r>
+      <w:r>
+        <w:rPr>
+          <w:sz w:val="21"/>
+        </w:rPr>
+        <w:t xml:space="preserve">       </w:t>
+      </w:r>
+      <w:r>
+        <w:rPr>
+          <w:sz w:val="21"/>
+        </w:rPr>
+        <w:t>C</w:t>
+      </w:r>
+      <w:r>
+        <w:rPr>
+          <w:sz w:val="21"/>
+        </w:rPr>
+        <w:t xml:space="preserve">        </w:t>
+      </w:r>
+      <w:r>
+        <w:rPr>
+          <w:sz w:val="21"/>
+        </w:rPr>
+        <w:t>D</w:t>
+      </w:r>
+    </w:p>
+    <w:p>
+      <w:pPr>
+        <w:keepLines/>
+        <w:spacing w:after="0" w:line="240" w:lineRule="auto"/>
+      </w:pPr>
+      <w:r>
+        <w:rPr>
+          <w:sz w:val="21"/>
+        </w:rPr>
+        <w:t>Entregar a Jesus o coração</w:t>
+      </w:r>
+    </w:p>
+    <w:p>
+      <w:pPr>
+        <w:keepLines/>
+        <w:spacing w:after="0" w:line="240" w:lineRule="auto"/>
+      </w:pPr>
     </w:p>
     <w:p>
       <w:pPr>
@@ -338,15 +577,57 @@
       </w:pPr>
       <w:r>
         <w:rPr>
-          <w:sz w:val="15"/>
+          <w:sz w:val="21"/>
         </w:rPr>
         <w:t>G</w:t>
       </w:r>
       <w:r>
         <w:rPr>
-          <w:sz w:val="15"/>
-        </w:rPr>
-        <w:t>|----0-0-0----0-0-0----0-0-0----0-0-0------|</w:t>
+          <w:sz w:val="21"/>
+        </w:rPr>
+        <w:t xml:space="preserve">        </w:t>
+      </w:r>
+      <w:r>
+        <w:rPr>
+          <w:sz w:val="21"/>
+        </w:rPr>
+        <w:t>Em</w:t>
+      </w:r>
+      <w:r>
+        <w:rPr>
+          <w:sz w:val="21"/>
+        </w:rPr>
+        <w:t xml:space="preserve">       </w:t>
+      </w:r>
+      <w:r>
+        <w:rPr>
+          <w:sz w:val="21"/>
+        </w:rPr>
+        <w:t>C</w:t>
+      </w:r>
+      <w:r>
+        <w:rPr>
+          <w:sz w:val="21"/>
+        </w:rPr>
+        <w:t xml:space="preserve">    </w:t>
+      </w:r>
+      <w:r>
+        <w:rPr>
+          <w:sz w:val="21"/>
+        </w:rPr>
+        <w:t>D</w:t>
+      </w:r>
+    </w:p>
+    <w:p>
+      <w:pPr>
+        <w:keepLines/>
+        <w:spacing w:after="0" w:line="240" w:lineRule="auto"/>
+      </w:pPr>
+      <w:r>
+        <w:rPr>
+          <w:sz w:val="21"/>
+        </w:rPr>
+        <w:t>Ágape, partilha do amor</w:t>
       </w:r>
     </w:p>
     <w:p>
@@ -357,15 +638,57 @@
       </w:pPr>
       <w:r>
         <w:rPr>
-          <w:sz w:val="15"/>
+          <w:sz w:val="21"/>
+        </w:rPr>
+        <w:t>G</w:t>
+      </w:r>
+      <w:r>
+        <w:rPr>
+          <w:sz w:val="21"/>
+        </w:rPr>
+        <w:t xml:space="preserve">        </w:t>
+      </w:r>
+      <w:r>
+        <w:rPr>
+          <w:sz w:val="21"/>
+        </w:rPr>
+        <w:t>Em</w:t>
+      </w:r>
+      <w:r>
+        <w:rPr>
+          <w:sz w:val="21"/>
+        </w:rPr>
+        <w:t xml:space="preserve">           </w:t>
+      </w:r>
+      <w:r>
+        <w:rPr>
+          <w:sz w:val="21"/>
+        </w:rPr>
+        <w:t>C</w:t>
+      </w:r>
+      <w:r>
+        <w:rPr>
+          <w:sz w:val="21"/>
+        </w:rPr>
+        <w:t xml:space="preserve">  </w:t>
+      </w:r>
+      <w:r>
+        <w:rPr>
+          <w:sz w:val="21"/>
         </w:rPr>
         <w:t>D</w:t>
       </w:r>
-      <w:r>
-        <w:rPr>
-          <w:sz w:val="15"/>
-        </w:rPr>
-        <w:t>|------------------------------------------|</w:t>
+    </w:p>
+    <w:p>
+      <w:pPr>
+        <w:keepLines/>
+        <w:spacing w:after="0" w:line="240" w:lineRule="auto"/>
+      </w:pPr>
+      <w:r>
+        <w:rPr>
+          <w:sz w:val="21"/>
+        </w:rPr>
+        <w:t>Ágape, louvemos ao senhor</w:t>
       </w:r>
     </w:p>
     <w:p>
@@ -376,15 +699,57 @@
       </w:pPr>
       <w:r>
         <w:rPr>
-          <w:sz w:val="15"/>
-        </w:rPr>
-        <w:t>A</w:t>
-      </w:r>
-      <w:r>
-        <w:rPr>
-          <w:sz w:val="15"/>
-        </w:rPr>
-        <w:t>|------------------------------------------|</w:t>
+          <w:sz w:val="21"/>
+        </w:rPr>
+        <w:t>G</w:t>
+      </w:r>
+      <w:r>
+        <w:rPr>
+          <w:sz w:val="21"/>
+        </w:rPr>
+        <w:t xml:space="preserve">        </w:t>
+      </w:r>
+      <w:r>
+        <w:rPr>
+          <w:sz w:val="21"/>
+        </w:rPr>
+        <w:t>Em</w:t>
+      </w:r>
+      <w:r>
+        <w:rPr>
+          <w:sz w:val="21"/>
+        </w:rPr>
+        <w:t xml:space="preserve">       </w:t>
+      </w:r>
+      <w:r>
+        <w:rPr>
+          <w:sz w:val="21"/>
+        </w:rPr>
+        <w:t>C</w:t>
+      </w:r>
+      <w:r>
+        <w:rPr>
+          <w:sz w:val="21"/>
+        </w:rPr>
+        <w:t xml:space="preserve">    </w:t>
+      </w:r>
+      <w:r>
+        <w:rPr>
+          <w:sz w:val="21"/>
+        </w:rPr>
+        <w:t>D</w:t>
+      </w:r>
+    </w:p>
+    <w:p>
+      <w:pPr>
+        <w:keepLines/>
+        <w:spacing w:after="0" w:line="240" w:lineRule="auto"/>
+      </w:pPr>
+      <w:r>
+        <w:rPr>
+          <w:sz w:val="21"/>
+        </w:rPr>
+        <w:t>Ágape, partilha do amor</w:t>
       </w:r>
     </w:p>
     <w:p>
@@ -395,15 +760,45 @@
       </w:pPr>
       <w:r>
         <w:rPr>
-          <w:sz w:val="15"/>
-        </w:rPr>
-        <w:t>E</w:t>
-      </w:r>
-      <w:r>
-        <w:rPr>
-          <w:sz w:val="15"/>
-        </w:rPr>
-        <w:t>|-3---------3--------3--------3------------|</w:t>
+          <w:sz w:val="21"/>
+        </w:rPr>
+        <w:t>G</w:t>
+      </w:r>
+      <w:r>
+        <w:rPr>
+          <w:sz w:val="21"/>
+        </w:rPr>
+        <w:t xml:space="preserve">        </w:t>
+      </w:r>
+      <w:r>
+        <w:rPr>
+          <w:sz w:val="21"/>
+        </w:rPr>
+        <w:t>Em</w:t>
+      </w:r>
+      <w:r>
+        <w:rPr>
+          <w:sz w:val="21"/>
+        </w:rPr>
+        <w:t xml:space="preserve">           </w:t>
+      </w:r>
+      <w:r>
+        <w:rPr>
+          <w:sz w:val="21"/>
+        </w:rPr>
+        <w:t>C</w:t>
+      </w:r>
+      <w:r>
+        <w:rPr>
+          <w:sz w:val="21"/>
+        </w:rPr>
+        <w:t xml:space="preserve">  </w:t>
+      </w:r>
+      <w:r>
+        <w:rPr>
+          <w:sz w:val="21"/>
+        </w:rPr>
+        <w:t>D</w:t>
       </w:r>
     </w:p>
     <w:p>
@@ -411,54 +806,18 @@
         <w:keepLines/>
         <w:spacing w:after="0" w:line="240" w:lineRule="auto"/>
       </w:pPr>
+      <w:r>
+        <w:rPr>
+          <w:sz w:val="21"/>
+        </w:rPr>
+        <w:t>Ágape, louvemos ao senhor</w:t>
+      </w:r>
     </w:p>
     <w:p>
       <w:pPr>
         <w:keepLines/>
         <w:spacing w:after="0" w:line="240" w:lineRule="auto"/>
       </w:pPr>
-      <w:r>
-        <w:rPr>
-          <w:sz w:val="15"/>
-        </w:rPr>
-        <w:t>[Primeira Parte]</w:t>
-      </w:r>
-    </w:p>
-    <w:p>
-      <w:pPr>
-        <w:keepLines/>
-        <w:spacing w:after="0" w:line="240" w:lineRule="auto"/>
-      </w:pPr>
-    </w:p>
-    <w:p>
-      <w:pPr>
-        <w:keepLines/>
-        <w:spacing w:after="0" w:line="240" w:lineRule="auto"/>
-      </w:pPr>
-      <w:r>
-        <w:rPr>
-          <w:sz w:val="15"/>
-        </w:rPr>
-        <w:t>[Tab - Primeira Parte]</w:t>
-      </w:r>
-    </w:p>
-    <w:p>
-      <w:pPr>
-        <w:keepLines/>
-        <w:spacing w:after="0" w:line="240" w:lineRule="auto"/>
-      </w:pPr>
-    </w:p>
-    <w:p>
-      <w:pPr>
-        <w:keepLines/>
-        <w:spacing w:after="0" w:line="240" w:lineRule="auto"/>
-      </w:pPr>
-      <w:r>
-        <w:rPr>
-          <w:sz w:val="15"/>
-        </w:rPr>
-        <w:t>Parte 1 de 3</w:t>
-      </w:r>
     </w:p>
     <w:p>
       <w:pPr>
@@ -468,27 +827,57 @@
       </w:pPr>
       <w:r>
         <w:rPr>
-          <w:sz w:val="15"/>
-        </w:rPr>
-        <w:t xml:space="preserve">   </w:t>
-      </w:r>
-      <w:r>
-        <w:rPr>
-          <w:sz w:val="15"/>
+          <w:sz w:val="21"/>
         </w:rPr>
         <w:t>G</w:t>
       </w:r>
       <w:r>
         <w:rPr>
-          <w:sz w:val="15"/>
-        </w:rPr>
-        <w:t xml:space="preserve">                </w:t>
-      </w:r>
-      <w:r>
-        <w:rPr>
-          <w:sz w:val="15"/>
-        </w:rPr>
-        <w:t>F#m</w:t>
+          <w:sz w:val="21"/>
+        </w:rPr>
+        <w:t xml:space="preserve">        </w:t>
+      </w:r>
+      <w:r>
+        <w:rPr>
+          <w:sz w:val="21"/>
+        </w:rPr>
+        <w:t>Em</w:t>
+      </w:r>
+      <w:r>
+        <w:rPr>
+          <w:sz w:val="21"/>
+        </w:rPr>
+        <w:t xml:space="preserve">           </w:t>
+      </w:r>
+      <w:r>
+        <w:rPr>
+          <w:sz w:val="21"/>
+        </w:rPr>
+        <w:t>C</w:t>
+      </w:r>
+      <w:r>
+        <w:rPr>
+          <w:sz w:val="21"/>
+        </w:rPr>
+        <w:t xml:space="preserve">             </w:t>
+      </w:r>
+      <w:r>
+        <w:rPr>
+          <w:sz w:val="21"/>
+        </w:rPr>
+        <w:t>D</w:t>
+      </w:r>
+    </w:p>
+    <w:p>
+      <w:pPr>
+        <w:keepLines/>
+        <w:spacing w:after="0" w:line="240" w:lineRule="auto"/>
+      </w:pPr>
+      <w:r>
+        <w:rPr>
+          <w:sz w:val="21"/>
+        </w:rPr>
+        <w:t>Derrubar o muro que separa-me do irmão</w:t>
       </w:r>
     </w:p>
     <w:p>
@@ -499,15 +888,57 @@
       </w:pPr>
       <w:r>
         <w:rPr>
-          <w:sz w:val="15"/>
-        </w:rPr>
-        <w:t>E</w:t>
-      </w:r>
-      <w:r>
-        <w:rPr>
-          <w:sz w:val="15"/>
-        </w:rPr>
-        <w:t>|---3-3-3---3-3------2-2-2-----------------|</w:t>
+          <w:sz w:val="21"/>
+        </w:rPr>
+        <w:t>G</w:t>
+      </w:r>
+      <w:r>
+        <w:rPr>
+          <w:sz w:val="21"/>
+        </w:rPr>
+        <w:t xml:space="preserve">            </w:t>
+      </w:r>
+      <w:r>
+        <w:rPr>
+          <w:sz w:val="21"/>
+        </w:rPr>
+        <w:t>Em</w:t>
+      </w:r>
+      <w:r>
+        <w:rPr>
+          <w:sz w:val="21"/>
+        </w:rPr>
+        <w:t xml:space="preserve">       </w:t>
+      </w:r>
+      <w:r>
+        <w:rPr>
+          <w:sz w:val="21"/>
+        </w:rPr>
+        <w:t>C</w:t>
+      </w:r>
+      <w:r>
+        <w:rPr>
+          <w:sz w:val="21"/>
+        </w:rPr>
+        <w:t xml:space="preserve">            </w:t>
+      </w:r>
+      <w:r>
+        <w:rPr>
+          <w:sz w:val="21"/>
+        </w:rPr>
+        <w:t>D</w:t>
+      </w:r>
+    </w:p>
+    <w:p>
+      <w:pPr>
+        <w:keepLines/>
+        <w:spacing w:after="0" w:line="240" w:lineRule="auto"/>
+      </w:pPr>
+      <w:r>
+        <w:rPr>
+          <w:sz w:val="21"/>
+        </w:rPr>
+        <w:t>Permitir que ele possa amar de coração</w:t>
       </w:r>
     </w:p>
     <w:p>
@@ -518,15 +949,57 @@
       </w:pPr>
       <w:r>
         <w:rPr>
-          <w:sz w:val="15"/>
-        </w:rPr>
-        <w:t>B</w:t>
-      </w:r>
-      <w:r>
-        <w:rPr>
-          <w:sz w:val="15"/>
-        </w:rPr>
-        <w:t>|---3-3-3---3-3------2-2-2-----------------|</w:t>
+          <w:sz w:val="21"/>
+        </w:rPr>
+        <w:t>G</w:t>
+      </w:r>
+      <w:r>
+        <w:rPr>
+          <w:sz w:val="21"/>
+        </w:rPr>
+        <w:t xml:space="preserve">           </w:t>
+      </w:r>
+      <w:r>
+        <w:rPr>
+          <w:sz w:val="21"/>
+        </w:rPr>
+        <w:t>Em</w:t>
+      </w:r>
+      <w:r>
+        <w:rPr>
+          <w:sz w:val="21"/>
+        </w:rPr>
+        <w:t xml:space="preserve">        </w:t>
+      </w:r>
+      <w:r>
+        <w:rPr>
+          <w:sz w:val="21"/>
+        </w:rPr>
+        <w:t>C</w:t>
+      </w:r>
+      <w:r>
+        <w:rPr>
+          <w:sz w:val="21"/>
+        </w:rPr>
+        <w:t xml:space="preserve">          </w:t>
+      </w:r>
+      <w:r>
+        <w:rPr>
+          <w:sz w:val="21"/>
+        </w:rPr>
+        <w:t>D</w:t>
+      </w:r>
+    </w:p>
+    <w:p>
+      <w:pPr>
+        <w:keepLines/>
+        <w:spacing w:after="0" w:line="240" w:lineRule="auto"/>
+      </w:pPr>
+      <w:r>
+        <w:rPr>
+          <w:sz w:val="21"/>
+        </w:rPr>
+        <w:t>É chegada a hora de vivermos o amor</w:t>
       </w:r>
     </w:p>
     <w:p>
@@ -537,16 +1010,64 @@
       </w:pPr>
       <w:r>
         <w:rPr>
-          <w:sz w:val="15"/>
+          <w:sz w:val="21"/>
         </w:rPr>
         <w:t>G</w:t>
       </w:r>
       <w:r>
         <w:rPr>
-          <w:sz w:val="15"/>
-        </w:rPr>
-        <w:t>|---0-0-0---0-0------2-2-2-----------------|</w:t>
-      </w:r>
+          <w:sz w:val="21"/>
+        </w:rPr>
+        <w:t xml:space="preserve">        </w:t>
+      </w:r>
+      <w:r>
+        <w:rPr>
+          <w:sz w:val="21"/>
+        </w:rPr>
+        <w:t>Em</w:t>
+      </w:r>
+      <w:r>
+        <w:rPr>
+          <w:sz w:val="21"/>
+        </w:rPr>
+        <w:t xml:space="preserve">         </w:t>
+      </w:r>
+      <w:r>
+        <w:rPr>
+          <w:sz w:val="21"/>
+        </w:rPr>
+        <w:t>C</w:t>
+      </w:r>
+      <w:r>
+        <w:rPr>
+          <w:sz w:val="21"/>
+        </w:rPr>
+        <w:t xml:space="preserve">       </w:t>
+      </w:r>
+      <w:r>
+        <w:rPr>
+          <w:sz w:val="21"/>
+        </w:rPr>
+        <w:t>D</w:t>
+      </w:r>
+    </w:p>
+    <w:p>
+      <w:pPr>
+        <w:keepLines/>
+        <w:spacing w:after="0" w:line="240" w:lineRule="auto"/>
+      </w:pPr>
+      <w:r>
+        <w:rPr>
+          <w:sz w:val="21"/>
+        </w:rPr>
+        <w:t>Entregar agora a vida ao senhor</w:t>
+      </w:r>
+    </w:p>
+    <w:p>
+      <w:pPr>
+        <w:keepLines/>
+        <w:spacing w:after="0" w:line="240" w:lineRule="auto"/>
+      </w:pPr>
     </w:p>
     <w:p>
       <w:pPr>
@@ -556,15 +1077,57 @@
       </w:pPr>
       <w:r>
         <w:rPr>
-          <w:sz w:val="15"/>
+          <w:sz w:val="21"/>
+        </w:rPr>
+        <w:t>G</w:t>
+      </w:r>
+      <w:r>
+        <w:rPr>
+          <w:sz w:val="21"/>
+        </w:rPr>
+        <w:t xml:space="preserve">        </w:t>
+      </w:r>
+      <w:r>
+        <w:rPr>
+          <w:sz w:val="21"/>
+        </w:rPr>
+        <w:t>Em</w:t>
+      </w:r>
+      <w:r>
+        <w:rPr>
+          <w:sz w:val="21"/>
+        </w:rPr>
+        <w:t xml:space="preserve">       </w:t>
+      </w:r>
+      <w:r>
+        <w:rPr>
+          <w:sz w:val="21"/>
+        </w:rPr>
+        <w:t>C</w:t>
+      </w:r>
+      <w:r>
+        <w:rPr>
+          <w:sz w:val="21"/>
+        </w:rPr>
+        <w:t xml:space="preserve">    </w:t>
+      </w:r>
+      <w:r>
+        <w:rPr>
+          <w:sz w:val="21"/>
         </w:rPr>
         <w:t>D</w:t>
       </w:r>
-      <w:r>
-        <w:rPr>
-          <w:sz w:val="15"/>
-        </w:rPr>
-        <w:t>|------------------------------------------|</w:t>
+    </w:p>
+    <w:p>
+      <w:pPr>
+        <w:keepLines/>
+        <w:spacing w:after="0" w:line="240" w:lineRule="auto"/>
+      </w:pPr>
+      <w:r>
+        <w:rPr>
+          <w:sz w:val="21"/>
+        </w:rPr>
+        <w:t>Ágape, partilha do amor</w:t>
       </w:r>
     </w:p>
     <w:p>
@@ -575,15 +1138,57 @@
       </w:pPr>
       <w:r>
         <w:rPr>
-          <w:sz w:val="15"/>
-        </w:rPr>
-        <w:t>A</w:t>
-      </w:r>
-      <w:r>
-        <w:rPr>
-          <w:sz w:val="15"/>
-        </w:rPr>
-        <w:t>|------------------------------------------|</w:t>
+          <w:sz w:val="21"/>
+        </w:rPr>
+        <w:t>G</w:t>
+      </w:r>
+      <w:r>
+        <w:rPr>
+          <w:sz w:val="21"/>
+        </w:rPr>
+        <w:t xml:space="preserve">        </w:t>
+      </w:r>
+      <w:r>
+        <w:rPr>
+          <w:sz w:val="21"/>
+        </w:rPr>
+        <w:t>Em</w:t>
+      </w:r>
+      <w:r>
+        <w:rPr>
+          <w:sz w:val="21"/>
+        </w:rPr>
+        <w:t xml:space="preserve">           </w:t>
+      </w:r>
+      <w:r>
+        <w:rPr>
+          <w:sz w:val="21"/>
+        </w:rPr>
+        <w:t>C</w:t>
+      </w:r>
+      <w:r>
+        <w:rPr>
+          <w:sz w:val="21"/>
+        </w:rPr>
+        <w:t xml:space="preserve">  </w:t>
+      </w:r>
+      <w:r>
+        <w:rPr>
+          <w:sz w:val="21"/>
+        </w:rPr>
+        <w:t>D</w:t>
+      </w:r>
+    </w:p>
+    <w:p>
+      <w:pPr>
+        <w:keepLines/>
+        <w:spacing w:after="0" w:line="240" w:lineRule="auto"/>
+      </w:pPr>
+      <w:r>
+        <w:rPr>
+          <w:sz w:val="21"/>
+        </w:rPr>
+        <w:t>Ágape, louvemos ao senhor</w:t>
       </w:r>
     </w:p>
     <w:p>
@@ -594,15 +1199,45 @@
       </w:pPr>
       <w:r>
         <w:rPr>
-          <w:sz w:val="15"/>
-        </w:rPr>
-        <w:t>E</w:t>
-      </w:r>
-      <w:r>
-        <w:rPr>
-          <w:sz w:val="15"/>
-        </w:rPr>
-        <w:t>|-3-------3-----0--2-----------------------|</w:t>
+          <w:sz w:val="21"/>
+        </w:rPr>
+        <w:t>G</w:t>
+      </w:r>
+      <w:r>
+        <w:rPr>
+          <w:sz w:val="21"/>
+        </w:rPr>
+        <w:t xml:space="preserve">        </w:t>
+      </w:r>
+      <w:r>
+        <w:rPr>
+          <w:sz w:val="21"/>
+        </w:rPr>
+        <w:t>Em</w:t>
+      </w:r>
+      <w:r>
+        <w:rPr>
+          <w:sz w:val="21"/>
+        </w:rPr>
+        <w:t xml:space="preserve">       </w:t>
+      </w:r>
+      <w:r>
+        <w:rPr>
+          <w:sz w:val="21"/>
+        </w:rPr>
+        <w:t>C</w:t>
+      </w:r>
+      <w:r>
+        <w:rPr>
+          <w:sz w:val="21"/>
+        </w:rPr>
+        <w:t xml:space="preserve">    </w:t>
+      </w:r>
+      <w:r>
+        <w:rPr>
+          <w:sz w:val="21"/>
+        </w:rPr>
+        <w:t>D</w:t>
       </w:r>
     </w:p>
     <w:p>
@@ -610,6 +1245,12 @@
         <w:keepLines/>
         <w:spacing w:after="0" w:line="240" w:lineRule="auto"/>
       </w:pPr>
+      <w:r>
+        <w:rPr>
+          <w:sz w:val="21"/>
+        </w:rPr>
+        <w:t>Ágape, partilha do amor</w:t>
+      </w:r>
     </w:p>
     <w:p>
       <w:pPr>
@@ -619,27 +1260,57 @@
       </w:pPr>
       <w:r>
         <w:rPr>
-          <w:sz w:val="15"/>
+          <w:sz w:val="21"/>
+        </w:rPr>
+        <w:t>G</w:t>
+      </w:r>
+      <w:r>
+        <w:rPr>
+          <w:sz w:val="21"/>
+        </w:rPr>
+        <w:t xml:space="preserve">        </w:t>
+      </w:r>
+      <w:r>
+        <w:rPr>
+          <w:sz w:val="21"/>
+        </w:rPr>
+        <w:t>Em</w:t>
+      </w:r>
+      <w:r>
+        <w:rPr>
+          <w:sz w:val="21"/>
+        </w:rPr>
+        <w:t xml:space="preserve">           </w:t>
+      </w:r>
+      <w:r>
+        <w:rPr>
+          <w:sz w:val="21"/>
+        </w:rPr>
+        <w:t>C</w:t>
+      </w:r>
+      <w:r>
+        <w:rPr>
+          <w:sz w:val="21"/>
         </w:rPr>
         <w:t xml:space="preserve">  </w:t>
       </w:r>
       <w:r>
         <w:rPr>
-          <w:sz w:val="15"/>
-        </w:rPr>
-        <w:t>B7</w:t>
-      </w:r>
-      <w:r>
-        <w:rPr>
-          <w:sz w:val="15"/>
-        </w:rPr>
-        <w:t xml:space="preserve">       </w:t>
-      </w:r>
-      <w:r>
-        <w:rPr>
-          <w:sz w:val="15"/>
-        </w:rPr>
-        <w:t>Em</w:t>
+          <w:sz w:val="21"/>
+        </w:rPr>
+        <w:t>D</w:t>
+      </w:r>
+    </w:p>
+    <w:p>
+      <w:pPr>
+        <w:keepLines/>
+        <w:spacing w:after="0" w:line="240" w:lineRule="auto"/>
+      </w:pPr>
+      <w:r>
+        <w:rPr>
+          <w:sz w:val="21"/>
+        </w:rPr>
+        <w:t>Ágape, louvemos ao senhor</w:t>
       </w:r>
     </w:p>
     <w:p>
@@ -650,16 +1321,315 @@
       </w:pPr>
       <w:r>
         <w:rPr>
-          <w:sz w:val="15"/>
-        </w:rPr>
-        <w:t>E</w:t>
-      </w:r>
-      <w:r>
-        <w:rPr>
-          <w:sz w:val="15"/>
-        </w:rPr>
-        <w:t>|---2-2-2----0-0-0---0---0-----------------|</w:t>
-      </w:r>
+          <w:sz w:val="21"/>
+        </w:rPr>
+        <w:t>G</w:t>
+      </w:r>
+    </w:p>
+    <w:p>
+      <w:pPr>
+        <w:keepLines/>
+        <w:spacing w:after="0" w:line="240" w:lineRule="auto"/>
+      </w:pPr>
+      <w:r>
+        <w:rPr>
+          <w:sz w:val="21"/>
+        </w:rPr>
+        <w:t>Ágapeee!</w:t>
+      </w:r>
+    </w:p>
+    <w:p>
+      <w:pPr>
+        <w:sectPr>
+          <w:type w:val="continuous"/>
+          <w:pgSz w:w="12240" w:h="15840"/>
+          <w:pgMar w:top="397" w:right="397" w:bottom="397" w:left="397" w:header="720" w:footer="720" w:gutter="0"/>
+          <w:cols w:num="2" w:space="720"/>
+          <w:docGrid w:linePitch="360"/>
+        </w:sectPr>
+      </w:pPr>
+    </w:p>
+    <w:p>
+      <w:pPr>
+        <w:spacing w:before="6264"/>
+      </w:pPr>
+    </w:p>
+    <w:p>
+      <w:pPr>
+        <w:spacing w:after="0"/>
+      </w:pPr>
+      <w:r>
+        <w:t>Dicionário de Acordes:</w:t>
+      </w:r>
+    </w:p>
+    <w:tbl>
+      <w:tblPr>
+        <w:tblW w:w="0" w:type="auto"/>
+        <w:tblLook w:val="04A0" w:firstRow="1" w:lastRow="0" w:firstColumn="1" w:lastColumn="0" w:noHBand="0" w:noVBand="1"/>
+      </w:tblPr>
+      <w:tblGrid>
+        <w:gridCol w:w="2861"/>
+        <w:gridCol w:w="2861"/>
+        <w:gridCol w:w="2861"/>
+        <w:gridCol w:w="2861"/>
+      </w:tblGrid>
+      <w:tr>
+        <w:tc>
+          <w:tcPr>
+            <w:tcW w:w="2861" w:type="dxa"/>
+          </w:tcPr>
+          <w:p>
+            <w:pPr>
+              <w:jc w:val="center"/>
+            </w:pPr>
+            <w:r>
+              <w:rPr>
+                <w:noProof/>
+              </w:rPr>
+              <w:drawing>
+                <wp:inline distT="0" distB="0" distL="0" distR="0" wp14:anchorId="4510F844" wp14:editId="3711216B">
+                  <wp:extent cx="621792" cy="829056"/>
+                  <wp:effectExtent l="0" t="0" r="0" b="0"/>
+                  <wp:docPr id="1" name="Picture 1"/>
+                  <wp:cNvGraphicFramePr>
+                    <a:graphicFrameLocks xmlns:a="http://schemas.openxmlformats.org/drawingml/2006/main" noChangeAspect="1"/>
+                  </wp:cNvGraphicFramePr>
+                  <a:graphic xmlns:a="http://schemas.openxmlformats.org/drawingml/2006/main">
+                    <a:graphicData uri="http://schemas.openxmlformats.org/drawingml/2006/picture">
+                      <pic:pic xmlns:pic="http://schemas.openxmlformats.org/drawingml/2006/picture">
+                        <pic:nvPicPr>
+                          <pic:cNvPr id="0" name="C.png"/>
+                          <pic:cNvPicPr/>
+                        </pic:nvPicPr>
+                        <pic:blipFill>
+                          <a:blip r:embed="rId6"/>
+                          <a:stretch>
+                            <a:fillRect/>
+                          </a:stretch>
+                        </pic:blipFill>
+                        <pic:spPr>
+                          <a:xfrm>
+                            <a:off x="0" y="0"/>
+                            <a:ext cx="621792" cy="829056"/>
+                          </a:xfrm>
+                          <a:prstGeom prst="rect">
+                            <a:avLst/>
+                          </a:prstGeom>
+                        </pic:spPr>
+                      </pic:pic>
+                    </a:graphicData>
+                  </a:graphic>
+                </wp:inline>
+              </w:drawing>
+            </w:r>
+          </w:p>
+        </w:tc>
+        <w:tc>
+          <w:tcPr>
+            <w:tcW w:w="2861" w:type="dxa"/>
+          </w:tcPr>
+          <w:p>
+            <w:pPr>
+              <w:jc w:val="center"/>
+            </w:pPr>
+            <w:r>
+              <w:rPr>
+                <w:noProof/>
+              </w:rPr>
+              <w:drawing>
+                <wp:inline distT="0" distB="0" distL="0" distR="0" wp14:anchorId="273BE21C" wp14:editId="3F5E16A7">
+                  <wp:extent cx="621792" cy="829056"/>
+                  <wp:effectExtent l="0" t="0" r="0" b="0"/>
+                  <wp:docPr id="2" name="Picture 2"/>
+                  <wp:cNvGraphicFramePr>
+                    <a:graphicFrameLocks xmlns:a="http://schemas.openxmlformats.org/drawingml/2006/main" noChangeAspect="1"/>
+                  </wp:cNvGraphicFramePr>
+                  <a:graphic xmlns:a="http://schemas.openxmlformats.org/drawingml/2006/main">
+                    <a:graphicData uri="http://schemas.openxmlformats.org/drawingml/2006/picture">
+                      <pic:pic xmlns:pic="http://schemas.openxmlformats.org/drawingml/2006/picture">
+                        <pic:nvPicPr>
+                          <pic:cNvPr id="0" name="D.png"/>
+                          <pic:cNvPicPr/>
+                        </pic:nvPicPr>
+                        <pic:blipFill>
+                          <a:blip r:embed="rId7"/>
+                          <a:stretch>
+                            <a:fillRect/>
+                          </a:stretch>
+                        </pic:blipFill>
+                        <pic:spPr>
+                          <a:xfrm>
+                            <a:off x="0" y="0"/>
+                            <a:ext cx="621792" cy="829056"/>
+                          </a:xfrm>
+                          <a:prstGeom prst="rect">
+                            <a:avLst/>
+                          </a:prstGeom>
+                        </pic:spPr>
+                      </pic:pic>
+                    </a:graphicData>
+                  </a:graphic>
+                </wp:inline>
+              </w:drawing>
+            </w:r>
+          </w:p>
+        </w:tc>
+        <w:tc>
+          <w:tcPr>
+            <w:tcW w:w="2861" w:type="dxa"/>
+          </w:tcPr>
+          <w:p>
+            <w:pPr>
+              <w:jc w:val="center"/>
+            </w:pPr>
+            <w:r>
+              <w:rPr>
+                <w:noProof/>
+              </w:rPr>
+              <w:drawing>
+                <wp:inline distT="0" distB="0" distL="0" distR="0" wp14:anchorId="1797CD47" wp14:editId="35AAD0A5">
+                  <wp:extent cx="621792" cy="829056"/>
+                  <wp:effectExtent l="0" t="0" r="0" b="0"/>
+                  <wp:docPr id="3" name="Picture 3"/>
+                  <wp:cNvGraphicFramePr>
+                    <a:graphicFrameLocks xmlns:a="http://schemas.openxmlformats.org/drawingml/2006/main" noChangeAspect="1"/>
+                  </wp:cNvGraphicFramePr>
+                  <a:graphic xmlns:a="http://schemas.openxmlformats.org/drawingml/2006/main">
+                    <a:graphicData uri="http://schemas.openxmlformats.org/drawingml/2006/picture">
+                      <pic:pic xmlns:pic="http://schemas.openxmlformats.org/drawingml/2006/picture">
+                        <pic:nvPicPr>
+                          <pic:cNvPr id="0" name="Em.png"/>
+                          <pic:cNvPicPr/>
+                        </pic:nvPicPr>
+                        <pic:blipFill>
+                          <a:blip r:embed="rId8"/>
+                          <a:stretch>
+                            <a:fillRect/>
+                          </a:stretch>
+                        </pic:blipFill>
+                        <pic:spPr>
+                          <a:xfrm>
+                            <a:off x="0" y="0"/>
+                            <a:ext cx="621792" cy="829056"/>
+                          </a:xfrm>
+                          <a:prstGeom prst="rect">
+                            <a:avLst/>
+                          </a:prstGeom>
+                        </pic:spPr>
+                      </pic:pic>
+                    </a:graphicData>
+                  </a:graphic>
+                </wp:inline>
+              </w:drawing>
+            </w:r>
+          </w:p>
+        </w:tc>
+        <w:tc>
+          <w:tcPr>
+            <w:tcW w:w="2861" w:type="dxa"/>
+          </w:tcPr>
+          <w:p>
+            <w:pPr>
+              <w:jc w:val="center"/>
+            </w:pPr>
+            <w:r>
+              <w:rPr>
+                <w:noProof/>
+              </w:rPr>
+              <w:drawing>
+                <wp:inline distT="0" distB="0" distL="0" distR="0" wp14:anchorId="75131817" wp14:editId="78901580">
+                  <wp:extent cx="621792" cy="829056"/>
+                  <wp:effectExtent l="0" t="0" r="0" b="0"/>
+                  <wp:docPr id="4" name="Picture 4"/>
+                  <wp:cNvGraphicFramePr>
+                    <a:graphicFrameLocks xmlns:a="http://schemas.openxmlformats.org/drawingml/2006/main" noChangeAspect="1"/>
+                  </wp:cNvGraphicFramePr>
+                  <a:graphic xmlns:a="http://schemas.openxmlformats.org/drawingml/2006/main">
+                    <a:graphicData uri="http://schemas.openxmlformats.org/drawingml/2006/picture">
+                      <pic:pic xmlns:pic="http://schemas.openxmlformats.org/drawingml/2006/picture">
+                        <pic:nvPicPr>
+                          <pic:cNvPr id="0" name="G.png"/>
+                          <pic:cNvPicPr/>
+                        </pic:nvPicPr>
+                        <pic:blipFill>
+                          <a:blip r:embed="rId9"/>
+                          <a:stretch>
+                            <a:fillRect/>
+                          </a:stretch>
+                        </pic:blipFill>
+                        <pic:spPr>
+                          <a:xfrm>
+                            <a:off x="0" y="0"/>
+                            <a:ext cx="621792" cy="829056"/>
+                          </a:xfrm>
+                          <a:prstGeom prst="rect">
+                            <a:avLst/>
+                          </a:prstGeom>
+                        </pic:spPr>
+                      </pic:pic>
+                    </a:graphicData>
+                  </a:graphic>
+                </wp:inline>
+              </w:drawing>
+            </w:r>
+          </w:p>
+        </w:tc>
+      </w:tr>
+    </w:tbl>
+    <w:p>
+      <w:r>
+        <w:br w:type="page"/>
+      </w:r>
+    </w:p>
+    <w:p>
+      <w:pPr>
+        <w:sectPr>
+          <w:type w:val="continuous"/>
+          <w:pgSz w:w="12240" w:h="15840"/>
+          <w:pgMar w:top="397" w:right="397" w:bottom="397" w:left="397" w:header="720" w:footer="720" w:gutter="0"/>
+          <w:cols w:space="720"/>
+          <w:docGrid w:linePitch="360"/>
+        </w:sectPr>
+      </w:pPr>
+    </w:p>
+    <w:p>
+      <w:pPr>
+        <w:pStyle w:val="Ttulo1"/>
+        <w:spacing w:before="0" w:after="40"/>
+      </w:pPr>
+      <w:bookmarkStart w:id="2" w:name="_Toc223291247"/>
+      <w:r>
+        <w:lastRenderedPageBreak/>
+        <w:t>Terra Seca - Fraternidade Sao Joao Paulo Ii</w:t>
+      </w:r>
+      <w:bookmarkEnd w:id="2"/>
+    </w:p>
+    <w:p>
+      <w:pPr>
+        <w:spacing w:after="0"/>
+      </w:pPr>
+      <w:r>
+        <w:t>Tom: E (forma de D)</w:t>
+      </w:r>
+    </w:p>
+    <w:p>
+      <w:pPr>
+        <w:spacing w:after="40"/>
+      </w:pPr>
+      <w:r>
+        <w:t>Capo: 2ª casa</w:t>
+      </w:r>
+    </w:p>
+    <w:p>
+      <w:pPr>
+        <w:sectPr>
+          <w:type w:val="continuous"/>
+          <w:pgSz w:w="12240" w:h="15840"/>
+          <w:pgMar w:top="397" w:right="397" w:bottom="397" w:left="397" w:header="720" w:footer="720" w:gutter="0"/>
+          <w:cols w:space="720"/>
+          <w:docGrid w:linePitch="360"/>
+        </w:sectPr>
+      </w:pPr>
     </w:p>
     <w:p>
       <w:pPr>
@@ -671,13 +1641,49 @@
         <w:rPr>
           <w:sz w:val="15"/>
         </w:rPr>
-        <w:t>B</w:t>
-      </w:r>
-      <w:r>
-        <w:rPr>
-          <w:sz w:val="15"/>
-        </w:rPr>
-        <w:t>|---0-0-0----0-0-0---0---0-----------------|</w:t>
+        <w:t xml:space="preserve">[Intro] </w:t>
+      </w:r>
+      <w:r>
+        <w:rPr>
+          <w:sz w:val="15"/>
+        </w:rPr>
+        <w:t>G</w:t>
+      </w:r>
+      <w:r>
+        <w:rPr>
+          <w:sz w:val="15"/>
+        </w:rPr>
+        <w:t xml:space="preserve">  </w:t>
+      </w:r>
+      <w:r>
+        <w:rPr>
+          <w:sz w:val="15"/>
+        </w:rPr>
+        <w:t>A</w:t>
+      </w:r>
+      <w:r>
+        <w:rPr>
+          <w:sz w:val="15"/>
+        </w:rPr>
+        <w:t xml:space="preserve">  </w:t>
+      </w:r>
+      <w:r>
+        <w:rPr>
+          <w:sz w:val="15"/>
+        </w:rPr>
+        <w:t>F#m</w:t>
+      </w:r>
+      <w:r>
+        <w:rPr>
+          <w:sz w:val="15"/>
+        </w:rPr>
+        <w:t xml:space="preserve">  </w:t>
+      </w:r>
+      <w:r>
+        <w:rPr>
+          <w:sz w:val="15"/>
+        </w:rPr>
+        <w:t>Bm</w:t>
       </w:r>
     </w:p>
     <w:p>
@@ -690,13 +1696,25 @@
         <w:rPr>
           <w:sz w:val="15"/>
         </w:rPr>
-        <w:t>G</w:t>
-      </w:r>
-      <w:r>
-        <w:rPr>
-          <w:sz w:val="15"/>
-        </w:rPr>
-        <w:t>|---2-2-2----0-0-0---0---0-----------------|</w:t>
+        <w:t xml:space="preserve">        </w:t>
+      </w:r>
+      <w:r>
+        <w:rPr>
+          <w:sz w:val="15"/>
+        </w:rPr>
+        <w:t>Em</w:t>
+      </w:r>
+      <w:r>
+        <w:rPr>
+          <w:sz w:val="15"/>
+        </w:rPr>
+        <w:t xml:space="preserve">  </w:t>
+      </w:r>
+      <w:r>
+        <w:rPr>
+          <w:sz w:val="15"/>
+        </w:rPr>
+        <w:t>A</w:t>
       </w:r>
     </w:p>
     <w:p>
@@ -709,13 +1727,43 @@
         <w:rPr>
           <w:sz w:val="15"/>
         </w:rPr>
-        <w:t>D</w:t>
-      </w:r>
-      <w:r>
-        <w:rPr>
-          <w:sz w:val="15"/>
-        </w:rPr>
-        <w:t>|----------2-------2---0-------------------|</w:t>
+        <w:t xml:space="preserve">        </w:t>
+      </w:r>
+      <w:r>
+        <w:rPr>
+          <w:sz w:val="15"/>
+        </w:rPr>
+        <w:t>D2</w:t>
+      </w:r>
+      <w:r>
+        <w:rPr>
+          <w:sz w:val="15"/>
+        </w:rPr>
+        <w:t xml:space="preserve">  </w:t>
+      </w:r>
+      <w:r>
+        <w:rPr>
+          <w:sz w:val="15"/>
+        </w:rPr>
+        <w:t>D9/F#</w:t>
+      </w:r>
+      <w:r>
+        <w:rPr>
+          <w:sz w:val="15"/>
+        </w:rPr>
+        <w:t xml:space="preserve">  </w:t>
+      </w:r>
+      <w:r>
+        <w:rPr>
+          <w:sz w:val="15"/>
+        </w:rPr>
+        <w:t>G6</w:t>
+      </w:r>
+      <w:r>
+        <w:rPr>
+          <w:sz w:val="15"/>
+        </w:rPr>
+        <w:t>(9)</w:t>
       </w:r>
     </w:p>
     <w:p>
@@ -728,14 +1776,68 @@
         <w:rPr>
           <w:sz w:val="15"/>
         </w:rPr>
-        <w:t>A</w:t>
-      </w:r>
-      <w:r>
-        <w:rPr>
-          <w:sz w:val="15"/>
-        </w:rPr>
-        <w:t>|-2----------------------------------------|</w:t>
-      </w:r>
+        <w:t xml:space="preserve">        </w:t>
+      </w:r>
+      <w:r>
+        <w:rPr>
+          <w:sz w:val="15"/>
+        </w:rPr>
+        <w:t>D2</w:t>
+      </w:r>
+      <w:r>
+        <w:rPr>
+          <w:sz w:val="15"/>
+        </w:rPr>
+        <w:t xml:space="preserve">  </w:t>
+      </w:r>
+      <w:r>
+        <w:rPr>
+          <w:sz w:val="15"/>
+        </w:rPr>
+        <w:t>D9/F#</w:t>
+      </w:r>
+      <w:r>
+        <w:rPr>
+          <w:sz w:val="15"/>
+        </w:rPr>
+        <w:t xml:space="preserve">  </w:t>
+      </w:r>
+      <w:r>
+        <w:rPr>
+          <w:sz w:val="15"/>
+        </w:rPr>
+        <w:t>G6</w:t>
+      </w:r>
+      <w:r>
+        <w:rPr>
+          <w:sz w:val="15"/>
+        </w:rPr>
+        <w:t>(9)</w:t>
+      </w:r>
+    </w:p>
+    <w:p>
+      <w:pPr>
+        <w:keepLines/>
+        <w:spacing w:after="0" w:line="240" w:lineRule="auto"/>
+      </w:pPr>
+    </w:p>
+    <w:p>
+      <w:pPr>
+        <w:keepLines/>
+        <w:spacing w:after="0" w:line="240" w:lineRule="auto"/>
+      </w:pPr>
+      <w:r>
+        <w:rPr>
+          <w:sz w:val="15"/>
+        </w:rPr>
+        <w:t>[Primeira Parte]</w:t>
+      </w:r>
+    </w:p>
+    <w:p>
+      <w:pPr>
+        <w:keepLines/>
+        <w:spacing w:after="0" w:line="240" w:lineRule="auto"/>
+      </w:pPr>
     </w:p>
     <w:p>
       <w:pPr>
@@ -747,13 +1849,43 @@
         <w:rPr>
           <w:sz w:val="15"/>
         </w:rPr>
-        <w:t>E</w:t>
-      </w:r>
-      <w:r>
-        <w:rPr>
-          <w:sz w:val="15"/>
-        </w:rPr>
-        <w:t>|------------------------------------------|</w:t>
+        <w:t xml:space="preserve">            </w:t>
+      </w:r>
+      <w:r>
+        <w:rPr>
+          <w:sz w:val="15"/>
+        </w:rPr>
+        <w:t>D2</w:t>
+      </w:r>
+      <w:r>
+        <w:rPr>
+          <w:sz w:val="15"/>
+        </w:rPr>
+        <w:t xml:space="preserve">         </w:t>
+      </w:r>
+      <w:r>
+        <w:rPr>
+          <w:sz w:val="15"/>
+        </w:rPr>
+        <w:t>D9/F#</w:t>
+      </w:r>
+      <w:r>
+        <w:rPr>
+          <w:sz w:val="15"/>
+        </w:rPr>
+        <w:t xml:space="preserve">       </w:t>
+      </w:r>
+      <w:r>
+        <w:rPr>
+          <w:sz w:val="15"/>
+        </w:rPr>
+        <w:t>G6</w:t>
+      </w:r>
+      <w:r>
+        <w:rPr>
+          <w:sz w:val="15"/>
+        </w:rPr>
+        <w:t>(9)</w:t>
       </w:r>
     </w:p>
     <w:p>
@@ -761,17 +1893,11 @@
         <w:keepLines/>
         <w:spacing w:after="0" w:line="240" w:lineRule="auto"/>
       </w:pPr>
-    </w:p>
-    <w:p>
-      <w:pPr>
-        <w:keepLines/>
-        <w:spacing w:after="0" w:line="240" w:lineRule="auto"/>
-      </w:pPr>
-      <w:r>
-        <w:rPr>
-          <w:sz w:val="15"/>
-        </w:rPr>
-        <w:t>Parte 2 de 3</w:t>
+      <w:r>
+        <w:rPr>
+          <w:sz w:val="15"/>
+        </w:rPr>
+        <w:t>Somente em ti construirei a minha casa</w:t>
       </w:r>
     </w:p>
     <w:p>
@@ -784,13 +1910,13 @@
         <w:rPr>
           <w:sz w:val="15"/>
         </w:rPr>
-        <w:t xml:space="preserve">  C7M       </w:t>
-      </w:r>
-      <w:r>
-        <w:rPr>
-          <w:sz w:val="15"/>
-        </w:rPr>
-        <w:t>D7</w:t>
+        <w:t xml:space="preserve">            </w:t>
+      </w:r>
+      <w:r>
+        <w:rPr>
+          <w:sz w:val="15"/>
+        </w:rPr>
+        <w:t>D2</w:t>
       </w:r>
       <w:r>
         <w:rPr>
@@ -802,19 +1928,37 @@
         <w:rPr>
           <w:sz w:val="15"/>
         </w:rPr>
-        <w:t>G</w:t>
-      </w:r>
-      <w:r>
-        <w:rPr>
-          <w:sz w:val="15"/>
-        </w:rPr>
-        <w:t xml:space="preserve">            </w:t>
-      </w:r>
-      <w:r>
-        <w:rPr>
-          <w:sz w:val="15"/>
-        </w:rPr>
-        <w:t>G/F#</w:t>
+        <w:t>D9/F#</w:t>
+      </w:r>
+      <w:r>
+        <w:rPr>
+          <w:sz w:val="15"/>
+        </w:rPr>
+        <w:t xml:space="preserve">         </w:t>
+      </w:r>
+      <w:r>
+        <w:rPr>
+          <w:sz w:val="15"/>
+        </w:rPr>
+        <w:t>G6</w:t>
+      </w:r>
+      <w:r>
+        <w:rPr>
+          <w:sz w:val="15"/>
+        </w:rPr>
+        <w:t>(9)</w:t>
+      </w:r>
+    </w:p>
+    <w:p>
+      <w:pPr>
+        <w:keepLines/>
+        <w:spacing w:after="0" w:line="240" w:lineRule="auto"/>
+      </w:pPr>
+      <w:r>
+        <w:rPr>
+          <w:sz w:val="15"/>
+        </w:rPr>
+        <w:t>Somente em ti colocarei minha esperança</w:t>
       </w:r>
     </w:p>
     <w:p>
@@ -827,13 +1971,55 @@
         <w:rPr>
           <w:sz w:val="15"/>
         </w:rPr>
-        <w:t>E</w:t>
-      </w:r>
-      <w:r>
-        <w:rPr>
-          <w:sz w:val="15"/>
-        </w:rPr>
-        <w:t>|---0-0-0----2-2-2----3-3-3---3---3--------|</w:t>
+        <w:t xml:space="preserve">            </w:t>
+      </w:r>
+      <w:r>
+        <w:rPr>
+          <w:sz w:val="15"/>
+        </w:rPr>
+        <w:t>D2</w:t>
+      </w:r>
+      <w:r>
+        <w:rPr>
+          <w:sz w:val="15"/>
+        </w:rPr>
+        <w:t xml:space="preserve">         </w:t>
+      </w:r>
+      <w:r>
+        <w:rPr>
+          <w:sz w:val="15"/>
+        </w:rPr>
+        <w:t>D9/F#</w:t>
+      </w:r>
+      <w:r>
+        <w:rPr>
+          <w:sz w:val="15"/>
+        </w:rPr>
+        <w:t xml:space="preserve">       </w:t>
+      </w:r>
+      <w:r>
+        <w:rPr>
+          <w:sz w:val="15"/>
+        </w:rPr>
+        <w:t>G6</w:t>
+      </w:r>
+      <w:r>
+        <w:rPr>
+          <w:sz w:val="15"/>
+        </w:rPr>
+        <w:t>(9)</w:t>
+      </w:r>
+    </w:p>
+    <w:p>
+      <w:pPr>
+        <w:keepLines/>
+        <w:spacing w:after="0" w:line="240" w:lineRule="auto"/>
+      </w:pPr>
+      <w:r>
+        <w:rPr>
+          <w:sz w:val="15"/>
+        </w:rPr>
+        <w:t>Somente em ti construirei a minha casa</w:t>
       </w:r>
     </w:p>
     <w:p>
@@ -846,14 +2032,80 @@
         <w:rPr>
           <w:sz w:val="15"/>
         </w:rPr>
-        <w:t>B</w:t>
-      </w:r>
-      <w:r>
-        <w:rPr>
-          <w:sz w:val="15"/>
-        </w:rPr>
-        <w:t>|---0-0-0----1-1-1----3-3-3---3---3--------|</w:t>
-      </w:r>
+        <w:t xml:space="preserve">            </w:t>
+      </w:r>
+      <w:r>
+        <w:rPr>
+          <w:sz w:val="15"/>
+        </w:rPr>
+        <w:t>D2</w:t>
+      </w:r>
+      <w:r>
+        <w:rPr>
+          <w:sz w:val="15"/>
+        </w:rPr>
+        <w:t xml:space="preserve">       </w:t>
+      </w:r>
+      <w:r>
+        <w:rPr>
+          <w:sz w:val="15"/>
+        </w:rPr>
+        <w:t>D9/F#</w:t>
+      </w:r>
+      <w:r>
+        <w:rPr>
+          <w:sz w:val="15"/>
+        </w:rPr>
+        <w:t xml:space="preserve">         </w:t>
+      </w:r>
+      <w:r>
+        <w:rPr>
+          <w:sz w:val="15"/>
+        </w:rPr>
+        <w:t>G6</w:t>
+      </w:r>
+      <w:r>
+        <w:rPr>
+          <w:sz w:val="15"/>
+        </w:rPr>
+        <w:t>(9)</w:t>
+      </w:r>
+    </w:p>
+    <w:p>
+      <w:pPr>
+        <w:keepLines/>
+        <w:spacing w:after="0" w:line="240" w:lineRule="auto"/>
+      </w:pPr>
+      <w:r>
+        <w:rPr>
+          <w:sz w:val="15"/>
+        </w:rPr>
+        <w:t>Somente em ti colocarei minha esperança</w:t>
+      </w:r>
+    </w:p>
+    <w:p>
+      <w:pPr>
+        <w:keepLines/>
+        <w:spacing w:after="0" w:line="240" w:lineRule="auto"/>
+      </w:pPr>
+    </w:p>
+    <w:p>
+      <w:pPr>
+        <w:keepLines/>
+        <w:spacing w:after="0" w:line="240" w:lineRule="auto"/>
+      </w:pPr>
+      <w:r>
+        <w:rPr>
+          <w:sz w:val="15"/>
+        </w:rPr>
+        <w:t>[Pré-Refrão]</w:t>
+      </w:r>
+    </w:p>
+    <w:p>
+      <w:pPr>
+        <w:keepLines/>
+        <w:spacing w:after="0" w:line="240" w:lineRule="auto"/>
+      </w:pPr>
     </w:p>
     <w:p>
       <w:pPr>
@@ -865,13 +2117,25 @@
         <w:rPr>
           <w:sz w:val="15"/>
         </w:rPr>
-        <w:t>G</w:t>
-      </w:r>
-      <w:r>
-        <w:rPr>
-          <w:sz w:val="15"/>
-        </w:rPr>
-        <w:t>|---0-0-0----2-2-2----0-0-0---0---0--------|</w:t>
+        <w:t xml:space="preserve">            </w:t>
+      </w:r>
+      <w:r>
+        <w:rPr>
+          <w:sz w:val="15"/>
+        </w:rPr>
+        <w:t>Bm7</w:t>
+      </w:r>
+    </w:p>
+    <w:p>
+      <w:pPr>
+        <w:keepLines/>
+        <w:spacing w:after="0" w:line="240" w:lineRule="auto"/>
+      </w:pPr>
+      <w:r>
+        <w:rPr>
+          <w:sz w:val="15"/>
+        </w:rPr>
+        <w:t>Pois só em ti</w:t>
       </w:r>
     </w:p>
     <w:p>
@@ -884,13 +2148,25 @@
         <w:rPr>
           <w:sz w:val="15"/>
         </w:rPr>
-        <w:t>D</w:t>
-      </w:r>
-      <w:r>
-        <w:rPr>
-          <w:sz w:val="15"/>
-        </w:rPr>
-        <w:t>|----------0-------------------------------|</w:t>
+        <w:t xml:space="preserve">                    </w:t>
+      </w:r>
+      <w:r>
+        <w:rPr>
+          <w:sz w:val="15"/>
+        </w:rPr>
+        <w:t>A</w:t>
+      </w:r>
+    </w:p>
+    <w:p>
+      <w:pPr>
+        <w:keepLines/>
+        <w:spacing w:after="0" w:line="240" w:lineRule="auto"/>
+      </w:pPr>
+      <w:r>
+        <w:rPr>
+          <w:sz w:val="15"/>
+        </w:rPr>
+        <w:t>Minh'alma achou descanso</w:t>
       </w:r>
     </w:p>
     <w:p>
@@ -903,13 +2179,37 @@
         <w:rPr>
           <w:sz w:val="15"/>
         </w:rPr>
-        <w:t>A</w:t>
-      </w:r>
-      <w:r>
-        <w:rPr>
-          <w:sz w:val="15"/>
-        </w:rPr>
-        <w:t>|-3----------------------------------------|</w:t>
+        <w:t xml:space="preserve"> </w:t>
+      </w:r>
+      <w:r>
+        <w:rPr>
+          <w:sz w:val="15"/>
+        </w:rPr>
+        <w:t>D9/F#</w:t>
+      </w:r>
+      <w:r>
+        <w:rPr>
+          <w:sz w:val="15"/>
+        </w:rPr>
+        <w:t xml:space="preserve">  </w:t>
+      </w:r>
+      <w:r>
+        <w:rPr>
+          <w:sz w:val="15"/>
+        </w:rPr>
+        <w:t>G</w:t>
+      </w:r>
+    </w:p>
+    <w:p>
+      <w:pPr>
+        <w:keepLines/>
+        <w:spacing w:after="0" w:line="240" w:lineRule="auto"/>
+      </w:pPr>
+      <w:r>
+        <w:rPr>
+          <w:sz w:val="15"/>
+        </w:rPr>
+        <w:t>Só em  ti</w:t>
       </w:r>
     </w:p>
     <w:p>
@@ -922,13 +2222,37 @@
         <w:rPr>
           <w:sz w:val="15"/>
         </w:rPr>
-        <w:t>E</w:t>
-      </w:r>
-      <w:r>
-        <w:rPr>
-          <w:sz w:val="15"/>
-        </w:rPr>
-        <w:t>|-------------------3-------3---2----------|</w:t>
+        <w:t xml:space="preserve">    </w:t>
+      </w:r>
+      <w:r>
+        <w:rPr>
+          <w:sz w:val="15"/>
+        </w:rPr>
+        <w:t>A</w:t>
+      </w:r>
+      <w:r>
+        <w:rPr>
+          <w:sz w:val="15"/>
+        </w:rPr>
+        <w:t xml:space="preserve">         </w:t>
+      </w:r>
+      <w:r>
+        <w:rPr>
+          <w:sz w:val="15"/>
+        </w:rPr>
+        <w:t>D2</w:t>
+      </w:r>
+    </w:p>
+    <w:p>
+      <w:pPr>
+        <w:keepLines/>
+        <w:spacing w:after="0" w:line="240" w:lineRule="auto"/>
+      </w:pPr>
+      <w:r>
+        <w:rPr>
+          <w:sz w:val="15"/>
+        </w:rPr>
+        <w:t>Eu pude respirar</w:t>
       </w:r>
     </w:p>
     <w:p>
@@ -947,25 +2271,37 @@
         <w:rPr>
           <w:sz w:val="15"/>
         </w:rPr>
-        <w:t xml:space="preserve">    </w:t>
-      </w:r>
-      <w:r>
-        <w:rPr>
-          <w:sz w:val="15"/>
-        </w:rPr>
-        <w:t>Em7</w:t>
-      </w:r>
-      <w:r>
-        <w:rPr>
-          <w:sz w:val="15"/>
-        </w:rPr>
-        <w:t xml:space="preserve">     </w:t>
-      </w:r>
-      <w:r>
-        <w:rPr>
-          <w:sz w:val="15"/>
-        </w:rPr>
-        <w:t>A7</w:t>
+        <w:t xml:space="preserve"> </w:t>
+      </w:r>
+      <w:r>
+        <w:rPr>
+          <w:sz w:val="15"/>
+        </w:rPr>
+        <w:t>D9/F#</w:t>
+      </w:r>
+      <w:r>
+        <w:rPr>
+          <w:sz w:val="15"/>
+        </w:rPr>
+        <w:t xml:space="preserve">  </w:t>
+      </w:r>
+      <w:r>
+        <w:rPr>
+          <w:sz w:val="15"/>
+        </w:rPr>
+        <w:t>Bm7</w:t>
+      </w:r>
+    </w:p>
+    <w:p>
+      <w:pPr>
+        <w:keepLines/>
+        <w:spacing w:after="0" w:line="240" w:lineRule="auto"/>
+      </w:pPr>
+      <w:r>
+        <w:rPr>
+          <w:sz w:val="15"/>
+        </w:rPr>
+        <w:t>Só em  ti</w:t>
       </w:r>
     </w:p>
     <w:p>
@@ -978,13 +2314,25 @@
         <w:rPr>
           <w:sz w:val="15"/>
         </w:rPr>
-        <w:t>E</w:t>
-      </w:r>
-      <w:r>
-        <w:rPr>
-          <w:sz w:val="15"/>
-        </w:rPr>
-        <w:t>|---0-0-0---0-0----------------------------|</w:t>
+        <w:t xml:space="preserve">                    </w:t>
+      </w:r>
+      <w:r>
+        <w:rPr>
+          <w:sz w:val="15"/>
+        </w:rPr>
+        <w:t>A2</w:t>
+      </w:r>
+    </w:p>
+    <w:p>
+      <w:pPr>
+        <w:keepLines/>
+        <w:spacing w:after="0" w:line="240" w:lineRule="auto"/>
+      </w:pPr>
+      <w:r>
+        <w:rPr>
+          <w:sz w:val="15"/>
+        </w:rPr>
+        <w:t>Minh'alma achou descanso</w:t>
       </w:r>
     </w:p>
     <w:p>
@@ -997,13 +2345,25 @@
         <w:rPr>
           <w:sz w:val="15"/>
         </w:rPr>
-        <w:t>B</w:t>
-      </w:r>
-      <w:r>
-        <w:rPr>
-          <w:sz w:val="15"/>
-        </w:rPr>
-        <w:t>|---3-3-3---2-2----------------------------|</w:t>
+        <w:t xml:space="preserve">       </w:t>
+      </w:r>
+      <w:r>
+        <w:rPr>
+          <w:sz w:val="15"/>
+        </w:rPr>
+        <w:t>G</w:t>
+      </w:r>
+    </w:p>
+    <w:p>
+      <w:pPr>
+        <w:keepLines/>
+        <w:spacing w:after="0" w:line="240" w:lineRule="auto"/>
+      </w:pPr>
+      <w:r>
+        <w:rPr>
+          <w:sz w:val="15"/>
+        </w:rPr>
+        <w:t>Só em ti</w:t>
       </w:r>
     </w:p>
     <w:p>
@@ -1016,14 +2376,74 @@
         <w:rPr>
           <w:sz w:val="15"/>
         </w:rPr>
-        <w:t>G</w:t>
-      </w:r>
-      <w:r>
-        <w:rPr>
-          <w:sz w:val="15"/>
-        </w:rPr>
-        <w:t>|---0-0-0---0-0----------------------------|</w:t>
-      </w:r>
+        <w:t xml:space="preserve">    </w:t>
+      </w:r>
+      <w:r>
+        <w:rPr>
+          <w:sz w:val="15"/>
+        </w:rPr>
+        <w:t>A</w:t>
+      </w:r>
+      <w:r>
+        <w:rPr>
+          <w:sz w:val="15"/>
+        </w:rPr>
+        <w:t xml:space="preserve">         </w:t>
+      </w:r>
+      <w:r>
+        <w:rPr>
+          <w:sz w:val="15"/>
+        </w:rPr>
+        <w:t>D2</w:t>
+      </w:r>
+      <w:r>
+        <w:rPr>
+          <w:sz w:val="15"/>
+        </w:rPr>
+        <w:t xml:space="preserve">  </w:t>
+      </w:r>
+      <w:r>
+        <w:rPr>
+          <w:sz w:val="15"/>
+        </w:rPr>
+        <w:t>D9/F#</w:t>
+      </w:r>
+    </w:p>
+    <w:p>
+      <w:pPr>
+        <w:keepLines/>
+        <w:spacing w:after="0" w:line="240" w:lineRule="auto"/>
+      </w:pPr>
+      <w:r>
+        <w:rPr>
+          <w:sz w:val="15"/>
+        </w:rPr>
+        <w:t>Eu pude respirar</w:t>
+      </w:r>
+    </w:p>
+    <w:p>
+      <w:pPr>
+        <w:keepLines/>
+        <w:spacing w:after="0" w:line="240" w:lineRule="auto"/>
+      </w:pPr>
+    </w:p>
+    <w:p>
+      <w:pPr>
+        <w:keepLines/>
+        <w:spacing w:after="0" w:line="240" w:lineRule="auto"/>
+      </w:pPr>
+      <w:r>
+        <w:rPr>
+          <w:sz w:val="15"/>
+        </w:rPr>
+        <w:t>[Refrão]</w:t>
+      </w:r>
+    </w:p>
+    <w:p>
+      <w:pPr>
+        <w:keepLines/>
+        <w:spacing w:after="0" w:line="240" w:lineRule="auto"/>
+      </w:pPr>
     </w:p>
     <w:p>
       <w:pPr>
@@ -1035,13 +2455,37 @@
         <w:rPr>
           <w:sz w:val="15"/>
         </w:rPr>
-        <w:t>D</w:t>
-      </w:r>
-      <w:r>
-        <w:rPr>
-          <w:sz w:val="15"/>
-        </w:rPr>
-        <w:t>|------------------------------------------|</w:t>
+        <w:t xml:space="preserve">           </w:t>
+      </w:r>
+      <w:r>
+        <w:rPr>
+          <w:sz w:val="15"/>
+        </w:rPr>
+        <w:t>G</w:t>
+      </w:r>
+      <w:r>
+        <w:rPr>
+          <w:sz w:val="15"/>
+        </w:rPr>
+        <w:t xml:space="preserve">                   </w:t>
+      </w:r>
+      <w:r>
+        <w:rPr>
+          <w:sz w:val="15"/>
+        </w:rPr>
+        <w:t>A</w:t>
+      </w:r>
+    </w:p>
+    <w:p>
+      <w:pPr>
+        <w:keepLines/>
+        <w:spacing w:after="0" w:line="240" w:lineRule="auto"/>
+      </w:pPr>
+      <w:r>
+        <w:rPr>
+          <w:sz w:val="15"/>
+        </w:rPr>
+        <w:t>O meu coração deseja te encontrar</w:t>
       </w:r>
     </w:p>
     <w:p>
@@ -1054,13 +2498,49 @@
         <w:rPr>
           <w:sz w:val="15"/>
         </w:rPr>
-        <w:t>A</w:t>
-      </w:r>
-      <w:r>
-        <w:rPr>
-          <w:sz w:val="15"/>
-        </w:rPr>
-        <w:t>|---------0-----0--------------------------|</w:t>
+        <w:t xml:space="preserve">        </w:t>
+      </w:r>
+      <w:r>
+        <w:rPr>
+          <w:sz w:val="15"/>
+        </w:rPr>
+        <w:t>A/G</w:t>
+      </w:r>
+      <w:r>
+        <w:rPr>
+          <w:sz w:val="15"/>
+        </w:rPr>
+        <w:t xml:space="preserve">   </w:t>
+      </w:r>
+      <w:r>
+        <w:rPr>
+          <w:sz w:val="15"/>
+        </w:rPr>
+        <w:t>F#m</w:t>
+      </w:r>
+      <w:r>
+        <w:rPr>
+          <w:sz w:val="15"/>
+        </w:rPr>
+        <w:t xml:space="preserve">                 </w:t>
+      </w:r>
+      <w:r>
+        <w:rPr>
+          <w:sz w:val="15"/>
+        </w:rPr>
+        <w:t>Bm7</w:t>
+      </w:r>
+    </w:p>
+    <w:p>
+      <w:pPr>
+        <w:keepLines/>
+        <w:spacing w:after="0" w:line="240" w:lineRule="auto"/>
+      </w:pPr>
+      <w:r>
+        <w:rPr>
+          <w:sz w:val="15"/>
+        </w:rPr>
+        <w:t>Como a terra seca anseia pela chuva</w:t>
       </w:r>
     </w:p>
     <w:p>
@@ -1073,13 +2553,13 @@
         <w:rPr>
           <w:sz w:val="15"/>
         </w:rPr>
-        <w:t>E</w:t>
-      </w:r>
-      <w:r>
-        <w:rPr>
-          <w:sz w:val="15"/>
-        </w:rPr>
-        <w:t>|-0----------------------------------------|</w:t>
+        <w:t xml:space="preserve">           </w:t>
+      </w:r>
+      <w:r>
+        <w:rPr>
+          <w:sz w:val="15"/>
+        </w:rPr>
+        <w:t>Em7</w:t>
       </w:r>
     </w:p>
     <w:p>
@@ -1087,17 +2567,11 @@
         <w:keepLines/>
         <w:spacing w:after="0" w:line="240" w:lineRule="auto"/>
       </w:pPr>
-    </w:p>
-    <w:p>
-      <w:pPr>
-        <w:keepLines/>
-        <w:spacing w:after="0" w:line="240" w:lineRule="auto"/>
-      </w:pPr>
-      <w:r>
-        <w:rPr>
-          <w:sz w:val="15"/>
-        </w:rPr>
-        <w:t>Parte 3 de 3</w:t>
+      <w:r>
+        <w:rPr>
+          <w:sz w:val="15"/>
+        </w:rPr>
+        <w:t>Vem me saciar</w:t>
       </w:r>
     </w:p>
     <w:p>
@@ -1110,25 +2584,25 @@
         <w:rPr>
           <w:sz w:val="15"/>
         </w:rPr>
-        <w:t xml:space="preserve">   </w:t>
-      </w:r>
-      <w:r>
-        <w:rPr>
-          <w:sz w:val="15"/>
-        </w:rPr>
-        <w:t>C</w:t>
-      </w:r>
-      <w:r>
-        <w:rPr>
-          <w:sz w:val="15"/>
-        </w:rPr>
-        <w:t xml:space="preserve">     </w:t>
-      </w:r>
-      <w:r>
-        <w:rPr>
-          <w:sz w:val="15"/>
-        </w:rPr>
-        <w:t>G</w:t>
+        <w:t xml:space="preserve">               </w:t>
+      </w:r>
+      <w:r>
+        <w:rPr>
+          <w:sz w:val="15"/>
+        </w:rPr>
+        <w:t>A</w:t>
+      </w:r>
+    </w:p>
+    <w:p>
+      <w:pPr>
+        <w:keepLines/>
+        <w:spacing w:after="0" w:line="240" w:lineRule="auto"/>
+      </w:pPr>
+      <w:r>
+        <w:rPr>
+          <w:sz w:val="15"/>
+        </w:rPr>
+        <w:t>Pois eu descobri</w:t>
       </w:r>
     </w:p>
     <w:p>
@@ -1141,14 +2615,56 @@
         <w:rPr>
           <w:sz w:val="15"/>
         </w:rPr>
-        <w:t>E</w:t>
-      </w:r>
-      <w:r>
-        <w:rPr>
-          <w:sz w:val="15"/>
-        </w:rPr>
-        <w:t>|-0-----3--3--3-3-3------------------------|</w:t>
-      </w:r>
+        <w:t xml:space="preserve">                    </w:t>
+      </w:r>
+      <w:r>
+        <w:rPr>
+          <w:sz w:val="15"/>
+        </w:rPr>
+        <w:t>D</w:t>
+      </w:r>
+      <w:r>
+        <w:rPr>
+          <w:sz w:val="15"/>
+        </w:rPr>
+        <w:t xml:space="preserve">  D7M(2) </w:t>
+      </w:r>
+      <w:r>
+        <w:rPr>
+          <w:sz w:val="15"/>
+        </w:rPr>
+        <w:t>D</w:t>
+      </w:r>
+      <w:r>
+        <w:rPr>
+          <w:sz w:val="15"/>
+        </w:rPr>
+        <w:t xml:space="preserve">  </w:t>
+      </w:r>
+      <w:r>
+        <w:rPr>
+          <w:sz w:val="15"/>
+        </w:rPr>
+        <w:t>D9/F#</w:t>
+      </w:r>
+    </w:p>
+    <w:p>
+      <w:pPr>
+        <w:keepLines/>
+        <w:spacing w:after="0" w:line="240" w:lineRule="auto"/>
+      </w:pPr>
+      <w:r>
+        <w:rPr>
+          <w:sz w:val="15"/>
+        </w:rPr>
+        <w:t>Que aqui é o meu lugar</w:t>
+      </w:r>
+    </w:p>
+    <w:p>
+      <w:pPr>
+        <w:keepLines/>
+        <w:spacing w:after="0" w:line="240" w:lineRule="auto"/>
+      </w:pPr>
     </w:p>
     <w:p>
       <w:pPr>
@@ -1160,13 +2676,37 @@
         <w:rPr>
           <w:sz w:val="15"/>
         </w:rPr>
-        <w:t>B</w:t>
-      </w:r>
-      <w:r>
-        <w:rPr>
-          <w:sz w:val="15"/>
-        </w:rPr>
-        <w:t>|-1-----3--3--3-3-3------------------------|</w:t>
+        <w:t xml:space="preserve">           </w:t>
+      </w:r>
+      <w:r>
+        <w:rPr>
+          <w:sz w:val="15"/>
+        </w:rPr>
+        <w:t>G</w:t>
+      </w:r>
+      <w:r>
+        <w:rPr>
+          <w:sz w:val="15"/>
+        </w:rPr>
+        <w:t xml:space="preserve">                   </w:t>
+      </w:r>
+      <w:r>
+        <w:rPr>
+          <w:sz w:val="15"/>
+        </w:rPr>
+        <w:t>A</w:t>
+      </w:r>
+    </w:p>
+    <w:p>
+      <w:pPr>
+        <w:keepLines/>
+        <w:spacing w:after="0" w:line="240" w:lineRule="auto"/>
+      </w:pPr>
+      <w:r>
+        <w:rPr>
+          <w:sz w:val="15"/>
+        </w:rPr>
+        <w:t>O meu coração deseja te encontrar</w:t>
       </w:r>
     </w:p>
     <w:p>
@@ -1179,13 +2719,49 @@
         <w:rPr>
           <w:sz w:val="15"/>
         </w:rPr>
-        <w:t>G</w:t>
-      </w:r>
-      <w:r>
-        <w:rPr>
-          <w:sz w:val="15"/>
-        </w:rPr>
-        <w:t>|-0-----0--0--0-0-0------------------------|</w:t>
+        <w:t xml:space="preserve">        </w:t>
+      </w:r>
+      <w:r>
+        <w:rPr>
+          <w:sz w:val="15"/>
+        </w:rPr>
+        <w:t>A/G</w:t>
+      </w:r>
+      <w:r>
+        <w:rPr>
+          <w:sz w:val="15"/>
+        </w:rPr>
+        <w:t xml:space="preserve">   </w:t>
+      </w:r>
+      <w:r>
+        <w:rPr>
+          <w:sz w:val="15"/>
+        </w:rPr>
+        <w:t>F#m</w:t>
+      </w:r>
+      <w:r>
+        <w:rPr>
+          <w:sz w:val="15"/>
+        </w:rPr>
+        <w:t xml:space="preserve">                 </w:t>
+      </w:r>
+      <w:r>
+        <w:rPr>
+          <w:sz w:val="15"/>
+        </w:rPr>
+        <w:t>Bm7</w:t>
+      </w:r>
+    </w:p>
+    <w:p>
+      <w:pPr>
+        <w:keepLines/>
+        <w:spacing w:after="0" w:line="240" w:lineRule="auto"/>
+      </w:pPr>
+      <w:r>
+        <w:rPr>
+          <w:sz w:val="15"/>
+        </w:rPr>
+        <w:t>Como a terra seca anseia pela chuva</w:t>
       </w:r>
     </w:p>
     <w:p>
@@ -1198,13 +2774,25 @@
         <w:rPr>
           <w:sz w:val="15"/>
         </w:rPr>
-        <w:t>D</w:t>
-      </w:r>
-      <w:r>
-        <w:rPr>
-          <w:sz w:val="15"/>
-        </w:rPr>
-        <w:t>|------------------------------------------|</w:t>
+        <w:t xml:space="preserve">           </w:t>
+      </w:r>
+      <w:r>
+        <w:rPr>
+          <w:sz w:val="15"/>
+        </w:rPr>
+        <w:t>Em7</w:t>
+      </w:r>
+    </w:p>
+    <w:p>
+      <w:pPr>
+        <w:keepLines/>
+        <w:spacing w:after="0" w:line="240" w:lineRule="auto"/>
+      </w:pPr>
+      <w:r>
+        <w:rPr>
+          <w:sz w:val="15"/>
+        </w:rPr>
+        <w:t>Vem me saciar</w:t>
       </w:r>
     </w:p>
     <w:p>
@@ -1217,13 +2805,25 @@
         <w:rPr>
           <w:sz w:val="15"/>
         </w:rPr>
+        <w:t xml:space="preserve">               </w:t>
+      </w:r>
+      <w:r>
+        <w:rPr>
+          <w:sz w:val="15"/>
+        </w:rPr>
         <w:t>A</w:t>
       </w:r>
-      <w:r>
-        <w:rPr>
-          <w:sz w:val="15"/>
-        </w:rPr>
-        <w:t>|-3----------------------------------------|</w:t>
+    </w:p>
+    <w:p>
+      <w:pPr>
+        <w:keepLines/>
+        <w:spacing w:after="0" w:line="240" w:lineRule="auto"/>
+      </w:pPr>
+      <w:r>
+        <w:rPr>
+          <w:sz w:val="15"/>
+        </w:rPr>
+        <w:t>Pois eu descobri</w:t>
       </w:r>
     </w:p>
     <w:p>
@@ -1236,13 +2836,43 @@
         <w:rPr>
           <w:sz w:val="15"/>
         </w:rPr>
-        <w:t>E</w:t>
-      </w:r>
-      <w:r>
-        <w:rPr>
-          <w:sz w:val="15"/>
-        </w:rPr>
-        <w:t>|-------3--3-------------------------------|</w:t>
+        <w:t xml:space="preserve">                    </w:t>
+      </w:r>
+      <w:r>
+        <w:rPr>
+          <w:sz w:val="15"/>
+        </w:rPr>
+        <w:t>D2</w:t>
+      </w:r>
+      <w:r>
+        <w:rPr>
+          <w:sz w:val="15"/>
+        </w:rPr>
+        <w:t xml:space="preserve">  </w:t>
+      </w:r>
+      <w:r>
+        <w:rPr>
+          <w:sz w:val="15"/>
+        </w:rPr>
+        <w:t>D9/F#</w:t>
+      </w:r>
+      <w:r>
+        <w:rPr>
+          <w:sz w:val="15"/>
+        </w:rPr>
+        <w:t xml:space="preserve">  </w:t>
+      </w:r>
+      <w:r>
+        <w:rPr>
+          <w:sz w:val="15"/>
+        </w:rPr>
+        <w:t>G6</w:t>
+      </w:r>
+      <w:r>
+        <w:rPr>
+          <w:sz w:val="15"/>
+        </w:rPr>
+        <w:t>(9)</w:t>
       </w:r>
     </w:p>
     <w:p>
@@ -1250,18 +2880,18 @@
         <w:keepLines/>
         <w:spacing w:after="0" w:line="240" w:lineRule="auto"/>
       </w:pPr>
+      <w:r>
+        <w:rPr>
+          <w:sz w:val="15"/>
+        </w:rPr>
+        <w:t>Que aqui é o meu lugar</w:t>
+      </w:r>
     </w:p>
     <w:p>
       <w:pPr>
         <w:keepLines/>
         <w:spacing w:after="0" w:line="240" w:lineRule="auto"/>
       </w:pPr>
-      <w:r>
-        <w:rPr>
-          <w:sz w:val="15"/>
-        </w:rPr>
-        <w:t>Parte 3 de 3 (Variação)</w:t>
-      </w:r>
     </w:p>
     <w:p>
       <w:pPr>
@@ -1273,19 +2903,67 @@
         <w:rPr>
           <w:sz w:val="15"/>
         </w:rPr>
-        <w:t xml:space="preserve">   </w:t>
-      </w:r>
-      <w:r>
-        <w:rPr>
-          <w:sz w:val="15"/>
-        </w:rPr>
-        <w:t>C</w:t>
-      </w:r>
-      <w:r>
-        <w:rPr>
-          <w:sz w:val="15"/>
-        </w:rPr>
-        <w:t xml:space="preserve">     </w:t>
+        <w:t xml:space="preserve">( </w:t>
+      </w:r>
+      <w:r>
+        <w:rPr>
+          <w:sz w:val="15"/>
+        </w:rPr>
+        <w:t>G9</w:t>
+      </w:r>
+      <w:r>
+        <w:rPr>
+          <w:sz w:val="15"/>
+        </w:rPr>
+        <w:t xml:space="preserve">  </w:t>
+      </w:r>
+      <w:r>
+        <w:rPr>
+          <w:sz w:val="15"/>
+        </w:rPr>
+        <w:t>G6</w:t>
+      </w:r>
+      <w:r>
+        <w:rPr>
+          <w:sz w:val="15"/>
+        </w:rPr>
+        <w:t xml:space="preserve">  </w:t>
+      </w:r>
+      <w:r>
+        <w:rPr>
+          <w:sz w:val="15"/>
+        </w:rPr>
+        <w:t>D</w:t>
+      </w:r>
+      <w:r>
+        <w:rPr>
+          <w:sz w:val="15"/>
+        </w:rPr>
+        <w:t xml:space="preserve">  </w:t>
+      </w:r>
+      <w:r>
+        <w:rPr>
+          <w:sz w:val="15"/>
+        </w:rPr>
+        <w:t>D/F#</w:t>
+      </w:r>
+      <w:r>
+        <w:rPr>
+          <w:sz w:val="15"/>
+        </w:rPr>
+        <w:t xml:space="preserve">  </w:t>
+      </w:r>
+      <w:r>
+        <w:rPr>
+          <w:sz w:val="15"/>
+        </w:rPr>
+        <w:t>G9</w:t>
+      </w:r>
+      <w:r>
+        <w:rPr>
+          <w:sz w:val="15"/>
+        </w:rPr>
+        <w:t xml:space="preserve">  </w:t>
       </w:r>
       <w:r>
         <w:rPr>
@@ -1293,6 +2971,36 @@
         </w:rPr>
         <w:t>G</w:t>
       </w:r>
+      <w:r>
+        <w:rPr>
+          <w:sz w:val="15"/>
+        </w:rPr>
+        <w:t xml:space="preserve"> )</w:t>
+      </w:r>
+    </w:p>
+    <w:p>
+      <w:pPr>
+        <w:keepLines/>
+        <w:spacing w:after="0" w:line="240" w:lineRule="auto"/>
+      </w:pPr>
+    </w:p>
+    <w:p>
+      <w:pPr>
+        <w:keepLines/>
+        <w:spacing w:after="0" w:line="240" w:lineRule="auto"/>
+      </w:pPr>
+      <w:r>
+        <w:rPr>
+          <w:sz w:val="15"/>
+        </w:rPr>
+        <w:t>[Primeira Parte]</w:t>
+      </w:r>
+    </w:p>
+    <w:p>
+      <w:pPr>
+        <w:keepLines/>
+        <w:spacing w:after="0" w:line="240" w:lineRule="auto"/>
+      </w:pPr>
     </w:p>
     <w:p>
       <w:pPr>
@@ -1304,13 +3012,55 @@
         <w:rPr>
           <w:sz w:val="15"/>
         </w:rPr>
-        <w:t>E</w:t>
-      </w:r>
-      <w:r>
-        <w:rPr>
-          <w:sz w:val="15"/>
-        </w:rPr>
-        <w:t>|-0-----3--3--3-3--------------------------|</w:t>
+        <w:t xml:space="preserve">            </w:t>
+      </w:r>
+      <w:r>
+        <w:rPr>
+          <w:sz w:val="15"/>
+        </w:rPr>
+        <w:t>D2</w:t>
+      </w:r>
+      <w:r>
+        <w:rPr>
+          <w:sz w:val="15"/>
+        </w:rPr>
+        <w:t xml:space="preserve">         </w:t>
+      </w:r>
+      <w:r>
+        <w:rPr>
+          <w:sz w:val="15"/>
+        </w:rPr>
+        <w:t>D9/F#</w:t>
+      </w:r>
+      <w:r>
+        <w:rPr>
+          <w:sz w:val="15"/>
+        </w:rPr>
+        <w:t xml:space="preserve">       </w:t>
+      </w:r>
+      <w:r>
+        <w:rPr>
+          <w:sz w:val="15"/>
+        </w:rPr>
+        <w:t>G6</w:t>
+      </w:r>
+      <w:r>
+        <w:rPr>
+          <w:sz w:val="15"/>
+        </w:rPr>
+        <w:t>(9)</w:t>
+      </w:r>
+    </w:p>
+    <w:p>
+      <w:pPr>
+        <w:keepLines/>
+        <w:spacing w:after="0" w:line="240" w:lineRule="auto"/>
+      </w:pPr>
+      <w:r>
+        <w:rPr>
+          <w:sz w:val="15"/>
+        </w:rPr>
+        <w:t>Somente em ti construirei a minha casa</w:t>
       </w:r>
     </w:p>
     <w:p>
@@ -1323,13 +3073,49 @@
         <w:rPr>
           <w:sz w:val="15"/>
         </w:rPr>
-        <w:t>B</w:t>
-      </w:r>
-      <w:r>
-        <w:rPr>
-          <w:sz w:val="15"/>
-        </w:rPr>
-        <w:t>|-1-----3--3--3-3--------------------------|</w:t>
+        <w:t xml:space="preserve">            </w:t>
+      </w:r>
+      <w:r>
+        <w:rPr>
+          <w:sz w:val="15"/>
+        </w:rPr>
+        <w:t>D2</w:t>
+      </w:r>
+      <w:r>
+        <w:rPr>
+          <w:sz w:val="15"/>
+        </w:rPr>
+        <w:t xml:space="preserve">       </w:t>
+      </w:r>
+      <w:r>
+        <w:rPr>
+          <w:sz w:val="15"/>
+        </w:rPr>
+        <w:t>D9/F#</w:t>
+      </w:r>
+      <w:r>
+        <w:rPr>
+          <w:sz w:val="15"/>
+        </w:rPr>
+        <w:t xml:space="preserve">         </w:t>
+      </w:r>
+      <w:r>
+        <w:rPr>
+          <w:sz w:val="15"/>
+        </w:rPr>
+        <w:t>G</w:t>
+      </w:r>
+    </w:p>
+    <w:p>
+      <w:pPr>
+        <w:keepLines/>
+        <w:spacing w:after="0" w:line="240" w:lineRule="auto"/>
+      </w:pPr>
+      <w:r>
+        <w:rPr>
+          <w:sz w:val="15"/>
+        </w:rPr>
+        <w:t>Somente em ti colocarei minha esperança</w:t>
       </w:r>
     </w:p>
     <w:p>
@@ -1342,13 +3128,55 @@
         <w:rPr>
           <w:sz w:val="15"/>
         </w:rPr>
-        <w:t>G</w:t>
-      </w:r>
-      <w:r>
-        <w:rPr>
-          <w:sz w:val="15"/>
-        </w:rPr>
-        <w:t>|-0-----0--0--0-0--------------------------|</w:t>
+        <w:t xml:space="preserve">            </w:t>
+      </w:r>
+      <w:r>
+        <w:rPr>
+          <w:sz w:val="15"/>
+        </w:rPr>
+        <w:t>D2</w:t>
+      </w:r>
+      <w:r>
+        <w:rPr>
+          <w:sz w:val="15"/>
+        </w:rPr>
+        <w:t xml:space="preserve">         </w:t>
+      </w:r>
+      <w:r>
+        <w:rPr>
+          <w:sz w:val="15"/>
+        </w:rPr>
+        <w:t>D9/F#</w:t>
+      </w:r>
+      <w:r>
+        <w:rPr>
+          <w:sz w:val="15"/>
+        </w:rPr>
+        <w:t xml:space="preserve">       </w:t>
+      </w:r>
+      <w:r>
+        <w:rPr>
+          <w:sz w:val="15"/>
+        </w:rPr>
+        <w:t>G6</w:t>
+      </w:r>
+      <w:r>
+        <w:rPr>
+          <w:sz w:val="15"/>
+        </w:rPr>
+        <w:t>(9)</w:t>
+      </w:r>
+    </w:p>
+    <w:p>
+      <w:pPr>
+        <w:keepLines/>
+        <w:spacing w:after="0" w:line="240" w:lineRule="auto"/>
+      </w:pPr>
+      <w:r>
+        <w:rPr>
+          <w:sz w:val="15"/>
+        </w:rPr>
+        <w:t>Somente em ti construirei a minha casa</w:t>
       </w:r>
     </w:p>
     <w:p>
@@ -1361,14 +3189,74 @@
         <w:rPr>
           <w:sz w:val="15"/>
         </w:rPr>
-        <w:t>D</w:t>
-      </w:r>
-      <w:r>
-        <w:rPr>
-          <w:sz w:val="15"/>
-        </w:rPr>
-        <w:t>|------------------------------------------|</w:t>
-      </w:r>
+        <w:t xml:space="preserve">            </w:t>
+      </w:r>
+      <w:r>
+        <w:rPr>
+          <w:sz w:val="15"/>
+        </w:rPr>
+        <w:t>D2</w:t>
+      </w:r>
+      <w:r>
+        <w:rPr>
+          <w:sz w:val="15"/>
+        </w:rPr>
+        <w:t xml:space="preserve">       </w:t>
+      </w:r>
+      <w:r>
+        <w:rPr>
+          <w:sz w:val="15"/>
+        </w:rPr>
+        <w:t>D9/F#</w:t>
+      </w:r>
+      <w:r>
+        <w:rPr>
+          <w:sz w:val="15"/>
+        </w:rPr>
+        <w:t xml:space="preserve">         </w:t>
+      </w:r>
+      <w:r>
+        <w:rPr>
+          <w:sz w:val="15"/>
+        </w:rPr>
+        <w:t>G</w:t>
+      </w:r>
+    </w:p>
+    <w:p>
+      <w:pPr>
+        <w:keepLines/>
+        <w:spacing w:after="0" w:line="240" w:lineRule="auto"/>
+      </w:pPr>
+      <w:r>
+        <w:rPr>
+          <w:sz w:val="15"/>
+        </w:rPr>
+        <w:t>Somente em ti colocarei minha esperança</w:t>
+      </w:r>
+    </w:p>
+    <w:p>
+      <w:pPr>
+        <w:keepLines/>
+        <w:spacing w:after="0" w:line="240" w:lineRule="auto"/>
+      </w:pPr>
+    </w:p>
+    <w:p>
+      <w:pPr>
+        <w:keepLines/>
+        <w:spacing w:after="0" w:line="240" w:lineRule="auto"/>
+      </w:pPr>
+      <w:r>
+        <w:rPr>
+          <w:sz w:val="15"/>
+        </w:rPr>
+        <w:t>[Pré-Refrão]</w:t>
+      </w:r>
+    </w:p>
+    <w:p>
+      <w:pPr>
+        <w:keepLines/>
+        <w:spacing w:after="0" w:line="240" w:lineRule="auto"/>
+      </w:pPr>
     </w:p>
     <w:p>
       <w:pPr>
@@ -1380,13 +3268,25 @@
         <w:rPr>
           <w:sz w:val="15"/>
         </w:rPr>
-        <w:t>A</w:t>
-      </w:r>
-      <w:r>
-        <w:rPr>
-          <w:sz w:val="15"/>
-        </w:rPr>
-        <w:t>|-3----------------------------------------|</w:t>
+        <w:t xml:space="preserve">            </w:t>
+      </w:r>
+      <w:r>
+        <w:rPr>
+          <w:sz w:val="15"/>
+        </w:rPr>
+        <w:t>Bm7</w:t>
+      </w:r>
+    </w:p>
+    <w:p>
+      <w:pPr>
+        <w:keepLines/>
+        <w:spacing w:after="0" w:line="240" w:lineRule="auto"/>
+      </w:pPr>
+      <w:r>
+        <w:rPr>
+          <w:sz w:val="15"/>
+        </w:rPr>
+        <w:t>Pois só em ti</w:t>
       </w:r>
     </w:p>
     <w:p>
@@ -1399,13 +3299,13 @@
         <w:rPr>
           <w:sz w:val="15"/>
         </w:rPr>
-        <w:t>E</w:t>
-      </w:r>
-      <w:r>
-        <w:rPr>
-          <w:sz w:val="15"/>
-        </w:rPr>
-        <w:t>|-------3--3-------0-----------------------|</w:t>
+        <w:t xml:space="preserve">                    </w:t>
+      </w:r>
+      <w:r>
+        <w:rPr>
+          <w:sz w:val="15"/>
+        </w:rPr>
+        <w:t>A</w:t>
       </w:r>
     </w:p>
     <w:p>
@@ -1413,6 +3313,12 @@
         <w:keepLines/>
         <w:spacing w:after="0" w:line="240" w:lineRule="auto"/>
       </w:pPr>
+      <w:r>
+        <w:rPr>
+          <w:sz w:val="15"/>
+        </w:rPr>
+        <w:t>Minh'alma achou descanso</w:t>
+      </w:r>
     </w:p>
     <w:p>
       <w:pPr>
@@ -1424,7 +3330,7 @@
         <w:rPr>
           <w:sz w:val="15"/>
         </w:rPr>
-        <w:t xml:space="preserve"> </w:t>
+        <w:t xml:space="preserve">       </w:t>
       </w:r>
       <w:r>
         <w:rPr>
@@ -1442,7 +3348,7 @@
         <w:rPr>
           <w:sz w:val="15"/>
         </w:rPr>
-        <w:t>Yesterday</w:t>
+        <w:t>Só em ti</w:t>
       </w:r>
     </w:p>
     <w:p>
@@ -1455,31 +3361,25 @@
         <w:rPr>
           <w:sz w:val="15"/>
         </w:rPr>
-        <w:t>F#m</w:t>
-      </w:r>
-      <w:r>
-        <w:rPr>
-          <w:sz w:val="15"/>
-        </w:rPr>
-        <w:t xml:space="preserve">          </w:t>
-      </w:r>
-      <w:r>
-        <w:rPr>
-          <w:sz w:val="15"/>
-        </w:rPr>
-        <w:t>B7</w:t>
-      </w:r>
-      <w:r>
-        <w:rPr>
-          <w:sz w:val="15"/>
-        </w:rPr>
-        <w:t xml:space="preserve">                </w:t>
-      </w:r>
-      <w:r>
-        <w:rPr>
-          <w:sz w:val="15"/>
-        </w:rPr>
-        <w:t>Em</w:t>
+        <w:t xml:space="preserve">         </w:t>
+      </w:r>
+      <w:r>
+        <w:rPr>
+          <w:sz w:val="15"/>
+        </w:rPr>
+        <w:t>A</w:t>
+      </w:r>
+      <w:r>
+        <w:rPr>
+          <w:sz w:val="15"/>
+        </w:rPr>
+        <w:t xml:space="preserve">    </w:t>
+      </w:r>
+      <w:r>
+        <w:rPr>
+          <w:sz w:val="15"/>
+        </w:rPr>
+        <w:t>D2</w:t>
       </w:r>
     </w:p>
     <w:p>
@@ -1491,8 +3391,14 @@
         <w:rPr>
           <w:sz w:val="15"/>
         </w:rPr>
-        <w:t xml:space="preserve">    All my troubles seemed so far away</w:t>
-      </w:r>
+        <w:t>Eu pude respirar</w:t>
+      </w:r>
+    </w:p>
+    <w:p>
+      <w:pPr>
+        <w:keepLines/>
+        <w:spacing w:after="0" w:line="240" w:lineRule="auto"/>
+      </w:pPr>
     </w:p>
     <w:p>
       <w:pPr>
@@ -1504,13 +3410,13 @@
         <w:rPr>
           <w:sz w:val="15"/>
         </w:rPr>
-        <w:t xml:space="preserve"> C7M     </w:t>
-      </w:r>
-      <w:r>
-        <w:rPr>
-          <w:sz w:val="15"/>
-        </w:rPr>
-        <w:t>D7</w:t>
+        <w:t xml:space="preserve">       </w:t>
+      </w:r>
+      <w:r>
+        <w:rPr>
+          <w:sz w:val="15"/>
+        </w:rPr>
+        <w:t>Bm7</w:t>
       </w:r>
     </w:p>
     <w:p>
@@ -1522,7 +3428,7 @@
         <w:rPr>
           <w:sz w:val="15"/>
         </w:rPr>
-        <w:t>Now it looks as though</w:t>
+        <w:t>Só em ti</w:t>
       </w:r>
     </w:p>
     <w:p>
@@ -1535,25 +3441,13 @@
         <w:rPr>
           <w:sz w:val="15"/>
         </w:rPr>
-        <w:t xml:space="preserve">         </w:t>
-      </w:r>
-      <w:r>
-        <w:rPr>
-          <w:sz w:val="15"/>
-        </w:rPr>
-        <w:t>G</w:t>
-      </w:r>
-      <w:r>
-        <w:rPr>
-          <w:sz w:val="15"/>
-        </w:rPr>
-        <w:t xml:space="preserve">           </w:t>
-      </w:r>
-      <w:r>
-        <w:rPr>
-          <w:sz w:val="15"/>
-        </w:rPr>
-        <w:t>G/F#</w:t>
+        <w:t xml:space="preserve">                    </w:t>
+      </w:r>
+      <w:r>
+        <w:rPr>
+          <w:sz w:val="15"/>
+        </w:rPr>
+        <w:t>A2</w:t>
       </w:r>
     </w:p>
     <w:p>
@@ -1565,7 +3459,7 @@
         <w:rPr>
           <w:sz w:val="15"/>
         </w:rPr>
-        <w:t>They're here to stay</w:t>
+        <w:t>Minh'alma achou descanso</w:t>
       </w:r>
     </w:p>
     <w:p>
@@ -1578,43 +3472,7 @@
         <w:rPr>
           <w:sz w:val="15"/>
         </w:rPr>
-        <w:t xml:space="preserve">    </w:t>
-      </w:r>
-      <w:r>
-        <w:rPr>
-          <w:sz w:val="15"/>
-        </w:rPr>
-        <w:t>Em7</w:t>
-      </w:r>
-      <w:r>
-        <w:rPr>
-          <w:sz w:val="15"/>
-        </w:rPr>
-        <w:t xml:space="preserve">  </w:t>
-      </w:r>
-      <w:r>
-        <w:rPr>
-          <w:sz w:val="15"/>
-        </w:rPr>
-        <w:t>A7</w:t>
-      </w:r>
-      <w:r>
-        <w:rPr>
-          <w:sz w:val="15"/>
-        </w:rPr>
         <w:t xml:space="preserve">       </w:t>
-      </w:r>
-      <w:r>
-        <w:rPr>
-          <w:sz w:val="15"/>
-        </w:rPr>
-        <w:t>C</w:t>
-      </w:r>
-      <w:r>
-        <w:rPr>
-          <w:sz w:val="15"/>
-        </w:rPr>
-        <w:t xml:space="preserve">  </w:t>
       </w:r>
       <w:r>
         <w:rPr>
@@ -1632,14 +3490,8 @@
         <w:rPr>
           <w:sz w:val="15"/>
         </w:rPr>
-        <w:t>Oh, I believe in yesterday</w:t>
-      </w:r>
-    </w:p>
-    <w:p>
-      <w:pPr>
-        <w:keepLines/>
-        <w:spacing w:after="0" w:line="240" w:lineRule="auto"/>
-      </w:pPr>
+        <w:t>Só em ti</w:t>
+      </w:r>
     </w:p>
     <w:p>
       <w:pPr>
@@ -1651,13 +3503,37 @@
         <w:rPr>
           <w:sz w:val="15"/>
         </w:rPr>
-        <w:t xml:space="preserve"> </w:t>
-      </w:r>
-      <w:r>
-        <w:rPr>
-          <w:sz w:val="15"/>
-        </w:rPr>
-        <w:t>G</w:t>
+        <w:t xml:space="preserve">         </w:t>
+      </w:r>
+      <w:r>
+        <w:rPr>
+          <w:sz w:val="15"/>
+        </w:rPr>
+        <w:t>A</w:t>
+      </w:r>
+      <w:r>
+        <w:rPr>
+          <w:sz w:val="15"/>
+        </w:rPr>
+        <w:t xml:space="preserve">    </w:t>
+      </w:r>
+      <w:r>
+        <w:rPr>
+          <w:sz w:val="15"/>
+        </w:rPr>
+        <w:t>D2</w:t>
+      </w:r>
+      <w:r>
+        <w:rPr>
+          <w:sz w:val="15"/>
+        </w:rPr>
+        <w:t xml:space="preserve">  </w:t>
+      </w:r>
+      <w:r>
+        <w:rPr>
+          <w:sz w:val="15"/>
+        </w:rPr>
+        <w:t>D9/F#</w:t>
       </w:r>
     </w:p>
     <w:p>
@@ -1669,8 +3545,32 @@
         <w:rPr>
           <w:sz w:val="15"/>
         </w:rPr>
-        <w:t>Suddenly</w:t>
-      </w:r>
+        <w:t>Eu pude respirar</w:t>
+      </w:r>
+    </w:p>
+    <w:p>
+      <w:pPr>
+        <w:keepLines/>
+        <w:spacing w:after="0" w:line="240" w:lineRule="auto"/>
+      </w:pPr>
+    </w:p>
+    <w:p>
+      <w:pPr>
+        <w:keepLines/>
+        <w:spacing w:after="0" w:line="240" w:lineRule="auto"/>
+      </w:pPr>
+      <w:r>
+        <w:rPr>
+          <w:sz w:val="15"/>
+        </w:rPr>
+        <w:t>[Refrão Final]</w:t>
+      </w:r>
+    </w:p>
+    <w:p>
+      <w:pPr>
+        <w:keepLines/>
+        <w:spacing w:after="0" w:line="240" w:lineRule="auto"/>
+      </w:pPr>
     </w:p>
     <w:p>
       <w:pPr>
@@ -1682,31 +3582,25 @@
         <w:rPr>
           <w:sz w:val="15"/>
         </w:rPr>
-        <w:t>F#m</w:t>
-      </w:r>
-      <w:r>
-        <w:rPr>
-          <w:sz w:val="15"/>
-        </w:rPr>
-        <w:t xml:space="preserve">          </w:t>
-      </w:r>
-      <w:r>
-        <w:rPr>
-          <w:sz w:val="15"/>
-        </w:rPr>
-        <w:t>B7</w:t>
-      </w:r>
-      <w:r>
-        <w:rPr>
-          <w:sz w:val="15"/>
-        </w:rPr>
-        <w:t xml:space="preserve">            </w:t>
-      </w:r>
-      <w:r>
-        <w:rPr>
-          <w:sz w:val="15"/>
-        </w:rPr>
-        <w:t>Em</w:t>
+        <w:t xml:space="preserve">           </w:t>
+      </w:r>
+      <w:r>
+        <w:rPr>
+          <w:sz w:val="15"/>
+        </w:rPr>
+        <w:t>G</w:t>
+      </w:r>
+      <w:r>
+        <w:rPr>
+          <w:sz w:val="15"/>
+        </w:rPr>
+        <w:t xml:space="preserve">                   </w:t>
+      </w:r>
+      <w:r>
+        <w:rPr>
+          <w:sz w:val="15"/>
+        </w:rPr>
+        <w:t>A</w:t>
       </w:r>
     </w:p>
     <w:p>
@@ -1718,7 +3612,7 @@
         <w:rPr>
           <w:sz w:val="15"/>
         </w:rPr>
-        <w:t xml:space="preserve">    I'm not half the man I used to be</w:t>
+        <w:t>O meu coração deseja te encontrar</w:t>
       </w:r>
     </w:p>
     <w:p>
@@ -1731,25 +3625,37 @@
         <w:rPr>
           <w:sz w:val="15"/>
         </w:rPr>
-        <w:t xml:space="preserve">C7M             </w:t>
-      </w:r>
-      <w:r>
-        <w:rPr>
-          <w:sz w:val="15"/>
-        </w:rPr>
-        <w:t>D7</w:t>
-      </w:r>
-      <w:r>
-        <w:rPr>
-          <w:sz w:val="15"/>
-        </w:rPr>
-        <w:t xml:space="preserve">           </w:t>
-      </w:r>
-      <w:r>
-        <w:rPr>
-          <w:sz w:val="15"/>
-        </w:rPr>
-        <w:t>G</w:t>
+        <w:t xml:space="preserve">        </w:t>
+      </w:r>
+      <w:r>
+        <w:rPr>
+          <w:sz w:val="15"/>
+        </w:rPr>
+        <w:t>A/G</w:t>
+      </w:r>
+      <w:r>
+        <w:rPr>
+          <w:sz w:val="15"/>
+        </w:rPr>
+        <w:t xml:space="preserve">   </w:t>
+      </w:r>
+      <w:r>
+        <w:rPr>
+          <w:sz w:val="15"/>
+        </w:rPr>
+        <w:t>F#m</w:t>
+      </w:r>
+      <w:r>
+        <w:rPr>
+          <w:sz w:val="15"/>
+        </w:rPr>
+        <w:t xml:space="preserve">                 </w:t>
+      </w:r>
+      <w:r>
+        <w:rPr>
+          <w:sz w:val="15"/>
+        </w:rPr>
+        <w:t>Bm7</w:t>
       </w:r>
     </w:p>
     <w:p>
@@ -1761,7 +3667,7 @@
         <w:rPr>
           <w:sz w:val="15"/>
         </w:rPr>
-        <w:t xml:space="preserve">    There's a shadow hanging over me</w:t>
+        <w:t>Como a terra seca anseia pela chuva</w:t>
       </w:r>
     </w:p>
     <w:p>
@@ -1774,55 +3680,13 @@
         <w:rPr>
           <w:sz w:val="15"/>
         </w:rPr>
-        <w:t>G/F#</w:t>
-      </w:r>
-      <w:r>
-        <w:rPr>
-          <w:sz w:val="15"/>
-        </w:rPr>
-        <w:t xml:space="preserve">      </w:t>
+        <w:t xml:space="preserve">           </w:t>
       </w:r>
       <w:r>
         <w:rPr>
           <w:sz w:val="15"/>
         </w:rPr>
         <w:t>Em7</w:t>
-      </w:r>
-      <w:r>
-        <w:rPr>
-          <w:sz w:val="15"/>
-        </w:rPr>
-        <w:t xml:space="preserve">   </w:t>
-      </w:r>
-      <w:r>
-        <w:rPr>
-          <w:sz w:val="15"/>
-        </w:rPr>
-        <w:t>A7</w:t>
-      </w:r>
-      <w:r>
-        <w:rPr>
-          <w:sz w:val="15"/>
-        </w:rPr>
-        <w:t xml:space="preserve">       </w:t>
-      </w:r>
-      <w:r>
-        <w:rPr>
-          <w:sz w:val="15"/>
-        </w:rPr>
-        <w:t>C</w:t>
-      </w:r>
-      <w:r>
-        <w:rPr>
-          <w:sz w:val="15"/>
-        </w:rPr>
-        <w:t xml:space="preserve">  </w:t>
-      </w:r>
-      <w:r>
-        <w:rPr>
-          <w:sz w:val="15"/>
-        </w:rPr>
-        <w:t>G</w:t>
       </w:r>
     </w:p>
     <w:p>
@@ -1834,32 +3698,8 @@
         <w:rPr>
           <w:sz w:val="15"/>
         </w:rPr>
-        <w:t xml:space="preserve">     Oh, yesterday came suddenly</w:t>
-      </w:r>
-    </w:p>
-    <w:p>
-      <w:pPr>
-        <w:keepLines/>
-        <w:spacing w:after="0" w:line="240" w:lineRule="auto"/>
-      </w:pPr>
-    </w:p>
-    <w:p>
-      <w:pPr>
-        <w:keepLines/>
-        <w:spacing w:after="0" w:line="240" w:lineRule="auto"/>
-      </w:pPr>
-      <w:r>
-        <w:rPr>
-          <w:sz w:val="15"/>
-        </w:rPr>
-        <w:t>[Segunda Parte]</w:t>
-      </w:r>
-    </w:p>
-    <w:p>
-      <w:pPr>
-        <w:keepLines/>
-        <w:spacing w:after="0" w:line="240" w:lineRule="auto"/>
-      </w:pPr>
+        <w:t>Vem me saciar</w:t>
+      </w:r>
     </w:p>
     <w:p>
       <w:pPr>
@@ -1871,73 +3711,13 @@
         <w:rPr>
           <w:sz w:val="15"/>
         </w:rPr>
-        <w:t xml:space="preserve">  </w:t>
-      </w:r>
-      <w:r>
-        <w:rPr>
-          <w:sz w:val="15"/>
-        </w:rPr>
-        <w:t>F#m</w:t>
-      </w:r>
-      <w:r>
-        <w:rPr>
-          <w:sz w:val="15"/>
-        </w:rPr>
-        <w:t xml:space="preserve">  </w:t>
-      </w:r>
-      <w:r>
-        <w:rPr>
-          <w:sz w:val="15"/>
-        </w:rPr>
-        <w:t>B7</w:t>
-      </w:r>
-      <w:r>
-        <w:rPr>
-          <w:sz w:val="15"/>
-        </w:rPr>
-        <w:t xml:space="preserve">  </w:t>
-      </w:r>
-      <w:r>
-        <w:rPr>
-          <w:sz w:val="15"/>
-        </w:rPr>
-        <w:t>Em</w:t>
-      </w:r>
-      <w:r>
-        <w:rPr>
-          <w:sz w:val="15"/>
-        </w:rPr>
-        <w:t xml:space="preserve">  </w:t>
-      </w:r>
-      <w:r>
-        <w:rPr>
-          <w:sz w:val="15"/>
-        </w:rPr>
-        <w:t>D</w:t>
-      </w:r>
-      <w:r>
-        <w:rPr>
-          <w:sz w:val="15"/>
-        </w:rPr>
-        <w:t xml:space="preserve">  C7M  </w:t>
-      </w:r>
-      <w:r>
-        <w:rPr>
-          <w:sz w:val="15"/>
-        </w:rPr>
-        <w:t>B7</w:t>
-      </w:r>
-      <w:r>
-        <w:rPr>
-          <w:sz w:val="15"/>
-        </w:rPr>
-        <w:t xml:space="preserve">        </w:t>
-      </w:r>
-      <w:r>
-        <w:rPr>
-          <w:sz w:val="15"/>
-        </w:rPr>
-        <w:t>D7/A</w:t>
+        <w:t xml:space="preserve">               </w:t>
+      </w:r>
+      <w:r>
+        <w:rPr>
+          <w:sz w:val="15"/>
+        </w:rPr>
+        <w:t>A</w:t>
       </w:r>
     </w:p>
     <w:p>
@@ -1949,7 +3729,7 @@
         <w:rPr>
           <w:sz w:val="15"/>
         </w:rPr>
-        <w:t>Why  she  had to go?   I don't know</w:t>
+        <w:t>Pois eu descobri</w:t>
       </w:r>
     </w:p>
     <w:p>
@@ -1962,25 +3742,25 @@
         <w:rPr>
           <w:sz w:val="15"/>
         </w:rPr>
-        <w:t xml:space="preserve">     </w:t>
-      </w:r>
-      <w:r>
-        <w:rPr>
-          <w:sz w:val="15"/>
-        </w:rPr>
-        <w:t>D7</w:t>
-      </w:r>
-      <w:r>
-        <w:rPr>
-          <w:sz w:val="15"/>
-        </w:rPr>
-        <w:t xml:space="preserve">       </w:t>
-      </w:r>
-      <w:r>
-        <w:rPr>
-          <w:sz w:val="15"/>
-        </w:rPr>
-        <w:t>G</w:t>
+        <w:t xml:space="preserve">                    </w:t>
+      </w:r>
+      <w:r>
+        <w:rPr>
+          <w:sz w:val="15"/>
+        </w:rPr>
+        <w:t>D</w:t>
+      </w:r>
+      <w:r>
+        <w:rPr>
+          <w:sz w:val="15"/>
+        </w:rPr>
+        <w:t xml:space="preserve">  </w:t>
+      </w:r>
+      <w:r>
+        <w:rPr>
+          <w:sz w:val="15"/>
+        </w:rPr>
+        <w:t>D/F#</w:t>
       </w:r>
     </w:p>
     <w:p>
@@ -1992,8 +3772,14 @@
         <w:rPr>
           <w:sz w:val="15"/>
         </w:rPr>
-        <w:t>She wouldn't say</w:t>
-      </w:r>
+        <w:t>Que aqui é o meu lugar</w:t>
+      </w:r>
+    </w:p>
+    <w:p>
+      <w:pPr>
+        <w:keepLines/>
+        <w:spacing w:after="0" w:line="240" w:lineRule="auto"/>
+      </w:pPr>
     </w:p>
     <w:p>
       <w:pPr>
@@ -2005,49 +3791,25 @@
         <w:rPr>
           <w:sz w:val="15"/>
         </w:rPr>
-        <w:t>F#m</w:t>
-      </w:r>
-      <w:r>
-        <w:rPr>
-          <w:sz w:val="15"/>
-        </w:rPr>
-        <w:t xml:space="preserve">  </w:t>
-      </w:r>
-      <w:r>
-        <w:rPr>
-          <w:sz w:val="15"/>
-        </w:rPr>
-        <w:t>B7</w:t>
-      </w:r>
-      <w:r>
-        <w:rPr>
-          <w:sz w:val="15"/>
-        </w:rPr>
-        <w:t xml:space="preserve">   </w:t>
-      </w:r>
-      <w:r>
-        <w:rPr>
-          <w:sz w:val="15"/>
-        </w:rPr>
-        <w:t>Em</w:t>
-      </w:r>
-      <w:r>
-        <w:rPr>
-          <w:sz w:val="15"/>
-        </w:rPr>
-        <w:t xml:space="preserve">   </w:t>
-      </w:r>
-      <w:r>
-        <w:rPr>
-          <w:sz w:val="15"/>
-        </w:rPr>
-        <w:t>D</w:t>
-      </w:r>
-      <w:r>
-        <w:rPr>
-          <w:sz w:val="15"/>
-        </w:rPr>
-        <w:t xml:space="preserve">     C7M</w:t>
+        <w:t xml:space="preserve">           </w:t>
+      </w:r>
+      <w:r>
+        <w:rPr>
+          <w:sz w:val="15"/>
+        </w:rPr>
+        <w:t>G</w:t>
+      </w:r>
+      <w:r>
+        <w:rPr>
+          <w:sz w:val="15"/>
+        </w:rPr>
+        <w:t xml:space="preserve">                   </w:t>
+      </w:r>
+      <w:r>
+        <w:rPr>
+          <w:sz w:val="15"/>
+        </w:rPr>
+        <w:t>A</w:t>
       </w:r>
     </w:p>
     <w:p>
@@ -2059,7 +3821,7 @@
         <w:rPr>
           <w:sz w:val="15"/>
         </w:rPr>
-        <w:t>I   said something wrong</w:t>
+        <w:t>O meu coração deseja te encontrar</w:t>
       </w:r>
     </w:p>
     <w:p>
@@ -2072,49 +3834,25 @@
         <w:rPr>
           <w:sz w:val="15"/>
         </w:rPr>
-        <w:t xml:space="preserve"> </w:t>
-      </w:r>
-      <w:r>
-        <w:rPr>
-          <w:sz w:val="15"/>
-        </w:rPr>
-        <w:t>B7</w:t>
-      </w:r>
-      <w:r>
-        <w:rPr>
-          <w:sz w:val="15"/>
-        </w:rPr>
-        <w:t xml:space="preserve">    </w:t>
-      </w:r>
-      <w:r>
-        <w:rPr>
-          <w:sz w:val="15"/>
-        </w:rPr>
-        <w:t>D7/A</w:t>
-      </w:r>
-      <w:r>
-        <w:rPr>
-          <w:sz w:val="15"/>
-        </w:rPr>
-        <w:t xml:space="preserve">     </w:t>
-      </w:r>
-      <w:r>
-        <w:rPr>
-          <w:sz w:val="15"/>
-        </w:rPr>
-        <w:t>D7</w:t>
-      </w:r>
-      <w:r>
-        <w:rPr>
-          <w:sz w:val="15"/>
-        </w:rPr>
-        <w:t xml:space="preserve">    </w:t>
-      </w:r>
-      <w:r>
-        <w:rPr>
-          <w:sz w:val="15"/>
-        </w:rPr>
-        <w:t>G</w:t>
+        <w:t xml:space="preserve">              </w:t>
+      </w:r>
+      <w:r>
+        <w:rPr>
+          <w:sz w:val="15"/>
+        </w:rPr>
+        <w:t>F#m</w:t>
+      </w:r>
+      <w:r>
+        <w:rPr>
+          <w:sz w:val="15"/>
+        </w:rPr>
+        <w:t xml:space="preserve">                 </w:t>
+      </w:r>
+      <w:r>
+        <w:rPr>
+          <w:sz w:val="15"/>
+        </w:rPr>
+        <w:t>Bm7</w:t>
       </w:r>
     </w:p>
     <w:p>
@@ -2126,43 +3864,7 @@
         <w:rPr>
           <w:sz w:val="15"/>
         </w:rPr>
-        <w:t>Now I long for yesterday</w:t>
-      </w:r>
-    </w:p>
-    <w:p>
-      <w:pPr>
-        <w:keepLines/>
-        <w:spacing w:after="0" w:line="240" w:lineRule="auto"/>
-      </w:pPr>
-    </w:p>
-    <w:p>
-      <w:pPr>
-        <w:keepLines/>
-        <w:spacing w:after="0" w:line="240" w:lineRule="auto"/>
-      </w:pPr>
-      <w:r>
-        <w:rPr>
-          <w:sz w:val="15"/>
-        </w:rPr>
-        <w:t>[Tab - Segunda Parte]</w:t>
-      </w:r>
-    </w:p>
-    <w:p>
-      <w:pPr>
-        <w:keepLines/>
-        <w:spacing w:after="0" w:line="240" w:lineRule="auto"/>
-      </w:pPr>
-    </w:p>
-    <w:p>
-      <w:pPr>
-        <w:keepLines/>
-        <w:spacing w:after="0" w:line="240" w:lineRule="auto"/>
-      </w:pPr>
-      <w:r>
-        <w:rPr>
-          <w:sz w:val="15"/>
-        </w:rPr>
-        <w:t>Parte 1 de 3</w:t>
+        <w:t>Como a terra seca anseia pela chuva</w:t>
       </w:r>
     </w:p>
     <w:p>
@@ -2175,61 +3877,25 @@
         <w:rPr>
           <w:sz w:val="15"/>
         </w:rPr>
-        <w:t xml:space="preserve">   </w:t>
-      </w:r>
-      <w:r>
-        <w:rPr>
-          <w:sz w:val="15"/>
-        </w:rPr>
-        <w:t>F#m</w:t>
-      </w:r>
-      <w:r>
-        <w:rPr>
-          <w:sz w:val="15"/>
-        </w:rPr>
-        <w:t xml:space="preserve">      </w:t>
-      </w:r>
-      <w:r>
-        <w:rPr>
-          <w:sz w:val="15"/>
-        </w:rPr>
-        <w:t>B7</w:t>
-      </w:r>
-      <w:r>
-        <w:rPr>
-          <w:sz w:val="15"/>
-        </w:rPr>
-        <w:t xml:space="preserve">        </w:t>
-      </w:r>
-      <w:r>
-        <w:rPr>
-          <w:sz w:val="15"/>
-        </w:rPr>
-        <w:t>Em</w:t>
-      </w:r>
-      <w:r>
-        <w:rPr>
-          <w:sz w:val="15"/>
-        </w:rPr>
-        <w:t xml:space="preserve">  </w:t>
-      </w:r>
-      <w:r>
-        <w:rPr>
-          <w:sz w:val="15"/>
-        </w:rPr>
-        <w:t>D</w:t>
-      </w:r>
-      <w:r>
-        <w:rPr>
-          <w:sz w:val="15"/>
-        </w:rPr>
-        <w:t xml:space="preserve">  C7M  </w:t>
-      </w:r>
-      <w:r>
-        <w:rPr>
-          <w:sz w:val="15"/>
-        </w:rPr>
-        <w:t>B7</w:t>
+        <w:t xml:space="preserve">           </w:t>
+      </w:r>
+      <w:r>
+        <w:rPr>
+          <w:sz w:val="15"/>
+        </w:rPr>
+        <w:t>Em7</w:t>
+      </w:r>
+    </w:p>
+    <w:p>
+      <w:pPr>
+        <w:keepLines/>
+        <w:spacing w:after="0" w:line="240" w:lineRule="auto"/>
+      </w:pPr>
+      <w:r>
+        <w:rPr>
+          <w:sz w:val="15"/>
+        </w:rPr>
+        <w:t>Vem me saciar</w:t>
       </w:r>
     </w:p>
     <w:p>
@@ -2242,13 +3908,25 @@
         <w:rPr>
           <w:sz w:val="15"/>
         </w:rPr>
-        <w:t>E</w:t>
-      </w:r>
-      <w:r>
-        <w:rPr>
-          <w:sz w:val="15"/>
-        </w:rPr>
-        <w:t>|---2-2-2----2-2-2---0---2--3----2--0------|</w:t>
+        <w:t xml:space="preserve">               </w:t>
+      </w:r>
+      <w:r>
+        <w:rPr>
+          <w:sz w:val="15"/>
+        </w:rPr>
+        <w:t>A</w:t>
+      </w:r>
+    </w:p>
+    <w:p>
+      <w:pPr>
+        <w:keepLines/>
+        <w:spacing w:after="0" w:line="240" w:lineRule="auto"/>
+      </w:pPr>
+      <w:r>
+        <w:rPr>
+          <w:sz w:val="15"/>
+        </w:rPr>
+        <w:t>Pois eu descobri</w:t>
       </w:r>
     </w:p>
     <w:p>
@@ -2261,14 +3939,44 @@
         <w:rPr>
           <w:sz w:val="15"/>
         </w:rPr>
-        <w:t>B</w:t>
-      </w:r>
-      <w:r>
-        <w:rPr>
-          <w:sz w:val="15"/>
-        </w:rPr>
-        <w:t>|---2-2-2----0-0-0----------0----0---------|</w:t>
-      </w:r>
+        <w:t xml:space="preserve">                    </w:t>
+      </w:r>
+      <w:r>
+        <w:rPr>
+          <w:sz w:val="15"/>
+        </w:rPr>
+        <w:t>D</w:t>
+      </w:r>
+      <w:r>
+        <w:rPr>
+          <w:sz w:val="15"/>
+        </w:rPr>
+        <w:t xml:space="preserve">  </w:t>
+      </w:r>
+      <w:r>
+        <w:rPr>
+          <w:sz w:val="15"/>
+        </w:rPr>
+        <w:t>D/F#</w:t>
+      </w:r>
+    </w:p>
+    <w:p>
+      <w:pPr>
+        <w:keepLines/>
+        <w:spacing w:after="0" w:line="240" w:lineRule="auto"/>
+      </w:pPr>
+      <w:r>
+        <w:rPr>
+          <w:sz w:val="15"/>
+        </w:rPr>
+        <w:t>Que aqui é o meu lugar</w:t>
+      </w:r>
+    </w:p>
+    <w:p>
+      <w:pPr>
+        <w:keepLines/>
+        <w:spacing w:after="0" w:line="240" w:lineRule="auto"/>
+      </w:pPr>
     </w:p>
     <w:p>
       <w:pPr>
@@ -2280,13 +3988,37 @@
         <w:rPr>
           <w:sz w:val="15"/>
         </w:rPr>
+        <w:t xml:space="preserve">           </w:t>
+      </w:r>
+      <w:r>
+        <w:rPr>
+          <w:sz w:val="15"/>
+        </w:rPr>
         <w:t>G</w:t>
       </w:r>
       <w:r>
         <w:rPr>
           <w:sz w:val="15"/>
         </w:rPr>
-        <w:t>|---2-2-2----2-2-2-------------------------|</w:t>
+        <w:t xml:space="preserve">                   </w:t>
+      </w:r>
+      <w:r>
+        <w:rPr>
+          <w:sz w:val="15"/>
+        </w:rPr>
+        <w:t>A</w:t>
+      </w:r>
+    </w:p>
+    <w:p>
+      <w:pPr>
+        <w:keepLines/>
+        <w:spacing w:after="0" w:line="240" w:lineRule="auto"/>
+      </w:pPr>
+      <w:r>
+        <w:rPr>
+          <w:sz w:val="15"/>
+        </w:rPr>
+        <w:t>O meu coração deseja te encontrar</w:t>
       </w:r>
     </w:p>
     <w:p>
@@ -2299,13 +4031,49 @@
         <w:rPr>
           <w:sz w:val="15"/>
         </w:rPr>
-        <w:t>D</w:t>
-      </w:r>
-      <w:r>
-        <w:rPr>
-          <w:sz w:val="15"/>
-        </w:rPr>
-        <w:t>|------------------------0-----------------|</w:t>
+        <w:t xml:space="preserve">        </w:t>
+      </w:r>
+      <w:r>
+        <w:rPr>
+          <w:sz w:val="15"/>
+        </w:rPr>
+        <w:t>A/G</w:t>
+      </w:r>
+      <w:r>
+        <w:rPr>
+          <w:sz w:val="15"/>
+        </w:rPr>
+        <w:t xml:space="preserve">   </w:t>
+      </w:r>
+      <w:r>
+        <w:rPr>
+          <w:sz w:val="15"/>
+        </w:rPr>
+        <w:t>F#m</w:t>
+      </w:r>
+      <w:r>
+        <w:rPr>
+          <w:sz w:val="15"/>
+        </w:rPr>
+        <w:t xml:space="preserve">                 </w:t>
+      </w:r>
+      <w:r>
+        <w:rPr>
+          <w:sz w:val="15"/>
+        </w:rPr>
+        <w:t>Bm7</w:t>
+      </w:r>
+    </w:p>
+    <w:p>
+      <w:pPr>
+        <w:keepLines/>
+        <w:spacing w:after="0" w:line="240" w:lineRule="auto"/>
+      </w:pPr>
+      <w:r>
+        <w:rPr>
+          <w:sz w:val="15"/>
+        </w:rPr>
+        <w:t>Como a terra seca anseia pela chuva</w:t>
       </w:r>
     </w:p>
     <w:p>
@@ -2318,13 +4086,25 @@
         <w:rPr>
           <w:sz w:val="15"/>
         </w:rPr>
-        <w:t>A</w:t>
-      </w:r>
-      <w:r>
-        <w:rPr>
-          <w:sz w:val="15"/>
-        </w:rPr>
-        <w:t>|----------2----------------3----2---------|</w:t>
+        <w:t xml:space="preserve">           </w:t>
+      </w:r>
+      <w:r>
+        <w:rPr>
+          <w:sz w:val="15"/>
+        </w:rPr>
+        <w:t>Em7</w:t>
+      </w:r>
+    </w:p>
+    <w:p>
+      <w:pPr>
+        <w:keepLines/>
+        <w:spacing w:after="0" w:line="240" w:lineRule="auto"/>
+      </w:pPr>
+      <w:r>
+        <w:rPr>
+          <w:sz w:val="15"/>
+        </w:rPr>
+        <w:t>Vem me saciar</w:t>
       </w:r>
     </w:p>
     <w:p>
@@ -2337,13 +4117,13 @@
         <w:rPr>
           <w:sz w:val="15"/>
         </w:rPr>
-        <w:t>E</w:t>
-      </w:r>
-      <w:r>
-        <w:rPr>
-          <w:sz w:val="15"/>
-        </w:rPr>
-        <w:t>|-2------------------0---------------------|</w:t>
+        <w:t xml:space="preserve">               </w:t>
+      </w:r>
+      <w:r>
+        <w:rPr>
+          <w:sz w:val="15"/>
+        </w:rPr>
+        <w:t>A</w:t>
       </w:r>
     </w:p>
     <w:p>
@@ -2351,17 +4131,11 @@
         <w:keepLines/>
         <w:spacing w:after="0" w:line="240" w:lineRule="auto"/>
       </w:pPr>
-    </w:p>
-    <w:p>
-      <w:pPr>
-        <w:keepLines/>
-        <w:spacing w:after="0" w:line="240" w:lineRule="auto"/>
-      </w:pPr>
-      <w:r>
-        <w:rPr>
-          <w:sz w:val="15"/>
-        </w:rPr>
-        <w:t>Parte 2 de 3</w:t>
+      <w:r>
+        <w:rPr>
+          <w:sz w:val="15"/>
+        </w:rPr>
+        <w:t>Pois eu descobri</w:t>
       </w:r>
     </w:p>
     <w:p>
@@ -2374,38 +4148,62 @@
         <w:rPr>
           <w:sz w:val="15"/>
         </w:rPr>
-        <w:t xml:space="preserve">   </w:t>
-      </w:r>
-      <w:r>
-        <w:rPr>
-          <w:sz w:val="15"/>
-        </w:rPr>
-        <w:t>D7/A</w:t>
-      </w:r>
-      <w:r>
-        <w:rPr>
-          <w:sz w:val="15"/>
-        </w:rPr>
-        <w:t xml:space="preserve">      </w:t>
-      </w:r>
-      <w:r>
-        <w:rPr>
-          <w:sz w:val="15"/>
-        </w:rPr>
-        <w:t>D7</w:t>
-      </w:r>
-      <w:r>
-        <w:rPr>
-          <w:sz w:val="15"/>
-        </w:rPr>
-        <w:t xml:space="preserve">       </w:t>
-      </w:r>
-      <w:r>
-        <w:rPr>
-          <w:sz w:val="15"/>
-        </w:rPr>
-        <w:t>G</w:t>
-      </w:r>
+        <w:t xml:space="preserve">                    </w:t>
+      </w:r>
+      <w:r>
+        <w:rPr>
+          <w:sz w:val="15"/>
+        </w:rPr>
+        <w:t>D</w:t>
+      </w:r>
+      <w:r>
+        <w:rPr>
+          <w:sz w:val="15"/>
+        </w:rPr>
+        <w:t xml:space="preserve">  </w:t>
+      </w:r>
+      <w:r>
+        <w:rPr>
+          <w:sz w:val="15"/>
+        </w:rPr>
+        <w:t>D9/F#</w:t>
+      </w:r>
+      <w:r>
+        <w:rPr>
+          <w:sz w:val="15"/>
+        </w:rPr>
+        <w:t xml:space="preserve">  </w:t>
+      </w:r>
+      <w:r>
+        <w:rPr>
+          <w:sz w:val="15"/>
+        </w:rPr>
+        <w:t>G6</w:t>
+      </w:r>
+      <w:r>
+        <w:rPr>
+          <w:sz w:val="15"/>
+        </w:rPr>
+        <w:t>(9)</w:t>
+      </w:r>
+    </w:p>
+    <w:p>
+      <w:pPr>
+        <w:keepLines/>
+        <w:spacing w:after="0" w:line="240" w:lineRule="auto"/>
+      </w:pPr>
+      <w:r>
+        <w:rPr>
+          <w:sz w:val="15"/>
+        </w:rPr>
+        <w:t>Que aqui é o meu lugar</w:t>
+      </w:r>
+    </w:p>
+    <w:p>
+      <w:pPr>
+        <w:keepLines/>
+        <w:spacing w:after="0" w:line="240" w:lineRule="auto"/>
+      </w:pPr>
     </w:p>
     <w:p>
       <w:pPr>
@@ -2417,13 +4215,43 @@
         <w:rPr>
           <w:sz w:val="15"/>
         </w:rPr>
-        <w:t>E</w:t>
-      </w:r>
-      <w:r>
-        <w:rPr>
-          <w:sz w:val="15"/>
-        </w:rPr>
-        <w:t>|---2-2-2----2-2-2-----3-3-3-----3-3-------|</w:t>
+        <w:t xml:space="preserve">[Final] </w:t>
+      </w:r>
+      <w:r>
+        <w:rPr>
+          <w:sz w:val="15"/>
+        </w:rPr>
+        <w:t>D2</w:t>
+      </w:r>
+      <w:r>
+        <w:rPr>
+          <w:sz w:val="15"/>
+        </w:rPr>
+        <w:t xml:space="preserve">  </w:t>
+      </w:r>
+      <w:r>
+        <w:rPr>
+          <w:sz w:val="15"/>
+        </w:rPr>
+        <w:t>D9/F#</w:t>
+      </w:r>
+      <w:r>
+        <w:rPr>
+          <w:sz w:val="15"/>
+        </w:rPr>
+        <w:t xml:space="preserve">  </w:t>
+      </w:r>
+      <w:r>
+        <w:rPr>
+          <w:sz w:val="15"/>
+        </w:rPr>
+        <w:t>G6</w:t>
+      </w:r>
+      <w:r>
+        <w:rPr>
+          <w:sz w:val="15"/>
+        </w:rPr>
+        <w:t>(9)</w:t>
       </w:r>
     </w:p>
     <w:p>
@@ -2436,13 +4264,43 @@
         <w:rPr>
           <w:sz w:val="15"/>
         </w:rPr>
-        <w:t>B</w:t>
-      </w:r>
-      <w:r>
-        <w:rPr>
-          <w:sz w:val="15"/>
-        </w:rPr>
-        <w:t>|---1-1-1----1-1-1-----3-3-3-----3-3-------|</w:t>
+        <w:t xml:space="preserve">        </w:t>
+      </w:r>
+      <w:r>
+        <w:rPr>
+          <w:sz w:val="15"/>
+        </w:rPr>
+        <w:t>D2</w:t>
+      </w:r>
+      <w:r>
+        <w:rPr>
+          <w:sz w:val="15"/>
+        </w:rPr>
+        <w:t xml:space="preserve">  </w:t>
+      </w:r>
+      <w:r>
+        <w:rPr>
+          <w:sz w:val="15"/>
+        </w:rPr>
+        <w:t>D9/F#</w:t>
+      </w:r>
+      <w:r>
+        <w:rPr>
+          <w:sz w:val="15"/>
+        </w:rPr>
+        <w:t xml:space="preserve">  </w:t>
+      </w:r>
+      <w:r>
+        <w:rPr>
+          <w:sz w:val="15"/>
+        </w:rPr>
+        <w:t>G6</w:t>
+      </w:r>
+      <w:r>
+        <w:rPr>
+          <w:sz w:val="15"/>
+        </w:rPr>
+        <w:t>(9)</w:t>
       </w:r>
     </w:p>
     <w:p>
@@ -2455,131 +4313,13 @@
         <w:rPr>
           <w:sz w:val="15"/>
         </w:rPr>
-        <w:t>G</w:t>
-      </w:r>
-      <w:r>
-        <w:rPr>
-          <w:sz w:val="15"/>
-        </w:rPr>
-        <w:t>|---2-2-2----2-2-2-----0-0-0-----0-0-------|</w:t>
-      </w:r>
-    </w:p>
-    <w:p>
-      <w:pPr>
-        <w:keepNext/>
-        <w:keepLines/>
-        <w:spacing w:after="0" w:line="240" w:lineRule="auto"/>
-      </w:pPr>
-      <w:r>
-        <w:rPr>
-          <w:sz w:val="15"/>
-        </w:rPr>
-        <w:t>D</w:t>
-      </w:r>
-      <w:r>
-        <w:rPr>
-          <w:sz w:val="15"/>
-        </w:rPr>
-        <w:t>|----------0-------------------------------|</w:t>
-      </w:r>
-    </w:p>
-    <w:p>
-      <w:pPr>
-        <w:keepNext/>
-        <w:keepLines/>
-        <w:spacing w:after="0" w:line="240" w:lineRule="auto"/>
-      </w:pPr>
-      <w:r>
-        <w:rPr>
-          <w:sz w:val="15"/>
-        </w:rPr>
-        <w:t>A</w:t>
-      </w:r>
-      <w:r>
-        <w:rPr>
-          <w:sz w:val="15"/>
-        </w:rPr>
-        <w:t>|-0----------------------------------------|</w:t>
-      </w:r>
-    </w:p>
-    <w:p>
-      <w:pPr>
-        <w:keepNext/>
-        <w:keepLines/>
-        <w:spacing w:after="0" w:line="240" w:lineRule="auto"/>
-      </w:pPr>
-      <w:r>
-        <w:rPr>
-          <w:sz w:val="15"/>
-        </w:rPr>
-        <w:t>E</w:t>
-      </w:r>
-      <w:r>
-        <w:rPr>
-          <w:sz w:val="15"/>
-        </w:rPr>
-        <w:t>|--------------------3--------3------0-----|</w:t>
-      </w:r>
-    </w:p>
-    <w:p>
-      <w:pPr>
-        <w:keepLines/>
-        <w:spacing w:after="0" w:line="240" w:lineRule="auto"/>
-      </w:pPr>
-    </w:p>
-    <w:p>
-      <w:pPr>
-        <w:keepLines/>
-        <w:spacing w:after="0" w:line="240" w:lineRule="auto"/>
-      </w:pPr>
-      <w:r>
-        <w:rPr>
-          <w:sz w:val="15"/>
-        </w:rPr>
-        <w:t>Parte 1 de 3</w:t>
-      </w:r>
-    </w:p>
-    <w:p>
-      <w:pPr>
-        <w:keepNext/>
-        <w:keepLines/>
-        <w:spacing w:after="0" w:line="240" w:lineRule="auto"/>
-      </w:pPr>
-      <w:r>
-        <w:rPr>
-          <w:sz w:val="15"/>
-        </w:rPr>
-        <w:t xml:space="preserve">   </w:t>
-      </w:r>
-      <w:r>
-        <w:rPr>
-          <w:sz w:val="15"/>
-        </w:rPr>
-        <w:t>F#m</w:t>
-      </w:r>
-      <w:r>
-        <w:rPr>
-          <w:sz w:val="15"/>
-        </w:rPr>
-        <w:t xml:space="preserve">      </w:t>
-      </w:r>
-      <w:r>
-        <w:rPr>
-          <w:sz w:val="15"/>
-        </w:rPr>
-        <w:t>B7</w:t>
-      </w:r>
-      <w:r>
-        <w:rPr>
-          <w:sz w:val="15"/>
-        </w:rPr>
         <w:t xml:space="preserve">        </w:t>
       </w:r>
       <w:r>
         <w:rPr>
           <w:sz w:val="15"/>
         </w:rPr>
-        <w:t>Em</w:t>
+        <w:t>D2</w:t>
       </w:r>
       <w:r>
         <w:rPr>
@@ -2591,480 +4331,7 @@
         <w:rPr>
           <w:sz w:val="15"/>
         </w:rPr>
-        <w:t>D</w:t>
-      </w:r>
-      <w:r>
-        <w:rPr>
-          <w:sz w:val="15"/>
-        </w:rPr>
-        <w:t xml:space="preserve">  C7M  </w:t>
-      </w:r>
-      <w:r>
-        <w:rPr>
-          <w:sz w:val="15"/>
-        </w:rPr>
-        <w:t>B7</w:t>
-      </w:r>
-    </w:p>
-    <w:p>
-      <w:pPr>
-        <w:keepNext/>
-        <w:keepLines/>
-        <w:spacing w:after="0" w:line="240" w:lineRule="auto"/>
-      </w:pPr>
-      <w:r>
-        <w:rPr>
-          <w:sz w:val="15"/>
-        </w:rPr>
-        <w:t>E</w:t>
-      </w:r>
-      <w:r>
-        <w:rPr>
-          <w:sz w:val="15"/>
-        </w:rPr>
-        <w:t>|---2-2-2----2-2-2---0---2--3----2--0------|</w:t>
-      </w:r>
-    </w:p>
-    <w:p>
-      <w:pPr>
-        <w:keepNext/>
-        <w:keepLines/>
-        <w:spacing w:after="0" w:line="240" w:lineRule="auto"/>
-      </w:pPr>
-      <w:r>
-        <w:rPr>
-          <w:sz w:val="15"/>
-        </w:rPr>
-        <w:t>B</w:t>
-      </w:r>
-      <w:r>
-        <w:rPr>
-          <w:sz w:val="15"/>
-        </w:rPr>
-        <w:t>|---2-2-2----0-0-0----------0----0---------|</w:t>
-      </w:r>
-    </w:p>
-    <w:p>
-      <w:pPr>
-        <w:keepNext/>
-        <w:keepLines/>
-        <w:spacing w:after="0" w:line="240" w:lineRule="auto"/>
-      </w:pPr>
-      <w:r>
-        <w:rPr>
-          <w:sz w:val="15"/>
-        </w:rPr>
-        <w:t>G</w:t>
-      </w:r>
-      <w:r>
-        <w:rPr>
-          <w:sz w:val="15"/>
-        </w:rPr>
-        <w:t>|---2-2-2----2-2-2-------------------------|</w:t>
-      </w:r>
-    </w:p>
-    <w:p>
-      <w:pPr>
-        <w:keepNext/>
-        <w:keepLines/>
-        <w:spacing w:after="0" w:line="240" w:lineRule="auto"/>
-      </w:pPr>
-      <w:r>
-        <w:rPr>
-          <w:sz w:val="15"/>
-        </w:rPr>
-        <w:t>D</w:t>
-      </w:r>
-      <w:r>
-        <w:rPr>
-          <w:sz w:val="15"/>
-        </w:rPr>
-        <w:t>|------------------------0-----------------|</w:t>
-      </w:r>
-    </w:p>
-    <w:p>
-      <w:pPr>
-        <w:keepNext/>
-        <w:keepLines/>
-        <w:spacing w:after="0" w:line="240" w:lineRule="auto"/>
-      </w:pPr>
-      <w:r>
-        <w:rPr>
-          <w:sz w:val="15"/>
-        </w:rPr>
-        <w:t>A</w:t>
-      </w:r>
-      <w:r>
-        <w:rPr>
-          <w:sz w:val="15"/>
-        </w:rPr>
-        <w:t>|----------2----------------3----2---------|</w:t>
-      </w:r>
-    </w:p>
-    <w:p>
-      <w:pPr>
-        <w:keepNext/>
-        <w:keepLines/>
-        <w:spacing w:after="0" w:line="240" w:lineRule="auto"/>
-      </w:pPr>
-      <w:r>
-        <w:rPr>
-          <w:sz w:val="15"/>
-        </w:rPr>
-        <w:t>E</w:t>
-      </w:r>
-      <w:r>
-        <w:rPr>
-          <w:sz w:val="15"/>
-        </w:rPr>
-        <w:t>|-2------------------0---------------------|</w:t>
-      </w:r>
-    </w:p>
-    <w:p>
-      <w:pPr>
-        <w:keepLines/>
-        <w:spacing w:after="0" w:line="240" w:lineRule="auto"/>
-      </w:pPr>
-    </w:p>
-    <w:p>
-      <w:pPr>
-        <w:keepLines/>
-        <w:spacing w:after="0" w:line="240" w:lineRule="auto"/>
-      </w:pPr>
-      <w:r>
-        <w:rPr>
-          <w:sz w:val="15"/>
-        </w:rPr>
-        <w:t>Parte 3 de 3</w:t>
-      </w:r>
-    </w:p>
-    <w:p>
-      <w:pPr>
-        <w:keepNext/>
-        <w:keepLines/>
-        <w:spacing w:after="0" w:line="240" w:lineRule="auto"/>
-      </w:pPr>
-      <w:r>
-        <w:rPr>
-          <w:sz w:val="15"/>
-        </w:rPr>
-        <w:t xml:space="preserve">   </w:t>
-      </w:r>
-      <w:r>
-        <w:rPr>
-          <w:sz w:val="15"/>
-        </w:rPr>
-        <w:t>D7/A</w:t>
-      </w:r>
-      <w:r>
-        <w:rPr>
-          <w:sz w:val="15"/>
-        </w:rPr>
-        <w:t xml:space="preserve">      </w:t>
-      </w:r>
-      <w:r>
-        <w:rPr>
-          <w:sz w:val="15"/>
-        </w:rPr>
-        <w:t>D7</w:t>
-      </w:r>
-      <w:r>
-        <w:rPr>
-          <w:sz w:val="15"/>
-        </w:rPr>
-        <w:t xml:space="preserve">       </w:t>
-      </w:r>
-      <w:r>
-        <w:rPr>
-          <w:sz w:val="15"/>
-        </w:rPr>
-        <w:t>G</w:t>
-      </w:r>
-    </w:p>
-    <w:p>
-      <w:pPr>
-        <w:keepNext/>
-        <w:keepLines/>
-        <w:spacing w:after="0" w:line="240" w:lineRule="auto"/>
-      </w:pPr>
-      <w:r>
-        <w:rPr>
-          <w:sz w:val="15"/>
-        </w:rPr>
-        <w:t>E</w:t>
-      </w:r>
-      <w:r>
-        <w:rPr>
-          <w:sz w:val="15"/>
-        </w:rPr>
-        <w:t>|---2-2-2----2-2-2---3---------------------|</w:t>
-      </w:r>
-    </w:p>
-    <w:p>
-      <w:pPr>
-        <w:keepNext/>
-        <w:keepLines/>
-        <w:spacing w:after="0" w:line="240" w:lineRule="auto"/>
-      </w:pPr>
-      <w:r>
-        <w:rPr>
-          <w:sz w:val="15"/>
-        </w:rPr>
-        <w:t>B</w:t>
-      </w:r>
-      <w:r>
-        <w:rPr>
-          <w:sz w:val="15"/>
-        </w:rPr>
-        <w:t>|---1-1-1----1-1-1---3---------------------|</w:t>
-      </w:r>
-    </w:p>
-    <w:p>
-      <w:pPr>
-        <w:keepNext/>
-        <w:keepLines/>
-        <w:spacing w:after="0" w:line="240" w:lineRule="auto"/>
-      </w:pPr>
-      <w:r>
-        <w:rPr>
-          <w:sz w:val="15"/>
-        </w:rPr>
-        <w:t>G</w:t>
-      </w:r>
-      <w:r>
-        <w:rPr>
-          <w:sz w:val="15"/>
-        </w:rPr>
-        <w:t>|---2-2-2----2-2-2---0---------------------|</w:t>
-      </w:r>
-    </w:p>
-    <w:p>
-      <w:pPr>
-        <w:keepNext/>
-        <w:keepLines/>
-        <w:spacing w:after="0" w:line="240" w:lineRule="auto"/>
-      </w:pPr>
-      <w:r>
-        <w:rPr>
-          <w:sz w:val="15"/>
-        </w:rPr>
-        <w:t>D</w:t>
-      </w:r>
-      <w:r>
-        <w:rPr>
-          <w:sz w:val="15"/>
-        </w:rPr>
-        <w:t>|----------0-------------------------------|</w:t>
-      </w:r>
-    </w:p>
-    <w:p>
-      <w:pPr>
-        <w:keepNext/>
-        <w:keepLines/>
-        <w:spacing w:after="0" w:line="240" w:lineRule="auto"/>
-      </w:pPr>
-      <w:r>
-        <w:rPr>
-          <w:sz w:val="15"/>
-        </w:rPr>
-        <w:t>A</w:t>
-      </w:r>
-      <w:r>
-        <w:rPr>
-          <w:sz w:val="15"/>
-        </w:rPr>
-        <w:t>|-0----------------------------------------|</w:t>
-      </w:r>
-    </w:p>
-    <w:p>
-      <w:pPr>
-        <w:keepNext/>
-        <w:keepLines/>
-        <w:spacing w:after="0" w:line="240" w:lineRule="auto"/>
-      </w:pPr>
-      <w:r>
-        <w:rPr>
-          <w:sz w:val="15"/>
-        </w:rPr>
-        <w:t>E</w:t>
-      </w:r>
-      <w:r>
-        <w:rPr>
-          <w:sz w:val="15"/>
-        </w:rPr>
-        <w:t>|--------------------3---------------------|</w:t>
-      </w:r>
-    </w:p>
-    <w:p>
-      <w:pPr>
-        <w:keepLines/>
-        <w:spacing w:after="0" w:line="240" w:lineRule="auto"/>
-      </w:pPr>
-    </w:p>
-    <w:p>
-      <w:pPr>
-        <w:keepLines/>
-        <w:spacing w:after="0" w:line="240" w:lineRule="auto"/>
-      </w:pPr>
-      <w:r>
-        <w:rPr>
-          <w:sz w:val="15"/>
-        </w:rPr>
-        <w:t>[Terceira Parte]</w:t>
-      </w:r>
-    </w:p>
-    <w:p>
-      <w:pPr>
-        <w:keepLines/>
-        <w:spacing w:after="0" w:line="240" w:lineRule="auto"/>
-      </w:pPr>
-    </w:p>
-    <w:p>
-      <w:pPr>
-        <w:keepNext/>
-        <w:keepLines/>
-        <w:spacing w:after="0" w:line="240" w:lineRule="auto"/>
-      </w:pPr>
-      <w:r>
-        <w:rPr>
-          <w:sz w:val="15"/>
-        </w:rPr>
-        <w:t xml:space="preserve"> </w:t>
-      </w:r>
-      <w:r>
-        <w:rPr>
-          <w:sz w:val="15"/>
-        </w:rPr>
-        <w:t>G</w:t>
-      </w:r>
-    </w:p>
-    <w:p>
-      <w:pPr>
-        <w:keepLines/>
-        <w:spacing w:after="0" w:line="240" w:lineRule="auto"/>
-      </w:pPr>
-      <w:r>
-        <w:rPr>
-          <w:sz w:val="15"/>
-        </w:rPr>
-        <w:t>Yesterday</w:t>
-      </w:r>
-    </w:p>
-    <w:p>
-      <w:pPr>
-        <w:keepNext/>
-        <w:keepLines/>
-        <w:spacing w:after="0" w:line="240" w:lineRule="auto"/>
-      </w:pPr>
-      <w:r>
-        <w:rPr>
-          <w:sz w:val="15"/>
-        </w:rPr>
-        <w:t>F#m</w:t>
-      </w:r>
-      <w:r>
-        <w:rPr>
-          <w:sz w:val="15"/>
-        </w:rPr>
-        <w:t xml:space="preserve">           </w:t>
-      </w:r>
-      <w:r>
-        <w:rPr>
-          <w:sz w:val="15"/>
-        </w:rPr>
-        <w:t>B7</w:t>
-      </w:r>
-      <w:r>
-        <w:rPr>
-          <w:sz w:val="15"/>
-        </w:rPr>
-        <w:t xml:space="preserve">           </w:t>
-      </w:r>
-      <w:r>
-        <w:rPr>
-          <w:sz w:val="15"/>
-        </w:rPr>
-        <w:t>Em</w:t>
-      </w:r>
-    </w:p>
-    <w:p>
-      <w:pPr>
-        <w:keepLines/>
-        <w:spacing w:after="0" w:line="240" w:lineRule="auto"/>
-      </w:pPr>
-      <w:r>
-        <w:rPr>
-          <w:sz w:val="15"/>
-        </w:rPr>
-        <w:t xml:space="preserve">    Love was such an easy game to play</w:t>
-      </w:r>
-    </w:p>
-    <w:p>
-      <w:pPr>
-        <w:keepNext/>
-        <w:keepLines/>
-        <w:spacing w:after="0" w:line="240" w:lineRule="auto"/>
-      </w:pPr>
-      <w:r>
-        <w:rPr>
-          <w:sz w:val="15"/>
-        </w:rPr>
-        <w:t xml:space="preserve">C7M        </w:t>
-      </w:r>
-      <w:r>
-        <w:rPr>
-          <w:sz w:val="15"/>
-        </w:rPr>
-        <w:t>D7</w:t>
-      </w:r>
-      <w:r>
-        <w:rPr>
-          <w:sz w:val="15"/>
-        </w:rPr>
-        <w:t xml:space="preserve">              </w:t>
-      </w:r>
-      <w:r>
-        <w:rPr>
-          <w:sz w:val="15"/>
-        </w:rPr>
-        <w:t>G</w:t>
-      </w:r>
-    </w:p>
-    <w:p>
-      <w:pPr>
-        <w:keepLines/>
-        <w:spacing w:after="0" w:line="240" w:lineRule="auto"/>
-      </w:pPr>
-      <w:r>
-        <w:rPr>
-          <w:sz w:val="15"/>
-        </w:rPr>
-        <w:t xml:space="preserve">    Now I need a place to hide away</w:t>
-      </w:r>
-    </w:p>
-    <w:p>
-      <w:pPr>
-        <w:keepNext/>
-        <w:keepLines/>
-        <w:spacing w:after="0" w:line="240" w:lineRule="auto"/>
-      </w:pPr>
-      <w:r>
-        <w:rPr>
-          <w:sz w:val="15"/>
-        </w:rPr>
-        <w:t>G/F#</w:t>
-      </w:r>
-      <w:r>
-        <w:rPr>
-          <w:sz w:val="15"/>
-        </w:rPr>
-        <w:t xml:space="preserve">     </w:t>
-      </w:r>
-      <w:r>
-        <w:rPr>
-          <w:sz w:val="15"/>
-        </w:rPr>
-        <w:t>Em7</w:t>
+        <w:t>D9/F#</w:t>
       </w:r>
       <w:r>
         <w:rPr>
@@ -3076,911 +4343,13 @@
         <w:rPr>
           <w:sz w:val="15"/>
         </w:rPr>
-        <w:t>A7</w:t>
-      </w:r>
-      <w:r>
-        <w:rPr>
-          <w:sz w:val="15"/>
-        </w:rPr>
-        <w:t xml:space="preserve">       </w:t>
-      </w:r>
-      <w:r>
-        <w:rPr>
-          <w:sz w:val="15"/>
-        </w:rPr>
-        <w:t>C</w:t>
-      </w:r>
-      <w:r>
-        <w:rPr>
-          <w:sz w:val="15"/>
-        </w:rPr>
-        <w:t xml:space="preserve">  </w:t>
-      </w:r>
-      <w:r>
-        <w:rPr>
-          <w:sz w:val="15"/>
-        </w:rPr>
-        <w:t>G</w:t>
-      </w:r>
-    </w:p>
-    <w:p>
-      <w:pPr>
-        <w:keepLines/>
-        <w:spacing w:after="0" w:line="240" w:lineRule="auto"/>
-      </w:pPr>
-      <w:r>
-        <w:rPr>
-          <w:sz w:val="15"/>
-        </w:rPr>
-        <w:t xml:space="preserve">     Oh, I believe in yesterday</w:t>
-      </w:r>
-    </w:p>
-    <w:p>
-      <w:pPr>
-        <w:keepLines/>
-        <w:spacing w:after="0" w:line="240" w:lineRule="auto"/>
-      </w:pPr>
-    </w:p>
-    <w:p>
-      <w:pPr>
-        <w:keepLines/>
-        <w:spacing w:after="0" w:line="240" w:lineRule="auto"/>
-      </w:pPr>
-      <w:r>
-        <w:rPr>
-          <w:sz w:val="15"/>
-        </w:rPr>
-        <w:t>[Segunda Parte]</w:t>
-      </w:r>
-    </w:p>
-    <w:p>
-      <w:pPr>
-        <w:keepLines/>
-        <w:spacing w:after="0" w:line="240" w:lineRule="auto"/>
-      </w:pPr>
-    </w:p>
-    <w:p>
-      <w:pPr>
-        <w:keepNext/>
-        <w:keepLines/>
-        <w:spacing w:after="0" w:line="240" w:lineRule="auto"/>
-      </w:pPr>
-      <w:r>
-        <w:rPr>
-          <w:sz w:val="15"/>
-        </w:rPr>
-        <w:t xml:space="preserve">  </w:t>
-      </w:r>
-      <w:r>
-        <w:rPr>
-          <w:sz w:val="15"/>
-        </w:rPr>
-        <w:t>F#m</w:t>
-      </w:r>
-      <w:r>
-        <w:rPr>
-          <w:sz w:val="15"/>
-        </w:rPr>
-        <w:t xml:space="preserve">  </w:t>
-      </w:r>
-      <w:r>
-        <w:rPr>
-          <w:sz w:val="15"/>
-        </w:rPr>
-        <w:t>B7</w:t>
-      </w:r>
-      <w:r>
-        <w:rPr>
-          <w:sz w:val="15"/>
-        </w:rPr>
-        <w:t xml:space="preserve">  </w:t>
-      </w:r>
-      <w:r>
-        <w:rPr>
-          <w:sz w:val="15"/>
-        </w:rPr>
-        <w:t>Em</w:t>
-      </w:r>
-      <w:r>
-        <w:rPr>
-          <w:sz w:val="15"/>
-        </w:rPr>
-        <w:t xml:space="preserve">  </w:t>
-      </w:r>
-      <w:r>
-        <w:rPr>
-          <w:sz w:val="15"/>
-        </w:rPr>
-        <w:t>D</w:t>
-      </w:r>
-      <w:r>
-        <w:rPr>
-          <w:sz w:val="15"/>
-        </w:rPr>
-        <w:t xml:space="preserve">  C7M  </w:t>
-      </w:r>
-      <w:r>
-        <w:rPr>
-          <w:sz w:val="15"/>
-        </w:rPr>
-        <w:t>B7</w:t>
-      </w:r>
-      <w:r>
-        <w:rPr>
-          <w:sz w:val="15"/>
-        </w:rPr>
-        <w:t xml:space="preserve">        </w:t>
-      </w:r>
-      <w:r>
-        <w:rPr>
-          <w:sz w:val="15"/>
-        </w:rPr>
-        <w:t>D7/A</w:t>
-      </w:r>
-    </w:p>
-    <w:p>
-      <w:pPr>
-        <w:keepLines/>
-        <w:spacing w:after="0" w:line="240" w:lineRule="auto"/>
-      </w:pPr>
-      <w:r>
-        <w:rPr>
-          <w:sz w:val="15"/>
-        </w:rPr>
-        <w:t>Why  she  had to go?   I don't know</w:t>
-      </w:r>
-    </w:p>
-    <w:p>
-      <w:pPr>
-        <w:keepNext/>
-        <w:keepLines/>
-        <w:spacing w:after="0" w:line="240" w:lineRule="auto"/>
-      </w:pPr>
-      <w:r>
-        <w:rPr>
-          <w:sz w:val="15"/>
-        </w:rPr>
-        <w:t xml:space="preserve">     </w:t>
-      </w:r>
-      <w:r>
-        <w:rPr>
-          <w:sz w:val="15"/>
-        </w:rPr>
-        <w:t>D7</w:t>
-      </w:r>
-      <w:r>
-        <w:rPr>
-          <w:sz w:val="15"/>
-        </w:rPr>
-        <w:t xml:space="preserve">       </w:t>
-      </w:r>
-      <w:r>
-        <w:rPr>
-          <w:sz w:val="15"/>
-        </w:rPr>
-        <w:t>G</w:t>
-      </w:r>
-    </w:p>
-    <w:p>
-      <w:pPr>
-        <w:keepLines/>
-        <w:spacing w:after="0" w:line="240" w:lineRule="auto"/>
-      </w:pPr>
-      <w:r>
-        <w:rPr>
-          <w:sz w:val="15"/>
-        </w:rPr>
-        <w:t>She wouldn't say</w:t>
-      </w:r>
-    </w:p>
-    <w:p>
-      <w:pPr>
-        <w:keepNext/>
-        <w:keepLines/>
-        <w:spacing w:after="0" w:line="240" w:lineRule="auto"/>
-      </w:pPr>
-      <w:r>
-        <w:rPr>
-          <w:sz w:val="15"/>
-        </w:rPr>
-        <w:t>F#m</w:t>
-      </w:r>
-      <w:r>
-        <w:rPr>
-          <w:sz w:val="15"/>
-        </w:rPr>
-        <w:t xml:space="preserve">  </w:t>
-      </w:r>
-      <w:r>
-        <w:rPr>
-          <w:sz w:val="15"/>
-        </w:rPr>
-        <w:t>B7</w:t>
-      </w:r>
-      <w:r>
-        <w:rPr>
-          <w:sz w:val="15"/>
-        </w:rPr>
-        <w:t xml:space="preserve">   </w:t>
-      </w:r>
-      <w:r>
-        <w:rPr>
-          <w:sz w:val="15"/>
-        </w:rPr>
-        <w:t>Em</w:t>
-      </w:r>
-      <w:r>
-        <w:rPr>
-          <w:sz w:val="15"/>
-        </w:rPr>
-        <w:t xml:space="preserve">   </w:t>
-      </w:r>
-      <w:r>
-        <w:rPr>
-          <w:sz w:val="15"/>
-        </w:rPr>
-        <w:t>D</w:t>
-      </w:r>
-      <w:r>
-        <w:rPr>
-          <w:sz w:val="15"/>
-        </w:rPr>
-        <w:t xml:space="preserve">     C7M</w:t>
-      </w:r>
-    </w:p>
-    <w:p>
-      <w:pPr>
-        <w:keepLines/>
-        <w:spacing w:after="0" w:line="240" w:lineRule="auto"/>
-      </w:pPr>
-      <w:r>
-        <w:rPr>
-          <w:sz w:val="15"/>
-        </w:rPr>
-        <w:t>I   said something wrong</w:t>
-      </w:r>
-    </w:p>
-    <w:p>
-      <w:pPr>
-        <w:keepNext/>
-        <w:keepLines/>
-        <w:spacing w:after="0" w:line="240" w:lineRule="auto"/>
-      </w:pPr>
-      <w:r>
-        <w:rPr>
-          <w:sz w:val="15"/>
-        </w:rPr>
-        <w:lastRenderedPageBreak/>
-        <w:t xml:space="preserve"> </w:t>
-      </w:r>
-      <w:r>
-        <w:rPr>
-          <w:sz w:val="15"/>
-        </w:rPr>
-        <w:t>B7</w:t>
-      </w:r>
-      <w:r>
-        <w:rPr>
-          <w:sz w:val="15"/>
-        </w:rPr>
-        <w:t xml:space="preserve">    </w:t>
-      </w:r>
-      <w:r>
-        <w:rPr>
-          <w:sz w:val="15"/>
-        </w:rPr>
-        <w:t>D7/A</w:t>
-      </w:r>
-      <w:r>
-        <w:rPr>
-          <w:sz w:val="15"/>
-        </w:rPr>
-        <w:t xml:space="preserve">     </w:t>
-      </w:r>
-      <w:r>
-        <w:rPr>
-          <w:sz w:val="15"/>
-        </w:rPr>
-        <w:t>D7</w:t>
-      </w:r>
-      <w:r>
-        <w:rPr>
-          <w:sz w:val="15"/>
-        </w:rPr>
-        <w:t xml:space="preserve">    </w:t>
-      </w:r>
-      <w:r>
-        <w:rPr>
-          <w:sz w:val="15"/>
-        </w:rPr>
-        <w:t>G</w:t>
-      </w:r>
-    </w:p>
-    <w:p>
-      <w:pPr>
-        <w:keepLines/>
-        <w:spacing w:after="0" w:line="240" w:lineRule="auto"/>
-      </w:pPr>
-      <w:r>
-        <w:rPr>
-          <w:sz w:val="15"/>
-        </w:rPr>
-        <w:t>Now I long for yesterday</w:t>
-      </w:r>
-    </w:p>
-    <w:p>
-      <w:pPr>
-        <w:keepLines/>
-        <w:spacing w:after="0" w:line="240" w:lineRule="auto"/>
-      </w:pPr>
-    </w:p>
-    <w:p>
-      <w:pPr>
-        <w:keepLines/>
-        <w:spacing w:after="0" w:line="240" w:lineRule="auto"/>
-      </w:pPr>
-      <w:r>
-        <w:rPr>
-          <w:sz w:val="15"/>
-        </w:rPr>
-        <w:t>[Terceira Parte]</w:t>
-      </w:r>
-    </w:p>
-    <w:p>
-      <w:pPr>
-        <w:keepLines/>
-        <w:spacing w:after="0" w:line="240" w:lineRule="auto"/>
-      </w:pPr>
-    </w:p>
-    <w:p>
-      <w:pPr>
-        <w:keepNext/>
-        <w:keepLines/>
-        <w:spacing w:after="0" w:line="240" w:lineRule="auto"/>
-      </w:pPr>
-      <w:r>
-        <w:rPr>
-          <w:sz w:val="15"/>
-        </w:rPr>
-        <w:t xml:space="preserve"> </w:t>
-      </w:r>
-      <w:r>
-        <w:rPr>
-          <w:sz w:val="15"/>
-        </w:rPr>
-        <w:t>G</w:t>
-      </w:r>
-    </w:p>
-    <w:p>
-      <w:pPr>
-        <w:keepLines/>
-        <w:spacing w:after="0" w:line="240" w:lineRule="auto"/>
-      </w:pPr>
-      <w:r>
-        <w:rPr>
-          <w:sz w:val="15"/>
-        </w:rPr>
-        <w:t>Yesterday</w:t>
-      </w:r>
-    </w:p>
-    <w:p>
-      <w:pPr>
-        <w:keepNext/>
-        <w:keepLines/>
-        <w:spacing w:after="0" w:line="240" w:lineRule="auto"/>
-      </w:pPr>
-      <w:r>
-        <w:rPr>
-          <w:sz w:val="15"/>
-        </w:rPr>
-        <w:t>F#m</w:t>
-      </w:r>
-      <w:r>
-        <w:rPr>
-          <w:sz w:val="15"/>
-        </w:rPr>
-        <w:t xml:space="preserve">           </w:t>
-      </w:r>
-      <w:r>
-        <w:rPr>
-          <w:sz w:val="15"/>
-        </w:rPr>
-        <w:t>B7</w:t>
-      </w:r>
-      <w:r>
-        <w:rPr>
-          <w:sz w:val="15"/>
-        </w:rPr>
-        <w:t xml:space="preserve">           </w:t>
-      </w:r>
-      <w:r>
-        <w:rPr>
-          <w:sz w:val="15"/>
-        </w:rPr>
-        <w:t>Em</w:t>
-      </w:r>
-    </w:p>
-    <w:p>
-      <w:pPr>
-        <w:keepLines/>
-        <w:spacing w:after="0" w:line="240" w:lineRule="auto"/>
-      </w:pPr>
-      <w:r>
-        <w:rPr>
-          <w:sz w:val="15"/>
-        </w:rPr>
-        <w:t xml:space="preserve">    Love was such an easy game to play</w:t>
-      </w:r>
-    </w:p>
-    <w:p>
-      <w:pPr>
-        <w:keepNext/>
-        <w:keepLines/>
-        <w:spacing w:after="0" w:line="240" w:lineRule="auto"/>
-      </w:pPr>
-      <w:r>
-        <w:rPr>
-          <w:sz w:val="15"/>
-        </w:rPr>
-        <w:t xml:space="preserve">C7M        </w:t>
-      </w:r>
-      <w:r>
-        <w:rPr>
-          <w:sz w:val="15"/>
-        </w:rPr>
-        <w:t>D7</w:t>
-      </w:r>
-      <w:r>
-        <w:rPr>
-          <w:sz w:val="15"/>
-        </w:rPr>
-        <w:t xml:space="preserve">              </w:t>
-      </w:r>
-      <w:r>
-        <w:rPr>
-          <w:sz w:val="15"/>
-        </w:rPr>
-        <w:t>G</w:t>
-      </w:r>
-    </w:p>
-    <w:p>
-      <w:pPr>
-        <w:keepLines/>
-        <w:spacing w:after="0" w:line="240" w:lineRule="auto"/>
-      </w:pPr>
-      <w:r>
-        <w:rPr>
-          <w:sz w:val="15"/>
-        </w:rPr>
-        <w:t xml:space="preserve">    Now I need a place to hide away</w:t>
-      </w:r>
-    </w:p>
-    <w:p>
-      <w:pPr>
-        <w:keepLines/>
-        <w:spacing w:after="0" w:line="240" w:lineRule="auto"/>
-      </w:pPr>
-    </w:p>
-    <w:p>
-      <w:pPr>
-        <w:keepLines/>
-        <w:spacing w:after="0" w:line="240" w:lineRule="auto"/>
-      </w:pPr>
-      <w:r>
-        <w:rPr>
-          <w:sz w:val="15"/>
-        </w:rPr>
-        <w:t>[Tab - Terceira Parte]</w:t>
-      </w:r>
-    </w:p>
-    <w:p>
-      <w:pPr>
-        <w:keepLines/>
-        <w:spacing w:after="0" w:line="240" w:lineRule="auto"/>
-      </w:pPr>
-    </w:p>
-    <w:p>
-      <w:pPr>
-        <w:keepNext/>
-        <w:keepLines/>
-        <w:spacing w:after="0" w:line="240" w:lineRule="auto"/>
-      </w:pPr>
-      <w:r>
-        <w:rPr>
-          <w:sz w:val="15"/>
-        </w:rPr>
-        <w:t xml:space="preserve">   </w:t>
-      </w:r>
-      <w:r>
-        <w:rPr>
-          <w:sz w:val="15"/>
-        </w:rPr>
-        <w:t>C</w:t>
-      </w:r>
-      <w:r>
-        <w:rPr>
-          <w:sz w:val="15"/>
-        </w:rPr>
-        <w:t xml:space="preserve">     </w:t>
-      </w:r>
-      <w:r>
-        <w:rPr>
-          <w:sz w:val="15"/>
-        </w:rPr>
-        <w:t>G</w:t>
-      </w:r>
-    </w:p>
-    <w:p>
-      <w:pPr>
-        <w:keepNext/>
-        <w:keepLines/>
-        <w:spacing w:after="0" w:line="240" w:lineRule="auto"/>
-      </w:pPr>
-      <w:r>
-        <w:rPr>
-          <w:sz w:val="15"/>
-        </w:rPr>
-        <w:t>E</w:t>
-      </w:r>
-      <w:r>
-        <w:rPr>
-          <w:sz w:val="15"/>
-        </w:rPr>
-        <w:t>|-0-----3--3--3-3-3------------------------|</w:t>
-      </w:r>
-    </w:p>
-    <w:p>
-      <w:pPr>
-        <w:keepNext/>
-        <w:keepLines/>
-        <w:spacing w:after="0" w:line="240" w:lineRule="auto"/>
-      </w:pPr>
-      <w:r>
-        <w:rPr>
-          <w:sz w:val="15"/>
-        </w:rPr>
-        <w:t>B</w:t>
-      </w:r>
-      <w:r>
-        <w:rPr>
-          <w:sz w:val="15"/>
-        </w:rPr>
-        <w:t>|-1-----3--3--3-3-3------------------------|</w:t>
-      </w:r>
-    </w:p>
-    <w:p>
-      <w:pPr>
-        <w:keepNext/>
-        <w:keepLines/>
-        <w:spacing w:after="0" w:line="240" w:lineRule="auto"/>
-      </w:pPr>
-      <w:r>
-        <w:rPr>
-          <w:sz w:val="15"/>
-        </w:rPr>
-        <w:t>G</w:t>
-      </w:r>
-      <w:r>
-        <w:rPr>
-          <w:sz w:val="15"/>
-        </w:rPr>
-        <w:t>|-0-----0--0--0-0-0------------------------|</w:t>
-      </w:r>
-    </w:p>
-    <w:p>
-      <w:pPr>
-        <w:keepNext/>
-        <w:keepLines/>
-        <w:spacing w:after="0" w:line="240" w:lineRule="auto"/>
-      </w:pPr>
-      <w:r>
-        <w:rPr>
-          <w:sz w:val="15"/>
-        </w:rPr>
-        <w:t>D</w:t>
-      </w:r>
-      <w:r>
-        <w:rPr>
-          <w:sz w:val="15"/>
-        </w:rPr>
-        <w:t>|------------------------------------------|</w:t>
-      </w:r>
-    </w:p>
-    <w:p>
-      <w:pPr>
-        <w:keepNext/>
-        <w:keepLines/>
-        <w:spacing w:after="0" w:line="240" w:lineRule="auto"/>
-      </w:pPr>
-      <w:r>
-        <w:rPr>
-          <w:sz w:val="15"/>
-        </w:rPr>
-        <w:t>A</w:t>
-      </w:r>
-      <w:r>
-        <w:rPr>
-          <w:sz w:val="15"/>
-        </w:rPr>
-        <w:t>|-3----------------------------------------|</w:t>
-      </w:r>
-    </w:p>
-    <w:p>
-      <w:pPr>
-        <w:keepNext/>
-        <w:keepLines/>
-        <w:spacing w:after="0" w:line="240" w:lineRule="auto"/>
-      </w:pPr>
-      <w:r>
-        <w:rPr>
-          <w:sz w:val="15"/>
-        </w:rPr>
-        <w:t>E</w:t>
-      </w:r>
-      <w:r>
-        <w:rPr>
-          <w:sz w:val="15"/>
-        </w:rPr>
-        <w:t>|-------3--3-------------------------------|</w:t>
-      </w:r>
-    </w:p>
-    <w:p>
-      <w:pPr>
-        <w:keepLines/>
-        <w:spacing w:after="0" w:line="240" w:lineRule="auto"/>
-      </w:pPr>
-    </w:p>
-    <w:p>
-      <w:pPr>
-        <w:keepNext/>
-        <w:keepLines/>
-        <w:spacing w:after="0" w:line="240" w:lineRule="auto"/>
-      </w:pPr>
-      <w:r>
-        <w:rPr>
-          <w:sz w:val="15"/>
-        </w:rPr>
-        <w:t>G/F#</w:t>
-      </w:r>
-      <w:r>
-        <w:rPr>
-          <w:sz w:val="15"/>
-        </w:rPr>
-        <w:t xml:space="preserve">     </w:t>
-      </w:r>
-      <w:r>
-        <w:rPr>
-          <w:sz w:val="15"/>
-        </w:rPr>
-        <w:t>Em7</w:t>
-      </w:r>
-      <w:r>
-        <w:rPr>
-          <w:sz w:val="15"/>
-        </w:rPr>
-        <w:t xml:space="preserve">  </w:t>
-      </w:r>
-      <w:r>
-        <w:rPr>
-          <w:sz w:val="15"/>
-        </w:rPr>
-        <w:t>A7</w:t>
-      </w:r>
-      <w:r>
-        <w:rPr>
-          <w:sz w:val="15"/>
-        </w:rPr>
-        <w:t xml:space="preserve">       </w:t>
-      </w:r>
-      <w:r>
-        <w:rPr>
-          <w:sz w:val="15"/>
-        </w:rPr>
-        <w:t>C</w:t>
-      </w:r>
-      <w:r>
-        <w:rPr>
-          <w:sz w:val="15"/>
-        </w:rPr>
-        <w:t xml:space="preserve">  </w:t>
-      </w:r>
-      <w:r>
-        <w:rPr>
-          <w:sz w:val="15"/>
-        </w:rPr>
-        <w:t>G</w:t>
-      </w:r>
-    </w:p>
-    <w:p>
-      <w:pPr>
-        <w:keepLines/>
-        <w:spacing w:after="0" w:line="240" w:lineRule="auto"/>
-      </w:pPr>
-      <w:r>
-        <w:rPr>
-          <w:sz w:val="15"/>
-        </w:rPr>
-        <w:t xml:space="preserve">     Oh, I believe in yesterday</w:t>
-      </w:r>
-    </w:p>
-    <w:p>
-      <w:pPr>
-        <w:keepLines/>
-        <w:spacing w:after="0" w:line="240" w:lineRule="auto"/>
-      </w:pPr>
-    </w:p>
-    <w:p>
-      <w:pPr>
-        <w:keepLines/>
-        <w:spacing w:after="0" w:line="240" w:lineRule="auto"/>
-      </w:pPr>
-      <w:r>
-        <w:rPr>
-          <w:sz w:val="15"/>
-        </w:rPr>
-        <w:t>[Tab - Final]</w:t>
-      </w:r>
-    </w:p>
-    <w:p>
-      <w:pPr>
-        <w:keepLines/>
-        <w:spacing w:after="0" w:line="240" w:lineRule="auto"/>
-      </w:pPr>
-    </w:p>
-    <w:p>
-      <w:pPr>
-        <w:keepLines/>
-        <w:spacing w:after="0" w:line="240" w:lineRule="auto"/>
-      </w:pPr>
-      <w:r>
-        <w:rPr>
-          <w:sz w:val="15"/>
-        </w:rPr>
-        <w:t xml:space="preserve">   (Frase Final)</w:t>
-      </w:r>
-    </w:p>
-    <w:p>
-      <w:pPr>
-        <w:keepNext/>
-        <w:keepLines/>
-        <w:spacing w:after="0" w:line="240" w:lineRule="auto"/>
-      </w:pPr>
-      <w:r>
-        <w:rPr>
-          <w:sz w:val="15"/>
-        </w:rPr>
-        <w:t>E</w:t>
-      </w:r>
-      <w:r>
-        <w:rPr>
-          <w:sz w:val="15"/>
-        </w:rPr>
-        <w:t>|-3-3-3-3--3-3-3-3--3---3---3--------------|</w:t>
-      </w:r>
-    </w:p>
-    <w:p>
-      <w:pPr>
-        <w:keepNext/>
-        <w:keepLines/>
-        <w:spacing w:after="0" w:line="240" w:lineRule="auto"/>
-      </w:pPr>
-      <w:r>
-        <w:rPr>
-          <w:sz w:val="15"/>
-        </w:rPr>
-        <w:t>B</w:t>
-      </w:r>
-      <w:r>
-        <w:rPr>
-          <w:sz w:val="15"/>
-        </w:rPr>
-        <w:t>|-3-3-3-3--2-2-2-2--1-1h3-1h3--------------|</w:t>
-      </w:r>
-    </w:p>
-    <w:p>
-      <w:pPr>
-        <w:keepNext/>
-        <w:keepLines/>
-        <w:spacing w:after="0" w:line="240" w:lineRule="auto"/>
-      </w:pPr>
-      <w:r>
-        <w:rPr>
-          <w:sz w:val="15"/>
-        </w:rPr>
-        <w:t>G</w:t>
-      </w:r>
-      <w:r>
-        <w:rPr>
-          <w:sz w:val="15"/>
-        </w:rPr>
-        <w:t>|-0-0-0-0--0-0-0-0--0---0---0--------------|</w:t>
-      </w:r>
-    </w:p>
-    <w:p>
-      <w:pPr>
-        <w:keepNext/>
-        <w:keepLines/>
-        <w:spacing w:after="0" w:line="240" w:lineRule="auto"/>
-      </w:pPr>
-      <w:r>
-        <w:rPr>
-          <w:sz w:val="15"/>
-        </w:rPr>
-        <w:t>D</w:t>
-      </w:r>
-      <w:r>
-        <w:rPr>
-          <w:sz w:val="15"/>
-        </w:rPr>
-        <w:t>|------------------------------------------|</w:t>
-      </w:r>
-    </w:p>
-    <w:p>
-      <w:pPr>
-        <w:keepNext/>
-        <w:keepLines/>
-        <w:spacing w:after="0" w:line="240" w:lineRule="auto"/>
-      </w:pPr>
-      <w:r>
-        <w:rPr>
-          <w:sz w:val="15"/>
-        </w:rPr>
-        <w:t>A</w:t>
-      </w:r>
-      <w:r>
-        <w:rPr>
-          <w:sz w:val="15"/>
-        </w:rPr>
-        <w:t>|------------------------------------------|</w:t>
-      </w:r>
-    </w:p>
-    <w:p>
-      <w:pPr>
-        <w:keepNext/>
-        <w:keepLines/>
-        <w:spacing w:after="0" w:line="240" w:lineRule="auto"/>
-      </w:pPr>
-      <w:r>
-        <w:rPr>
-          <w:sz w:val="15"/>
-        </w:rPr>
-        <w:t>E</w:t>
-      </w:r>
-      <w:r>
-        <w:rPr>
-          <w:sz w:val="15"/>
-        </w:rPr>
-        <w:t>|------------------------------------------|</w:t>
-      </w:r>
-    </w:p>
-    <w:p>
-      <w:pPr>
-        <w:keepLines/>
-        <w:spacing w:after="0" w:line="240" w:lineRule="auto"/>
-      </w:pPr>
-    </w:p>
-    <w:p>
-      <w:pPr>
-        <w:keepLines/>
-        <w:spacing w:after="0" w:line="240" w:lineRule="auto"/>
-      </w:pPr>
-      <w:r>
-        <w:rPr>
-          <w:sz w:val="15"/>
-        </w:rPr>
-        <w:t>(Frase final)</w:t>
-      </w:r>
-    </w:p>
-    <w:p>
-      <w:pPr>
-        <w:keepLines/>
-        <w:spacing w:after="0" w:line="240" w:lineRule="auto"/>
-      </w:pPr>
-      <w:r>
-        <w:rPr>
-          <w:sz w:val="15"/>
-        </w:rPr>
-        <w:t>Hum hum hum hum hum hum hum</w:t>
+        <w:t>G6</w:t>
+      </w:r>
+      <w:r>
+        <w:rPr>
+          <w:sz w:val="15"/>
+        </w:rPr>
+        <w:t>(9)</w:t>
       </w:r>
     </w:p>
     <w:p>
@@ -4029,10 +4398,10 @@
                 <w:noProof/>
               </w:rPr>
               <w:drawing>
-                <wp:inline distT="0" distB="0" distL="0" distR="0" wp14:anchorId="7366B67F" wp14:editId="4674158E">
+                <wp:inline distT="0" distB="0" distL="0" distR="0" wp14:anchorId="4A95C61C" wp14:editId="6EDE0EB0">
                   <wp:extent cx="530352" cy="707136"/>
                   <wp:effectExtent l="0" t="0" r="0" b="0"/>
-                  <wp:docPr id="1" name="Picture 1"/>
+                  <wp:docPr id="5" name="Picture 5"/>
                   <wp:cNvGraphicFramePr>
                     <a:graphicFrameLocks xmlns:a="http://schemas.openxmlformats.org/drawingml/2006/main" noChangeAspect="1"/>
                   </wp:cNvGraphicFramePr>
@@ -4044,7 +4413,7 @@
                           <pic:cNvPicPr/>
                         </pic:nvPicPr>
                         <pic:blipFill>
-                          <a:blip r:embed="rId6"/>
+                          <a:blip r:embed="rId10"/>
                           <a:stretch>
                             <a:fillRect/>
                           </a:stretch>
@@ -4079,10 +4448,10 @@
                 <w:noProof/>
               </w:rPr>
               <w:drawing>
-                <wp:inline distT="0" distB="0" distL="0" distR="0" wp14:anchorId="6E6BC652" wp14:editId="37A41A8C">
+                <wp:inline distT="0" distB="0" distL="0" distR="0" wp14:anchorId="57E67311" wp14:editId="3ED93A34">
                   <wp:extent cx="530352" cy="707136"/>
                   <wp:effectExtent l="0" t="0" r="0" b="0"/>
-                  <wp:docPr id="2" name="Picture 2"/>
+                  <wp:docPr id="6" name="Picture 6"/>
                   <wp:cNvGraphicFramePr>
                     <a:graphicFrameLocks xmlns:a="http://schemas.openxmlformats.org/drawingml/2006/main" noChangeAspect="1"/>
                   </wp:cNvGraphicFramePr>
@@ -4090,11 +4459,11 @@
                     <a:graphicData uri="http://schemas.openxmlformats.org/drawingml/2006/picture">
                       <pic:pic xmlns:pic="http://schemas.openxmlformats.org/drawingml/2006/picture">
                         <pic:nvPicPr>
-                          <pic:cNvPr id="0" name="A7.png"/>
+                          <pic:cNvPr id="0" name="A_G.png"/>
                           <pic:cNvPicPr/>
                         </pic:nvPicPr>
                         <pic:blipFill>
-                          <a:blip r:embed="rId7"/>
+                          <a:blip r:embed="rId11"/>
                           <a:stretch>
                             <a:fillRect/>
                           </a:stretch>
@@ -4129,10 +4498,10 @@
                 <w:noProof/>
               </w:rPr>
               <w:drawing>
-                <wp:inline distT="0" distB="0" distL="0" distR="0" wp14:anchorId="2D9B2FEC" wp14:editId="358A3A04">
+                <wp:inline distT="0" distB="0" distL="0" distR="0" wp14:anchorId="2E9AAD5D" wp14:editId="7EF9A5C5">
                   <wp:extent cx="530352" cy="707136"/>
                   <wp:effectExtent l="0" t="0" r="0" b="0"/>
-                  <wp:docPr id="3" name="Picture 3"/>
+                  <wp:docPr id="7" name="Picture 7"/>
                   <wp:cNvGraphicFramePr>
                     <a:graphicFrameLocks xmlns:a="http://schemas.openxmlformats.org/drawingml/2006/main" noChangeAspect="1"/>
                   </wp:cNvGraphicFramePr>
@@ -4140,7 +4509,360 @@
                     <a:graphicData uri="http://schemas.openxmlformats.org/drawingml/2006/picture">
                       <pic:pic xmlns:pic="http://schemas.openxmlformats.org/drawingml/2006/picture">
                         <pic:nvPicPr>
-                          <pic:cNvPr id="0" name="B.png"/>
+                          <pic:cNvPr id="0" name="A2.png"/>
+                          <pic:cNvPicPr/>
+                        </pic:nvPicPr>
+                        <pic:blipFill>
+                          <a:blip r:embed="rId12"/>
+                          <a:stretch>
+                            <a:fillRect/>
+                          </a:stretch>
+                        </pic:blipFill>
+                        <pic:spPr>
+                          <a:xfrm>
+                            <a:off x="0" y="0"/>
+                            <a:ext cx="530352" cy="707136"/>
+                          </a:xfrm>
+                          <a:prstGeom prst="rect">
+                            <a:avLst/>
+                          </a:prstGeom>
+                        </pic:spPr>
+                      </pic:pic>
+                    </a:graphicData>
+                  </a:graphic>
+                </wp:inline>
+              </w:drawing>
+            </w:r>
+          </w:p>
+        </w:tc>
+        <w:tc>
+          <w:tcPr>
+            <w:tcW w:w="1908" w:type="dxa"/>
+          </w:tcPr>
+          <w:p>
+            <w:pPr>
+              <w:jc w:val="center"/>
+            </w:pPr>
+            <w:r>
+              <w:rPr>
+                <w:noProof/>
+              </w:rPr>
+              <w:drawing>
+                <wp:inline distT="0" distB="0" distL="0" distR="0" wp14:anchorId="4A59605D" wp14:editId="61D2BBE8">
+                  <wp:extent cx="530352" cy="707136"/>
+                  <wp:effectExtent l="0" t="0" r="0" b="0"/>
+                  <wp:docPr id="8" name="Picture 8"/>
+                  <wp:cNvGraphicFramePr>
+                    <a:graphicFrameLocks xmlns:a="http://schemas.openxmlformats.org/drawingml/2006/main" noChangeAspect="1"/>
+                  </wp:cNvGraphicFramePr>
+                  <a:graphic xmlns:a="http://schemas.openxmlformats.org/drawingml/2006/main">
+                    <a:graphicData uri="http://schemas.openxmlformats.org/drawingml/2006/picture">
+                      <pic:pic xmlns:pic="http://schemas.openxmlformats.org/drawingml/2006/picture">
+                        <pic:nvPicPr>
+                          <pic:cNvPr id="0" name="Bm.png"/>
+                          <pic:cNvPicPr/>
+                        </pic:nvPicPr>
+                        <pic:blipFill>
+                          <a:blip r:embed="rId13"/>
+                          <a:stretch>
+                            <a:fillRect/>
+                          </a:stretch>
+                        </pic:blipFill>
+                        <pic:spPr>
+                          <a:xfrm>
+                            <a:off x="0" y="0"/>
+                            <a:ext cx="530352" cy="707136"/>
+                          </a:xfrm>
+                          <a:prstGeom prst="rect">
+                            <a:avLst/>
+                          </a:prstGeom>
+                        </pic:spPr>
+                      </pic:pic>
+                    </a:graphicData>
+                  </a:graphic>
+                </wp:inline>
+              </w:drawing>
+            </w:r>
+          </w:p>
+        </w:tc>
+        <w:tc>
+          <w:tcPr>
+            <w:tcW w:w="1908" w:type="dxa"/>
+          </w:tcPr>
+          <w:p>
+            <w:pPr>
+              <w:jc w:val="center"/>
+            </w:pPr>
+            <w:r>
+              <w:rPr>
+                <w:noProof/>
+              </w:rPr>
+              <w:drawing>
+                <wp:inline distT="0" distB="0" distL="0" distR="0" wp14:anchorId="6C7F913D" wp14:editId="74F3C8D1">
+                  <wp:extent cx="530352" cy="707136"/>
+                  <wp:effectExtent l="0" t="0" r="0" b="0"/>
+                  <wp:docPr id="9" name="Picture 9"/>
+                  <wp:cNvGraphicFramePr>
+                    <a:graphicFrameLocks xmlns:a="http://schemas.openxmlformats.org/drawingml/2006/main" noChangeAspect="1"/>
+                  </wp:cNvGraphicFramePr>
+                  <a:graphic xmlns:a="http://schemas.openxmlformats.org/drawingml/2006/main">
+                    <a:graphicData uri="http://schemas.openxmlformats.org/drawingml/2006/picture">
+                      <pic:pic xmlns:pic="http://schemas.openxmlformats.org/drawingml/2006/picture">
+                        <pic:nvPicPr>
+                          <pic:cNvPr id="0" name="Bm7.png"/>
+                          <pic:cNvPicPr/>
+                        </pic:nvPicPr>
+                        <pic:blipFill>
+                          <a:blip r:embed="rId14"/>
+                          <a:stretch>
+                            <a:fillRect/>
+                          </a:stretch>
+                        </pic:blipFill>
+                        <pic:spPr>
+                          <a:xfrm>
+                            <a:off x="0" y="0"/>
+                            <a:ext cx="530352" cy="707136"/>
+                          </a:xfrm>
+                          <a:prstGeom prst="rect">
+                            <a:avLst/>
+                          </a:prstGeom>
+                        </pic:spPr>
+                      </pic:pic>
+                    </a:graphicData>
+                  </a:graphic>
+                </wp:inline>
+              </w:drawing>
+            </w:r>
+          </w:p>
+        </w:tc>
+        <w:tc>
+          <w:tcPr>
+            <w:tcW w:w="1908" w:type="dxa"/>
+          </w:tcPr>
+          <w:p>
+            <w:pPr>
+              <w:jc w:val="center"/>
+            </w:pPr>
+            <w:r>
+              <w:rPr>
+                <w:noProof/>
+              </w:rPr>
+              <w:drawing>
+                <wp:inline distT="0" distB="0" distL="0" distR="0" wp14:anchorId="476BFD46" wp14:editId="14E0504E">
+                  <wp:extent cx="530352" cy="707136"/>
+                  <wp:effectExtent l="0" t="0" r="0" b="0"/>
+                  <wp:docPr id="10" name="Picture 10"/>
+                  <wp:cNvGraphicFramePr>
+                    <a:graphicFrameLocks xmlns:a="http://schemas.openxmlformats.org/drawingml/2006/main" noChangeAspect="1"/>
+                  </wp:cNvGraphicFramePr>
+                  <a:graphic xmlns:a="http://schemas.openxmlformats.org/drawingml/2006/main">
+                    <a:graphicData uri="http://schemas.openxmlformats.org/drawingml/2006/picture">
+                      <pic:pic xmlns:pic="http://schemas.openxmlformats.org/drawingml/2006/picture">
+                        <pic:nvPicPr>
+                          <pic:cNvPr id="0" name="D.png"/>
+                          <pic:cNvPicPr/>
+                        </pic:nvPicPr>
+                        <pic:blipFill>
+                          <a:blip r:embed="rId7"/>
+                          <a:stretch>
+                            <a:fillRect/>
+                          </a:stretch>
+                        </pic:blipFill>
+                        <pic:spPr>
+                          <a:xfrm>
+                            <a:off x="0" y="0"/>
+                            <a:ext cx="530352" cy="707136"/>
+                          </a:xfrm>
+                          <a:prstGeom prst="rect">
+                            <a:avLst/>
+                          </a:prstGeom>
+                        </pic:spPr>
+                      </pic:pic>
+                    </a:graphicData>
+                  </a:graphic>
+                </wp:inline>
+              </w:drawing>
+            </w:r>
+          </w:p>
+        </w:tc>
+      </w:tr>
+      <w:tr>
+        <w:tc>
+          <w:tcPr>
+            <w:tcW w:w="1908" w:type="dxa"/>
+          </w:tcPr>
+          <w:p>
+            <w:pPr>
+              <w:jc w:val="center"/>
+            </w:pPr>
+            <w:r>
+              <w:rPr>
+                <w:noProof/>
+              </w:rPr>
+              <w:lastRenderedPageBreak/>
+              <w:drawing>
+                <wp:inline distT="0" distB="0" distL="0" distR="0" wp14:anchorId="7C758D0F" wp14:editId="44B178A7">
+                  <wp:extent cx="530352" cy="707136"/>
+                  <wp:effectExtent l="0" t="0" r="0" b="0"/>
+                  <wp:docPr id="11" name="Picture 11"/>
+                  <wp:cNvGraphicFramePr>
+                    <a:graphicFrameLocks xmlns:a="http://schemas.openxmlformats.org/drawingml/2006/main" noChangeAspect="1"/>
+                  </wp:cNvGraphicFramePr>
+                  <a:graphic xmlns:a="http://schemas.openxmlformats.org/drawingml/2006/main">
+                    <a:graphicData uri="http://schemas.openxmlformats.org/drawingml/2006/picture">
+                      <pic:pic xmlns:pic="http://schemas.openxmlformats.org/drawingml/2006/picture">
+                        <pic:nvPicPr>
+                          <pic:cNvPr id="0" name="D_Fsharp.png"/>
+                          <pic:cNvPicPr/>
+                        </pic:nvPicPr>
+                        <pic:blipFill>
+                          <a:blip r:embed="rId15"/>
+                          <a:stretch>
+                            <a:fillRect/>
+                          </a:stretch>
+                        </pic:blipFill>
+                        <pic:spPr>
+                          <a:xfrm>
+                            <a:off x="0" y="0"/>
+                            <a:ext cx="530352" cy="707136"/>
+                          </a:xfrm>
+                          <a:prstGeom prst="rect">
+                            <a:avLst/>
+                          </a:prstGeom>
+                        </pic:spPr>
+                      </pic:pic>
+                    </a:graphicData>
+                  </a:graphic>
+                </wp:inline>
+              </w:drawing>
+            </w:r>
+          </w:p>
+        </w:tc>
+        <w:tc>
+          <w:tcPr>
+            <w:tcW w:w="1908" w:type="dxa"/>
+          </w:tcPr>
+          <w:p>
+            <w:pPr>
+              <w:jc w:val="center"/>
+            </w:pPr>
+            <w:r>
+              <w:rPr>
+                <w:noProof/>
+              </w:rPr>
+              <w:drawing>
+                <wp:inline distT="0" distB="0" distL="0" distR="0" wp14:anchorId="676E706A" wp14:editId="12DB72DE">
+                  <wp:extent cx="530352" cy="707136"/>
+                  <wp:effectExtent l="0" t="0" r="0" b="0"/>
+                  <wp:docPr id="12" name="Picture 12"/>
+                  <wp:cNvGraphicFramePr>
+                    <a:graphicFrameLocks xmlns:a="http://schemas.openxmlformats.org/drawingml/2006/main" noChangeAspect="1"/>
+                  </wp:cNvGraphicFramePr>
+                  <a:graphic xmlns:a="http://schemas.openxmlformats.org/drawingml/2006/main">
+                    <a:graphicData uri="http://schemas.openxmlformats.org/drawingml/2006/picture">
+                      <pic:pic xmlns:pic="http://schemas.openxmlformats.org/drawingml/2006/picture">
+                        <pic:nvPicPr>
+                          <pic:cNvPr id="0" name="D2.png"/>
+                          <pic:cNvPicPr/>
+                        </pic:nvPicPr>
+                        <pic:blipFill>
+                          <a:blip r:embed="rId16"/>
+                          <a:stretch>
+                            <a:fillRect/>
+                          </a:stretch>
+                        </pic:blipFill>
+                        <pic:spPr>
+                          <a:xfrm>
+                            <a:off x="0" y="0"/>
+                            <a:ext cx="530352" cy="707136"/>
+                          </a:xfrm>
+                          <a:prstGeom prst="rect">
+                            <a:avLst/>
+                          </a:prstGeom>
+                        </pic:spPr>
+                      </pic:pic>
+                    </a:graphicData>
+                  </a:graphic>
+                </wp:inline>
+              </w:drawing>
+            </w:r>
+          </w:p>
+        </w:tc>
+        <w:tc>
+          <w:tcPr>
+            <w:tcW w:w="1908" w:type="dxa"/>
+          </w:tcPr>
+          <w:p>
+            <w:pPr>
+              <w:jc w:val="center"/>
+            </w:pPr>
+            <w:r>
+              <w:rPr>
+                <w:noProof/>
+              </w:rPr>
+              <w:drawing>
+                <wp:inline distT="0" distB="0" distL="0" distR="0" wp14:anchorId="07D278C2" wp14:editId="306F503E">
+                  <wp:extent cx="530352" cy="707136"/>
+                  <wp:effectExtent l="0" t="0" r="0" b="0"/>
+                  <wp:docPr id="13" name="Picture 13"/>
+                  <wp:cNvGraphicFramePr>
+                    <a:graphicFrameLocks xmlns:a="http://schemas.openxmlformats.org/drawingml/2006/main" noChangeAspect="1"/>
+                  </wp:cNvGraphicFramePr>
+                  <a:graphic xmlns:a="http://schemas.openxmlformats.org/drawingml/2006/main">
+                    <a:graphicData uri="http://schemas.openxmlformats.org/drawingml/2006/picture">
+                      <pic:pic xmlns:pic="http://schemas.openxmlformats.org/drawingml/2006/picture">
+                        <pic:nvPicPr>
+                          <pic:cNvPr id="0" name="D9_Fsharp.png"/>
+                          <pic:cNvPicPr/>
+                        </pic:nvPicPr>
+                        <pic:blipFill>
+                          <a:blip r:embed="rId17"/>
+                          <a:stretch>
+                            <a:fillRect/>
+                          </a:stretch>
+                        </pic:blipFill>
+                        <pic:spPr>
+                          <a:xfrm>
+                            <a:off x="0" y="0"/>
+                            <a:ext cx="530352" cy="707136"/>
+                          </a:xfrm>
+                          <a:prstGeom prst="rect">
+                            <a:avLst/>
+                          </a:prstGeom>
+                        </pic:spPr>
+                      </pic:pic>
+                    </a:graphicData>
+                  </a:graphic>
+                </wp:inline>
+              </w:drawing>
+            </w:r>
+          </w:p>
+        </w:tc>
+        <w:tc>
+          <w:tcPr>
+            <w:tcW w:w="1908" w:type="dxa"/>
+          </w:tcPr>
+          <w:p>
+            <w:pPr>
+              <w:jc w:val="center"/>
+            </w:pPr>
+            <w:r>
+              <w:rPr>
+                <w:noProof/>
+              </w:rPr>
+              <w:drawing>
+                <wp:inline distT="0" distB="0" distL="0" distR="0" wp14:anchorId="396622FB" wp14:editId="1E58C377">
+                  <wp:extent cx="530352" cy="707136"/>
+                  <wp:effectExtent l="0" t="0" r="0" b="0"/>
+                  <wp:docPr id="14" name="Picture 14"/>
+                  <wp:cNvGraphicFramePr>
+                    <a:graphicFrameLocks xmlns:a="http://schemas.openxmlformats.org/drawingml/2006/main" noChangeAspect="1"/>
+                  </wp:cNvGraphicFramePr>
+                  <a:graphic xmlns:a="http://schemas.openxmlformats.org/drawingml/2006/main">
+                    <a:graphicData uri="http://schemas.openxmlformats.org/drawingml/2006/picture">
+                      <pic:pic xmlns:pic="http://schemas.openxmlformats.org/drawingml/2006/picture">
+                        <pic:nvPicPr>
+                          <pic:cNvPr id="0" name="Em.png"/>
                           <pic:cNvPicPr/>
                         </pic:nvPicPr>
                         <pic:blipFill>
@@ -4179,10 +4901,10 @@
                 <w:noProof/>
               </w:rPr>
               <w:drawing>
-                <wp:inline distT="0" distB="0" distL="0" distR="0" wp14:anchorId="12E077A9" wp14:editId="485B3774">
+                <wp:inline distT="0" distB="0" distL="0" distR="0" wp14:anchorId="4E4F5C42" wp14:editId="55933A60">
                   <wp:extent cx="530352" cy="707136"/>
                   <wp:effectExtent l="0" t="0" r="0" b="0"/>
-                  <wp:docPr id="4" name="Picture 4"/>
+                  <wp:docPr id="15" name="Picture 15"/>
                   <wp:cNvGraphicFramePr>
                     <a:graphicFrameLocks xmlns:a="http://schemas.openxmlformats.org/drawingml/2006/main" noChangeAspect="1"/>
                   </wp:cNvGraphicFramePr>
@@ -4190,7 +4912,109 @@
                     <a:graphicData uri="http://schemas.openxmlformats.org/drawingml/2006/picture">
                       <pic:pic xmlns:pic="http://schemas.openxmlformats.org/drawingml/2006/picture">
                         <pic:nvPicPr>
-                          <pic:cNvPr id="0" name="B7.png"/>
+                          <pic:cNvPr id="0" name="Em7.png"/>
+                          <pic:cNvPicPr/>
+                        </pic:nvPicPr>
+                        <pic:blipFill>
+                          <a:blip r:embed="rId18"/>
+                          <a:stretch>
+                            <a:fillRect/>
+                          </a:stretch>
+                        </pic:blipFill>
+                        <pic:spPr>
+                          <a:xfrm>
+                            <a:off x="0" y="0"/>
+                            <a:ext cx="530352" cy="707136"/>
+                          </a:xfrm>
+                          <a:prstGeom prst="rect">
+                            <a:avLst/>
+                          </a:prstGeom>
+                        </pic:spPr>
+                      </pic:pic>
+                    </a:graphicData>
+                  </a:graphic>
+                </wp:inline>
+              </w:drawing>
+            </w:r>
+          </w:p>
+        </w:tc>
+        <w:tc>
+          <w:tcPr>
+            <w:tcW w:w="1908" w:type="dxa"/>
+          </w:tcPr>
+          <w:p>
+            <w:pPr>
+              <w:jc w:val="center"/>
+            </w:pPr>
+            <w:r>
+              <w:rPr>
+                <w:noProof/>
+              </w:rPr>
+              <w:drawing>
+                <wp:inline distT="0" distB="0" distL="0" distR="0" wp14:anchorId="0C334C05" wp14:editId="26F818CF">
+                  <wp:extent cx="530352" cy="707136"/>
+                  <wp:effectExtent l="0" t="0" r="0" b="0"/>
+                  <wp:docPr id="16" name="Picture 16"/>
+                  <wp:cNvGraphicFramePr>
+                    <a:graphicFrameLocks xmlns:a="http://schemas.openxmlformats.org/drawingml/2006/main" noChangeAspect="1"/>
+                  </wp:cNvGraphicFramePr>
+                  <a:graphic xmlns:a="http://schemas.openxmlformats.org/drawingml/2006/main">
+                    <a:graphicData uri="http://schemas.openxmlformats.org/drawingml/2006/picture">
+                      <pic:pic xmlns:pic="http://schemas.openxmlformats.org/drawingml/2006/picture">
+                        <pic:nvPicPr>
+                          <pic:cNvPr id="0" name="Fsharpm.png"/>
+                          <pic:cNvPicPr/>
+                        </pic:nvPicPr>
+                        <pic:blipFill>
+                          <a:blip r:embed="rId19"/>
+                          <a:stretch>
+                            <a:fillRect/>
+                          </a:stretch>
+                        </pic:blipFill>
+                        <pic:spPr>
+                          <a:xfrm>
+                            <a:off x="0" y="0"/>
+                            <a:ext cx="530352" cy="707136"/>
+                          </a:xfrm>
+                          <a:prstGeom prst="rect">
+                            <a:avLst/>
+                          </a:prstGeom>
+                        </pic:spPr>
+                      </pic:pic>
+                    </a:graphicData>
+                  </a:graphic>
+                </wp:inline>
+              </w:drawing>
+            </w:r>
+          </w:p>
+        </w:tc>
+      </w:tr>
+      <w:tr>
+        <w:tc>
+          <w:tcPr>
+            <w:tcW w:w="1908" w:type="dxa"/>
+          </w:tcPr>
+          <w:p>
+            <w:pPr>
+              <w:jc w:val="center"/>
+            </w:pPr>
+            <w:r>
+              <w:rPr>
+                <w:noProof/>
+              </w:rPr>
+              <w:drawing>
+                <wp:inline distT="0" distB="0" distL="0" distR="0" wp14:anchorId="16DC917F" wp14:editId="26C675E0">
+                  <wp:extent cx="530352" cy="707136"/>
+                  <wp:effectExtent l="0" t="0" r="0" b="0"/>
+                  <wp:docPr id="17" name="Picture 17"/>
+                  <wp:cNvGraphicFramePr>
+                    <a:graphicFrameLocks xmlns:a="http://schemas.openxmlformats.org/drawingml/2006/main" noChangeAspect="1"/>
+                  </wp:cNvGraphicFramePr>
+                  <a:graphic xmlns:a="http://schemas.openxmlformats.org/drawingml/2006/main">
+                    <a:graphicData uri="http://schemas.openxmlformats.org/drawingml/2006/picture">
+                      <pic:pic xmlns:pic="http://schemas.openxmlformats.org/drawingml/2006/picture">
+                        <pic:nvPicPr>
+                          <pic:cNvPr id="0" name="G.png"/>
                           <pic:cNvPicPr/>
                         </pic:nvPicPr>
                         <pic:blipFill>
@@ -4229,10 +5053,10 @@
                 <w:noProof/>
               </w:rPr>
               <w:drawing>
-                <wp:inline distT="0" distB="0" distL="0" distR="0" wp14:anchorId="6E6B4BA8" wp14:editId="2542692A">
+                <wp:inline distT="0" distB="0" distL="0" distR="0" wp14:anchorId="26A4E9D1" wp14:editId="1FAACFCB">
                   <wp:extent cx="530352" cy="707136"/>
                   <wp:effectExtent l="0" t="0" r="0" b="0"/>
-                  <wp:docPr id="5" name="Picture 5"/>
+                  <wp:docPr id="18" name="Picture 18"/>
                   <wp:cNvGraphicFramePr>
                     <a:graphicFrameLocks xmlns:a="http://schemas.openxmlformats.org/drawingml/2006/main" noChangeAspect="1"/>
                   </wp:cNvGraphicFramePr>
@@ -4240,11 +5064,11 @@
                     <a:graphicData uri="http://schemas.openxmlformats.org/drawingml/2006/picture">
                       <pic:pic xmlns:pic="http://schemas.openxmlformats.org/drawingml/2006/picture">
                         <pic:nvPicPr>
-                          <pic:cNvPr id="0" name="C.png"/>
+                          <pic:cNvPr id="0" name="G6.png"/>
                           <pic:cNvPicPr/>
                         </pic:nvPicPr>
                         <pic:blipFill>
-                          <a:blip r:embed="rId10"/>
+                          <a:blip r:embed="rId20"/>
                           <a:stretch>
                             <a:fillRect/>
                           </a:stretch>
@@ -4279,10 +5103,10 @@
                 <w:noProof/>
               </w:rPr>
               <w:drawing>
-                <wp:inline distT="0" distB="0" distL="0" distR="0" wp14:anchorId="7FC930EB" wp14:editId="64669E35">
+                <wp:inline distT="0" distB="0" distL="0" distR="0" wp14:anchorId="76F2628E" wp14:editId="4BBBCA2F">
                   <wp:extent cx="530352" cy="707136"/>
                   <wp:effectExtent l="0" t="0" r="0" b="0"/>
-                  <wp:docPr id="6" name="Picture 6"/>
+                  <wp:docPr id="19" name="Picture 19"/>
                   <wp:cNvGraphicFramePr>
                     <a:graphicFrameLocks xmlns:a="http://schemas.openxmlformats.org/drawingml/2006/main" noChangeAspect="1"/>
                   </wp:cNvGraphicFramePr>
@@ -4290,11 +5114,11 @@
                     <a:graphicData uri="http://schemas.openxmlformats.org/drawingml/2006/picture">
                       <pic:pic xmlns:pic="http://schemas.openxmlformats.org/drawingml/2006/picture">
                         <pic:nvPicPr>
-                          <pic:cNvPr id="0" name="D.png"/>
+                          <pic:cNvPr id="0" name="G9.png"/>
                           <pic:cNvPicPr/>
                         </pic:nvPicPr>
                         <pic:blipFill>
-                          <a:blip r:embed="rId11"/>
+                          <a:blip r:embed="rId21"/>
                           <a:stretch>
                             <a:fillRect/>
                           </a:stretch>
@@ -4315,416 +5139,6 @@
               </w:drawing>
             </w:r>
           </w:p>
-        </w:tc>
-      </w:tr>
-      <w:tr>
-        <w:tc>
-          <w:tcPr>
-            <w:tcW w:w="1908" w:type="dxa"/>
-          </w:tcPr>
-          <w:p>
-            <w:pPr>
-              <w:jc w:val="center"/>
-            </w:pPr>
-            <w:r>
-              <w:rPr>
-                <w:noProof/>
-              </w:rPr>
-              <w:drawing>
-                <wp:inline distT="0" distB="0" distL="0" distR="0" wp14:anchorId="4FD03464" wp14:editId="0176B1B4">
-                  <wp:extent cx="530352" cy="707136"/>
-                  <wp:effectExtent l="0" t="0" r="0" b="0"/>
-                  <wp:docPr id="7" name="Picture 7"/>
-                  <wp:cNvGraphicFramePr>
-                    <a:graphicFrameLocks xmlns:a="http://schemas.openxmlformats.org/drawingml/2006/main" noChangeAspect="1"/>
-                  </wp:cNvGraphicFramePr>
-                  <a:graphic xmlns:a="http://schemas.openxmlformats.org/drawingml/2006/main">
-                    <a:graphicData uri="http://schemas.openxmlformats.org/drawingml/2006/picture">
-                      <pic:pic xmlns:pic="http://schemas.openxmlformats.org/drawingml/2006/picture">
-                        <pic:nvPicPr>
-                          <pic:cNvPr id="0" name="D7.png"/>
-                          <pic:cNvPicPr/>
-                        </pic:nvPicPr>
-                        <pic:blipFill>
-                          <a:blip r:embed="rId12"/>
-                          <a:stretch>
-                            <a:fillRect/>
-                          </a:stretch>
-                        </pic:blipFill>
-                        <pic:spPr>
-                          <a:xfrm>
-                            <a:off x="0" y="0"/>
-                            <a:ext cx="530352" cy="707136"/>
-                          </a:xfrm>
-                          <a:prstGeom prst="rect">
-                            <a:avLst/>
-                          </a:prstGeom>
-                        </pic:spPr>
-                      </pic:pic>
-                    </a:graphicData>
-                  </a:graphic>
-                </wp:inline>
-              </w:drawing>
-            </w:r>
-          </w:p>
-        </w:tc>
-        <w:tc>
-          <w:tcPr>
-            <w:tcW w:w="1908" w:type="dxa"/>
-          </w:tcPr>
-          <w:p>
-            <w:pPr>
-              <w:jc w:val="center"/>
-            </w:pPr>
-            <w:r>
-              <w:rPr>
-                <w:noProof/>
-              </w:rPr>
-              <w:drawing>
-                <wp:inline distT="0" distB="0" distL="0" distR="0" wp14:anchorId="418C03E8" wp14:editId="337EB9FE">
-                  <wp:extent cx="530352" cy="707136"/>
-                  <wp:effectExtent l="0" t="0" r="0" b="0"/>
-                  <wp:docPr id="8" name="Picture 8"/>
-                  <wp:cNvGraphicFramePr>
-                    <a:graphicFrameLocks xmlns:a="http://schemas.openxmlformats.org/drawingml/2006/main" noChangeAspect="1"/>
-                  </wp:cNvGraphicFramePr>
-                  <a:graphic xmlns:a="http://schemas.openxmlformats.org/drawingml/2006/main">
-                    <a:graphicData uri="http://schemas.openxmlformats.org/drawingml/2006/picture">
-                      <pic:pic xmlns:pic="http://schemas.openxmlformats.org/drawingml/2006/picture">
-                        <pic:nvPicPr>
-                          <pic:cNvPr id="0" name="D7_A.png"/>
-                          <pic:cNvPicPr/>
-                        </pic:nvPicPr>
-                        <pic:blipFill>
-                          <a:blip r:embed="rId13"/>
-                          <a:stretch>
-                            <a:fillRect/>
-                          </a:stretch>
-                        </pic:blipFill>
-                        <pic:spPr>
-                          <a:xfrm>
-                            <a:off x="0" y="0"/>
-                            <a:ext cx="530352" cy="707136"/>
-                          </a:xfrm>
-                          <a:prstGeom prst="rect">
-                            <a:avLst/>
-                          </a:prstGeom>
-                        </pic:spPr>
-                      </pic:pic>
-                    </a:graphicData>
-                  </a:graphic>
-                </wp:inline>
-              </w:drawing>
-            </w:r>
-          </w:p>
-        </w:tc>
-        <w:tc>
-          <w:tcPr>
-            <w:tcW w:w="1908" w:type="dxa"/>
-          </w:tcPr>
-          <w:p>
-            <w:pPr>
-              <w:jc w:val="center"/>
-            </w:pPr>
-            <w:r>
-              <w:rPr>
-                <w:noProof/>
-              </w:rPr>
-              <w:drawing>
-                <wp:inline distT="0" distB="0" distL="0" distR="0" wp14:anchorId="1FB21AFE" wp14:editId="0EC25453">
-                  <wp:extent cx="530352" cy="707136"/>
-                  <wp:effectExtent l="0" t="0" r="0" b="0"/>
-                  <wp:docPr id="9" name="Picture 9"/>
-                  <wp:cNvGraphicFramePr>
-                    <a:graphicFrameLocks xmlns:a="http://schemas.openxmlformats.org/drawingml/2006/main" noChangeAspect="1"/>
-                  </wp:cNvGraphicFramePr>
-                  <a:graphic xmlns:a="http://schemas.openxmlformats.org/drawingml/2006/main">
-                    <a:graphicData uri="http://schemas.openxmlformats.org/drawingml/2006/picture">
-                      <pic:pic xmlns:pic="http://schemas.openxmlformats.org/drawingml/2006/picture">
-                        <pic:nvPicPr>
-                          <pic:cNvPr id="0" name="E.png"/>
-                          <pic:cNvPicPr/>
-                        </pic:nvPicPr>
-                        <pic:blipFill>
-                          <a:blip r:embed="rId14"/>
-                          <a:stretch>
-                            <a:fillRect/>
-                          </a:stretch>
-                        </pic:blipFill>
-                        <pic:spPr>
-                          <a:xfrm>
-                            <a:off x="0" y="0"/>
-                            <a:ext cx="530352" cy="707136"/>
-                          </a:xfrm>
-                          <a:prstGeom prst="rect">
-                            <a:avLst/>
-                          </a:prstGeom>
-                        </pic:spPr>
-                      </pic:pic>
-                    </a:graphicData>
-                  </a:graphic>
-                </wp:inline>
-              </w:drawing>
-            </w:r>
-          </w:p>
-        </w:tc>
-        <w:tc>
-          <w:tcPr>
-            <w:tcW w:w="1908" w:type="dxa"/>
-          </w:tcPr>
-          <w:p>
-            <w:pPr>
-              <w:jc w:val="center"/>
-            </w:pPr>
-            <w:r>
-              <w:rPr>
-                <w:noProof/>
-              </w:rPr>
-              <w:drawing>
-                <wp:inline distT="0" distB="0" distL="0" distR="0" wp14:anchorId="5029A3A8" wp14:editId="68784403">
-                  <wp:extent cx="530352" cy="707136"/>
-                  <wp:effectExtent l="0" t="0" r="0" b="0"/>
-                  <wp:docPr id="10" name="Picture 10"/>
-                  <wp:cNvGraphicFramePr>
-                    <a:graphicFrameLocks xmlns:a="http://schemas.openxmlformats.org/drawingml/2006/main" noChangeAspect="1"/>
-                  </wp:cNvGraphicFramePr>
-                  <a:graphic xmlns:a="http://schemas.openxmlformats.org/drawingml/2006/main">
-                    <a:graphicData uri="http://schemas.openxmlformats.org/drawingml/2006/picture">
-                      <pic:pic xmlns:pic="http://schemas.openxmlformats.org/drawingml/2006/picture">
-                        <pic:nvPicPr>
-                          <pic:cNvPr id="0" name="Em.png"/>
-                          <pic:cNvPicPr/>
-                        </pic:nvPicPr>
-                        <pic:blipFill>
-                          <a:blip r:embed="rId15"/>
-                          <a:stretch>
-                            <a:fillRect/>
-                          </a:stretch>
-                        </pic:blipFill>
-                        <pic:spPr>
-                          <a:xfrm>
-                            <a:off x="0" y="0"/>
-                            <a:ext cx="530352" cy="707136"/>
-                          </a:xfrm>
-                          <a:prstGeom prst="rect">
-                            <a:avLst/>
-                          </a:prstGeom>
-                        </pic:spPr>
-                      </pic:pic>
-                    </a:graphicData>
-                  </a:graphic>
-                </wp:inline>
-              </w:drawing>
-            </w:r>
-          </w:p>
-        </w:tc>
-        <w:tc>
-          <w:tcPr>
-            <w:tcW w:w="1908" w:type="dxa"/>
-          </w:tcPr>
-          <w:p>
-            <w:pPr>
-              <w:jc w:val="center"/>
-            </w:pPr>
-            <w:r>
-              <w:rPr>
-                <w:noProof/>
-              </w:rPr>
-              <w:drawing>
-                <wp:inline distT="0" distB="0" distL="0" distR="0" wp14:anchorId="68D61B14" wp14:editId="78D9AEFF">
-                  <wp:extent cx="530352" cy="707136"/>
-                  <wp:effectExtent l="0" t="0" r="0" b="0"/>
-                  <wp:docPr id="11" name="Picture 11"/>
-                  <wp:cNvGraphicFramePr>
-                    <a:graphicFrameLocks xmlns:a="http://schemas.openxmlformats.org/drawingml/2006/main" noChangeAspect="1"/>
-                  </wp:cNvGraphicFramePr>
-                  <a:graphic xmlns:a="http://schemas.openxmlformats.org/drawingml/2006/main">
-                    <a:graphicData uri="http://schemas.openxmlformats.org/drawingml/2006/picture">
-                      <pic:pic xmlns:pic="http://schemas.openxmlformats.org/drawingml/2006/picture">
-                        <pic:nvPicPr>
-                          <pic:cNvPr id="0" name="Em7.png"/>
-                          <pic:cNvPicPr/>
-                        </pic:nvPicPr>
-                        <pic:blipFill>
-                          <a:blip r:embed="rId16"/>
-                          <a:stretch>
-                            <a:fillRect/>
-                          </a:stretch>
-                        </pic:blipFill>
-                        <pic:spPr>
-                          <a:xfrm>
-                            <a:off x="0" y="0"/>
-                            <a:ext cx="530352" cy="707136"/>
-                          </a:xfrm>
-                          <a:prstGeom prst="rect">
-                            <a:avLst/>
-                          </a:prstGeom>
-                        </pic:spPr>
-                      </pic:pic>
-                    </a:graphicData>
-                  </a:graphic>
-                </wp:inline>
-              </w:drawing>
-            </w:r>
-          </w:p>
-        </w:tc>
-        <w:tc>
-          <w:tcPr>
-            <w:tcW w:w="1908" w:type="dxa"/>
-          </w:tcPr>
-          <w:p>
-            <w:pPr>
-              <w:jc w:val="center"/>
-            </w:pPr>
-            <w:r>
-              <w:rPr>
-                <w:noProof/>
-              </w:rPr>
-              <w:drawing>
-                <wp:inline distT="0" distB="0" distL="0" distR="0" wp14:anchorId="521B5995" wp14:editId="7E488729">
-                  <wp:extent cx="530352" cy="707136"/>
-                  <wp:effectExtent l="0" t="0" r="0" b="0"/>
-                  <wp:docPr id="12" name="Picture 12"/>
-                  <wp:cNvGraphicFramePr>
-                    <a:graphicFrameLocks xmlns:a="http://schemas.openxmlformats.org/drawingml/2006/main" noChangeAspect="1"/>
-                  </wp:cNvGraphicFramePr>
-                  <a:graphic xmlns:a="http://schemas.openxmlformats.org/drawingml/2006/main">
-                    <a:graphicData uri="http://schemas.openxmlformats.org/drawingml/2006/picture">
-                      <pic:pic xmlns:pic="http://schemas.openxmlformats.org/drawingml/2006/picture">
-                        <pic:nvPicPr>
-                          <pic:cNvPr id="0" name="Fsharpm.png"/>
-                          <pic:cNvPicPr/>
-                        </pic:nvPicPr>
-                        <pic:blipFill>
-                          <a:blip r:embed="rId17"/>
-                          <a:stretch>
-                            <a:fillRect/>
-                          </a:stretch>
-                        </pic:blipFill>
-                        <pic:spPr>
-                          <a:xfrm>
-                            <a:off x="0" y="0"/>
-                            <a:ext cx="530352" cy="707136"/>
-                          </a:xfrm>
-                          <a:prstGeom prst="rect">
-                            <a:avLst/>
-                          </a:prstGeom>
-                        </pic:spPr>
-                      </pic:pic>
-                    </a:graphicData>
-                  </a:graphic>
-                </wp:inline>
-              </w:drawing>
-            </w:r>
-          </w:p>
-        </w:tc>
-      </w:tr>
-      <w:tr>
-        <w:tc>
-          <w:tcPr>
-            <w:tcW w:w="1908" w:type="dxa"/>
-          </w:tcPr>
-          <w:p>
-            <w:pPr>
-              <w:jc w:val="center"/>
-            </w:pPr>
-            <w:r>
-              <w:rPr>
-                <w:noProof/>
-              </w:rPr>
-              <w:drawing>
-                <wp:inline distT="0" distB="0" distL="0" distR="0" wp14:anchorId="3F762E86" wp14:editId="33E3A39F">
-                  <wp:extent cx="530352" cy="707136"/>
-                  <wp:effectExtent l="0" t="0" r="0" b="0"/>
-                  <wp:docPr id="13" name="Picture 13"/>
-                  <wp:cNvGraphicFramePr>
-                    <a:graphicFrameLocks xmlns:a="http://schemas.openxmlformats.org/drawingml/2006/main" noChangeAspect="1"/>
-                  </wp:cNvGraphicFramePr>
-                  <a:graphic xmlns:a="http://schemas.openxmlformats.org/drawingml/2006/main">
-                    <a:graphicData uri="http://schemas.openxmlformats.org/drawingml/2006/picture">
-                      <pic:pic xmlns:pic="http://schemas.openxmlformats.org/drawingml/2006/picture">
-                        <pic:nvPicPr>
-                          <pic:cNvPr id="0" name="G.png"/>
-                          <pic:cNvPicPr/>
-                        </pic:nvPicPr>
-                        <pic:blipFill>
-                          <a:blip r:embed="rId18"/>
-                          <a:stretch>
-                            <a:fillRect/>
-                          </a:stretch>
-                        </pic:blipFill>
-                        <pic:spPr>
-                          <a:xfrm>
-                            <a:off x="0" y="0"/>
-                            <a:ext cx="530352" cy="707136"/>
-                          </a:xfrm>
-                          <a:prstGeom prst="rect">
-                            <a:avLst/>
-                          </a:prstGeom>
-                        </pic:spPr>
-                      </pic:pic>
-                    </a:graphicData>
-                  </a:graphic>
-                </wp:inline>
-              </w:drawing>
-            </w:r>
-          </w:p>
-        </w:tc>
-        <w:tc>
-          <w:tcPr>
-            <w:tcW w:w="1908" w:type="dxa"/>
-          </w:tcPr>
-          <w:p>
-            <w:pPr>
-              <w:jc w:val="center"/>
-            </w:pPr>
-            <w:r>
-              <w:rPr>
-                <w:noProof/>
-              </w:rPr>
-              <w:drawing>
-                <wp:inline distT="0" distB="0" distL="0" distR="0" wp14:anchorId="3F08D58A" wp14:editId="50F4F39C">
-                  <wp:extent cx="530352" cy="707136"/>
-                  <wp:effectExtent l="0" t="0" r="0" b="0"/>
-                  <wp:docPr id="14" name="Picture 14"/>
-                  <wp:cNvGraphicFramePr>
-                    <a:graphicFrameLocks xmlns:a="http://schemas.openxmlformats.org/drawingml/2006/main" noChangeAspect="1"/>
-                  </wp:cNvGraphicFramePr>
-                  <a:graphic xmlns:a="http://schemas.openxmlformats.org/drawingml/2006/main">
-                    <a:graphicData uri="http://schemas.openxmlformats.org/drawingml/2006/picture">
-                      <pic:pic xmlns:pic="http://schemas.openxmlformats.org/drawingml/2006/picture">
-                        <pic:nvPicPr>
-                          <pic:cNvPr id="0" name="G_Fsharp.png"/>
-                          <pic:cNvPicPr/>
-                        </pic:nvPicPr>
-                        <pic:blipFill>
-                          <a:blip r:embed="rId19"/>
-                          <a:stretch>
-                            <a:fillRect/>
-                          </a:stretch>
-                        </pic:blipFill>
-                        <pic:spPr>
-                          <a:xfrm>
-                            <a:off x="0" y="0"/>
-                            <a:ext cx="530352" cy="707136"/>
-                          </a:xfrm>
-                          <a:prstGeom prst="rect">
-                            <a:avLst/>
-                          </a:prstGeom>
-                        </pic:spPr>
-                      </pic:pic>
-                    </a:graphicData>
-                  </a:graphic>
-                </wp:inline>
-              </w:drawing>
-            </w:r>
-          </w:p>
-        </w:tc>
-        <w:tc>
-          <w:tcPr>
-            <w:tcW w:w="1908" w:type="dxa"/>
-          </w:tcPr>
-          <w:p/>
         </w:tc>
         <w:tc>
           <w:tcPr>
@@ -4931,31 +5345,31 @@
       </w:rPr>
     </w:lvl>
   </w:abstractNum>
-  <w:num w:numId="1" w16cid:durableId="1514805071">
+  <w:num w:numId="1" w16cid:durableId="10378864">
     <w:abstractNumId w:val="8"/>
   </w:num>
-  <w:num w:numId="2" w16cid:durableId="374431775">
+  <w:num w:numId="2" w16cid:durableId="18288420">
     <w:abstractNumId w:val="6"/>
   </w:num>
-  <w:num w:numId="3" w16cid:durableId="546260365">
+  <w:num w:numId="3" w16cid:durableId="964191371">
     <w:abstractNumId w:val="5"/>
   </w:num>
-  <w:num w:numId="4" w16cid:durableId="1675956748">
+  <w:num w:numId="4" w16cid:durableId="114446602">
     <w:abstractNumId w:val="4"/>
   </w:num>
-  <w:num w:numId="5" w16cid:durableId="1806655483">
+  <w:num w:numId="5" w16cid:durableId="344672502">
     <w:abstractNumId w:val="7"/>
   </w:num>
-  <w:num w:numId="6" w16cid:durableId="835264187">
+  <w:num w:numId="6" w16cid:durableId="25836851">
     <w:abstractNumId w:val="3"/>
   </w:num>
-  <w:num w:numId="7" w16cid:durableId="212035796">
+  <w:num w:numId="7" w16cid:durableId="1103495551">
     <w:abstractNumId w:val="2"/>
   </w:num>
-  <w:num w:numId="8" w16cid:durableId="890310707">
+  <w:num w:numId="8" w16cid:durableId="139153956">
     <w:abstractNumId w:val="1"/>
   </w:num>
-  <w:num w:numId="9" w16cid:durableId="1449547404">
+  <w:num w:numId="9" w16cid:durableId="1691108075">
     <w:abstractNumId w:val="0"/>
   </w:num>
 </w:numbering>
@@ -16346,7 +16760,7 @@
     <w:autoRedefine/>
     <w:uiPriority w:val="39"/>
     <w:unhideWhenUsed/>
-    <w:rsid w:val="00DC47FC"/>
+    <w:rsid w:val="00EA1FC1"/>
     <w:pPr>
       <w:spacing w:after="100"/>
     </w:pPr>
@@ -16356,7 +16770,7 @@
     <w:basedOn w:val="Fontepargpadro"/>
     <w:uiPriority w:val="99"/>
     <w:unhideWhenUsed/>
-    <w:rsid w:val="00DC47FC"/>
+    <w:rsid w:val="00EA1FC1"/>
     <w:rPr>
       <w:color w:val="0000FF" w:themeColor="hyperlink"/>
       <w:u w:val="single"/>

--- a/backend/Livreto.docx
+++ b/backend/Livreto.docx
@@ -27,7 +27,7 @@
       <w:pPr>
         <w:pStyle w:val="Ttulo1"/>
       </w:pPr>
-      <w:bookmarkStart w:id="0" w:name="_Toc223291245"/>
+      <w:bookmarkStart w:id="0" w:name="_Toc223295218"/>
       <w:r>
         <w:lastRenderedPageBreak/>
         <w:t>Sumário</w:t>
@@ -60,7 +60,7 @@
       <w:r>
         <w:fldChar w:fldCharType="separate"/>
       </w:r>
-      <w:hyperlink w:anchor="_Toc223291245" w:history="1">
+      <w:hyperlink w:anchor="_Toc223295218" w:history="1">
         <w:r>
           <w:rPr>
             <w:rStyle w:val="Hyperlink"/>
@@ -87,7 +87,7 @@
             <w:noProof/>
             <w:webHidden/>
           </w:rPr>
-          <w:instrText xml:space="preserve"> PAGEREF _Toc223291245 \h </w:instrText>
+          <w:instrText xml:space="preserve"> PAGEREF _Toc223295218 \h </w:instrText>
         </w:r>
         <w:r>
           <w:rPr>
@@ -135,13 +135,13 @@
           <w14:ligatures w14:val="standardContextual"/>
         </w:rPr>
       </w:pPr>
-      <w:hyperlink w:anchor="_Toc223291246" w:history="1">
+      <w:hyperlink w:anchor="_Toc223295219" w:history="1">
         <w:r>
           <w:rPr>
             <w:rStyle w:val="Hyperlink"/>
             <w:noProof/>
           </w:rPr>
-          <w:t>Hino Ágape - Agape Uma Comunidade De Amor</w:t>
+          <w:t>A Ele A Glória - Agape Uma Comunidade De Amor</w:t>
         </w:r>
         <w:r>
           <w:rPr>
@@ -162,7 +162,7 @@
             <w:noProof/>
             <w:webHidden/>
           </w:rPr>
-          <w:instrText xml:space="preserve"> PAGEREF _Toc223291246 \h </w:instrText>
+          <w:instrText xml:space="preserve"> PAGEREF _Toc223295219 \h </w:instrText>
         </w:r>
         <w:r>
           <w:rPr>
@@ -183,81 +183,6 @@
             <w:webHidden/>
           </w:rPr>
           <w:t>3</w:t>
-        </w:r>
-        <w:r>
-          <w:rPr>
-            <w:noProof/>
-            <w:webHidden/>
-          </w:rPr>
-          <w:fldChar w:fldCharType="end"/>
-        </w:r>
-      </w:hyperlink>
-    </w:p>
-    <w:p>
-      <w:pPr>
-        <w:pStyle w:val="Sumrio1"/>
-        <w:tabs>
-          <w:tab w:val="right" w:leader="dot" w:pos="11436"/>
-        </w:tabs>
-        <w:rPr>
-          <w:rFonts w:asciiTheme="minorHAnsi" w:hAnsiTheme="minorHAnsi"/>
-          <w:b w:val="0"/>
-          <w:noProof/>
-          <w:kern w:val="2"/>
-          <w:sz w:val="24"/>
-          <w:szCs w:val="24"/>
-          <w:lang w:val="pt-BR" w:eastAsia="pt-BR"/>
-          <w14:ligatures w14:val="standardContextual"/>
-        </w:rPr>
-      </w:pPr>
-      <w:hyperlink w:anchor="_Toc223291247" w:history="1">
-        <w:r>
-          <w:rPr>
-            <w:rStyle w:val="Hyperlink"/>
-            <w:noProof/>
-          </w:rPr>
-          <w:t>Terra Seca - Fraternidade Sao Joao Paulo Ii</w:t>
-        </w:r>
-        <w:r>
-          <w:rPr>
-            <w:noProof/>
-            <w:webHidden/>
-          </w:rPr>
-          <w:tab/>
-        </w:r>
-        <w:r>
-          <w:rPr>
-            <w:noProof/>
-            <w:webHidden/>
-          </w:rPr>
-          <w:fldChar w:fldCharType="begin"/>
-        </w:r>
-        <w:r>
-          <w:rPr>
-            <w:noProof/>
-            <w:webHidden/>
-          </w:rPr>
-          <w:instrText xml:space="preserve"> PAGEREF _Toc223291247 \h </w:instrText>
-        </w:r>
-        <w:r>
-          <w:rPr>
-            <w:noProof/>
-            <w:webHidden/>
-          </w:rPr>
-        </w:r>
-        <w:r>
-          <w:rPr>
-            <w:noProof/>
-            <w:webHidden/>
-          </w:rPr>
-          <w:fldChar w:fldCharType="separate"/>
-        </w:r>
-        <w:r>
-          <w:rPr>
-            <w:noProof/>
-            <w:webHidden/>
-          </w:rPr>
-          <w:t>4</w:t>
         </w:r>
         <w:r>
           <w:rPr>
@@ -293,10 +218,10 @@
         <w:pStyle w:val="Ttulo1"/>
         <w:spacing w:before="0" w:after="40"/>
       </w:pPr>
-      <w:bookmarkStart w:id="1" w:name="_Toc223291246"/>
+      <w:bookmarkStart w:id="1" w:name="_Toc223295219"/>
       <w:r>
         <w:lastRenderedPageBreak/>
-        <w:t>Hino Ágape - Agape Uma Comunidade De Amor</w:t>
+        <w:t>A Ele A Glória - Agape Uma Comunidade De Amor</w:t>
       </w:r>
       <w:bookmarkEnd w:id="1"/>
     </w:p>
@@ -305,4063 +230,602 @@
         <w:spacing w:after="40"/>
       </w:pPr>
       <w:r>
-        <w:t>Tom: G</w:t>
-      </w:r>
-    </w:p>
-    <w:p>
-      <w:pPr>
-        <w:sectPr>
-          <w:type w:val="continuous"/>
-          <w:pgSz w:w="12240" w:h="15840"/>
-          <w:pgMar w:top="397" w:right="397" w:bottom="397" w:left="397" w:header="720" w:footer="720" w:gutter="0"/>
-          <w:cols w:space="720"/>
-          <w:docGrid w:linePitch="360"/>
-        </w:sectPr>
-      </w:pPr>
-    </w:p>
-    <w:p>
-      <w:pPr>
-        <w:keepNext/>
-        <w:keepLines/>
-        <w:spacing w:after="0" w:line="240" w:lineRule="auto"/>
-      </w:pPr>
-      <w:r>
-        <w:rPr>
-          <w:sz w:val="21"/>
-        </w:rPr>
-        <w:t>G</w:t>
-      </w:r>
-      <w:r>
-        <w:rPr>
-          <w:sz w:val="21"/>
-        </w:rPr>
-        <w:t xml:space="preserve">         </w:t>
-      </w:r>
-      <w:r>
-        <w:rPr>
-          <w:sz w:val="21"/>
-        </w:rPr>
-        <w:t>Em</w:t>
-      </w:r>
-      <w:r>
-        <w:rPr>
-          <w:sz w:val="21"/>
-        </w:rPr>
-        <w:t xml:space="preserve">                  </w:t>
-      </w:r>
-      <w:r>
-        <w:rPr>
-          <w:sz w:val="21"/>
-        </w:rPr>
-        <w:t>C</w:t>
-      </w:r>
-      <w:r>
-        <w:rPr>
-          <w:sz w:val="21"/>
-        </w:rPr>
-        <w:t xml:space="preserve">       </w:t>
-      </w:r>
-      <w:r>
-        <w:rPr>
-          <w:sz w:val="21"/>
-        </w:rPr>
-        <w:t>D</w:t>
-      </w:r>
-    </w:p>
-    <w:p>
-      <w:pPr>
-        <w:keepLines/>
-        <w:spacing w:after="0" w:line="240" w:lineRule="auto"/>
-      </w:pPr>
-      <w:r>
-        <w:rPr>
-          <w:sz w:val="21"/>
-        </w:rPr>
-        <w:t>Partilhar todo amor que há dentro de nós</w:t>
+        <w:t>Tom: E</w:t>
       </w:r>
     </w:p>
     <w:p>
       <w:pPr>
         <w:keepNext/>
         <w:keepLines/>
-        <w:spacing w:after="0" w:line="240" w:lineRule="auto"/>
+        <w:spacing w:after="0" w:line="228" w:lineRule="auto"/>
       </w:pPr>
       <w:r>
         <w:rPr>
-          <w:sz w:val="21"/>
+          <w:sz w:val="32"/>
         </w:rPr>
-        <w:t>G</w:t>
+        <w:t>E</w:t>
       </w:r>
       <w:r>
         <w:rPr>
-          <w:sz w:val="21"/>
+          <w:sz w:val="32"/>
         </w:rPr>
-        <w:t xml:space="preserve">         </w:t>
+        <w:t xml:space="preserve">    </w:t>
       </w:r>
       <w:r>
         <w:rPr>
-          <w:sz w:val="21"/>
+          <w:sz w:val="32"/>
         </w:rPr>
-        <w:t>Em</w:t>
+        <w:t>G#m</w:t>
       </w:r>
       <w:r>
         <w:rPr>
-          <w:sz w:val="21"/>
+          <w:sz w:val="32"/>
         </w:rPr>
-        <w:t xml:space="preserve">                  </w:t>
+        <w:t xml:space="preserve">         A7M     </w:t>
       </w:r>
       <w:r>
         <w:rPr>
-          <w:sz w:val="21"/>
+          <w:sz w:val="32"/>
         </w:rPr>
-        <w:t>C</w:t>
+        <w:t>C#m</w:t>
       </w:r>
       <w:r>
         <w:rPr>
-          <w:sz w:val="21"/>
+          <w:sz w:val="32"/>
         </w:rPr>
-        <w:t xml:space="preserve">       </w:t>
-      </w:r>
-      <w:r>
-        <w:rPr>
-          <w:sz w:val="21"/>
-        </w:rPr>
-        <w:t>D</w:t>
+        <w:t xml:space="preserve">          A7M</w:t>
       </w:r>
     </w:p>
     <w:p>
       <w:pPr>
         <w:keepLines/>
-        <w:spacing w:after="0" w:line="240" w:lineRule="auto"/>
+        <w:spacing w:after="0" w:line="228" w:lineRule="auto"/>
       </w:pPr>
       <w:r>
         <w:rPr>
-          <w:sz w:val="21"/>
+          <w:sz w:val="32"/>
         </w:rPr>
-        <w:t>Repartir tudo que há de bom</w:t>
+        <w:t>Alfa, Ômega, princípio e fim, sim ele é</w:t>
       </w:r>
     </w:p>
     <w:p>
       <w:pPr>
         <w:keepNext/>
         <w:keepLines/>
-        <w:spacing w:after="0" w:line="240" w:lineRule="auto"/>
+        <w:spacing w:after="0" w:line="228" w:lineRule="auto"/>
       </w:pPr>
       <w:r>
         <w:rPr>
-          <w:sz w:val="21"/>
+          <w:sz w:val="32"/>
         </w:rPr>
-        <w:t>G</w:t>
+        <w:t>E/G#</w:t>
       </w:r>
       <w:r>
         <w:rPr>
-          <w:sz w:val="21"/>
+          <w:sz w:val="32"/>
         </w:rPr>
-        <w:t xml:space="preserve">            </w:t>
+        <w:t xml:space="preserve">        </w:t>
       </w:r>
       <w:r>
         <w:rPr>
-          <w:sz w:val="21"/>
+          <w:sz w:val="32"/>
         </w:rPr>
-        <w:t>Em</w:t>
+        <w:t>F#m</w:t>
       </w:r>
       <w:r>
         <w:rPr>
-          <w:sz w:val="21"/>
+          <w:sz w:val="32"/>
         </w:rPr>
-        <w:t xml:space="preserve">               </w:t>
+        <w:t xml:space="preserve"> </w:t>
       </w:r>
       <w:r>
         <w:rPr>
-          <w:sz w:val="21"/>
+          <w:sz w:val="32"/>
         </w:rPr>
-        <w:t>C</w:t>
-      </w:r>
-      <w:r>
-        <w:rPr>
-          <w:sz w:val="21"/>
-        </w:rPr>
-        <w:t xml:space="preserve">    </w:t>
-      </w:r>
-      <w:r>
-        <w:rPr>
-          <w:sz w:val="21"/>
-        </w:rPr>
-        <w:t>D</w:t>
+        <w:t>B7</w:t>
       </w:r>
     </w:p>
     <w:p>
       <w:pPr>
         <w:keepLines/>
-        <w:spacing w:after="0" w:line="240" w:lineRule="auto"/>
+        <w:spacing w:after="0" w:line="228" w:lineRule="auto"/>
       </w:pPr>
       <w:r>
         <w:rPr>
-          <w:sz w:val="21"/>
+          <w:sz w:val="32"/>
         </w:rPr>
-        <w:t>Não fugir ao compromisso com o irmão</w:t>
+        <w:t>Sim ele é</w:t>
       </w:r>
     </w:p>
     <w:p>
       <w:pPr>
         <w:keepNext/>
         <w:keepLines/>
-        <w:spacing w:after="0" w:line="240" w:lineRule="auto"/>
+        <w:spacing w:after="0" w:line="228" w:lineRule="auto"/>
       </w:pPr>
       <w:r>
         <w:rPr>
-          <w:sz w:val="21"/>
+          <w:sz w:val="32"/>
         </w:rPr>
-        <w:t>G</w:t>
+        <w:t>E</w:t>
       </w:r>
       <w:r>
         <w:rPr>
-          <w:sz w:val="21"/>
+          <w:sz w:val="32"/>
         </w:rPr>
-        <w:t xml:space="preserve">         </w:t>
+        <w:t xml:space="preserve">    </w:t>
       </w:r>
       <w:r>
         <w:rPr>
-          <w:sz w:val="21"/>
+          <w:sz w:val="32"/>
         </w:rPr>
-        <w:t>Em</w:t>
+        <w:t>G#m</w:t>
       </w:r>
       <w:r>
         <w:rPr>
-          <w:sz w:val="21"/>
+          <w:sz w:val="32"/>
         </w:rPr>
-        <w:t xml:space="preserve">       </w:t>
+        <w:t xml:space="preserve">         A7M     </w:t>
       </w:r>
       <w:r>
         <w:rPr>
-          <w:sz w:val="21"/>
+          <w:sz w:val="32"/>
         </w:rPr>
-        <w:t>C</w:t>
+        <w:t>C#m</w:t>
       </w:r>
       <w:r>
         <w:rPr>
-          <w:sz w:val="21"/>
+          <w:sz w:val="32"/>
         </w:rPr>
-        <w:t xml:space="preserve">        </w:t>
-      </w:r>
-      <w:r>
-        <w:rPr>
-          <w:sz w:val="21"/>
-        </w:rPr>
-        <w:t>D</w:t>
+        <w:t xml:space="preserve">          A7M</w:t>
       </w:r>
     </w:p>
     <w:p>
       <w:pPr>
         <w:keepLines/>
-        <w:spacing w:after="0" w:line="240" w:lineRule="auto"/>
+        <w:spacing w:after="0" w:line="228" w:lineRule="auto"/>
       </w:pPr>
       <w:r>
         <w:rPr>
-          <w:sz w:val="21"/>
+          <w:sz w:val="32"/>
         </w:rPr>
-        <w:t>Entregar a Jesus o coração</w:t>
-      </w:r>
-    </w:p>
-    <w:p>
-      <w:pPr>
-        <w:keepLines/>
-        <w:spacing w:after="0" w:line="240" w:lineRule="auto"/>
-      </w:pPr>
-    </w:p>
-    <w:p>
-      <w:pPr>
-        <w:keepNext/>
-        <w:keepLines/>
-        <w:spacing w:after="0" w:line="240" w:lineRule="auto"/>
-      </w:pPr>
-      <w:r>
-        <w:rPr>
-          <w:sz w:val="21"/>
-        </w:rPr>
-        <w:t>G</w:t>
-      </w:r>
-      <w:r>
-        <w:rPr>
-          <w:sz w:val="21"/>
-        </w:rPr>
-        <w:t xml:space="preserve">        </w:t>
-      </w:r>
-      <w:r>
-        <w:rPr>
-          <w:sz w:val="21"/>
-        </w:rPr>
-        <w:t>Em</w:t>
-      </w:r>
-      <w:r>
-        <w:rPr>
-          <w:sz w:val="21"/>
-        </w:rPr>
-        <w:t xml:space="preserve">       </w:t>
-      </w:r>
-      <w:r>
-        <w:rPr>
-          <w:sz w:val="21"/>
-        </w:rPr>
-        <w:t>C</w:t>
-      </w:r>
-      <w:r>
-        <w:rPr>
-          <w:sz w:val="21"/>
-        </w:rPr>
-        <w:t xml:space="preserve">    </w:t>
-      </w:r>
-      <w:r>
-        <w:rPr>
-          <w:sz w:val="21"/>
-        </w:rPr>
-        <w:t>D</w:t>
-      </w:r>
-    </w:p>
-    <w:p>
-      <w:pPr>
-        <w:keepLines/>
-        <w:spacing w:after="0" w:line="240" w:lineRule="auto"/>
-      </w:pPr>
-      <w:r>
-        <w:rPr>
-          <w:sz w:val="21"/>
-        </w:rPr>
-        <w:t>Ágape, partilha do amor</w:t>
+        <w:t>Alfa, Ômega, princípio e fim, sim ele é</w:t>
       </w:r>
     </w:p>
     <w:p>
       <w:pPr>
         <w:keepNext/>
         <w:keepLines/>
-        <w:spacing w:after="0" w:line="240" w:lineRule="auto"/>
+        <w:spacing w:after="0" w:line="228" w:lineRule="auto"/>
       </w:pPr>
       <w:r>
         <w:rPr>
-          <w:sz w:val="21"/>
+          <w:sz w:val="32"/>
         </w:rPr>
-        <w:t>G</w:t>
+        <w:t>E/G#</w:t>
       </w:r>
       <w:r>
         <w:rPr>
-          <w:sz w:val="21"/>
+          <w:sz w:val="32"/>
         </w:rPr>
         <w:t xml:space="preserve">        </w:t>
       </w:r>
       <w:r>
         <w:rPr>
-          <w:sz w:val="21"/>
+          <w:sz w:val="32"/>
         </w:rPr>
-        <w:t>Em</w:t>
+        <w:t>F#m</w:t>
       </w:r>
       <w:r>
         <w:rPr>
-          <w:sz w:val="21"/>
+          <w:sz w:val="32"/>
         </w:rPr>
-        <w:t xml:space="preserve">           </w:t>
+        <w:t xml:space="preserve"> </w:t>
       </w:r>
       <w:r>
         <w:rPr>
-          <w:sz w:val="21"/>
+          <w:sz w:val="32"/>
         </w:rPr>
-        <w:t>C</w:t>
-      </w:r>
-      <w:r>
-        <w:rPr>
-          <w:sz w:val="21"/>
-        </w:rPr>
-        <w:t xml:space="preserve">  </w:t>
-      </w:r>
-      <w:r>
-        <w:rPr>
-          <w:sz w:val="21"/>
-        </w:rPr>
-        <w:t>D</w:t>
+        <w:t>B7</w:t>
       </w:r>
     </w:p>
     <w:p>
       <w:pPr>
         <w:keepLines/>
-        <w:spacing w:after="0" w:line="240" w:lineRule="auto"/>
+        <w:spacing w:after="0" w:line="228" w:lineRule="auto"/>
       </w:pPr>
       <w:r>
         <w:rPr>
-          <w:sz w:val="21"/>
+          <w:sz w:val="32"/>
         </w:rPr>
-        <w:t>Ágape, louvemos ao senhor</w:t>
+        <w:t>Sim ele é</w:t>
       </w:r>
     </w:p>
     <w:p>
       <w:pPr>
         <w:keepNext/>
         <w:keepLines/>
-        <w:spacing w:after="0" w:line="240" w:lineRule="auto"/>
+        <w:spacing w:after="0" w:line="228" w:lineRule="auto"/>
       </w:pPr>
       <w:r>
         <w:rPr>
-          <w:sz w:val="21"/>
+          <w:sz w:val="32"/>
         </w:rPr>
-        <w:t>G</w:t>
+        <w:t>E</w:t>
       </w:r>
       <w:r>
         <w:rPr>
-          <w:sz w:val="21"/>
+          <w:sz w:val="32"/>
         </w:rPr>
-        <w:t xml:space="preserve">        </w:t>
+        <w:t xml:space="preserve">  </w:t>
       </w:r>
       <w:r>
         <w:rPr>
-          <w:sz w:val="21"/>
+          <w:sz w:val="32"/>
         </w:rPr>
-        <w:t>Em</w:t>
+        <w:t>B/D#</w:t>
       </w:r>
       <w:r>
         <w:rPr>
-          <w:sz w:val="21"/>
+          <w:sz w:val="32"/>
         </w:rPr>
-        <w:t xml:space="preserve">       </w:t>
+        <w:t xml:space="preserve">      </w:t>
       </w:r>
       <w:r>
         <w:rPr>
-          <w:sz w:val="21"/>
+          <w:sz w:val="32"/>
         </w:rPr>
-        <w:t>C</w:t>
+        <w:t>C#m</w:t>
       </w:r>
       <w:r>
         <w:rPr>
-          <w:sz w:val="21"/>
+          <w:sz w:val="32"/>
         </w:rPr>
-        <w:t xml:space="preserve">    </w:t>
+        <w:t xml:space="preserve">   </w:t>
       </w:r>
       <w:r>
         <w:rPr>
-          <w:sz w:val="21"/>
+          <w:sz w:val="32"/>
         </w:rPr>
-        <w:t>D</w:t>
+        <w:t>E/G#</w:t>
+      </w:r>
+      <w:r>
+        <w:rPr>
+          <w:sz w:val="32"/>
+        </w:rPr>
+        <w:t xml:space="preserve">    A7M</w:t>
       </w:r>
     </w:p>
     <w:p>
       <w:pPr>
         <w:keepLines/>
-        <w:spacing w:after="0" w:line="240" w:lineRule="auto"/>
+        <w:spacing w:after="0" w:line="228" w:lineRule="auto"/>
       </w:pPr>
       <w:r>
         <w:rPr>
-          <w:sz w:val="21"/>
+          <w:sz w:val="32"/>
         </w:rPr>
-        <w:t>Ágape, partilha do amor</w:t>
+        <w:t xml:space="preserve">    Lírio do Vale, estrela da manhã</w:t>
       </w:r>
     </w:p>
     <w:p>
       <w:pPr>
         <w:keepNext/>
         <w:keepLines/>
-        <w:spacing w:after="0" w:line="240" w:lineRule="auto"/>
+        <w:spacing w:after="0" w:line="228" w:lineRule="auto"/>
       </w:pPr>
       <w:r>
         <w:rPr>
-          <w:sz w:val="21"/>
+          <w:sz w:val="32"/>
         </w:rPr>
-        <w:t>G</w:t>
+        <w:t>F#m7</w:t>
       </w:r>
       <w:r>
         <w:rPr>
-          <w:sz w:val="21"/>
+          <w:sz w:val="32"/>
         </w:rPr>
         <w:t xml:space="preserve">        </w:t>
       </w:r>
       <w:r>
         <w:rPr>
-          <w:sz w:val="21"/>
+          <w:sz w:val="32"/>
         </w:rPr>
-        <w:t>Em</w:t>
-      </w:r>
-      <w:r>
-        <w:rPr>
-          <w:sz w:val="21"/>
-        </w:rPr>
-        <w:t xml:space="preserve">           </w:t>
-      </w:r>
-      <w:r>
-        <w:rPr>
-          <w:sz w:val="21"/>
-        </w:rPr>
-        <w:t>C</w:t>
-      </w:r>
-      <w:r>
-        <w:rPr>
-          <w:sz w:val="21"/>
-        </w:rPr>
-        <w:t xml:space="preserve">  </w:t>
-      </w:r>
-      <w:r>
-        <w:rPr>
-          <w:sz w:val="21"/>
-        </w:rPr>
-        <w:t>D</w:t>
+        <w:t>A/B</w:t>
       </w:r>
     </w:p>
     <w:p>
       <w:pPr>
         <w:keepLines/>
-        <w:spacing w:after="0" w:line="240" w:lineRule="auto"/>
+        <w:spacing w:after="0" w:line="228" w:lineRule="auto"/>
       </w:pPr>
       <w:r>
         <w:rPr>
-          <w:sz w:val="21"/>
+          <w:sz w:val="32"/>
         </w:rPr>
-        <w:t>Ágape, louvemos ao senhor</w:t>
-      </w:r>
-    </w:p>
-    <w:p>
-      <w:pPr>
-        <w:keepLines/>
-        <w:spacing w:after="0" w:line="240" w:lineRule="auto"/>
-      </w:pPr>
-    </w:p>
-    <w:p>
-      <w:pPr>
-        <w:keepNext/>
-        <w:keepLines/>
-        <w:spacing w:after="0" w:line="240" w:lineRule="auto"/>
-      </w:pPr>
-      <w:r>
-        <w:rPr>
-          <w:sz w:val="21"/>
-        </w:rPr>
-        <w:t>G</w:t>
-      </w:r>
-      <w:r>
-        <w:rPr>
-          <w:sz w:val="21"/>
-        </w:rPr>
-        <w:t xml:space="preserve">        </w:t>
-      </w:r>
-      <w:r>
-        <w:rPr>
-          <w:sz w:val="21"/>
-        </w:rPr>
-        <w:t>Em</w:t>
-      </w:r>
-      <w:r>
-        <w:rPr>
-          <w:sz w:val="21"/>
-        </w:rPr>
-        <w:t xml:space="preserve">           </w:t>
-      </w:r>
-      <w:r>
-        <w:rPr>
-          <w:sz w:val="21"/>
-        </w:rPr>
-        <w:t>C</w:t>
-      </w:r>
-      <w:r>
-        <w:rPr>
-          <w:sz w:val="21"/>
-        </w:rPr>
-        <w:t xml:space="preserve">             </w:t>
-      </w:r>
-      <w:r>
-        <w:rPr>
-          <w:sz w:val="21"/>
-        </w:rPr>
-        <w:t>D</w:t>
-      </w:r>
-    </w:p>
-    <w:p>
-      <w:pPr>
-        <w:keepLines/>
-        <w:spacing w:after="0" w:line="240" w:lineRule="auto"/>
-      </w:pPr>
-      <w:r>
-        <w:rPr>
-          <w:sz w:val="21"/>
-        </w:rPr>
-        <w:t>Derrubar o muro que separa-me do irmão</w:t>
+        <w:t>Para sempre cantarei o</w:t>
       </w:r>
     </w:p>
     <w:p>
       <w:pPr>
         <w:keepNext/>
         <w:keepLines/>
-        <w:spacing w:after="0" w:line="240" w:lineRule="auto"/>
+        <w:spacing w:after="0" w:line="228" w:lineRule="auto"/>
       </w:pPr>
       <w:r>
         <w:rPr>
-          <w:sz w:val="21"/>
+          <w:sz w:val="32"/>
         </w:rPr>
-        <w:t>G</w:t>
+        <w:t xml:space="preserve">     </w:t>
       </w:r>
       <w:r>
         <w:rPr>
-          <w:sz w:val="21"/>
+          <w:sz w:val="32"/>
         </w:rPr>
-        <w:t xml:space="preserve">            </w:t>
+        <w:t>E</w:t>
       </w:r>
       <w:r>
         <w:rPr>
-          <w:sz w:val="21"/>
+          <w:sz w:val="32"/>
         </w:rPr>
-        <w:t>Em</w:t>
+        <w:t xml:space="preserve">      </w:t>
       </w:r>
       <w:r>
         <w:rPr>
-          <w:sz w:val="21"/>
+          <w:sz w:val="32"/>
         </w:rPr>
-        <w:t xml:space="preserve">       </w:t>
+        <w:t>B/D#</w:t>
       </w:r>
       <w:r>
         <w:rPr>
-          <w:sz w:val="21"/>
+          <w:sz w:val="32"/>
         </w:rPr>
-        <w:t>C</w:t>
+        <w:t xml:space="preserve">      </w:t>
       </w:r>
       <w:r>
         <w:rPr>
-          <w:sz w:val="21"/>
+          <w:sz w:val="32"/>
         </w:rPr>
-        <w:t xml:space="preserve">            </w:t>
-      </w:r>
-      <w:r>
-        <w:rPr>
-          <w:sz w:val="21"/>
-        </w:rPr>
-        <w:t>D</w:t>
+        <w:t>C#m</w:t>
       </w:r>
     </w:p>
     <w:p>
       <w:pPr>
         <w:keepLines/>
-        <w:spacing w:after="0" w:line="240" w:lineRule="auto"/>
+        <w:spacing w:after="0" w:line="228" w:lineRule="auto"/>
       </w:pPr>
       <w:r>
         <w:rPr>
-          <w:sz w:val="21"/>
+          <w:sz w:val="32"/>
         </w:rPr>
-        <w:t>Permitir que ele possa amar de coração</w:t>
+        <w:t>Seu louvor,  Lírio do Vale</w:t>
       </w:r>
     </w:p>
     <w:p>
       <w:pPr>
         <w:keepNext/>
         <w:keepLines/>
-        <w:spacing w:after="0" w:line="240" w:lineRule="auto"/>
+        <w:spacing w:after="0" w:line="228" w:lineRule="auto"/>
       </w:pPr>
       <w:r>
         <w:rPr>
-          <w:sz w:val="21"/>
+          <w:sz w:val="32"/>
         </w:rPr>
-        <w:t>G</w:t>
+        <w:t>E/G#</w:t>
       </w:r>
       <w:r>
         <w:rPr>
-          <w:sz w:val="21"/>
+          <w:sz w:val="32"/>
         </w:rPr>
-        <w:t xml:space="preserve">           </w:t>
+        <w:t xml:space="preserve">    A7M      </w:t>
       </w:r>
       <w:r>
         <w:rPr>
-          <w:sz w:val="21"/>
+          <w:sz w:val="32"/>
         </w:rPr>
-        <w:t>Em</w:t>
-      </w:r>
-      <w:r>
-        <w:rPr>
-          <w:sz w:val="21"/>
-        </w:rPr>
-        <w:t xml:space="preserve">        </w:t>
-      </w:r>
-      <w:r>
-        <w:rPr>
-          <w:sz w:val="21"/>
-        </w:rPr>
-        <w:t>C</w:t>
-      </w:r>
-      <w:r>
-        <w:rPr>
-          <w:sz w:val="21"/>
-        </w:rPr>
-        <w:t xml:space="preserve">          </w:t>
-      </w:r>
-      <w:r>
-        <w:rPr>
-          <w:sz w:val="21"/>
-        </w:rPr>
-        <w:t>D</w:t>
+        <w:t>B7</w:t>
       </w:r>
     </w:p>
     <w:p>
       <w:pPr>
         <w:keepLines/>
-        <w:spacing w:after="0" w:line="240" w:lineRule="auto"/>
+        <w:spacing w:after="0" w:line="228" w:lineRule="auto"/>
       </w:pPr>
       <w:r>
         <w:rPr>
-          <w:sz w:val="21"/>
+          <w:sz w:val="32"/>
         </w:rPr>
-        <w:t>É chegada a hora de vivermos o amor</w:t>
+        <w:t>Estrela da manhã</w:t>
       </w:r>
     </w:p>
     <w:p>
       <w:pPr>
         <w:keepNext/>
         <w:keepLines/>
-        <w:spacing w:after="0" w:line="240" w:lineRule="auto"/>
+        <w:spacing w:after="0" w:line="228" w:lineRule="auto"/>
       </w:pPr>
       <w:r>
         <w:rPr>
-          <w:sz w:val="21"/>
+          <w:sz w:val="32"/>
         </w:rPr>
-        <w:t>G</w:t>
+        <w:t xml:space="preserve">          </w:t>
       </w:r>
       <w:r>
         <w:rPr>
-          <w:sz w:val="21"/>
+          <w:sz w:val="32"/>
         </w:rPr>
-        <w:t xml:space="preserve">        </w:t>
+        <w:t>E</w:t>
       </w:r>
       <w:r>
         <w:rPr>
-          <w:sz w:val="21"/>
+          <w:sz w:val="32"/>
         </w:rPr>
-        <w:t>Em</w:t>
+        <w:t xml:space="preserve">     </w:t>
       </w:r>
       <w:r>
         <w:rPr>
-          <w:sz w:val="21"/>
+          <w:sz w:val="32"/>
         </w:rPr>
-        <w:t xml:space="preserve">         </w:t>
+        <w:t>B/D#</w:t>
       </w:r>
       <w:r>
         <w:rPr>
-          <w:sz w:val="21"/>
-        </w:rPr>
-        <w:t>C</w:t>
-      </w:r>
-      <w:r>
-        <w:rPr>
-          <w:sz w:val="21"/>
+          <w:sz w:val="32"/>
         </w:rPr>
         <w:t xml:space="preserve">       </w:t>
       </w:r>
       <w:r>
         <w:rPr>
-          <w:sz w:val="21"/>
+          <w:sz w:val="32"/>
         </w:rPr>
-        <w:t>D</w:t>
+        <w:t>C#m</w:t>
       </w:r>
     </w:p>
     <w:p>
       <w:pPr>
         <w:keepLines/>
-        <w:spacing w:after="0" w:line="240" w:lineRule="auto"/>
+        <w:spacing w:after="0" w:line="228" w:lineRule="auto"/>
       </w:pPr>
       <w:r>
         <w:rPr>
-          <w:sz w:val="21"/>
+          <w:sz w:val="32"/>
         </w:rPr>
-        <w:t>Entregar agora a vida ao senhor</w:t>
-      </w:r>
-    </w:p>
-    <w:p>
-      <w:pPr>
-        <w:keepLines/>
-        <w:spacing w:after="0" w:line="240" w:lineRule="auto"/>
-      </w:pPr>
-    </w:p>
-    <w:p>
-      <w:pPr>
-        <w:keepNext/>
-        <w:keepLines/>
-        <w:spacing w:after="0" w:line="240" w:lineRule="auto"/>
-      </w:pPr>
-      <w:r>
-        <w:rPr>
-          <w:sz w:val="21"/>
-        </w:rPr>
-        <w:t>G</w:t>
-      </w:r>
-      <w:r>
-        <w:rPr>
-          <w:sz w:val="21"/>
-        </w:rPr>
-        <w:t xml:space="preserve">        </w:t>
-      </w:r>
-      <w:r>
-        <w:rPr>
-          <w:sz w:val="21"/>
-        </w:rPr>
-        <w:t>Em</w:t>
-      </w:r>
-      <w:r>
-        <w:rPr>
-          <w:sz w:val="21"/>
-        </w:rPr>
-        <w:t xml:space="preserve">       </w:t>
-      </w:r>
-      <w:r>
-        <w:rPr>
-          <w:sz w:val="21"/>
-        </w:rPr>
-        <w:t>C</w:t>
-      </w:r>
-      <w:r>
-        <w:rPr>
-          <w:sz w:val="21"/>
-        </w:rPr>
-        <w:t xml:space="preserve">    </w:t>
-      </w:r>
-      <w:r>
-        <w:rPr>
-          <w:sz w:val="21"/>
-        </w:rPr>
-        <w:t>D</w:t>
-      </w:r>
-    </w:p>
-    <w:p>
-      <w:pPr>
-        <w:keepLines/>
-        <w:spacing w:after="0" w:line="240" w:lineRule="auto"/>
-      </w:pPr>
-      <w:r>
-        <w:rPr>
-          <w:sz w:val="21"/>
-        </w:rPr>
-        <w:t>Ágape, partilha do amor</w:t>
+        <w:t>A ele a Glória, a ele o louvor</w:t>
       </w:r>
     </w:p>
     <w:p>
       <w:pPr>
         <w:keepNext/>
         <w:keepLines/>
-        <w:spacing w:after="0" w:line="240" w:lineRule="auto"/>
+        <w:spacing w:after="0" w:line="228" w:lineRule="auto"/>
       </w:pPr>
       <w:r>
         <w:rPr>
-          <w:sz w:val="21"/>
+          <w:sz w:val="32"/>
         </w:rPr>
-        <w:t>G</w:t>
+        <w:t xml:space="preserve">           A7M                 </w:t>
       </w:r>
       <w:r>
         <w:rPr>
-          <w:sz w:val="21"/>
+          <w:sz w:val="32"/>
         </w:rPr>
-        <w:t xml:space="preserve">        </w:t>
+        <w:t>D</w:t>
       </w:r>
       <w:r>
         <w:rPr>
-          <w:sz w:val="21"/>
+          <w:sz w:val="32"/>
         </w:rPr>
-        <w:t>Em</w:t>
+        <w:t xml:space="preserve">   </w:t>
       </w:r>
       <w:r>
         <w:rPr>
-          <w:sz w:val="21"/>
+          <w:sz w:val="32"/>
         </w:rPr>
-        <w:t xml:space="preserve">           </w:t>
-      </w:r>
-      <w:r>
-        <w:rPr>
-          <w:sz w:val="21"/>
-        </w:rPr>
-        <w:t>C</w:t>
-      </w:r>
-      <w:r>
-        <w:rPr>
-          <w:sz w:val="21"/>
-        </w:rPr>
-        <w:t xml:space="preserve">  </w:t>
-      </w:r>
-      <w:r>
-        <w:rPr>
-          <w:sz w:val="21"/>
-        </w:rPr>
-        <w:t>D</w:t>
+        <w:t>B7</w:t>
       </w:r>
     </w:p>
     <w:p>
       <w:pPr>
         <w:keepLines/>
-        <w:spacing w:after="0" w:line="240" w:lineRule="auto"/>
+        <w:spacing w:after="0" w:line="228" w:lineRule="auto"/>
       </w:pPr>
       <w:r>
         <w:rPr>
-          <w:sz w:val="21"/>
+          <w:sz w:val="32"/>
         </w:rPr>
-        <w:t>Ágape, louvemos ao senhor</w:t>
+        <w:t>A ele o domínio, ele é meu Senhor</w:t>
       </w:r>
     </w:p>
     <w:p>
       <w:pPr>
         <w:keepNext/>
         <w:keepLines/>
-        <w:spacing w:after="0" w:line="240" w:lineRule="auto"/>
+        <w:spacing w:after="0" w:line="228" w:lineRule="auto"/>
       </w:pPr>
       <w:r>
         <w:rPr>
-          <w:sz w:val="21"/>
+          <w:sz w:val="32"/>
         </w:rPr>
-        <w:t>G</w:t>
+        <w:t xml:space="preserve">          </w:t>
       </w:r>
       <w:r>
         <w:rPr>
-          <w:sz w:val="21"/>
+          <w:sz w:val="32"/>
         </w:rPr>
-        <w:t xml:space="preserve">        </w:t>
+        <w:t>E</w:t>
       </w:r>
       <w:r>
         <w:rPr>
-          <w:sz w:val="21"/>
+          <w:sz w:val="32"/>
         </w:rPr>
-        <w:t>Em</w:t>
+        <w:t xml:space="preserve">     </w:t>
       </w:r>
       <w:r>
         <w:rPr>
-          <w:sz w:val="21"/>
+          <w:sz w:val="32"/>
+        </w:rPr>
+        <w:t>B/D#</w:t>
+      </w:r>
+      <w:r>
+        <w:rPr>
+          <w:sz w:val="32"/>
         </w:rPr>
         <w:t xml:space="preserve">       </w:t>
       </w:r>
       <w:r>
         <w:rPr>
-          <w:sz w:val="21"/>
+          <w:sz w:val="32"/>
         </w:rPr>
-        <w:t>C</w:t>
+        <w:t>C#m</w:t>
       </w:r>
       <w:r>
         <w:rPr>
-          <w:sz w:val="21"/>
+          <w:sz w:val="32"/>
         </w:rPr>
-        <w:t xml:space="preserve">    </w:t>
-      </w:r>
-      <w:r>
-        <w:rPr>
-          <w:sz w:val="21"/>
-        </w:rPr>
-        <w:t>D</w:t>
+        <w:t xml:space="preserve">            A7M</w:t>
       </w:r>
     </w:p>
     <w:p>
       <w:pPr>
         <w:keepLines/>
-        <w:spacing w:after="0" w:line="240" w:lineRule="auto"/>
+        <w:spacing w:after="0" w:line="228" w:lineRule="auto"/>
       </w:pPr>
       <w:r>
         <w:rPr>
-          <w:sz w:val="21"/>
+          <w:sz w:val="32"/>
         </w:rPr>
-        <w:t>Ágape, partilha do amor</w:t>
+        <w:t>A ele a Glória, a ele o louvor, a ele o domínio</w:t>
       </w:r>
     </w:p>
     <w:p>
       <w:pPr>
         <w:keepNext/>
         <w:keepLines/>
-        <w:spacing w:after="0" w:line="240" w:lineRule="auto"/>
+        <w:spacing w:after="0" w:line="228" w:lineRule="auto"/>
       </w:pPr>
       <w:r>
         <w:rPr>
-          <w:sz w:val="21"/>
+          <w:sz w:val="32"/>
         </w:rPr>
-        <w:t>G</w:t>
+        <w:t xml:space="preserve">      </w:t>
       </w:r>
       <w:r>
         <w:rPr>
-          <w:sz w:val="21"/>
+          <w:sz w:val="32"/>
         </w:rPr>
-        <w:t xml:space="preserve">        </w:t>
-      </w:r>
-      <w:r>
-        <w:rPr>
-          <w:sz w:val="21"/>
-        </w:rPr>
-        <w:t>Em</w:t>
-      </w:r>
-      <w:r>
-        <w:rPr>
-          <w:sz w:val="21"/>
-        </w:rPr>
-        <w:t xml:space="preserve">           </w:t>
-      </w:r>
-      <w:r>
-        <w:rPr>
-          <w:sz w:val="21"/>
-        </w:rPr>
-        <w:t>C</w:t>
-      </w:r>
-      <w:r>
-        <w:rPr>
-          <w:sz w:val="21"/>
-        </w:rPr>
-        <w:t xml:space="preserve">  </w:t>
-      </w:r>
-      <w:r>
-        <w:rPr>
-          <w:sz w:val="21"/>
-        </w:rPr>
-        <w:t>D</w:t>
+        <w:t>B7</w:t>
       </w:r>
     </w:p>
     <w:p>
       <w:pPr>
         <w:keepLines/>
-        <w:spacing w:after="0" w:line="240" w:lineRule="auto"/>
+        <w:spacing w:after="0" w:line="228" w:lineRule="auto"/>
       </w:pPr>
       <w:r>
         <w:rPr>
-          <w:sz w:val="21"/>
+          <w:sz w:val="32"/>
         </w:rPr>
-        <w:t>Ágape, louvemos ao senhor</w:t>
+        <w:t>Ele é</w:t>
       </w:r>
-    </w:p>
-    <w:p>
-      <w:pPr>
-        <w:keepNext/>
-        <w:keepLines/>
-        <w:spacing w:after="0" w:line="240" w:lineRule="auto"/>
-      </w:pPr>
-      <w:r>
-        <w:rPr>
-          <w:sz w:val="21"/>
-        </w:rPr>
-        <w:t>G</w:t>
-      </w:r>
-    </w:p>
-    <w:p>
-      <w:pPr>
-        <w:keepLines/>
-        <w:spacing w:after="0" w:line="240" w:lineRule="auto"/>
-      </w:pPr>
-      <w:r>
-        <w:rPr>
-          <w:sz w:val="21"/>
-        </w:rPr>
-        <w:t>Ágapeee!</w:t>
-      </w:r>
-    </w:p>
-    <w:p>
-      <w:pPr>
-        <w:sectPr>
-          <w:type w:val="continuous"/>
-          <w:pgSz w:w="12240" w:h="15840"/>
-          <w:pgMar w:top="397" w:right="397" w:bottom="397" w:left="397" w:header="720" w:footer="720" w:gutter="0"/>
-          <w:cols w:num="2" w:space="720"/>
-          <w:docGrid w:linePitch="360"/>
-        </w:sectPr>
-      </w:pPr>
-    </w:p>
-    <w:p>
-      <w:pPr>
-        <w:spacing w:before="6264"/>
-      </w:pPr>
-    </w:p>
-    <w:p>
-      <w:pPr>
-        <w:spacing w:after="0"/>
-      </w:pPr>
-      <w:r>
-        <w:t>Dicionário de Acordes:</w:t>
-      </w:r>
-    </w:p>
-    <w:tbl>
-      <w:tblPr>
-        <w:tblW w:w="0" w:type="auto"/>
-        <w:tblLook w:val="04A0" w:firstRow="1" w:lastRow="0" w:firstColumn="1" w:lastColumn="0" w:noHBand="0" w:noVBand="1"/>
-      </w:tblPr>
-      <w:tblGrid>
-        <w:gridCol w:w="2861"/>
-        <w:gridCol w:w="2861"/>
-        <w:gridCol w:w="2861"/>
-        <w:gridCol w:w="2861"/>
-      </w:tblGrid>
-      <w:tr>
-        <w:tc>
-          <w:tcPr>
-            <w:tcW w:w="2861" w:type="dxa"/>
-          </w:tcPr>
-          <w:p>
-            <w:pPr>
-              <w:jc w:val="center"/>
-            </w:pPr>
-            <w:r>
-              <w:rPr>
-                <w:noProof/>
-              </w:rPr>
-              <w:drawing>
-                <wp:inline distT="0" distB="0" distL="0" distR="0" wp14:anchorId="4510F844" wp14:editId="3711216B">
-                  <wp:extent cx="621792" cy="829056"/>
-                  <wp:effectExtent l="0" t="0" r="0" b="0"/>
-                  <wp:docPr id="1" name="Picture 1"/>
-                  <wp:cNvGraphicFramePr>
-                    <a:graphicFrameLocks xmlns:a="http://schemas.openxmlformats.org/drawingml/2006/main" noChangeAspect="1"/>
-                  </wp:cNvGraphicFramePr>
-                  <a:graphic xmlns:a="http://schemas.openxmlformats.org/drawingml/2006/main">
-                    <a:graphicData uri="http://schemas.openxmlformats.org/drawingml/2006/picture">
-                      <pic:pic xmlns:pic="http://schemas.openxmlformats.org/drawingml/2006/picture">
-                        <pic:nvPicPr>
-                          <pic:cNvPr id="0" name="C.png"/>
-                          <pic:cNvPicPr/>
-                        </pic:nvPicPr>
-                        <pic:blipFill>
-                          <a:blip r:embed="rId6"/>
-                          <a:stretch>
-                            <a:fillRect/>
-                          </a:stretch>
-                        </pic:blipFill>
-                        <pic:spPr>
-                          <a:xfrm>
-                            <a:off x="0" y="0"/>
-                            <a:ext cx="621792" cy="829056"/>
-                          </a:xfrm>
-                          <a:prstGeom prst="rect">
-                            <a:avLst/>
-                          </a:prstGeom>
-                        </pic:spPr>
-                      </pic:pic>
-                    </a:graphicData>
-                  </a:graphic>
-                </wp:inline>
-              </w:drawing>
-            </w:r>
-          </w:p>
-        </w:tc>
-        <w:tc>
-          <w:tcPr>
-            <w:tcW w:w="2861" w:type="dxa"/>
-          </w:tcPr>
-          <w:p>
-            <w:pPr>
-              <w:jc w:val="center"/>
-            </w:pPr>
-            <w:r>
-              <w:rPr>
-                <w:noProof/>
-              </w:rPr>
-              <w:drawing>
-                <wp:inline distT="0" distB="0" distL="0" distR="0" wp14:anchorId="273BE21C" wp14:editId="3F5E16A7">
-                  <wp:extent cx="621792" cy="829056"/>
-                  <wp:effectExtent l="0" t="0" r="0" b="0"/>
-                  <wp:docPr id="2" name="Picture 2"/>
-                  <wp:cNvGraphicFramePr>
-                    <a:graphicFrameLocks xmlns:a="http://schemas.openxmlformats.org/drawingml/2006/main" noChangeAspect="1"/>
-                  </wp:cNvGraphicFramePr>
-                  <a:graphic xmlns:a="http://schemas.openxmlformats.org/drawingml/2006/main">
-                    <a:graphicData uri="http://schemas.openxmlformats.org/drawingml/2006/picture">
-                      <pic:pic xmlns:pic="http://schemas.openxmlformats.org/drawingml/2006/picture">
-                        <pic:nvPicPr>
-                          <pic:cNvPr id="0" name="D.png"/>
-                          <pic:cNvPicPr/>
-                        </pic:nvPicPr>
-                        <pic:blipFill>
-                          <a:blip r:embed="rId7"/>
-                          <a:stretch>
-                            <a:fillRect/>
-                          </a:stretch>
-                        </pic:blipFill>
-                        <pic:spPr>
-                          <a:xfrm>
-                            <a:off x="0" y="0"/>
-                            <a:ext cx="621792" cy="829056"/>
-                          </a:xfrm>
-                          <a:prstGeom prst="rect">
-                            <a:avLst/>
-                          </a:prstGeom>
-                        </pic:spPr>
-                      </pic:pic>
-                    </a:graphicData>
-                  </a:graphic>
-                </wp:inline>
-              </w:drawing>
-            </w:r>
-          </w:p>
-        </w:tc>
-        <w:tc>
-          <w:tcPr>
-            <w:tcW w:w="2861" w:type="dxa"/>
-          </w:tcPr>
-          <w:p>
-            <w:pPr>
-              <w:jc w:val="center"/>
-            </w:pPr>
-            <w:r>
-              <w:rPr>
-                <w:noProof/>
-              </w:rPr>
-              <w:drawing>
-                <wp:inline distT="0" distB="0" distL="0" distR="0" wp14:anchorId="1797CD47" wp14:editId="35AAD0A5">
-                  <wp:extent cx="621792" cy="829056"/>
-                  <wp:effectExtent l="0" t="0" r="0" b="0"/>
-                  <wp:docPr id="3" name="Picture 3"/>
-                  <wp:cNvGraphicFramePr>
-                    <a:graphicFrameLocks xmlns:a="http://schemas.openxmlformats.org/drawingml/2006/main" noChangeAspect="1"/>
-                  </wp:cNvGraphicFramePr>
-                  <a:graphic xmlns:a="http://schemas.openxmlformats.org/drawingml/2006/main">
-                    <a:graphicData uri="http://schemas.openxmlformats.org/drawingml/2006/picture">
-                      <pic:pic xmlns:pic="http://schemas.openxmlformats.org/drawingml/2006/picture">
-                        <pic:nvPicPr>
-                          <pic:cNvPr id="0" name="Em.png"/>
-                          <pic:cNvPicPr/>
-                        </pic:nvPicPr>
-                        <pic:blipFill>
-                          <a:blip r:embed="rId8"/>
-                          <a:stretch>
-                            <a:fillRect/>
-                          </a:stretch>
-                        </pic:blipFill>
-                        <pic:spPr>
-                          <a:xfrm>
-                            <a:off x="0" y="0"/>
-                            <a:ext cx="621792" cy="829056"/>
-                          </a:xfrm>
-                          <a:prstGeom prst="rect">
-                            <a:avLst/>
-                          </a:prstGeom>
-                        </pic:spPr>
-                      </pic:pic>
-                    </a:graphicData>
-                  </a:graphic>
-                </wp:inline>
-              </w:drawing>
-            </w:r>
-          </w:p>
-        </w:tc>
-        <w:tc>
-          <w:tcPr>
-            <w:tcW w:w="2861" w:type="dxa"/>
-          </w:tcPr>
-          <w:p>
-            <w:pPr>
-              <w:jc w:val="center"/>
-            </w:pPr>
-            <w:r>
-              <w:rPr>
-                <w:noProof/>
-              </w:rPr>
-              <w:drawing>
-                <wp:inline distT="0" distB="0" distL="0" distR="0" wp14:anchorId="75131817" wp14:editId="78901580">
-                  <wp:extent cx="621792" cy="829056"/>
-                  <wp:effectExtent l="0" t="0" r="0" b="0"/>
-                  <wp:docPr id="4" name="Picture 4"/>
-                  <wp:cNvGraphicFramePr>
-                    <a:graphicFrameLocks xmlns:a="http://schemas.openxmlformats.org/drawingml/2006/main" noChangeAspect="1"/>
-                  </wp:cNvGraphicFramePr>
-                  <a:graphic xmlns:a="http://schemas.openxmlformats.org/drawingml/2006/main">
-                    <a:graphicData uri="http://schemas.openxmlformats.org/drawingml/2006/picture">
-                      <pic:pic xmlns:pic="http://schemas.openxmlformats.org/drawingml/2006/picture">
-                        <pic:nvPicPr>
-                          <pic:cNvPr id="0" name="G.png"/>
-                          <pic:cNvPicPr/>
-                        </pic:nvPicPr>
-                        <pic:blipFill>
-                          <a:blip r:embed="rId9"/>
-                          <a:stretch>
-                            <a:fillRect/>
-                          </a:stretch>
-                        </pic:blipFill>
-                        <pic:spPr>
-                          <a:xfrm>
-                            <a:off x="0" y="0"/>
-                            <a:ext cx="621792" cy="829056"/>
-                          </a:xfrm>
-                          <a:prstGeom prst="rect">
-                            <a:avLst/>
-                          </a:prstGeom>
-                        </pic:spPr>
-                      </pic:pic>
-                    </a:graphicData>
-                  </a:graphic>
-                </wp:inline>
-              </w:drawing>
-            </w:r>
-          </w:p>
-        </w:tc>
-      </w:tr>
-    </w:tbl>
-    <w:p>
-      <w:r>
-        <w:br w:type="page"/>
-      </w:r>
-    </w:p>
-    <w:p>
-      <w:pPr>
-        <w:sectPr>
-          <w:type w:val="continuous"/>
-          <w:pgSz w:w="12240" w:h="15840"/>
-          <w:pgMar w:top="397" w:right="397" w:bottom="397" w:left="397" w:header="720" w:footer="720" w:gutter="0"/>
-          <w:cols w:space="720"/>
-          <w:docGrid w:linePitch="360"/>
-        </w:sectPr>
-      </w:pPr>
-    </w:p>
-    <w:p>
-      <w:pPr>
-        <w:pStyle w:val="Ttulo1"/>
-        <w:spacing w:before="0" w:after="40"/>
-      </w:pPr>
-      <w:bookmarkStart w:id="2" w:name="_Toc223291247"/>
-      <w:r>
-        <w:lastRenderedPageBreak/>
-        <w:t>Terra Seca - Fraternidade Sao Joao Paulo Ii</w:t>
-      </w:r>
-      <w:bookmarkEnd w:id="2"/>
-    </w:p>
-    <w:p>
-      <w:pPr>
-        <w:spacing w:after="0"/>
-      </w:pPr>
-      <w:r>
-        <w:t>Tom: E (forma de D)</w:t>
-      </w:r>
-    </w:p>
-    <w:p>
-      <w:pPr>
-        <w:spacing w:after="40"/>
-      </w:pPr>
-      <w:r>
-        <w:t>Capo: 2ª casa</w:t>
-      </w:r>
-    </w:p>
-    <w:p>
-      <w:pPr>
-        <w:sectPr>
-          <w:type w:val="continuous"/>
-          <w:pgSz w:w="12240" w:h="15840"/>
-          <w:pgMar w:top="397" w:right="397" w:bottom="397" w:left="397" w:header="720" w:footer="720" w:gutter="0"/>
-          <w:cols w:space="720"/>
-          <w:docGrid w:linePitch="360"/>
-        </w:sectPr>
-      </w:pPr>
-    </w:p>
-    <w:p>
-      <w:pPr>
-        <w:keepNext/>
-        <w:keepLines/>
-        <w:spacing w:after="0" w:line="240" w:lineRule="auto"/>
-      </w:pPr>
-      <w:r>
-        <w:rPr>
-          <w:sz w:val="15"/>
-        </w:rPr>
-        <w:t xml:space="preserve">[Intro] </w:t>
-      </w:r>
-      <w:r>
-        <w:rPr>
-          <w:sz w:val="15"/>
-        </w:rPr>
-        <w:t>G</w:t>
-      </w:r>
-      <w:r>
-        <w:rPr>
-          <w:sz w:val="15"/>
-        </w:rPr>
-        <w:t xml:space="preserve">  </w:t>
-      </w:r>
-      <w:r>
-        <w:rPr>
-          <w:sz w:val="15"/>
-        </w:rPr>
-        <w:t>A</w:t>
-      </w:r>
-      <w:r>
-        <w:rPr>
-          <w:sz w:val="15"/>
-        </w:rPr>
-        <w:t xml:space="preserve">  </w:t>
-      </w:r>
-      <w:r>
-        <w:rPr>
-          <w:sz w:val="15"/>
-        </w:rPr>
-        <w:t>F#m</w:t>
-      </w:r>
-      <w:r>
-        <w:rPr>
-          <w:sz w:val="15"/>
-        </w:rPr>
-        <w:t xml:space="preserve">  </w:t>
-      </w:r>
-      <w:r>
-        <w:rPr>
-          <w:sz w:val="15"/>
-        </w:rPr>
-        <w:t>Bm</w:t>
-      </w:r>
-    </w:p>
-    <w:p>
-      <w:pPr>
-        <w:keepNext/>
-        <w:keepLines/>
-        <w:spacing w:after="0" w:line="240" w:lineRule="auto"/>
-      </w:pPr>
-      <w:r>
-        <w:rPr>
-          <w:sz w:val="15"/>
-        </w:rPr>
-        <w:t xml:space="preserve">        </w:t>
-      </w:r>
-      <w:r>
-        <w:rPr>
-          <w:sz w:val="15"/>
-        </w:rPr>
-        <w:t>Em</w:t>
-      </w:r>
-      <w:r>
-        <w:rPr>
-          <w:sz w:val="15"/>
-        </w:rPr>
-        <w:t xml:space="preserve">  </w:t>
-      </w:r>
-      <w:r>
-        <w:rPr>
-          <w:sz w:val="15"/>
-        </w:rPr>
-        <w:t>A</w:t>
-      </w:r>
-    </w:p>
-    <w:p>
-      <w:pPr>
-        <w:keepNext/>
-        <w:keepLines/>
-        <w:spacing w:after="0" w:line="240" w:lineRule="auto"/>
-      </w:pPr>
-      <w:r>
-        <w:rPr>
-          <w:sz w:val="15"/>
-        </w:rPr>
-        <w:t xml:space="preserve">        </w:t>
-      </w:r>
-      <w:r>
-        <w:rPr>
-          <w:sz w:val="15"/>
-        </w:rPr>
-        <w:t>D2</w:t>
-      </w:r>
-      <w:r>
-        <w:rPr>
-          <w:sz w:val="15"/>
-        </w:rPr>
-        <w:t xml:space="preserve">  </w:t>
-      </w:r>
-      <w:r>
-        <w:rPr>
-          <w:sz w:val="15"/>
-        </w:rPr>
-        <w:t>D9/F#</w:t>
-      </w:r>
-      <w:r>
-        <w:rPr>
-          <w:sz w:val="15"/>
-        </w:rPr>
-        <w:t xml:space="preserve">  </w:t>
-      </w:r>
-      <w:r>
-        <w:rPr>
-          <w:sz w:val="15"/>
-        </w:rPr>
-        <w:t>G6</w:t>
-      </w:r>
-      <w:r>
-        <w:rPr>
-          <w:sz w:val="15"/>
-        </w:rPr>
-        <w:t>(9)</w:t>
-      </w:r>
-    </w:p>
-    <w:p>
-      <w:pPr>
-        <w:keepNext/>
-        <w:keepLines/>
-        <w:spacing w:after="0" w:line="240" w:lineRule="auto"/>
-      </w:pPr>
-      <w:r>
-        <w:rPr>
-          <w:sz w:val="15"/>
-        </w:rPr>
-        <w:t xml:space="preserve">        </w:t>
-      </w:r>
-      <w:r>
-        <w:rPr>
-          <w:sz w:val="15"/>
-        </w:rPr>
-        <w:t>D2</w:t>
-      </w:r>
-      <w:r>
-        <w:rPr>
-          <w:sz w:val="15"/>
-        </w:rPr>
-        <w:t xml:space="preserve">  </w:t>
-      </w:r>
-      <w:r>
-        <w:rPr>
-          <w:sz w:val="15"/>
-        </w:rPr>
-        <w:t>D9/F#</w:t>
-      </w:r>
-      <w:r>
-        <w:rPr>
-          <w:sz w:val="15"/>
-        </w:rPr>
-        <w:t xml:space="preserve">  </w:t>
-      </w:r>
-      <w:r>
-        <w:rPr>
-          <w:sz w:val="15"/>
-        </w:rPr>
-        <w:t>G6</w:t>
-      </w:r>
-      <w:r>
-        <w:rPr>
-          <w:sz w:val="15"/>
-        </w:rPr>
-        <w:t>(9)</w:t>
-      </w:r>
-    </w:p>
-    <w:p>
-      <w:pPr>
-        <w:keepLines/>
-        <w:spacing w:after="0" w:line="240" w:lineRule="auto"/>
-      </w:pPr>
-    </w:p>
-    <w:p>
-      <w:pPr>
-        <w:keepLines/>
-        <w:spacing w:after="0" w:line="240" w:lineRule="auto"/>
-      </w:pPr>
-      <w:r>
-        <w:rPr>
-          <w:sz w:val="15"/>
-        </w:rPr>
-        <w:t>[Primeira Parte]</w:t>
-      </w:r>
-    </w:p>
-    <w:p>
-      <w:pPr>
-        <w:keepLines/>
-        <w:spacing w:after="0" w:line="240" w:lineRule="auto"/>
-      </w:pPr>
-    </w:p>
-    <w:p>
-      <w:pPr>
-        <w:keepNext/>
-        <w:keepLines/>
-        <w:spacing w:after="0" w:line="240" w:lineRule="auto"/>
-      </w:pPr>
-      <w:r>
-        <w:rPr>
-          <w:sz w:val="15"/>
-        </w:rPr>
-        <w:t xml:space="preserve">            </w:t>
-      </w:r>
-      <w:r>
-        <w:rPr>
-          <w:sz w:val="15"/>
-        </w:rPr>
-        <w:t>D2</w:t>
-      </w:r>
-      <w:r>
-        <w:rPr>
-          <w:sz w:val="15"/>
-        </w:rPr>
-        <w:t xml:space="preserve">         </w:t>
-      </w:r>
-      <w:r>
-        <w:rPr>
-          <w:sz w:val="15"/>
-        </w:rPr>
-        <w:t>D9/F#</w:t>
-      </w:r>
-      <w:r>
-        <w:rPr>
-          <w:sz w:val="15"/>
-        </w:rPr>
-        <w:t xml:space="preserve">       </w:t>
-      </w:r>
-      <w:r>
-        <w:rPr>
-          <w:sz w:val="15"/>
-        </w:rPr>
-        <w:t>G6</w:t>
-      </w:r>
-      <w:r>
-        <w:rPr>
-          <w:sz w:val="15"/>
-        </w:rPr>
-        <w:t>(9)</w:t>
-      </w:r>
-    </w:p>
-    <w:p>
-      <w:pPr>
-        <w:keepLines/>
-        <w:spacing w:after="0" w:line="240" w:lineRule="auto"/>
-      </w:pPr>
-      <w:r>
-        <w:rPr>
-          <w:sz w:val="15"/>
-        </w:rPr>
-        <w:t>Somente em ti construirei a minha casa</w:t>
-      </w:r>
-    </w:p>
-    <w:p>
-      <w:pPr>
-        <w:keepNext/>
-        <w:keepLines/>
-        <w:spacing w:after="0" w:line="240" w:lineRule="auto"/>
-      </w:pPr>
-      <w:r>
-        <w:rPr>
-          <w:sz w:val="15"/>
-        </w:rPr>
-        <w:t xml:space="preserve">            </w:t>
-      </w:r>
-      <w:r>
-        <w:rPr>
-          <w:sz w:val="15"/>
-        </w:rPr>
-        <w:t>D2</w:t>
-      </w:r>
-      <w:r>
-        <w:rPr>
-          <w:sz w:val="15"/>
-        </w:rPr>
-        <w:t xml:space="preserve">       </w:t>
-      </w:r>
-      <w:r>
-        <w:rPr>
-          <w:sz w:val="15"/>
-        </w:rPr>
-        <w:t>D9/F#</w:t>
-      </w:r>
-      <w:r>
-        <w:rPr>
-          <w:sz w:val="15"/>
-        </w:rPr>
-        <w:t xml:space="preserve">         </w:t>
-      </w:r>
-      <w:r>
-        <w:rPr>
-          <w:sz w:val="15"/>
-        </w:rPr>
-        <w:t>G6</w:t>
-      </w:r>
-      <w:r>
-        <w:rPr>
-          <w:sz w:val="15"/>
-        </w:rPr>
-        <w:t>(9)</w:t>
-      </w:r>
-    </w:p>
-    <w:p>
-      <w:pPr>
-        <w:keepLines/>
-        <w:spacing w:after="0" w:line="240" w:lineRule="auto"/>
-      </w:pPr>
-      <w:r>
-        <w:rPr>
-          <w:sz w:val="15"/>
-        </w:rPr>
-        <w:t>Somente em ti colocarei minha esperança</w:t>
-      </w:r>
-    </w:p>
-    <w:p>
-      <w:pPr>
-        <w:keepNext/>
-        <w:keepLines/>
-        <w:spacing w:after="0" w:line="240" w:lineRule="auto"/>
-      </w:pPr>
-      <w:r>
-        <w:rPr>
-          <w:sz w:val="15"/>
-        </w:rPr>
-        <w:t xml:space="preserve">            </w:t>
-      </w:r>
-      <w:r>
-        <w:rPr>
-          <w:sz w:val="15"/>
-        </w:rPr>
-        <w:t>D2</w:t>
-      </w:r>
-      <w:r>
-        <w:rPr>
-          <w:sz w:val="15"/>
-        </w:rPr>
-        <w:t xml:space="preserve">         </w:t>
-      </w:r>
-      <w:r>
-        <w:rPr>
-          <w:sz w:val="15"/>
-        </w:rPr>
-        <w:t>D9/F#</w:t>
-      </w:r>
-      <w:r>
-        <w:rPr>
-          <w:sz w:val="15"/>
-        </w:rPr>
-        <w:t xml:space="preserve">       </w:t>
-      </w:r>
-      <w:r>
-        <w:rPr>
-          <w:sz w:val="15"/>
-        </w:rPr>
-        <w:t>G6</w:t>
-      </w:r>
-      <w:r>
-        <w:rPr>
-          <w:sz w:val="15"/>
-        </w:rPr>
-        <w:t>(9)</w:t>
-      </w:r>
-    </w:p>
-    <w:p>
-      <w:pPr>
-        <w:keepLines/>
-        <w:spacing w:after="0" w:line="240" w:lineRule="auto"/>
-      </w:pPr>
-      <w:r>
-        <w:rPr>
-          <w:sz w:val="15"/>
-        </w:rPr>
-        <w:t>Somente em ti construirei a minha casa</w:t>
-      </w:r>
-    </w:p>
-    <w:p>
-      <w:pPr>
-        <w:keepNext/>
-        <w:keepLines/>
-        <w:spacing w:after="0" w:line="240" w:lineRule="auto"/>
-      </w:pPr>
-      <w:r>
-        <w:rPr>
-          <w:sz w:val="15"/>
-        </w:rPr>
-        <w:t xml:space="preserve">            </w:t>
-      </w:r>
-      <w:r>
-        <w:rPr>
-          <w:sz w:val="15"/>
-        </w:rPr>
-        <w:t>D2</w:t>
-      </w:r>
-      <w:r>
-        <w:rPr>
-          <w:sz w:val="15"/>
-        </w:rPr>
-        <w:t xml:space="preserve">       </w:t>
-      </w:r>
-      <w:r>
-        <w:rPr>
-          <w:sz w:val="15"/>
-        </w:rPr>
-        <w:t>D9/F#</w:t>
-      </w:r>
-      <w:r>
-        <w:rPr>
-          <w:sz w:val="15"/>
-        </w:rPr>
-        <w:t xml:space="preserve">         </w:t>
-      </w:r>
-      <w:r>
-        <w:rPr>
-          <w:sz w:val="15"/>
-        </w:rPr>
-        <w:t>G6</w:t>
-      </w:r>
-      <w:r>
-        <w:rPr>
-          <w:sz w:val="15"/>
-        </w:rPr>
-        <w:t>(9)</w:t>
-      </w:r>
-    </w:p>
-    <w:p>
-      <w:pPr>
-        <w:keepLines/>
-        <w:spacing w:after="0" w:line="240" w:lineRule="auto"/>
-      </w:pPr>
-      <w:r>
-        <w:rPr>
-          <w:sz w:val="15"/>
-        </w:rPr>
-        <w:t>Somente em ti colocarei minha esperança</w:t>
-      </w:r>
-    </w:p>
-    <w:p>
-      <w:pPr>
-        <w:keepLines/>
-        <w:spacing w:after="0" w:line="240" w:lineRule="auto"/>
-      </w:pPr>
-    </w:p>
-    <w:p>
-      <w:pPr>
-        <w:keepLines/>
-        <w:spacing w:after="0" w:line="240" w:lineRule="auto"/>
-      </w:pPr>
-      <w:r>
-        <w:rPr>
-          <w:sz w:val="15"/>
-        </w:rPr>
-        <w:t>[Pré-Refrão]</w:t>
-      </w:r>
-    </w:p>
-    <w:p>
-      <w:pPr>
-        <w:keepLines/>
-        <w:spacing w:after="0" w:line="240" w:lineRule="auto"/>
-      </w:pPr>
-    </w:p>
-    <w:p>
-      <w:pPr>
-        <w:keepNext/>
-        <w:keepLines/>
-        <w:spacing w:after="0" w:line="240" w:lineRule="auto"/>
-      </w:pPr>
-      <w:r>
-        <w:rPr>
-          <w:sz w:val="15"/>
-        </w:rPr>
-        <w:t xml:space="preserve">            </w:t>
-      </w:r>
-      <w:r>
-        <w:rPr>
-          <w:sz w:val="15"/>
-        </w:rPr>
-        <w:t>Bm7</w:t>
-      </w:r>
-    </w:p>
-    <w:p>
-      <w:pPr>
-        <w:keepLines/>
-        <w:spacing w:after="0" w:line="240" w:lineRule="auto"/>
-      </w:pPr>
-      <w:r>
-        <w:rPr>
-          <w:sz w:val="15"/>
-        </w:rPr>
-        <w:t>Pois só em ti</w:t>
-      </w:r>
-    </w:p>
-    <w:p>
-      <w:pPr>
-        <w:keepNext/>
-        <w:keepLines/>
-        <w:spacing w:after="0" w:line="240" w:lineRule="auto"/>
-      </w:pPr>
-      <w:r>
-        <w:rPr>
-          <w:sz w:val="15"/>
-        </w:rPr>
-        <w:t xml:space="preserve">                    </w:t>
-      </w:r>
-      <w:r>
-        <w:rPr>
-          <w:sz w:val="15"/>
-        </w:rPr>
-        <w:t>A</w:t>
-      </w:r>
-    </w:p>
-    <w:p>
-      <w:pPr>
-        <w:keepLines/>
-        <w:spacing w:after="0" w:line="240" w:lineRule="auto"/>
-      </w:pPr>
-      <w:r>
-        <w:rPr>
-          <w:sz w:val="15"/>
-        </w:rPr>
-        <w:t>Minh'alma achou descanso</w:t>
-      </w:r>
-    </w:p>
-    <w:p>
-      <w:pPr>
-        <w:keepNext/>
-        <w:keepLines/>
-        <w:spacing w:after="0" w:line="240" w:lineRule="auto"/>
-      </w:pPr>
-      <w:r>
-        <w:rPr>
-          <w:sz w:val="15"/>
-        </w:rPr>
-        <w:t xml:space="preserve"> </w:t>
-      </w:r>
-      <w:r>
-        <w:rPr>
-          <w:sz w:val="15"/>
-        </w:rPr>
-        <w:t>D9/F#</w:t>
-      </w:r>
-      <w:r>
-        <w:rPr>
-          <w:sz w:val="15"/>
-        </w:rPr>
-        <w:t xml:space="preserve">  </w:t>
-      </w:r>
-      <w:r>
-        <w:rPr>
-          <w:sz w:val="15"/>
-        </w:rPr>
-        <w:t>G</w:t>
-      </w:r>
-    </w:p>
-    <w:p>
-      <w:pPr>
-        <w:keepLines/>
-        <w:spacing w:after="0" w:line="240" w:lineRule="auto"/>
-      </w:pPr>
-      <w:r>
-        <w:rPr>
-          <w:sz w:val="15"/>
-        </w:rPr>
-        <w:t>Só em  ti</w:t>
-      </w:r>
-    </w:p>
-    <w:p>
-      <w:pPr>
-        <w:keepNext/>
-        <w:keepLines/>
-        <w:spacing w:after="0" w:line="240" w:lineRule="auto"/>
-      </w:pPr>
-      <w:r>
-        <w:rPr>
-          <w:sz w:val="15"/>
-        </w:rPr>
-        <w:t xml:space="preserve">    </w:t>
-      </w:r>
-      <w:r>
-        <w:rPr>
-          <w:sz w:val="15"/>
-        </w:rPr>
-        <w:t>A</w:t>
-      </w:r>
-      <w:r>
-        <w:rPr>
-          <w:sz w:val="15"/>
-        </w:rPr>
-        <w:t xml:space="preserve">         </w:t>
-      </w:r>
-      <w:r>
-        <w:rPr>
-          <w:sz w:val="15"/>
-        </w:rPr>
-        <w:t>D2</w:t>
-      </w:r>
-    </w:p>
-    <w:p>
-      <w:pPr>
-        <w:keepLines/>
-        <w:spacing w:after="0" w:line="240" w:lineRule="auto"/>
-      </w:pPr>
-      <w:r>
-        <w:rPr>
-          <w:sz w:val="15"/>
-        </w:rPr>
-        <w:t>Eu pude respirar</w:t>
-      </w:r>
-    </w:p>
-    <w:p>
-      <w:pPr>
-        <w:keepLines/>
-        <w:spacing w:after="0" w:line="240" w:lineRule="auto"/>
-      </w:pPr>
-    </w:p>
-    <w:p>
-      <w:pPr>
-        <w:keepNext/>
-        <w:keepLines/>
-        <w:spacing w:after="0" w:line="240" w:lineRule="auto"/>
-      </w:pPr>
-      <w:r>
-        <w:rPr>
-          <w:sz w:val="15"/>
-        </w:rPr>
-        <w:t xml:space="preserve"> </w:t>
-      </w:r>
-      <w:r>
-        <w:rPr>
-          <w:sz w:val="15"/>
-        </w:rPr>
-        <w:t>D9/F#</w:t>
-      </w:r>
-      <w:r>
-        <w:rPr>
-          <w:sz w:val="15"/>
-        </w:rPr>
-        <w:t xml:space="preserve">  </w:t>
-      </w:r>
-      <w:r>
-        <w:rPr>
-          <w:sz w:val="15"/>
-        </w:rPr>
-        <w:t>Bm7</w:t>
-      </w:r>
-    </w:p>
-    <w:p>
-      <w:pPr>
-        <w:keepLines/>
-        <w:spacing w:after="0" w:line="240" w:lineRule="auto"/>
-      </w:pPr>
-      <w:r>
-        <w:rPr>
-          <w:sz w:val="15"/>
-        </w:rPr>
-        <w:t>Só em  ti</w:t>
-      </w:r>
-    </w:p>
-    <w:p>
-      <w:pPr>
-        <w:keepNext/>
-        <w:keepLines/>
-        <w:spacing w:after="0" w:line="240" w:lineRule="auto"/>
-      </w:pPr>
-      <w:r>
-        <w:rPr>
-          <w:sz w:val="15"/>
-        </w:rPr>
-        <w:t xml:space="preserve">                    </w:t>
-      </w:r>
-      <w:r>
-        <w:rPr>
-          <w:sz w:val="15"/>
-        </w:rPr>
-        <w:t>A2</w:t>
-      </w:r>
-    </w:p>
-    <w:p>
-      <w:pPr>
-        <w:keepLines/>
-        <w:spacing w:after="0" w:line="240" w:lineRule="auto"/>
-      </w:pPr>
-      <w:r>
-        <w:rPr>
-          <w:sz w:val="15"/>
-        </w:rPr>
-        <w:t>Minh'alma achou descanso</w:t>
-      </w:r>
-    </w:p>
-    <w:p>
-      <w:pPr>
-        <w:keepNext/>
-        <w:keepLines/>
-        <w:spacing w:after="0" w:line="240" w:lineRule="auto"/>
-      </w:pPr>
-      <w:r>
-        <w:rPr>
-          <w:sz w:val="15"/>
-        </w:rPr>
-        <w:t xml:space="preserve">       </w:t>
-      </w:r>
-      <w:r>
-        <w:rPr>
-          <w:sz w:val="15"/>
-        </w:rPr>
-        <w:t>G</w:t>
-      </w:r>
-    </w:p>
-    <w:p>
-      <w:pPr>
-        <w:keepLines/>
-        <w:spacing w:after="0" w:line="240" w:lineRule="auto"/>
-      </w:pPr>
-      <w:r>
-        <w:rPr>
-          <w:sz w:val="15"/>
-        </w:rPr>
-        <w:t>Só em ti</w:t>
-      </w:r>
-    </w:p>
-    <w:p>
-      <w:pPr>
-        <w:keepNext/>
-        <w:keepLines/>
-        <w:spacing w:after="0" w:line="240" w:lineRule="auto"/>
-      </w:pPr>
-      <w:r>
-        <w:rPr>
-          <w:sz w:val="15"/>
-        </w:rPr>
-        <w:t xml:space="preserve">    </w:t>
-      </w:r>
-      <w:r>
-        <w:rPr>
-          <w:sz w:val="15"/>
-        </w:rPr>
-        <w:t>A</w:t>
-      </w:r>
-      <w:r>
-        <w:rPr>
-          <w:sz w:val="15"/>
-        </w:rPr>
-        <w:t xml:space="preserve">         </w:t>
-      </w:r>
-      <w:r>
-        <w:rPr>
-          <w:sz w:val="15"/>
-        </w:rPr>
-        <w:t>D2</w:t>
-      </w:r>
-      <w:r>
-        <w:rPr>
-          <w:sz w:val="15"/>
-        </w:rPr>
-        <w:t xml:space="preserve">  </w:t>
-      </w:r>
-      <w:r>
-        <w:rPr>
-          <w:sz w:val="15"/>
-        </w:rPr>
-        <w:t>D9/F#</w:t>
-      </w:r>
-    </w:p>
-    <w:p>
-      <w:pPr>
-        <w:keepLines/>
-        <w:spacing w:after="0" w:line="240" w:lineRule="auto"/>
-      </w:pPr>
-      <w:r>
-        <w:rPr>
-          <w:sz w:val="15"/>
-        </w:rPr>
-        <w:t>Eu pude respirar</w:t>
-      </w:r>
-    </w:p>
-    <w:p>
-      <w:pPr>
-        <w:keepLines/>
-        <w:spacing w:after="0" w:line="240" w:lineRule="auto"/>
-      </w:pPr>
-    </w:p>
-    <w:p>
-      <w:pPr>
-        <w:keepLines/>
-        <w:spacing w:after="0" w:line="240" w:lineRule="auto"/>
-      </w:pPr>
-      <w:r>
-        <w:rPr>
-          <w:sz w:val="15"/>
-        </w:rPr>
-        <w:t>[Refrão]</w:t>
-      </w:r>
-    </w:p>
-    <w:p>
-      <w:pPr>
-        <w:keepLines/>
-        <w:spacing w:after="0" w:line="240" w:lineRule="auto"/>
-      </w:pPr>
-    </w:p>
-    <w:p>
-      <w:pPr>
-        <w:keepNext/>
-        <w:keepLines/>
-        <w:spacing w:after="0" w:line="240" w:lineRule="auto"/>
-      </w:pPr>
-      <w:r>
-        <w:rPr>
-          <w:sz w:val="15"/>
-        </w:rPr>
-        <w:t xml:space="preserve">           </w:t>
-      </w:r>
-      <w:r>
-        <w:rPr>
-          <w:sz w:val="15"/>
-        </w:rPr>
-        <w:t>G</w:t>
-      </w:r>
-      <w:r>
-        <w:rPr>
-          <w:sz w:val="15"/>
-        </w:rPr>
-        <w:t xml:space="preserve">                   </w:t>
-      </w:r>
-      <w:r>
-        <w:rPr>
-          <w:sz w:val="15"/>
-        </w:rPr>
-        <w:t>A</w:t>
-      </w:r>
-    </w:p>
-    <w:p>
-      <w:pPr>
-        <w:keepLines/>
-        <w:spacing w:after="0" w:line="240" w:lineRule="auto"/>
-      </w:pPr>
-      <w:r>
-        <w:rPr>
-          <w:sz w:val="15"/>
-        </w:rPr>
-        <w:t>O meu coração deseja te encontrar</w:t>
-      </w:r>
-    </w:p>
-    <w:p>
-      <w:pPr>
-        <w:keepNext/>
-        <w:keepLines/>
-        <w:spacing w:after="0" w:line="240" w:lineRule="auto"/>
-      </w:pPr>
-      <w:r>
-        <w:rPr>
-          <w:sz w:val="15"/>
-        </w:rPr>
-        <w:t xml:space="preserve">        </w:t>
-      </w:r>
-      <w:r>
-        <w:rPr>
-          <w:sz w:val="15"/>
-        </w:rPr>
-        <w:t>A/G</w:t>
-      </w:r>
-      <w:r>
-        <w:rPr>
-          <w:sz w:val="15"/>
-        </w:rPr>
-        <w:t xml:space="preserve">   </w:t>
-      </w:r>
-      <w:r>
-        <w:rPr>
-          <w:sz w:val="15"/>
-        </w:rPr>
-        <w:t>F#m</w:t>
-      </w:r>
-      <w:r>
-        <w:rPr>
-          <w:sz w:val="15"/>
-        </w:rPr>
-        <w:t xml:space="preserve">                 </w:t>
-      </w:r>
-      <w:r>
-        <w:rPr>
-          <w:sz w:val="15"/>
-        </w:rPr>
-        <w:t>Bm7</w:t>
-      </w:r>
-    </w:p>
-    <w:p>
-      <w:pPr>
-        <w:keepLines/>
-        <w:spacing w:after="0" w:line="240" w:lineRule="auto"/>
-      </w:pPr>
-      <w:r>
-        <w:rPr>
-          <w:sz w:val="15"/>
-        </w:rPr>
-        <w:t>Como a terra seca anseia pela chuva</w:t>
-      </w:r>
-    </w:p>
-    <w:p>
-      <w:pPr>
-        <w:keepNext/>
-        <w:keepLines/>
-        <w:spacing w:after="0" w:line="240" w:lineRule="auto"/>
-      </w:pPr>
-      <w:r>
-        <w:rPr>
-          <w:sz w:val="15"/>
-        </w:rPr>
-        <w:t xml:space="preserve">           </w:t>
-      </w:r>
-      <w:r>
-        <w:rPr>
-          <w:sz w:val="15"/>
-        </w:rPr>
-        <w:t>Em7</w:t>
-      </w:r>
-    </w:p>
-    <w:p>
-      <w:pPr>
-        <w:keepLines/>
-        <w:spacing w:after="0" w:line="240" w:lineRule="auto"/>
-      </w:pPr>
-      <w:r>
-        <w:rPr>
-          <w:sz w:val="15"/>
-        </w:rPr>
-        <w:t>Vem me saciar</w:t>
-      </w:r>
-    </w:p>
-    <w:p>
-      <w:pPr>
-        <w:keepNext/>
-        <w:keepLines/>
-        <w:spacing w:after="0" w:line="240" w:lineRule="auto"/>
-      </w:pPr>
-      <w:r>
-        <w:rPr>
-          <w:sz w:val="15"/>
-        </w:rPr>
-        <w:t xml:space="preserve">               </w:t>
-      </w:r>
-      <w:r>
-        <w:rPr>
-          <w:sz w:val="15"/>
-        </w:rPr>
-        <w:t>A</w:t>
-      </w:r>
-    </w:p>
-    <w:p>
-      <w:pPr>
-        <w:keepLines/>
-        <w:spacing w:after="0" w:line="240" w:lineRule="auto"/>
-      </w:pPr>
-      <w:r>
-        <w:rPr>
-          <w:sz w:val="15"/>
-        </w:rPr>
-        <w:t>Pois eu descobri</w:t>
-      </w:r>
-    </w:p>
-    <w:p>
-      <w:pPr>
-        <w:keepNext/>
-        <w:keepLines/>
-        <w:spacing w:after="0" w:line="240" w:lineRule="auto"/>
-      </w:pPr>
-      <w:r>
-        <w:rPr>
-          <w:sz w:val="15"/>
-        </w:rPr>
-        <w:t xml:space="preserve">                    </w:t>
-      </w:r>
-      <w:r>
-        <w:rPr>
-          <w:sz w:val="15"/>
-        </w:rPr>
-        <w:t>D</w:t>
-      </w:r>
-      <w:r>
-        <w:rPr>
-          <w:sz w:val="15"/>
-        </w:rPr>
-        <w:t xml:space="preserve">  D7M(2) </w:t>
-      </w:r>
-      <w:r>
-        <w:rPr>
-          <w:sz w:val="15"/>
-        </w:rPr>
-        <w:t>D</w:t>
-      </w:r>
-      <w:r>
-        <w:rPr>
-          <w:sz w:val="15"/>
-        </w:rPr>
-        <w:t xml:space="preserve">  </w:t>
-      </w:r>
-      <w:r>
-        <w:rPr>
-          <w:sz w:val="15"/>
-        </w:rPr>
-        <w:t>D9/F#</w:t>
-      </w:r>
-    </w:p>
-    <w:p>
-      <w:pPr>
-        <w:keepLines/>
-        <w:spacing w:after="0" w:line="240" w:lineRule="auto"/>
-      </w:pPr>
-      <w:r>
-        <w:rPr>
-          <w:sz w:val="15"/>
-        </w:rPr>
-        <w:t>Que aqui é o meu lugar</w:t>
-      </w:r>
-    </w:p>
-    <w:p>
-      <w:pPr>
-        <w:keepLines/>
-        <w:spacing w:after="0" w:line="240" w:lineRule="auto"/>
-      </w:pPr>
-    </w:p>
-    <w:p>
-      <w:pPr>
-        <w:keepNext/>
-        <w:keepLines/>
-        <w:spacing w:after="0" w:line="240" w:lineRule="auto"/>
-      </w:pPr>
-      <w:r>
-        <w:rPr>
-          <w:sz w:val="15"/>
-        </w:rPr>
-        <w:t xml:space="preserve">           </w:t>
-      </w:r>
-      <w:r>
-        <w:rPr>
-          <w:sz w:val="15"/>
-        </w:rPr>
-        <w:t>G</w:t>
-      </w:r>
-      <w:r>
-        <w:rPr>
-          <w:sz w:val="15"/>
-        </w:rPr>
-        <w:t xml:space="preserve">                   </w:t>
-      </w:r>
-      <w:r>
-        <w:rPr>
-          <w:sz w:val="15"/>
-        </w:rPr>
-        <w:t>A</w:t>
-      </w:r>
-    </w:p>
-    <w:p>
-      <w:pPr>
-        <w:keepLines/>
-        <w:spacing w:after="0" w:line="240" w:lineRule="auto"/>
-      </w:pPr>
-      <w:r>
-        <w:rPr>
-          <w:sz w:val="15"/>
-        </w:rPr>
-        <w:t>O meu coração deseja te encontrar</w:t>
-      </w:r>
-    </w:p>
-    <w:p>
-      <w:pPr>
-        <w:keepNext/>
-        <w:keepLines/>
-        <w:spacing w:after="0" w:line="240" w:lineRule="auto"/>
-      </w:pPr>
-      <w:r>
-        <w:rPr>
-          <w:sz w:val="15"/>
-        </w:rPr>
-        <w:t xml:space="preserve">        </w:t>
-      </w:r>
-      <w:r>
-        <w:rPr>
-          <w:sz w:val="15"/>
-        </w:rPr>
-        <w:t>A/G</w:t>
-      </w:r>
-      <w:r>
-        <w:rPr>
-          <w:sz w:val="15"/>
-        </w:rPr>
-        <w:t xml:space="preserve">   </w:t>
-      </w:r>
-      <w:r>
-        <w:rPr>
-          <w:sz w:val="15"/>
-        </w:rPr>
-        <w:t>F#m</w:t>
-      </w:r>
-      <w:r>
-        <w:rPr>
-          <w:sz w:val="15"/>
-        </w:rPr>
-        <w:t xml:space="preserve">                 </w:t>
-      </w:r>
-      <w:r>
-        <w:rPr>
-          <w:sz w:val="15"/>
-        </w:rPr>
-        <w:t>Bm7</w:t>
-      </w:r>
-    </w:p>
-    <w:p>
-      <w:pPr>
-        <w:keepLines/>
-        <w:spacing w:after="0" w:line="240" w:lineRule="auto"/>
-      </w:pPr>
-      <w:r>
-        <w:rPr>
-          <w:sz w:val="15"/>
-        </w:rPr>
-        <w:t>Como a terra seca anseia pela chuva</w:t>
-      </w:r>
-    </w:p>
-    <w:p>
-      <w:pPr>
-        <w:keepNext/>
-        <w:keepLines/>
-        <w:spacing w:after="0" w:line="240" w:lineRule="auto"/>
-      </w:pPr>
-      <w:r>
-        <w:rPr>
-          <w:sz w:val="15"/>
-        </w:rPr>
-        <w:t xml:space="preserve">           </w:t>
-      </w:r>
-      <w:r>
-        <w:rPr>
-          <w:sz w:val="15"/>
-        </w:rPr>
-        <w:t>Em7</w:t>
-      </w:r>
-    </w:p>
-    <w:p>
-      <w:pPr>
-        <w:keepLines/>
-        <w:spacing w:after="0" w:line="240" w:lineRule="auto"/>
-      </w:pPr>
-      <w:r>
-        <w:rPr>
-          <w:sz w:val="15"/>
-        </w:rPr>
-        <w:t>Vem me saciar</w:t>
-      </w:r>
-    </w:p>
-    <w:p>
-      <w:pPr>
-        <w:keepNext/>
-        <w:keepLines/>
-        <w:spacing w:after="0" w:line="240" w:lineRule="auto"/>
-      </w:pPr>
-      <w:r>
-        <w:rPr>
-          <w:sz w:val="15"/>
-        </w:rPr>
-        <w:t xml:space="preserve">               </w:t>
-      </w:r>
-      <w:r>
-        <w:rPr>
-          <w:sz w:val="15"/>
-        </w:rPr>
-        <w:t>A</w:t>
-      </w:r>
-    </w:p>
-    <w:p>
-      <w:pPr>
-        <w:keepLines/>
-        <w:spacing w:after="0" w:line="240" w:lineRule="auto"/>
-      </w:pPr>
-      <w:r>
-        <w:rPr>
-          <w:sz w:val="15"/>
-        </w:rPr>
-        <w:t>Pois eu descobri</w:t>
-      </w:r>
-    </w:p>
-    <w:p>
-      <w:pPr>
-        <w:keepNext/>
-        <w:keepLines/>
-        <w:spacing w:after="0" w:line="240" w:lineRule="auto"/>
-      </w:pPr>
-      <w:r>
-        <w:rPr>
-          <w:sz w:val="15"/>
-        </w:rPr>
-        <w:t xml:space="preserve">                    </w:t>
-      </w:r>
-      <w:r>
-        <w:rPr>
-          <w:sz w:val="15"/>
-        </w:rPr>
-        <w:t>D2</w:t>
-      </w:r>
-      <w:r>
-        <w:rPr>
-          <w:sz w:val="15"/>
-        </w:rPr>
-        <w:t xml:space="preserve">  </w:t>
-      </w:r>
-      <w:r>
-        <w:rPr>
-          <w:sz w:val="15"/>
-        </w:rPr>
-        <w:t>D9/F#</w:t>
-      </w:r>
-      <w:r>
-        <w:rPr>
-          <w:sz w:val="15"/>
-        </w:rPr>
-        <w:t xml:space="preserve">  </w:t>
-      </w:r>
-      <w:r>
-        <w:rPr>
-          <w:sz w:val="15"/>
-        </w:rPr>
-        <w:t>G6</w:t>
-      </w:r>
-      <w:r>
-        <w:rPr>
-          <w:sz w:val="15"/>
-        </w:rPr>
-        <w:t>(9)</w:t>
-      </w:r>
-    </w:p>
-    <w:p>
-      <w:pPr>
-        <w:keepLines/>
-        <w:spacing w:after="0" w:line="240" w:lineRule="auto"/>
-      </w:pPr>
-      <w:r>
-        <w:rPr>
-          <w:sz w:val="15"/>
-        </w:rPr>
-        <w:t>Que aqui é o meu lugar</w:t>
-      </w:r>
-    </w:p>
-    <w:p>
-      <w:pPr>
-        <w:keepLines/>
-        <w:spacing w:after="0" w:line="240" w:lineRule="auto"/>
-      </w:pPr>
-    </w:p>
-    <w:p>
-      <w:pPr>
-        <w:keepNext/>
-        <w:keepLines/>
-        <w:spacing w:after="0" w:line="240" w:lineRule="auto"/>
-      </w:pPr>
-      <w:r>
-        <w:rPr>
-          <w:sz w:val="15"/>
-        </w:rPr>
-        <w:t xml:space="preserve">( </w:t>
-      </w:r>
-      <w:r>
-        <w:rPr>
-          <w:sz w:val="15"/>
-        </w:rPr>
-        <w:t>G9</w:t>
-      </w:r>
-      <w:r>
-        <w:rPr>
-          <w:sz w:val="15"/>
-        </w:rPr>
-        <w:t xml:space="preserve">  </w:t>
-      </w:r>
-      <w:r>
-        <w:rPr>
-          <w:sz w:val="15"/>
-        </w:rPr>
-        <w:t>G6</w:t>
-      </w:r>
-      <w:r>
-        <w:rPr>
-          <w:sz w:val="15"/>
-        </w:rPr>
-        <w:t xml:space="preserve">  </w:t>
-      </w:r>
-      <w:r>
-        <w:rPr>
-          <w:sz w:val="15"/>
-        </w:rPr>
-        <w:t>D</w:t>
-      </w:r>
-      <w:r>
-        <w:rPr>
-          <w:sz w:val="15"/>
-        </w:rPr>
-        <w:t xml:space="preserve">  </w:t>
-      </w:r>
-      <w:r>
-        <w:rPr>
-          <w:sz w:val="15"/>
-        </w:rPr>
-        <w:t>D/F#</w:t>
-      </w:r>
-      <w:r>
-        <w:rPr>
-          <w:sz w:val="15"/>
-        </w:rPr>
-        <w:t xml:space="preserve">  </w:t>
-      </w:r>
-      <w:r>
-        <w:rPr>
-          <w:sz w:val="15"/>
-        </w:rPr>
-        <w:t>G9</w:t>
-      </w:r>
-      <w:r>
-        <w:rPr>
-          <w:sz w:val="15"/>
-        </w:rPr>
-        <w:t xml:space="preserve">  </w:t>
-      </w:r>
-      <w:r>
-        <w:rPr>
-          <w:sz w:val="15"/>
-        </w:rPr>
-        <w:t>G</w:t>
-      </w:r>
-      <w:r>
-        <w:rPr>
-          <w:sz w:val="15"/>
-        </w:rPr>
-        <w:t xml:space="preserve"> )</w:t>
-      </w:r>
-    </w:p>
-    <w:p>
-      <w:pPr>
-        <w:keepLines/>
-        <w:spacing w:after="0" w:line="240" w:lineRule="auto"/>
-      </w:pPr>
-    </w:p>
-    <w:p>
-      <w:pPr>
-        <w:keepLines/>
-        <w:spacing w:after="0" w:line="240" w:lineRule="auto"/>
-      </w:pPr>
-      <w:r>
-        <w:rPr>
-          <w:sz w:val="15"/>
-        </w:rPr>
-        <w:t>[Primeira Parte]</w:t>
-      </w:r>
-    </w:p>
-    <w:p>
-      <w:pPr>
-        <w:keepLines/>
-        <w:spacing w:after="0" w:line="240" w:lineRule="auto"/>
-      </w:pPr>
-    </w:p>
-    <w:p>
-      <w:pPr>
-        <w:keepNext/>
-        <w:keepLines/>
-        <w:spacing w:after="0" w:line="240" w:lineRule="auto"/>
-      </w:pPr>
-      <w:r>
-        <w:rPr>
-          <w:sz w:val="15"/>
-        </w:rPr>
-        <w:t xml:space="preserve">            </w:t>
-      </w:r>
-      <w:r>
-        <w:rPr>
-          <w:sz w:val="15"/>
-        </w:rPr>
-        <w:t>D2</w:t>
-      </w:r>
-      <w:r>
-        <w:rPr>
-          <w:sz w:val="15"/>
-        </w:rPr>
-        <w:t xml:space="preserve">         </w:t>
-      </w:r>
-      <w:r>
-        <w:rPr>
-          <w:sz w:val="15"/>
-        </w:rPr>
-        <w:t>D9/F#</w:t>
-      </w:r>
-      <w:r>
-        <w:rPr>
-          <w:sz w:val="15"/>
-        </w:rPr>
-        <w:t xml:space="preserve">       </w:t>
-      </w:r>
-      <w:r>
-        <w:rPr>
-          <w:sz w:val="15"/>
-        </w:rPr>
-        <w:t>G6</w:t>
-      </w:r>
-      <w:r>
-        <w:rPr>
-          <w:sz w:val="15"/>
-        </w:rPr>
-        <w:t>(9)</w:t>
-      </w:r>
-    </w:p>
-    <w:p>
-      <w:pPr>
-        <w:keepLines/>
-        <w:spacing w:after="0" w:line="240" w:lineRule="auto"/>
-      </w:pPr>
-      <w:r>
-        <w:rPr>
-          <w:sz w:val="15"/>
-        </w:rPr>
-        <w:t>Somente em ti construirei a minha casa</w:t>
-      </w:r>
-    </w:p>
-    <w:p>
-      <w:pPr>
-        <w:keepNext/>
-        <w:keepLines/>
-        <w:spacing w:after="0" w:line="240" w:lineRule="auto"/>
-      </w:pPr>
-      <w:r>
-        <w:rPr>
-          <w:sz w:val="15"/>
-        </w:rPr>
-        <w:t xml:space="preserve">            </w:t>
-      </w:r>
-      <w:r>
-        <w:rPr>
-          <w:sz w:val="15"/>
-        </w:rPr>
-        <w:t>D2</w:t>
-      </w:r>
-      <w:r>
-        <w:rPr>
-          <w:sz w:val="15"/>
-        </w:rPr>
-        <w:t xml:space="preserve">       </w:t>
-      </w:r>
-      <w:r>
-        <w:rPr>
-          <w:sz w:val="15"/>
-        </w:rPr>
-        <w:t>D9/F#</w:t>
-      </w:r>
-      <w:r>
-        <w:rPr>
-          <w:sz w:val="15"/>
-        </w:rPr>
-        <w:t xml:space="preserve">         </w:t>
-      </w:r>
-      <w:r>
-        <w:rPr>
-          <w:sz w:val="15"/>
-        </w:rPr>
-        <w:t>G</w:t>
-      </w:r>
-    </w:p>
-    <w:p>
-      <w:pPr>
-        <w:keepLines/>
-        <w:spacing w:after="0" w:line="240" w:lineRule="auto"/>
-      </w:pPr>
-      <w:r>
-        <w:rPr>
-          <w:sz w:val="15"/>
-        </w:rPr>
-        <w:t>Somente em ti colocarei minha esperança</w:t>
-      </w:r>
-    </w:p>
-    <w:p>
-      <w:pPr>
-        <w:keepNext/>
-        <w:keepLines/>
-        <w:spacing w:after="0" w:line="240" w:lineRule="auto"/>
-      </w:pPr>
-      <w:r>
-        <w:rPr>
-          <w:sz w:val="15"/>
-        </w:rPr>
-        <w:t xml:space="preserve">            </w:t>
-      </w:r>
-      <w:r>
-        <w:rPr>
-          <w:sz w:val="15"/>
-        </w:rPr>
-        <w:t>D2</w:t>
-      </w:r>
-      <w:r>
-        <w:rPr>
-          <w:sz w:val="15"/>
-        </w:rPr>
-        <w:t xml:space="preserve">         </w:t>
-      </w:r>
-      <w:r>
-        <w:rPr>
-          <w:sz w:val="15"/>
-        </w:rPr>
-        <w:t>D9/F#</w:t>
-      </w:r>
-      <w:r>
-        <w:rPr>
-          <w:sz w:val="15"/>
-        </w:rPr>
-        <w:t xml:space="preserve">       </w:t>
-      </w:r>
-      <w:r>
-        <w:rPr>
-          <w:sz w:val="15"/>
-        </w:rPr>
-        <w:t>G6</w:t>
-      </w:r>
-      <w:r>
-        <w:rPr>
-          <w:sz w:val="15"/>
-        </w:rPr>
-        <w:t>(9)</w:t>
-      </w:r>
-    </w:p>
-    <w:p>
-      <w:pPr>
-        <w:keepLines/>
-        <w:spacing w:after="0" w:line="240" w:lineRule="auto"/>
-      </w:pPr>
-      <w:r>
-        <w:rPr>
-          <w:sz w:val="15"/>
-        </w:rPr>
-        <w:t>Somente em ti construirei a minha casa</w:t>
-      </w:r>
-    </w:p>
-    <w:p>
-      <w:pPr>
-        <w:keepNext/>
-        <w:keepLines/>
-        <w:spacing w:after="0" w:line="240" w:lineRule="auto"/>
-      </w:pPr>
-      <w:r>
-        <w:rPr>
-          <w:sz w:val="15"/>
-        </w:rPr>
-        <w:t xml:space="preserve">            </w:t>
-      </w:r>
-      <w:r>
-        <w:rPr>
-          <w:sz w:val="15"/>
-        </w:rPr>
-        <w:t>D2</w:t>
-      </w:r>
-      <w:r>
-        <w:rPr>
-          <w:sz w:val="15"/>
-        </w:rPr>
-        <w:t xml:space="preserve">       </w:t>
-      </w:r>
-      <w:r>
-        <w:rPr>
-          <w:sz w:val="15"/>
-        </w:rPr>
-        <w:t>D9/F#</w:t>
-      </w:r>
-      <w:r>
-        <w:rPr>
-          <w:sz w:val="15"/>
-        </w:rPr>
-        <w:t xml:space="preserve">         </w:t>
-      </w:r>
-      <w:r>
-        <w:rPr>
-          <w:sz w:val="15"/>
-        </w:rPr>
-        <w:t>G</w:t>
-      </w:r>
-    </w:p>
-    <w:p>
-      <w:pPr>
-        <w:keepLines/>
-        <w:spacing w:after="0" w:line="240" w:lineRule="auto"/>
-      </w:pPr>
-      <w:r>
-        <w:rPr>
-          <w:sz w:val="15"/>
-        </w:rPr>
-        <w:t>Somente em ti colocarei minha esperança</w:t>
-      </w:r>
-    </w:p>
-    <w:p>
-      <w:pPr>
-        <w:keepLines/>
-        <w:spacing w:after="0" w:line="240" w:lineRule="auto"/>
-      </w:pPr>
-    </w:p>
-    <w:p>
-      <w:pPr>
-        <w:keepLines/>
-        <w:spacing w:after="0" w:line="240" w:lineRule="auto"/>
-      </w:pPr>
-      <w:r>
-        <w:rPr>
-          <w:sz w:val="15"/>
-        </w:rPr>
-        <w:t>[Pré-Refrão]</w:t>
-      </w:r>
-    </w:p>
-    <w:p>
-      <w:pPr>
-        <w:keepLines/>
-        <w:spacing w:after="0" w:line="240" w:lineRule="auto"/>
-      </w:pPr>
-    </w:p>
-    <w:p>
-      <w:pPr>
-        <w:keepNext/>
-        <w:keepLines/>
-        <w:spacing w:after="0" w:line="240" w:lineRule="auto"/>
-      </w:pPr>
-      <w:r>
-        <w:rPr>
-          <w:sz w:val="15"/>
-        </w:rPr>
-        <w:t xml:space="preserve">            </w:t>
-      </w:r>
-      <w:r>
-        <w:rPr>
-          <w:sz w:val="15"/>
-        </w:rPr>
-        <w:t>Bm7</w:t>
-      </w:r>
-    </w:p>
-    <w:p>
-      <w:pPr>
-        <w:keepLines/>
-        <w:spacing w:after="0" w:line="240" w:lineRule="auto"/>
-      </w:pPr>
-      <w:r>
-        <w:rPr>
-          <w:sz w:val="15"/>
-        </w:rPr>
-        <w:t>Pois só em ti</w:t>
-      </w:r>
-    </w:p>
-    <w:p>
-      <w:pPr>
-        <w:keepNext/>
-        <w:keepLines/>
-        <w:spacing w:after="0" w:line="240" w:lineRule="auto"/>
-      </w:pPr>
-      <w:r>
-        <w:rPr>
-          <w:sz w:val="15"/>
-        </w:rPr>
-        <w:t xml:space="preserve">                    </w:t>
-      </w:r>
-      <w:r>
-        <w:rPr>
-          <w:sz w:val="15"/>
-        </w:rPr>
-        <w:t>A</w:t>
-      </w:r>
-    </w:p>
-    <w:p>
-      <w:pPr>
-        <w:keepLines/>
-        <w:spacing w:after="0" w:line="240" w:lineRule="auto"/>
-      </w:pPr>
-      <w:r>
-        <w:rPr>
-          <w:sz w:val="15"/>
-        </w:rPr>
-        <w:t>Minh'alma achou descanso</w:t>
-      </w:r>
-    </w:p>
-    <w:p>
-      <w:pPr>
-        <w:keepNext/>
-        <w:keepLines/>
-        <w:spacing w:after="0" w:line="240" w:lineRule="auto"/>
-      </w:pPr>
-      <w:r>
-        <w:rPr>
-          <w:sz w:val="15"/>
-        </w:rPr>
-        <w:t xml:space="preserve">       </w:t>
-      </w:r>
-      <w:r>
-        <w:rPr>
-          <w:sz w:val="15"/>
-        </w:rPr>
-        <w:t>G</w:t>
-      </w:r>
-    </w:p>
-    <w:p>
-      <w:pPr>
-        <w:keepLines/>
-        <w:spacing w:after="0" w:line="240" w:lineRule="auto"/>
-      </w:pPr>
-      <w:r>
-        <w:rPr>
-          <w:sz w:val="15"/>
-        </w:rPr>
-        <w:t>Só em ti</w:t>
-      </w:r>
-    </w:p>
-    <w:p>
-      <w:pPr>
-        <w:keepNext/>
-        <w:keepLines/>
-        <w:spacing w:after="0" w:line="240" w:lineRule="auto"/>
-      </w:pPr>
-      <w:r>
-        <w:rPr>
-          <w:sz w:val="15"/>
-        </w:rPr>
-        <w:t xml:space="preserve">         </w:t>
-      </w:r>
-      <w:r>
-        <w:rPr>
-          <w:sz w:val="15"/>
-        </w:rPr>
-        <w:t>A</w:t>
-      </w:r>
-      <w:r>
-        <w:rPr>
-          <w:sz w:val="15"/>
-        </w:rPr>
-        <w:t xml:space="preserve">    </w:t>
-      </w:r>
-      <w:r>
-        <w:rPr>
-          <w:sz w:val="15"/>
-        </w:rPr>
-        <w:t>D2</w:t>
-      </w:r>
-    </w:p>
-    <w:p>
-      <w:pPr>
-        <w:keepLines/>
-        <w:spacing w:after="0" w:line="240" w:lineRule="auto"/>
-      </w:pPr>
-      <w:r>
-        <w:rPr>
-          <w:sz w:val="15"/>
-        </w:rPr>
-        <w:t>Eu pude respirar</w:t>
-      </w:r>
-    </w:p>
-    <w:p>
-      <w:pPr>
-        <w:keepLines/>
-        <w:spacing w:after="0" w:line="240" w:lineRule="auto"/>
-      </w:pPr>
-    </w:p>
-    <w:p>
-      <w:pPr>
-        <w:keepNext/>
-        <w:keepLines/>
-        <w:spacing w:after="0" w:line="240" w:lineRule="auto"/>
-      </w:pPr>
-      <w:r>
-        <w:rPr>
-          <w:sz w:val="15"/>
-        </w:rPr>
-        <w:t xml:space="preserve">       </w:t>
-      </w:r>
-      <w:r>
-        <w:rPr>
-          <w:sz w:val="15"/>
-        </w:rPr>
-        <w:t>Bm7</w:t>
-      </w:r>
-    </w:p>
-    <w:p>
-      <w:pPr>
-        <w:keepLines/>
-        <w:spacing w:after="0" w:line="240" w:lineRule="auto"/>
-      </w:pPr>
-      <w:r>
-        <w:rPr>
-          <w:sz w:val="15"/>
-        </w:rPr>
-        <w:t>Só em ti</w:t>
-      </w:r>
-    </w:p>
-    <w:p>
-      <w:pPr>
-        <w:keepNext/>
-        <w:keepLines/>
-        <w:spacing w:after="0" w:line="240" w:lineRule="auto"/>
-      </w:pPr>
-      <w:r>
-        <w:rPr>
-          <w:sz w:val="15"/>
-        </w:rPr>
-        <w:t xml:space="preserve">                    </w:t>
-      </w:r>
-      <w:r>
-        <w:rPr>
-          <w:sz w:val="15"/>
-        </w:rPr>
-        <w:t>A2</w:t>
-      </w:r>
-    </w:p>
-    <w:p>
-      <w:pPr>
-        <w:keepLines/>
-        <w:spacing w:after="0" w:line="240" w:lineRule="auto"/>
-      </w:pPr>
-      <w:r>
-        <w:rPr>
-          <w:sz w:val="15"/>
-        </w:rPr>
-        <w:t>Minh'alma achou descanso</w:t>
-      </w:r>
-    </w:p>
-    <w:p>
-      <w:pPr>
-        <w:keepNext/>
-        <w:keepLines/>
-        <w:spacing w:after="0" w:line="240" w:lineRule="auto"/>
-      </w:pPr>
-      <w:r>
-        <w:rPr>
-          <w:sz w:val="15"/>
-        </w:rPr>
-        <w:t xml:space="preserve">       </w:t>
-      </w:r>
-      <w:r>
-        <w:rPr>
-          <w:sz w:val="15"/>
-        </w:rPr>
-        <w:t>G</w:t>
-      </w:r>
-    </w:p>
-    <w:p>
-      <w:pPr>
-        <w:keepLines/>
-        <w:spacing w:after="0" w:line="240" w:lineRule="auto"/>
-      </w:pPr>
-      <w:r>
-        <w:rPr>
-          <w:sz w:val="15"/>
-        </w:rPr>
-        <w:t>Só em ti</w:t>
-      </w:r>
-    </w:p>
-    <w:p>
-      <w:pPr>
-        <w:keepNext/>
-        <w:keepLines/>
-        <w:spacing w:after="0" w:line="240" w:lineRule="auto"/>
-      </w:pPr>
-      <w:r>
-        <w:rPr>
-          <w:sz w:val="15"/>
-        </w:rPr>
-        <w:t xml:space="preserve">         </w:t>
-      </w:r>
-      <w:r>
-        <w:rPr>
-          <w:sz w:val="15"/>
-        </w:rPr>
-        <w:t>A</w:t>
-      </w:r>
-      <w:r>
-        <w:rPr>
-          <w:sz w:val="15"/>
-        </w:rPr>
-        <w:t xml:space="preserve">    </w:t>
-      </w:r>
-      <w:r>
-        <w:rPr>
-          <w:sz w:val="15"/>
-        </w:rPr>
-        <w:t>D2</w:t>
-      </w:r>
-      <w:r>
-        <w:rPr>
-          <w:sz w:val="15"/>
-        </w:rPr>
-        <w:t xml:space="preserve">  </w:t>
-      </w:r>
-      <w:r>
-        <w:rPr>
-          <w:sz w:val="15"/>
-        </w:rPr>
-        <w:t>D9/F#</w:t>
-      </w:r>
-    </w:p>
-    <w:p>
-      <w:pPr>
-        <w:keepLines/>
-        <w:spacing w:after="0" w:line="240" w:lineRule="auto"/>
-      </w:pPr>
-      <w:r>
-        <w:rPr>
-          <w:sz w:val="15"/>
-        </w:rPr>
-        <w:t>Eu pude respirar</w:t>
-      </w:r>
-    </w:p>
-    <w:p>
-      <w:pPr>
-        <w:keepLines/>
-        <w:spacing w:after="0" w:line="240" w:lineRule="auto"/>
-      </w:pPr>
-    </w:p>
-    <w:p>
-      <w:pPr>
-        <w:keepLines/>
-        <w:spacing w:after="0" w:line="240" w:lineRule="auto"/>
-      </w:pPr>
-      <w:r>
-        <w:rPr>
-          <w:sz w:val="15"/>
-        </w:rPr>
-        <w:t>[Refrão Final]</w:t>
-      </w:r>
-    </w:p>
-    <w:p>
-      <w:pPr>
-        <w:keepLines/>
-        <w:spacing w:after="0" w:line="240" w:lineRule="auto"/>
-      </w:pPr>
-    </w:p>
-    <w:p>
-      <w:pPr>
-        <w:keepNext/>
-        <w:keepLines/>
-        <w:spacing w:after="0" w:line="240" w:lineRule="auto"/>
-      </w:pPr>
-      <w:r>
-        <w:rPr>
-          <w:sz w:val="15"/>
-        </w:rPr>
-        <w:t xml:space="preserve">           </w:t>
-      </w:r>
-      <w:r>
-        <w:rPr>
-          <w:sz w:val="15"/>
-        </w:rPr>
-        <w:t>G</w:t>
-      </w:r>
-      <w:r>
-        <w:rPr>
-          <w:sz w:val="15"/>
-        </w:rPr>
-        <w:t xml:space="preserve">                   </w:t>
-      </w:r>
-      <w:r>
-        <w:rPr>
-          <w:sz w:val="15"/>
-        </w:rPr>
-        <w:t>A</w:t>
-      </w:r>
-    </w:p>
-    <w:p>
-      <w:pPr>
-        <w:keepLines/>
-        <w:spacing w:after="0" w:line="240" w:lineRule="auto"/>
-      </w:pPr>
-      <w:r>
-        <w:rPr>
-          <w:sz w:val="15"/>
-        </w:rPr>
-        <w:t>O meu coração deseja te encontrar</w:t>
-      </w:r>
-    </w:p>
-    <w:p>
-      <w:pPr>
-        <w:keepNext/>
-        <w:keepLines/>
-        <w:spacing w:after="0" w:line="240" w:lineRule="auto"/>
-      </w:pPr>
-      <w:r>
-        <w:rPr>
-          <w:sz w:val="15"/>
-        </w:rPr>
-        <w:t xml:space="preserve">        </w:t>
-      </w:r>
-      <w:r>
-        <w:rPr>
-          <w:sz w:val="15"/>
-        </w:rPr>
-        <w:t>A/G</w:t>
-      </w:r>
-      <w:r>
-        <w:rPr>
-          <w:sz w:val="15"/>
-        </w:rPr>
-        <w:t xml:space="preserve">   </w:t>
-      </w:r>
-      <w:r>
-        <w:rPr>
-          <w:sz w:val="15"/>
-        </w:rPr>
-        <w:t>F#m</w:t>
-      </w:r>
-      <w:r>
-        <w:rPr>
-          <w:sz w:val="15"/>
-        </w:rPr>
-        <w:t xml:space="preserve">                 </w:t>
-      </w:r>
-      <w:r>
-        <w:rPr>
-          <w:sz w:val="15"/>
-        </w:rPr>
-        <w:t>Bm7</w:t>
-      </w:r>
-    </w:p>
-    <w:p>
-      <w:pPr>
-        <w:keepLines/>
-        <w:spacing w:after="0" w:line="240" w:lineRule="auto"/>
-      </w:pPr>
-      <w:r>
-        <w:rPr>
-          <w:sz w:val="15"/>
-        </w:rPr>
-        <w:t>Como a terra seca anseia pela chuva</w:t>
-      </w:r>
-    </w:p>
-    <w:p>
-      <w:pPr>
-        <w:keepNext/>
-        <w:keepLines/>
-        <w:spacing w:after="0" w:line="240" w:lineRule="auto"/>
-      </w:pPr>
-      <w:r>
-        <w:rPr>
-          <w:sz w:val="15"/>
-        </w:rPr>
-        <w:t xml:space="preserve">           </w:t>
-      </w:r>
-      <w:r>
-        <w:rPr>
-          <w:sz w:val="15"/>
-        </w:rPr>
-        <w:t>Em7</w:t>
-      </w:r>
-    </w:p>
-    <w:p>
-      <w:pPr>
-        <w:keepLines/>
-        <w:spacing w:after="0" w:line="240" w:lineRule="auto"/>
-      </w:pPr>
-      <w:r>
-        <w:rPr>
-          <w:sz w:val="15"/>
-        </w:rPr>
-        <w:t>Vem me saciar</w:t>
-      </w:r>
-    </w:p>
-    <w:p>
-      <w:pPr>
-        <w:keepNext/>
-        <w:keepLines/>
-        <w:spacing w:after="0" w:line="240" w:lineRule="auto"/>
-      </w:pPr>
-      <w:r>
-        <w:rPr>
-          <w:sz w:val="15"/>
-        </w:rPr>
-        <w:t xml:space="preserve">               </w:t>
-      </w:r>
-      <w:r>
-        <w:rPr>
-          <w:sz w:val="15"/>
-        </w:rPr>
-        <w:t>A</w:t>
-      </w:r>
-    </w:p>
-    <w:p>
-      <w:pPr>
-        <w:keepLines/>
-        <w:spacing w:after="0" w:line="240" w:lineRule="auto"/>
-      </w:pPr>
-      <w:r>
-        <w:rPr>
-          <w:sz w:val="15"/>
-        </w:rPr>
-        <w:t>Pois eu descobri</w:t>
-      </w:r>
-    </w:p>
-    <w:p>
-      <w:pPr>
-        <w:keepNext/>
-        <w:keepLines/>
-        <w:spacing w:after="0" w:line="240" w:lineRule="auto"/>
-      </w:pPr>
-      <w:r>
-        <w:rPr>
-          <w:sz w:val="15"/>
-        </w:rPr>
-        <w:t xml:space="preserve">                    </w:t>
-      </w:r>
-      <w:r>
-        <w:rPr>
-          <w:sz w:val="15"/>
-        </w:rPr>
-        <w:t>D</w:t>
-      </w:r>
-      <w:r>
-        <w:rPr>
-          <w:sz w:val="15"/>
-        </w:rPr>
-        <w:t xml:space="preserve">  </w:t>
-      </w:r>
-      <w:r>
-        <w:rPr>
-          <w:sz w:val="15"/>
-        </w:rPr>
-        <w:t>D/F#</w:t>
-      </w:r>
-    </w:p>
-    <w:p>
-      <w:pPr>
-        <w:keepLines/>
-        <w:spacing w:after="0" w:line="240" w:lineRule="auto"/>
-      </w:pPr>
-      <w:r>
-        <w:rPr>
-          <w:sz w:val="15"/>
-        </w:rPr>
-        <w:t>Que aqui é o meu lugar</w:t>
-      </w:r>
-    </w:p>
-    <w:p>
-      <w:pPr>
-        <w:keepLines/>
-        <w:spacing w:after="0" w:line="240" w:lineRule="auto"/>
-      </w:pPr>
-    </w:p>
-    <w:p>
-      <w:pPr>
-        <w:keepNext/>
-        <w:keepLines/>
-        <w:spacing w:after="0" w:line="240" w:lineRule="auto"/>
-      </w:pPr>
-      <w:r>
-        <w:rPr>
-          <w:sz w:val="15"/>
-        </w:rPr>
-        <w:t xml:space="preserve">           </w:t>
-      </w:r>
-      <w:r>
-        <w:rPr>
-          <w:sz w:val="15"/>
-        </w:rPr>
-        <w:t>G</w:t>
-      </w:r>
-      <w:r>
-        <w:rPr>
-          <w:sz w:val="15"/>
-        </w:rPr>
-        <w:t xml:space="preserve">                   </w:t>
-      </w:r>
-      <w:r>
-        <w:rPr>
-          <w:sz w:val="15"/>
-        </w:rPr>
-        <w:t>A</w:t>
-      </w:r>
-    </w:p>
-    <w:p>
-      <w:pPr>
-        <w:keepLines/>
-        <w:spacing w:after="0" w:line="240" w:lineRule="auto"/>
-      </w:pPr>
-      <w:r>
-        <w:rPr>
-          <w:sz w:val="15"/>
-        </w:rPr>
-        <w:t>O meu coração deseja te encontrar</w:t>
-      </w:r>
-    </w:p>
-    <w:p>
-      <w:pPr>
-        <w:keepNext/>
-        <w:keepLines/>
-        <w:spacing w:after="0" w:line="240" w:lineRule="auto"/>
-      </w:pPr>
-      <w:r>
-        <w:rPr>
-          <w:sz w:val="15"/>
-        </w:rPr>
-        <w:t xml:space="preserve">              </w:t>
-      </w:r>
-      <w:r>
-        <w:rPr>
-          <w:sz w:val="15"/>
-        </w:rPr>
-        <w:t>F#m</w:t>
-      </w:r>
-      <w:r>
-        <w:rPr>
-          <w:sz w:val="15"/>
-        </w:rPr>
-        <w:t xml:space="preserve">                 </w:t>
-      </w:r>
-      <w:r>
-        <w:rPr>
-          <w:sz w:val="15"/>
-        </w:rPr>
-        <w:t>Bm7</w:t>
-      </w:r>
-    </w:p>
-    <w:p>
-      <w:pPr>
-        <w:keepLines/>
-        <w:spacing w:after="0" w:line="240" w:lineRule="auto"/>
-      </w:pPr>
-      <w:r>
-        <w:rPr>
-          <w:sz w:val="15"/>
-        </w:rPr>
-        <w:t>Como a terra seca anseia pela chuva</w:t>
-      </w:r>
-    </w:p>
-    <w:p>
-      <w:pPr>
-        <w:keepNext/>
-        <w:keepLines/>
-        <w:spacing w:after="0" w:line="240" w:lineRule="auto"/>
-      </w:pPr>
-      <w:r>
-        <w:rPr>
-          <w:sz w:val="15"/>
-        </w:rPr>
-        <w:t xml:space="preserve">           </w:t>
-      </w:r>
-      <w:r>
-        <w:rPr>
-          <w:sz w:val="15"/>
-        </w:rPr>
-        <w:t>Em7</w:t>
-      </w:r>
-    </w:p>
-    <w:p>
-      <w:pPr>
-        <w:keepLines/>
-        <w:spacing w:after="0" w:line="240" w:lineRule="auto"/>
-      </w:pPr>
-      <w:r>
-        <w:rPr>
-          <w:sz w:val="15"/>
-        </w:rPr>
-        <w:t>Vem me saciar</w:t>
-      </w:r>
-    </w:p>
-    <w:p>
-      <w:pPr>
-        <w:keepNext/>
-        <w:keepLines/>
-        <w:spacing w:after="0" w:line="240" w:lineRule="auto"/>
-      </w:pPr>
-      <w:r>
-        <w:rPr>
-          <w:sz w:val="15"/>
-        </w:rPr>
-        <w:t xml:space="preserve">               </w:t>
-      </w:r>
-      <w:r>
-        <w:rPr>
-          <w:sz w:val="15"/>
-        </w:rPr>
-        <w:t>A</w:t>
-      </w:r>
-    </w:p>
-    <w:p>
-      <w:pPr>
-        <w:keepLines/>
-        <w:spacing w:after="0" w:line="240" w:lineRule="auto"/>
-      </w:pPr>
-      <w:r>
-        <w:rPr>
-          <w:sz w:val="15"/>
-        </w:rPr>
-        <w:t>Pois eu descobri</w:t>
-      </w:r>
-    </w:p>
-    <w:p>
-      <w:pPr>
-        <w:keepNext/>
-        <w:keepLines/>
-        <w:spacing w:after="0" w:line="240" w:lineRule="auto"/>
-      </w:pPr>
-      <w:r>
-        <w:rPr>
-          <w:sz w:val="15"/>
-        </w:rPr>
-        <w:t xml:space="preserve">                    </w:t>
-      </w:r>
-      <w:r>
-        <w:rPr>
-          <w:sz w:val="15"/>
-        </w:rPr>
-        <w:t>D</w:t>
-      </w:r>
-      <w:r>
-        <w:rPr>
-          <w:sz w:val="15"/>
-        </w:rPr>
-        <w:t xml:space="preserve">  </w:t>
-      </w:r>
-      <w:r>
-        <w:rPr>
-          <w:sz w:val="15"/>
-        </w:rPr>
-        <w:t>D/F#</w:t>
-      </w:r>
-    </w:p>
-    <w:p>
-      <w:pPr>
-        <w:keepLines/>
-        <w:spacing w:after="0" w:line="240" w:lineRule="auto"/>
-      </w:pPr>
-      <w:r>
-        <w:rPr>
-          <w:sz w:val="15"/>
-        </w:rPr>
-        <w:t>Que aqui é o meu lugar</w:t>
-      </w:r>
-    </w:p>
-    <w:p>
-      <w:pPr>
-        <w:keepLines/>
-        <w:spacing w:after="0" w:line="240" w:lineRule="auto"/>
-      </w:pPr>
-    </w:p>
-    <w:p>
-      <w:pPr>
-        <w:keepNext/>
-        <w:keepLines/>
-        <w:spacing w:after="0" w:line="240" w:lineRule="auto"/>
-      </w:pPr>
-      <w:r>
-        <w:rPr>
-          <w:sz w:val="15"/>
-        </w:rPr>
-        <w:t xml:space="preserve">           </w:t>
-      </w:r>
-      <w:r>
-        <w:rPr>
-          <w:sz w:val="15"/>
-        </w:rPr>
-        <w:t>G</w:t>
-      </w:r>
-      <w:r>
-        <w:rPr>
-          <w:sz w:val="15"/>
-        </w:rPr>
-        <w:t xml:space="preserve">                   </w:t>
-      </w:r>
-      <w:r>
-        <w:rPr>
-          <w:sz w:val="15"/>
-        </w:rPr>
-        <w:t>A</w:t>
-      </w:r>
-    </w:p>
-    <w:p>
-      <w:pPr>
-        <w:keepLines/>
-        <w:spacing w:after="0" w:line="240" w:lineRule="auto"/>
-      </w:pPr>
-      <w:r>
-        <w:rPr>
-          <w:sz w:val="15"/>
-        </w:rPr>
-        <w:t>O meu coração deseja te encontrar</w:t>
-      </w:r>
-    </w:p>
-    <w:p>
-      <w:pPr>
-        <w:keepNext/>
-        <w:keepLines/>
-        <w:spacing w:after="0" w:line="240" w:lineRule="auto"/>
-      </w:pPr>
-      <w:r>
-        <w:rPr>
-          <w:sz w:val="15"/>
-        </w:rPr>
-        <w:t xml:space="preserve">        </w:t>
-      </w:r>
-      <w:r>
-        <w:rPr>
-          <w:sz w:val="15"/>
-        </w:rPr>
-        <w:t>A/G</w:t>
-      </w:r>
-      <w:r>
-        <w:rPr>
-          <w:sz w:val="15"/>
-        </w:rPr>
-        <w:t xml:space="preserve">   </w:t>
-      </w:r>
-      <w:r>
-        <w:rPr>
-          <w:sz w:val="15"/>
-        </w:rPr>
-        <w:t>F#m</w:t>
-      </w:r>
-      <w:r>
-        <w:rPr>
-          <w:sz w:val="15"/>
-        </w:rPr>
-        <w:t xml:space="preserve">                 </w:t>
-      </w:r>
-      <w:r>
-        <w:rPr>
-          <w:sz w:val="15"/>
-        </w:rPr>
-        <w:t>Bm7</w:t>
-      </w:r>
-    </w:p>
-    <w:p>
-      <w:pPr>
-        <w:keepLines/>
-        <w:spacing w:after="0" w:line="240" w:lineRule="auto"/>
-      </w:pPr>
-      <w:r>
-        <w:rPr>
-          <w:sz w:val="15"/>
-        </w:rPr>
-        <w:t>Como a terra seca anseia pela chuva</w:t>
-      </w:r>
-    </w:p>
-    <w:p>
-      <w:pPr>
-        <w:keepNext/>
-        <w:keepLines/>
-        <w:spacing w:after="0" w:line="240" w:lineRule="auto"/>
-      </w:pPr>
-      <w:r>
-        <w:rPr>
-          <w:sz w:val="15"/>
-        </w:rPr>
-        <w:t xml:space="preserve">           </w:t>
-      </w:r>
-      <w:r>
-        <w:rPr>
-          <w:sz w:val="15"/>
-        </w:rPr>
-        <w:t>Em7</w:t>
-      </w:r>
-    </w:p>
-    <w:p>
-      <w:pPr>
-        <w:keepLines/>
-        <w:spacing w:after="0" w:line="240" w:lineRule="auto"/>
-      </w:pPr>
-      <w:r>
-        <w:rPr>
-          <w:sz w:val="15"/>
-        </w:rPr>
-        <w:t>Vem me saciar</w:t>
-      </w:r>
-    </w:p>
-    <w:p>
-      <w:pPr>
-        <w:keepNext/>
-        <w:keepLines/>
-        <w:spacing w:after="0" w:line="240" w:lineRule="auto"/>
-      </w:pPr>
-      <w:r>
-        <w:rPr>
-          <w:sz w:val="15"/>
-        </w:rPr>
-        <w:t xml:space="preserve">               </w:t>
-      </w:r>
-      <w:r>
-        <w:rPr>
-          <w:sz w:val="15"/>
-        </w:rPr>
-        <w:t>A</w:t>
-      </w:r>
-    </w:p>
-    <w:p>
-      <w:pPr>
-        <w:keepLines/>
-        <w:spacing w:after="0" w:line="240" w:lineRule="auto"/>
-      </w:pPr>
-      <w:r>
-        <w:rPr>
-          <w:sz w:val="15"/>
-        </w:rPr>
-        <w:t>Pois eu descobri</w:t>
-      </w:r>
-    </w:p>
-    <w:p>
-      <w:pPr>
-        <w:keepNext/>
-        <w:keepLines/>
-        <w:spacing w:after="0" w:line="240" w:lineRule="auto"/>
-      </w:pPr>
-      <w:r>
-        <w:rPr>
-          <w:sz w:val="15"/>
-        </w:rPr>
-        <w:t xml:space="preserve">                    </w:t>
-      </w:r>
-      <w:r>
-        <w:rPr>
-          <w:sz w:val="15"/>
-        </w:rPr>
-        <w:t>D</w:t>
-      </w:r>
-      <w:r>
-        <w:rPr>
-          <w:sz w:val="15"/>
-        </w:rPr>
-        <w:t xml:space="preserve">  </w:t>
-      </w:r>
-      <w:r>
-        <w:rPr>
-          <w:sz w:val="15"/>
-        </w:rPr>
-        <w:t>D9/F#</w:t>
-      </w:r>
-      <w:r>
-        <w:rPr>
-          <w:sz w:val="15"/>
-        </w:rPr>
-        <w:t xml:space="preserve">  </w:t>
-      </w:r>
-      <w:r>
-        <w:rPr>
-          <w:sz w:val="15"/>
-        </w:rPr>
-        <w:t>G6</w:t>
-      </w:r>
-      <w:r>
-        <w:rPr>
-          <w:sz w:val="15"/>
-        </w:rPr>
-        <w:t>(9)</w:t>
-      </w:r>
-    </w:p>
-    <w:p>
-      <w:pPr>
-        <w:keepLines/>
-        <w:spacing w:after="0" w:line="240" w:lineRule="auto"/>
-      </w:pPr>
-      <w:r>
-        <w:rPr>
-          <w:sz w:val="15"/>
-        </w:rPr>
-        <w:t>Que aqui é o meu lugar</w:t>
-      </w:r>
-    </w:p>
-    <w:p>
-      <w:pPr>
-        <w:keepLines/>
-        <w:spacing w:after="0" w:line="240" w:lineRule="auto"/>
-      </w:pPr>
-    </w:p>
-    <w:p>
-      <w:pPr>
-        <w:keepNext/>
-        <w:keepLines/>
-        <w:spacing w:after="0" w:line="240" w:lineRule="auto"/>
-      </w:pPr>
-      <w:r>
-        <w:rPr>
-          <w:sz w:val="15"/>
-        </w:rPr>
-        <w:t xml:space="preserve">[Final] </w:t>
-      </w:r>
-      <w:r>
-        <w:rPr>
-          <w:sz w:val="15"/>
-        </w:rPr>
-        <w:t>D2</w:t>
-      </w:r>
-      <w:r>
-        <w:rPr>
-          <w:sz w:val="15"/>
-        </w:rPr>
-        <w:t xml:space="preserve">  </w:t>
-      </w:r>
-      <w:r>
-        <w:rPr>
-          <w:sz w:val="15"/>
-        </w:rPr>
-        <w:t>D9/F#</w:t>
-      </w:r>
-      <w:r>
-        <w:rPr>
-          <w:sz w:val="15"/>
-        </w:rPr>
-        <w:t xml:space="preserve">  </w:t>
-      </w:r>
-      <w:r>
-        <w:rPr>
-          <w:sz w:val="15"/>
-        </w:rPr>
-        <w:t>G6</w:t>
-      </w:r>
-      <w:r>
-        <w:rPr>
-          <w:sz w:val="15"/>
-        </w:rPr>
-        <w:t>(9)</w:t>
-      </w:r>
-    </w:p>
-    <w:p>
-      <w:pPr>
-        <w:keepNext/>
-        <w:keepLines/>
-        <w:spacing w:after="0" w:line="240" w:lineRule="auto"/>
-      </w:pPr>
-      <w:r>
-        <w:rPr>
-          <w:sz w:val="15"/>
-        </w:rPr>
-        <w:t xml:space="preserve">        </w:t>
-      </w:r>
-      <w:r>
-        <w:rPr>
-          <w:sz w:val="15"/>
-        </w:rPr>
-        <w:t>D2</w:t>
-      </w:r>
-      <w:r>
-        <w:rPr>
-          <w:sz w:val="15"/>
-        </w:rPr>
-        <w:t xml:space="preserve">  </w:t>
-      </w:r>
-      <w:r>
-        <w:rPr>
-          <w:sz w:val="15"/>
-        </w:rPr>
-        <w:t>D9/F#</w:t>
-      </w:r>
-      <w:r>
-        <w:rPr>
-          <w:sz w:val="15"/>
-        </w:rPr>
-        <w:t xml:space="preserve">  </w:t>
-      </w:r>
-      <w:r>
-        <w:rPr>
-          <w:sz w:val="15"/>
-        </w:rPr>
-        <w:t>G6</w:t>
-      </w:r>
-      <w:r>
-        <w:rPr>
-          <w:sz w:val="15"/>
-        </w:rPr>
-        <w:t>(9)</w:t>
-      </w:r>
-    </w:p>
-    <w:p>
-      <w:pPr>
-        <w:keepNext/>
-        <w:keepLines/>
-        <w:spacing w:after="0" w:line="240" w:lineRule="auto"/>
-      </w:pPr>
-      <w:r>
-        <w:rPr>
-          <w:sz w:val="15"/>
-        </w:rPr>
-        <w:t xml:space="preserve">        </w:t>
-      </w:r>
-      <w:r>
-        <w:rPr>
-          <w:sz w:val="15"/>
-        </w:rPr>
-        <w:t>D2</w:t>
-      </w:r>
-      <w:r>
-        <w:rPr>
-          <w:sz w:val="15"/>
-        </w:rPr>
-        <w:t xml:space="preserve">  </w:t>
-      </w:r>
-      <w:r>
-        <w:rPr>
-          <w:sz w:val="15"/>
-        </w:rPr>
-        <w:t>D9/F#</w:t>
-      </w:r>
-      <w:r>
-        <w:rPr>
-          <w:sz w:val="15"/>
-        </w:rPr>
-        <w:t xml:space="preserve">  </w:t>
-      </w:r>
-      <w:r>
-        <w:rPr>
-          <w:sz w:val="15"/>
-        </w:rPr>
-        <w:t>G6</w:t>
-      </w:r>
-      <w:r>
-        <w:rPr>
-          <w:sz w:val="15"/>
-        </w:rPr>
-        <w:t>(9)</w:t>
-      </w:r>
-    </w:p>
-    <w:p>
-      <w:pPr>
-        <w:sectPr>
-          <w:type w:val="continuous"/>
-          <w:pgSz w:w="12240" w:h="15840"/>
-          <w:pgMar w:top="397" w:right="397" w:bottom="397" w:left="397" w:header="720" w:footer="720" w:gutter="0"/>
-          <w:cols w:num="2" w:space="720"/>
-          <w:docGrid w:linePitch="360"/>
-        </w:sectPr>
-      </w:pPr>
     </w:p>
     <w:p>
       <w:pPr>
@@ -4398,10 +862,10 @@
                 <w:noProof/>
               </w:rPr>
               <w:drawing>
-                <wp:inline distT="0" distB="0" distL="0" distR="0" wp14:anchorId="4A95C61C" wp14:editId="6EDE0EB0">
-                  <wp:extent cx="530352" cy="707136"/>
+                <wp:inline distT="0" distB="0" distL="0" distR="0" wp14:anchorId="23D973D6" wp14:editId="683D95A8">
+                  <wp:extent cx="621792" cy="829056"/>
                   <wp:effectExtent l="0" t="0" r="0" b="0"/>
-                  <wp:docPr id="5" name="Picture 5"/>
+                  <wp:docPr id="1" name="Picture 1"/>
                   <wp:cNvGraphicFramePr>
                     <a:graphicFrameLocks xmlns:a="http://schemas.openxmlformats.org/drawingml/2006/main" noChangeAspect="1"/>
                   </wp:cNvGraphicFramePr>
@@ -4413,7 +877,7 @@
                           <pic:cNvPicPr/>
                         </pic:nvPicPr>
                         <pic:blipFill>
-                          <a:blip r:embed="rId10"/>
+                          <a:blip r:embed="rId6"/>
                           <a:stretch>
                             <a:fillRect/>
                           </a:stretch>
@@ -4421,7 +885,7 @@
                         <pic:spPr>
                           <a:xfrm>
                             <a:off x="0" y="0"/>
-                            <a:ext cx="530352" cy="707136"/>
+                            <a:ext cx="621792" cy="829056"/>
                           </a:xfrm>
                           <a:prstGeom prst="rect">
                             <a:avLst/>
@@ -4448,10 +912,10 @@
                 <w:noProof/>
               </w:rPr>
               <w:drawing>
-                <wp:inline distT="0" distB="0" distL="0" distR="0" wp14:anchorId="57E67311" wp14:editId="3ED93A34">
-                  <wp:extent cx="530352" cy="707136"/>
+                <wp:inline distT="0" distB="0" distL="0" distR="0" wp14:anchorId="1DA341B9" wp14:editId="1B1D1B12">
+                  <wp:extent cx="621792" cy="829056"/>
                   <wp:effectExtent l="0" t="0" r="0" b="0"/>
-                  <wp:docPr id="6" name="Picture 6"/>
+                  <wp:docPr id="2" name="Picture 2"/>
                   <wp:cNvGraphicFramePr>
                     <a:graphicFrameLocks xmlns:a="http://schemas.openxmlformats.org/drawingml/2006/main" noChangeAspect="1"/>
                   </wp:cNvGraphicFramePr>
@@ -4459,11 +923,11 @@
                     <a:graphicData uri="http://schemas.openxmlformats.org/drawingml/2006/picture">
                       <pic:pic xmlns:pic="http://schemas.openxmlformats.org/drawingml/2006/picture">
                         <pic:nvPicPr>
-                          <pic:cNvPr id="0" name="A_G.png"/>
+                          <pic:cNvPr id="0" name="A_B.png"/>
                           <pic:cNvPicPr/>
                         </pic:nvPicPr>
                         <pic:blipFill>
-                          <a:blip r:embed="rId11"/>
+                          <a:blip r:embed="rId7"/>
                           <a:stretch>
                             <a:fillRect/>
                           </a:stretch>
@@ -4471,7 +935,7 @@
                         <pic:spPr>
                           <a:xfrm>
                             <a:off x="0" y="0"/>
-                            <a:ext cx="530352" cy="707136"/>
+                            <a:ext cx="621792" cy="829056"/>
                           </a:xfrm>
                           <a:prstGeom prst="rect">
                             <a:avLst/>
@@ -4498,10 +962,10 @@
                 <w:noProof/>
               </w:rPr>
               <w:drawing>
-                <wp:inline distT="0" distB="0" distL="0" distR="0" wp14:anchorId="2E9AAD5D" wp14:editId="7EF9A5C5">
-                  <wp:extent cx="530352" cy="707136"/>
+                <wp:inline distT="0" distB="0" distL="0" distR="0" wp14:anchorId="46A4323E" wp14:editId="242850E9">
+                  <wp:extent cx="621792" cy="829056"/>
                   <wp:effectExtent l="0" t="0" r="0" b="0"/>
-                  <wp:docPr id="7" name="Picture 7"/>
+                  <wp:docPr id="3" name="Picture 3"/>
                   <wp:cNvGraphicFramePr>
                     <a:graphicFrameLocks xmlns:a="http://schemas.openxmlformats.org/drawingml/2006/main" noChangeAspect="1"/>
                   </wp:cNvGraphicFramePr>
@@ -4509,11 +973,11 @@
                     <a:graphicData uri="http://schemas.openxmlformats.org/drawingml/2006/picture">
                       <pic:pic xmlns:pic="http://schemas.openxmlformats.org/drawingml/2006/picture">
                         <pic:nvPicPr>
-                          <pic:cNvPr id="0" name="A2.png"/>
+                          <pic:cNvPr id="0" name="B_Dsharp.png"/>
                           <pic:cNvPicPr/>
                         </pic:nvPicPr>
                         <pic:blipFill>
-                          <a:blip r:embed="rId12"/>
+                          <a:blip r:embed="rId8"/>
                           <a:stretch>
                             <a:fillRect/>
                           </a:stretch>
@@ -4521,7 +985,7 @@
                         <pic:spPr>
                           <a:xfrm>
                             <a:off x="0" y="0"/>
-                            <a:ext cx="530352" cy="707136"/>
+                            <a:ext cx="621792" cy="829056"/>
                           </a:xfrm>
                           <a:prstGeom prst="rect">
                             <a:avLst/>
@@ -4548,10 +1012,10 @@
                 <w:noProof/>
               </w:rPr>
               <w:drawing>
-                <wp:inline distT="0" distB="0" distL="0" distR="0" wp14:anchorId="4A59605D" wp14:editId="61D2BBE8">
-                  <wp:extent cx="530352" cy="707136"/>
+                <wp:inline distT="0" distB="0" distL="0" distR="0" wp14:anchorId="39B4D310" wp14:editId="6911CD2C">
+                  <wp:extent cx="621792" cy="829056"/>
                   <wp:effectExtent l="0" t="0" r="0" b="0"/>
-                  <wp:docPr id="8" name="Picture 8"/>
+                  <wp:docPr id="4" name="Picture 4"/>
                   <wp:cNvGraphicFramePr>
                     <a:graphicFrameLocks xmlns:a="http://schemas.openxmlformats.org/drawingml/2006/main" noChangeAspect="1"/>
                   </wp:cNvGraphicFramePr>
@@ -4559,11 +1023,11 @@
                     <a:graphicData uri="http://schemas.openxmlformats.org/drawingml/2006/picture">
                       <pic:pic xmlns:pic="http://schemas.openxmlformats.org/drawingml/2006/picture">
                         <pic:nvPicPr>
-                          <pic:cNvPr id="0" name="Bm.png"/>
+                          <pic:cNvPr id="0" name="B7.png"/>
                           <pic:cNvPicPr/>
                         </pic:nvPicPr>
                         <pic:blipFill>
-                          <a:blip r:embed="rId13"/>
+                          <a:blip r:embed="rId9"/>
                           <a:stretch>
                             <a:fillRect/>
                           </a:stretch>
@@ -4571,7 +1035,7 @@
                         <pic:spPr>
                           <a:xfrm>
                             <a:off x="0" y="0"/>
-                            <a:ext cx="530352" cy="707136"/>
+                            <a:ext cx="621792" cy="829056"/>
                           </a:xfrm>
                           <a:prstGeom prst="rect">
                             <a:avLst/>
@@ -4598,10 +1062,10 @@
                 <w:noProof/>
               </w:rPr>
               <w:drawing>
-                <wp:inline distT="0" distB="0" distL="0" distR="0" wp14:anchorId="6C7F913D" wp14:editId="74F3C8D1">
-                  <wp:extent cx="530352" cy="707136"/>
+                <wp:inline distT="0" distB="0" distL="0" distR="0" wp14:anchorId="6AF9124F" wp14:editId="70404E2B">
+                  <wp:extent cx="621792" cy="829056"/>
                   <wp:effectExtent l="0" t="0" r="0" b="0"/>
-                  <wp:docPr id="9" name="Picture 9"/>
+                  <wp:docPr id="5" name="Picture 5"/>
                   <wp:cNvGraphicFramePr>
                     <a:graphicFrameLocks xmlns:a="http://schemas.openxmlformats.org/drawingml/2006/main" noChangeAspect="1"/>
                   </wp:cNvGraphicFramePr>
@@ -4609,11 +1073,11 @@
                     <a:graphicData uri="http://schemas.openxmlformats.org/drawingml/2006/picture">
                       <pic:pic xmlns:pic="http://schemas.openxmlformats.org/drawingml/2006/picture">
                         <pic:nvPicPr>
-                          <pic:cNvPr id="0" name="Bm7.png"/>
+                          <pic:cNvPr id="0" name="Csharpm.png"/>
                           <pic:cNvPicPr/>
                         </pic:nvPicPr>
                         <pic:blipFill>
-                          <a:blip r:embed="rId14"/>
+                          <a:blip r:embed="rId10"/>
                           <a:stretch>
                             <a:fillRect/>
                           </a:stretch>
@@ -4621,7 +1085,7 @@
                         <pic:spPr>
                           <a:xfrm>
                             <a:off x="0" y="0"/>
-                            <a:ext cx="530352" cy="707136"/>
+                            <a:ext cx="621792" cy="829056"/>
                           </a:xfrm>
                           <a:prstGeom prst="rect">
                             <a:avLst/>
@@ -4648,10 +1112,10 @@
                 <w:noProof/>
               </w:rPr>
               <w:drawing>
-                <wp:inline distT="0" distB="0" distL="0" distR="0" wp14:anchorId="476BFD46" wp14:editId="14E0504E">
-                  <wp:extent cx="530352" cy="707136"/>
+                <wp:inline distT="0" distB="0" distL="0" distR="0" wp14:anchorId="6E03AFFE" wp14:editId="1E83A487">
+                  <wp:extent cx="621792" cy="829056"/>
                   <wp:effectExtent l="0" t="0" r="0" b="0"/>
-                  <wp:docPr id="10" name="Picture 10"/>
+                  <wp:docPr id="6" name="Picture 6"/>
                   <wp:cNvGraphicFramePr>
                     <a:graphicFrameLocks xmlns:a="http://schemas.openxmlformats.org/drawingml/2006/main" noChangeAspect="1"/>
                   </wp:cNvGraphicFramePr>
@@ -4663,7 +1127,7 @@
                           <pic:cNvPicPr/>
                         </pic:nvPicPr>
                         <pic:blipFill>
-                          <a:blip r:embed="rId7"/>
+                          <a:blip r:embed="rId11"/>
                           <a:stretch>
                             <a:fillRect/>
                           </a:stretch>
@@ -4671,310 +1135,7 @@
                         <pic:spPr>
                           <a:xfrm>
                             <a:off x="0" y="0"/>
-                            <a:ext cx="530352" cy="707136"/>
-                          </a:xfrm>
-                          <a:prstGeom prst="rect">
-                            <a:avLst/>
-                          </a:prstGeom>
-                        </pic:spPr>
-                      </pic:pic>
-                    </a:graphicData>
-                  </a:graphic>
-                </wp:inline>
-              </w:drawing>
-            </w:r>
-          </w:p>
-        </w:tc>
-      </w:tr>
-      <w:tr>
-        <w:tc>
-          <w:tcPr>
-            <w:tcW w:w="1908" w:type="dxa"/>
-          </w:tcPr>
-          <w:p>
-            <w:pPr>
-              <w:jc w:val="center"/>
-            </w:pPr>
-            <w:r>
-              <w:rPr>
-                <w:noProof/>
-              </w:rPr>
-              <w:lastRenderedPageBreak/>
-              <w:drawing>
-                <wp:inline distT="0" distB="0" distL="0" distR="0" wp14:anchorId="7C758D0F" wp14:editId="44B178A7">
-                  <wp:extent cx="530352" cy="707136"/>
-                  <wp:effectExtent l="0" t="0" r="0" b="0"/>
-                  <wp:docPr id="11" name="Picture 11"/>
-                  <wp:cNvGraphicFramePr>
-                    <a:graphicFrameLocks xmlns:a="http://schemas.openxmlformats.org/drawingml/2006/main" noChangeAspect="1"/>
-                  </wp:cNvGraphicFramePr>
-                  <a:graphic xmlns:a="http://schemas.openxmlformats.org/drawingml/2006/main">
-                    <a:graphicData uri="http://schemas.openxmlformats.org/drawingml/2006/picture">
-                      <pic:pic xmlns:pic="http://schemas.openxmlformats.org/drawingml/2006/picture">
-                        <pic:nvPicPr>
-                          <pic:cNvPr id="0" name="D_Fsharp.png"/>
-                          <pic:cNvPicPr/>
-                        </pic:nvPicPr>
-                        <pic:blipFill>
-                          <a:blip r:embed="rId15"/>
-                          <a:stretch>
-                            <a:fillRect/>
-                          </a:stretch>
-                        </pic:blipFill>
-                        <pic:spPr>
-                          <a:xfrm>
-                            <a:off x="0" y="0"/>
-                            <a:ext cx="530352" cy="707136"/>
-                          </a:xfrm>
-                          <a:prstGeom prst="rect">
-                            <a:avLst/>
-                          </a:prstGeom>
-                        </pic:spPr>
-                      </pic:pic>
-                    </a:graphicData>
-                  </a:graphic>
-                </wp:inline>
-              </w:drawing>
-            </w:r>
-          </w:p>
-        </w:tc>
-        <w:tc>
-          <w:tcPr>
-            <w:tcW w:w="1908" w:type="dxa"/>
-          </w:tcPr>
-          <w:p>
-            <w:pPr>
-              <w:jc w:val="center"/>
-            </w:pPr>
-            <w:r>
-              <w:rPr>
-                <w:noProof/>
-              </w:rPr>
-              <w:drawing>
-                <wp:inline distT="0" distB="0" distL="0" distR="0" wp14:anchorId="676E706A" wp14:editId="12DB72DE">
-                  <wp:extent cx="530352" cy="707136"/>
-                  <wp:effectExtent l="0" t="0" r="0" b="0"/>
-                  <wp:docPr id="12" name="Picture 12"/>
-                  <wp:cNvGraphicFramePr>
-                    <a:graphicFrameLocks xmlns:a="http://schemas.openxmlformats.org/drawingml/2006/main" noChangeAspect="1"/>
-                  </wp:cNvGraphicFramePr>
-                  <a:graphic xmlns:a="http://schemas.openxmlformats.org/drawingml/2006/main">
-                    <a:graphicData uri="http://schemas.openxmlformats.org/drawingml/2006/picture">
-                      <pic:pic xmlns:pic="http://schemas.openxmlformats.org/drawingml/2006/picture">
-                        <pic:nvPicPr>
-                          <pic:cNvPr id="0" name="D2.png"/>
-                          <pic:cNvPicPr/>
-                        </pic:nvPicPr>
-                        <pic:blipFill>
-                          <a:blip r:embed="rId16"/>
-                          <a:stretch>
-                            <a:fillRect/>
-                          </a:stretch>
-                        </pic:blipFill>
-                        <pic:spPr>
-                          <a:xfrm>
-                            <a:off x="0" y="0"/>
-                            <a:ext cx="530352" cy="707136"/>
-                          </a:xfrm>
-                          <a:prstGeom prst="rect">
-                            <a:avLst/>
-                          </a:prstGeom>
-                        </pic:spPr>
-                      </pic:pic>
-                    </a:graphicData>
-                  </a:graphic>
-                </wp:inline>
-              </w:drawing>
-            </w:r>
-          </w:p>
-        </w:tc>
-        <w:tc>
-          <w:tcPr>
-            <w:tcW w:w="1908" w:type="dxa"/>
-          </w:tcPr>
-          <w:p>
-            <w:pPr>
-              <w:jc w:val="center"/>
-            </w:pPr>
-            <w:r>
-              <w:rPr>
-                <w:noProof/>
-              </w:rPr>
-              <w:drawing>
-                <wp:inline distT="0" distB="0" distL="0" distR="0" wp14:anchorId="07D278C2" wp14:editId="306F503E">
-                  <wp:extent cx="530352" cy="707136"/>
-                  <wp:effectExtent l="0" t="0" r="0" b="0"/>
-                  <wp:docPr id="13" name="Picture 13"/>
-                  <wp:cNvGraphicFramePr>
-                    <a:graphicFrameLocks xmlns:a="http://schemas.openxmlformats.org/drawingml/2006/main" noChangeAspect="1"/>
-                  </wp:cNvGraphicFramePr>
-                  <a:graphic xmlns:a="http://schemas.openxmlformats.org/drawingml/2006/main">
-                    <a:graphicData uri="http://schemas.openxmlformats.org/drawingml/2006/picture">
-                      <pic:pic xmlns:pic="http://schemas.openxmlformats.org/drawingml/2006/picture">
-                        <pic:nvPicPr>
-                          <pic:cNvPr id="0" name="D9_Fsharp.png"/>
-                          <pic:cNvPicPr/>
-                        </pic:nvPicPr>
-                        <pic:blipFill>
-                          <a:blip r:embed="rId17"/>
-                          <a:stretch>
-                            <a:fillRect/>
-                          </a:stretch>
-                        </pic:blipFill>
-                        <pic:spPr>
-                          <a:xfrm>
-                            <a:off x="0" y="0"/>
-                            <a:ext cx="530352" cy="707136"/>
-                          </a:xfrm>
-                          <a:prstGeom prst="rect">
-                            <a:avLst/>
-                          </a:prstGeom>
-                        </pic:spPr>
-                      </pic:pic>
-                    </a:graphicData>
-                  </a:graphic>
-                </wp:inline>
-              </w:drawing>
-            </w:r>
-          </w:p>
-        </w:tc>
-        <w:tc>
-          <w:tcPr>
-            <w:tcW w:w="1908" w:type="dxa"/>
-          </w:tcPr>
-          <w:p>
-            <w:pPr>
-              <w:jc w:val="center"/>
-            </w:pPr>
-            <w:r>
-              <w:rPr>
-                <w:noProof/>
-              </w:rPr>
-              <w:drawing>
-                <wp:inline distT="0" distB="0" distL="0" distR="0" wp14:anchorId="396622FB" wp14:editId="1E58C377">
-                  <wp:extent cx="530352" cy="707136"/>
-                  <wp:effectExtent l="0" t="0" r="0" b="0"/>
-                  <wp:docPr id="14" name="Picture 14"/>
-                  <wp:cNvGraphicFramePr>
-                    <a:graphicFrameLocks xmlns:a="http://schemas.openxmlformats.org/drawingml/2006/main" noChangeAspect="1"/>
-                  </wp:cNvGraphicFramePr>
-                  <a:graphic xmlns:a="http://schemas.openxmlformats.org/drawingml/2006/main">
-                    <a:graphicData uri="http://schemas.openxmlformats.org/drawingml/2006/picture">
-                      <pic:pic xmlns:pic="http://schemas.openxmlformats.org/drawingml/2006/picture">
-                        <pic:nvPicPr>
-                          <pic:cNvPr id="0" name="Em.png"/>
-                          <pic:cNvPicPr/>
-                        </pic:nvPicPr>
-                        <pic:blipFill>
-                          <a:blip r:embed="rId8"/>
-                          <a:stretch>
-                            <a:fillRect/>
-                          </a:stretch>
-                        </pic:blipFill>
-                        <pic:spPr>
-                          <a:xfrm>
-                            <a:off x="0" y="0"/>
-                            <a:ext cx="530352" cy="707136"/>
-                          </a:xfrm>
-                          <a:prstGeom prst="rect">
-                            <a:avLst/>
-                          </a:prstGeom>
-                        </pic:spPr>
-                      </pic:pic>
-                    </a:graphicData>
-                  </a:graphic>
-                </wp:inline>
-              </w:drawing>
-            </w:r>
-          </w:p>
-        </w:tc>
-        <w:tc>
-          <w:tcPr>
-            <w:tcW w:w="1908" w:type="dxa"/>
-          </w:tcPr>
-          <w:p>
-            <w:pPr>
-              <w:jc w:val="center"/>
-            </w:pPr>
-            <w:r>
-              <w:rPr>
-                <w:noProof/>
-              </w:rPr>
-              <w:drawing>
-                <wp:inline distT="0" distB="0" distL="0" distR="0" wp14:anchorId="4E4F5C42" wp14:editId="55933A60">
-                  <wp:extent cx="530352" cy="707136"/>
-                  <wp:effectExtent l="0" t="0" r="0" b="0"/>
-                  <wp:docPr id="15" name="Picture 15"/>
-                  <wp:cNvGraphicFramePr>
-                    <a:graphicFrameLocks xmlns:a="http://schemas.openxmlformats.org/drawingml/2006/main" noChangeAspect="1"/>
-                  </wp:cNvGraphicFramePr>
-                  <a:graphic xmlns:a="http://schemas.openxmlformats.org/drawingml/2006/main">
-                    <a:graphicData uri="http://schemas.openxmlformats.org/drawingml/2006/picture">
-                      <pic:pic xmlns:pic="http://schemas.openxmlformats.org/drawingml/2006/picture">
-                        <pic:nvPicPr>
-                          <pic:cNvPr id="0" name="Em7.png"/>
-                          <pic:cNvPicPr/>
-                        </pic:nvPicPr>
-                        <pic:blipFill>
-                          <a:blip r:embed="rId18"/>
-                          <a:stretch>
-                            <a:fillRect/>
-                          </a:stretch>
-                        </pic:blipFill>
-                        <pic:spPr>
-                          <a:xfrm>
-                            <a:off x="0" y="0"/>
-                            <a:ext cx="530352" cy="707136"/>
-                          </a:xfrm>
-                          <a:prstGeom prst="rect">
-                            <a:avLst/>
-                          </a:prstGeom>
-                        </pic:spPr>
-                      </pic:pic>
-                    </a:graphicData>
-                  </a:graphic>
-                </wp:inline>
-              </w:drawing>
-            </w:r>
-          </w:p>
-        </w:tc>
-        <w:tc>
-          <w:tcPr>
-            <w:tcW w:w="1908" w:type="dxa"/>
-          </w:tcPr>
-          <w:p>
-            <w:pPr>
-              <w:jc w:val="center"/>
-            </w:pPr>
-            <w:r>
-              <w:rPr>
-                <w:noProof/>
-              </w:rPr>
-              <w:drawing>
-                <wp:inline distT="0" distB="0" distL="0" distR="0" wp14:anchorId="0C334C05" wp14:editId="26F818CF">
-                  <wp:extent cx="530352" cy="707136"/>
-                  <wp:effectExtent l="0" t="0" r="0" b="0"/>
-                  <wp:docPr id="16" name="Picture 16"/>
-                  <wp:cNvGraphicFramePr>
-                    <a:graphicFrameLocks xmlns:a="http://schemas.openxmlformats.org/drawingml/2006/main" noChangeAspect="1"/>
-                  </wp:cNvGraphicFramePr>
-                  <a:graphic xmlns:a="http://schemas.openxmlformats.org/drawingml/2006/main">
-                    <a:graphicData uri="http://schemas.openxmlformats.org/drawingml/2006/picture">
-                      <pic:pic xmlns:pic="http://schemas.openxmlformats.org/drawingml/2006/picture">
-                        <pic:nvPicPr>
-                          <pic:cNvPr id="0" name="Fsharpm.png"/>
-                          <pic:cNvPicPr/>
-                        </pic:nvPicPr>
-                        <pic:blipFill>
-                          <a:blip r:embed="rId19"/>
-                          <a:stretch>
-                            <a:fillRect/>
-                          </a:stretch>
-                        </pic:blipFill>
-                        <pic:spPr>
-                          <a:xfrm>
-                            <a:off x="0" y="0"/>
-                            <a:ext cx="530352" cy="707136"/>
+                            <a:ext cx="621792" cy="829056"/>
                           </a:xfrm>
                           <a:prstGeom prst="rect">
                             <a:avLst/>
@@ -5003,10 +1164,10 @@
                 <w:noProof/>
               </w:rPr>
               <w:drawing>
-                <wp:inline distT="0" distB="0" distL="0" distR="0" wp14:anchorId="16DC917F" wp14:editId="26C675E0">
-                  <wp:extent cx="530352" cy="707136"/>
+                <wp:inline distT="0" distB="0" distL="0" distR="0" wp14:anchorId="3B4B8F42" wp14:editId="5CC3A400">
+                  <wp:extent cx="621792" cy="829056"/>
                   <wp:effectExtent l="0" t="0" r="0" b="0"/>
-                  <wp:docPr id="17" name="Picture 17"/>
+                  <wp:docPr id="7" name="Picture 7"/>
                   <wp:cNvGraphicFramePr>
                     <a:graphicFrameLocks xmlns:a="http://schemas.openxmlformats.org/drawingml/2006/main" noChangeAspect="1"/>
                   </wp:cNvGraphicFramePr>
@@ -5014,11 +1175,11 @@
                     <a:graphicData uri="http://schemas.openxmlformats.org/drawingml/2006/picture">
                       <pic:pic xmlns:pic="http://schemas.openxmlformats.org/drawingml/2006/picture">
                         <pic:nvPicPr>
-                          <pic:cNvPr id="0" name="G.png"/>
+                          <pic:cNvPr id="0" name="E.png"/>
                           <pic:cNvPicPr/>
                         </pic:nvPicPr>
                         <pic:blipFill>
-                          <a:blip r:embed="rId9"/>
+                          <a:blip r:embed="rId12"/>
                           <a:stretch>
                             <a:fillRect/>
                           </a:stretch>
@@ -5026,7 +1187,7 @@
                         <pic:spPr>
                           <a:xfrm>
                             <a:off x="0" y="0"/>
-                            <a:ext cx="530352" cy="707136"/>
+                            <a:ext cx="621792" cy="829056"/>
                           </a:xfrm>
                           <a:prstGeom prst="rect">
                             <a:avLst/>
@@ -5053,10 +1214,10 @@
                 <w:noProof/>
               </w:rPr>
               <w:drawing>
-                <wp:inline distT="0" distB="0" distL="0" distR="0" wp14:anchorId="26A4E9D1" wp14:editId="1FAACFCB">
-                  <wp:extent cx="530352" cy="707136"/>
+                <wp:inline distT="0" distB="0" distL="0" distR="0" wp14:anchorId="587789B6" wp14:editId="7CEAF2AA">
+                  <wp:extent cx="621792" cy="829056"/>
                   <wp:effectExtent l="0" t="0" r="0" b="0"/>
-                  <wp:docPr id="18" name="Picture 18"/>
+                  <wp:docPr id="8" name="Picture 8"/>
                   <wp:cNvGraphicFramePr>
                     <a:graphicFrameLocks xmlns:a="http://schemas.openxmlformats.org/drawingml/2006/main" noChangeAspect="1"/>
                   </wp:cNvGraphicFramePr>
@@ -5064,11 +1225,11 @@
                     <a:graphicData uri="http://schemas.openxmlformats.org/drawingml/2006/picture">
                       <pic:pic xmlns:pic="http://schemas.openxmlformats.org/drawingml/2006/picture">
                         <pic:nvPicPr>
-                          <pic:cNvPr id="0" name="G6.png"/>
+                          <pic:cNvPr id="0" name="E_Gsharp.png"/>
                           <pic:cNvPicPr/>
                         </pic:nvPicPr>
                         <pic:blipFill>
-                          <a:blip r:embed="rId20"/>
+                          <a:blip r:embed="rId13"/>
                           <a:stretch>
                             <a:fillRect/>
                           </a:stretch>
@@ -5076,7 +1237,7 @@
                         <pic:spPr>
                           <a:xfrm>
                             <a:off x="0" y="0"/>
-                            <a:ext cx="530352" cy="707136"/>
+                            <a:ext cx="621792" cy="829056"/>
                           </a:xfrm>
                           <a:prstGeom prst="rect">
                             <a:avLst/>
@@ -5103,10 +1264,10 @@
                 <w:noProof/>
               </w:rPr>
               <w:drawing>
-                <wp:inline distT="0" distB="0" distL="0" distR="0" wp14:anchorId="76F2628E" wp14:editId="4BBBCA2F">
-                  <wp:extent cx="530352" cy="707136"/>
+                <wp:inline distT="0" distB="0" distL="0" distR="0" wp14:anchorId="5C6C6502" wp14:editId="456BE44E">
+                  <wp:extent cx="621792" cy="829056"/>
                   <wp:effectExtent l="0" t="0" r="0" b="0"/>
-                  <wp:docPr id="19" name="Picture 19"/>
+                  <wp:docPr id="9" name="Picture 9"/>
                   <wp:cNvGraphicFramePr>
                     <a:graphicFrameLocks xmlns:a="http://schemas.openxmlformats.org/drawingml/2006/main" noChangeAspect="1"/>
                   </wp:cNvGraphicFramePr>
@@ -5114,11 +1275,11 @@
                     <a:graphicData uri="http://schemas.openxmlformats.org/drawingml/2006/picture">
                       <pic:pic xmlns:pic="http://schemas.openxmlformats.org/drawingml/2006/picture">
                         <pic:nvPicPr>
-                          <pic:cNvPr id="0" name="G9.png"/>
+                          <pic:cNvPr id="0" name="Fsharpm.png"/>
                           <pic:cNvPicPr/>
                         </pic:nvPicPr>
                         <pic:blipFill>
-                          <a:blip r:embed="rId21"/>
+                          <a:blip r:embed="rId14"/>
                           <a:stretch>
                             <a:fillRect/>
                           </a:stretch>
@@ -5126,7 +1287,7 @@
                         <pic:spPr>
                           <a:xfrm>
                             <a:off x="0" y="0"/>
-                            <a:ext cx="530352" cy="707136"/>
+                            <a:ext cx="621792" cy="829056"/>
                           </a:xfrm>
                           <a:prstGeom prst="rect">
                             <a:avLst/>
@@ -5144,13 +1305,101 @@
           <w:tcPr>
             <w:tcW w:w="1908" w:type="dxa"/>
           </w:tcPr>
-          <w:p/>
+          <w:p>
+            <w:pPr>
+              <w:jc w:val="center"/>
+            </w:pPr>
+            <w:r>
+              <w:rPr>
+                <w:noProof/>
+              </w:rPr>
+              <w:drawing>
+                <wp:inline distT="0" distB="0" distL="0" distR="0" wp14:anchorId="5722515C" wp14:editId="5A982C22">
+                  <wp:extent cx="621792" cy="829056"/>
+                  <wp:effectExtent l="0" t="0" r="0" b="0"/>
+                  <wp:docPr id="10" name="Picture 10"/>
+                  <wp:cNvGraphicFramePr>
+                    <a:graphicFrameLocks xmlns:a="http://schemas.openxmlformats.org/drawingml/2006/main" noChangeAspect="1"/>
+                  </wp:cNvGraphicFramePr>
+                  <a:graphic xmlns:a="http://schemas.openxmlformats.org/drawingml/2006/main">
+                    <a:graphicData uri="http://schemas.openxmlformats.org/drawingml/2006/picture">
+                      <pic:pic xmlns:pic="http://schemas.openxmlformats.org/drawingml/2006/picture">
+                        <pic:nvPicPr>
+                          <pic:cNvPr id="0" name="Fsharpm7.png"/>
+                          <pic:cNvPicPr/>
+                        </pic:nvPicPr>
+                        <pic:blipFill>
+                          <a:blip r:embed="rId15"/>
+                          <a:stretch>
+                            <a:fillRect/>
+                          </a:stretch>
+                        </pic:blipFill>
+                        <pic:spPr>
+                          <a:xfrm>
+                            <a:off x="0" y="0"/>
+                            <a:ext cx="621792" cy="829056"/>
+                          </a:xfrm>
+                          <a:prstGeom prst="rect">
+                            <a:avLst/>
+                          </a:prstGeom>
+                        </pic:spPr>
+                      </pic:pic>
+                    </a:graphicData>
+                  </a:graphic>
+                </wp:inline>
+              </w:drawing>
+            </w:r>
+          </w:p>
         </w:tc>
         <w:tc>
           <w:tcPr>
             <w:tcW w:w="1908" w:type="dxa"/>
           </w:tcPr>
-          <w:p/>
+          <w:p>
+            <w:pPr>
+              <w:jc w:val="center"/>
+            </w:pPr>
+            <w:r>
+              <w:rPr>
+                <w:noProof/>
+              </w:rPr>
+              <w:drawing>
+                <wp:inline distT="0" distB="0" distL="0" distR="0" wp14:anchorId="1AE1FBE8" wp14:editId="6A89A7CE">
+                  <wp:extent cx="621792" cy="829056"/>
+                  <wp:effectExtent l="0" t="0" r="0" b="0"/>
+                  <wp:docPr id="11" name="Picture 11"/>
+                  <wp:cNvGraphicFramePr>
+                    <a:graphicFrameLocks xmlns:a="http://schemas.openxmlformats.org/drawingml/2006/main" noChangeAspect="1"/>
+                  </wp:cNvGraphicFramePr>
+                  <a:graphic xmlns:a="http://schemas.openxmlformats.org/drawingml/2006/main">
+                    <a:graphicData uri="http://schemas.openxmlformats.org/drawingml/2006/picture">
+                      <pic:pic xmlns:pic="http://schemas.openxmlformats.org/drawingml/2006/picture">
+                        <pic:nvPicPr>
+                          <pic:cNvPr id="0" name="Gsharpm.png"/>
+                          <pic:cNvPicPr/>
+                        </pic:nvPicPr>
+                        <pic:blipFill>
+                          <a:blip r:embed="rId16"/>
+                          <a:stretch>
+                            <a:fillRect/>
+                          </a:stretch>
+                        </pic:blipFill>
+                        <pic:spPr>
+                          <a:xfrm>
+                            <a:off x="0" y="0"/>
+                            <a:ext cx="621792" cy="829056"/>
+                          </a:xfrm>
+                          <a:prstGeom prst="rect">
+                            <a:avLst/>
+                          </a:prstGeom>
+                        </pic:spPr>
+                      </pic:pic>
+                    </a:graphicData>
+                  </a:graphic>
+                </wp:inline>
+              </w:drawing>
+            </w:r>
+          </w:p>
         </w:tc>
         <w:tc>
           <w:tcPr>
@@ -5345,31 +1594,31 @@
       </w:rPr>
     </w:lvl>
   </w:abstractNum>
-  <w:num w:numId="1" w16cid:durableId="10378864">
+  <w:num w:numId="1" w16cid:durableId="41751975">
     <w:abstractNumId w:val="8"/>
   </w:num>
-  <w:num w:numId="2" w16cid:durableId="18288420">
+  <w:num w:numId="2" w16cid:durableId="1727482899">
     <w:abstractNumId w:val="6"/>
   </w:num>
-  <w:num w:numId="3" w16cid:durableId="964191371">
+  <w:num w:numId="3" w16cid:durableId="1670519917">
     <w:abstractNumId w:val="5"/>
   </w:num>
-  <w:num w:numId="4" w16cid:durableId="114446602">
+  <w:num w:numId="4" w16cid:durableId="1741905478">
     <w:abstractNumId w:val="4"/>
   </w:num>
-  <w:num w:numId="5" w16cid:durableId="344672502">
+  <w:num w:numId="5" w16cid:durableId="1384907315">
     <w:abstractNumId w:val="7"/>
   </w:num>
-  <w:num w:numId="6" w16cid:durableId="25836851">
+  <w:num w:numId="6" w16cid:durableId="330376536">
     <w:abstractNumId w:val="3"/>
   </w:num>
-  <w:num w:numId="7" w16cid:durableId="1103495551">
+  <w:num w:numId="7" w16cid:durableId="936907631">
     <w:abstractNumId w:val="2"/>
   </w:num>
-  <w:num w:numId="8" w16cid:durableId="139153956">
+  <w:num w:numId="8" w16cid:durableId="785347983">
     <w:abstractNumId w:val="1"/>
   </w:num>
-  <w:num w:numId="9" w16cid:durableId="1691108075">
+  <w:num w:numId="9" w16cid:durableId="2066445894">
     <w:abstractNumId w:val="0"/>
   </w:num>
 </w:numbering>
@@ -16760,7 +13009,7 @@
     <w:autoRedefine/>
     <w:uiPriority w:val="39"/>
     <w:unhideWhenUsed/>
-    <w:rsid w:val="00EA1FC1"/>
+    <w:rsid w:val="00B071C5"/>
     <w:pPr>
       <w:spacing w:after="100"/>
     </w:pPr>
@@ -16770,7 +13019,7 @@
     <w:basedOn w:val="Fontepargpadro"/>
     <w:uiPriority w:val="99"/>
     <w:unhideWhenUsed/>
-    <w:rsid w:val="00EA1FC1"/>
+    <w:rsid w:val="00B071C5"/>
     <w:rPr>
       <w:color w:val="0000FF" w:themeColor="hyperlink"/>
       <w:u w:val="single"/>

--- a/backend/Livreto.docx
+++ b/backend/Livreto.docx
@@ -27,7 +27,7 @@
       <w:pPr>
         <w:pStyle w:val="Ttulo1"/>
       </w:pPr>
-      <w:bookmarkStart w:id="0" w:name="_Toc223419670"/>
+      <w:bookmarkStart w:id="0" w:name="_Toc223761058"/>
       <w:r>
         <w:lastRenderedPageBreak/>
         <w:t>Sumário</w:t>
@@ -60,7 +60,7 @@
       <w:r>
         <w:fldChar w:fldCharType="separate"/>
       </w:r>
-      <w:hyperlink w:anchor="_Toc223419670" w:history="1">
+      <w:hyperlink w:anchor="_Toc223761058" w:history="1">
         <w:r>
           <w:rPr>
             <w:rStyle w:val="Hyperlink"/>
@@ -87,7 +87,7 @@
             <w:noProof/>
             <w:webHidden/>
           </w:rPr>
-          <w:instrText xml:space="preserve"> PAGEREF _Toc223419670 \h </w:instrText>
+          <w:instrText xml:space="preserve"> PAGEREF _Toc223761058 \h </w:instrText>
         </w:r>
         <w:r>
           <w:rPr>
@@ -135,7 +135,7 @@
           <w14:ligatures w14:val="standardContextual"/>
         </w:rPr>
       </w:pPr>
-      <w:hyperlink w:anchor="_Toc223419671" w:history="1">
+      <w:hyperlink w:anchor="_Toc223761059" w:history="1">
         <w:r>
           <w:rPr>
             <w:rStyle w:val="Hyperlink"/>
@@ -162,7 +162,7 @@
             <w:noProof/>
             <w:webHidden/>
           </w:rPr>
-          <w:instrText xml:space="preserve"> PAGEREF _Toc223419671 \h </w:instrText>
+          <w:instrText xml:space="preserve"> PAGEREF _Toc223761059 \h </w:instrText>
         </w:r>
         <w:r>
           <w:rPr>
@@ -210,7 +210,7 @@
           <w14:ligatures w14:val="standardContextual"/>
         </w:rPr>
       </w:pPr>
-      <w:hyperlink w:anchor="_Toc223419672" w:history="1">
+      <w:hyperlink w:anchor="_Toc223761060" w:history="1">
         <w:r>
           <w:rPr>
             <w:rStyle w:val="Hyperlink"/>
@@ -237,7 +237,7 @@
             <w:noProof/>
             <w:webHidden/>
           </w:rPr>
-          <w:instrText xml:space="preserve"> PAGEREF _Toc223419672 \h </w:instrText>
+          <w:instrText xml:space="preserve"> PAGEREF _Toc223761060 \h </w:instrText>
         </w:r>
         <w:r>
           <w:rPr>
@@ -285,7 +285,7 @@
           <w14:ligatures w14:val="standardContextual"/>
         </w:rPr>
       </w:pPr>
-      <w:hyperlink w:anchor="_Toc223419673" w:history="1">
+      <w:hyperlink w:anchor="_Toc223761061" w:history="1">
         <w:r>
           <w:rPr>
             <w:rStyle w:val="Hyperlink"/>
@@ -312,7 +312,7 @@
             <w:noProof/>
             <w:webHidden/>
           </w:rPr>
-          <w:instrText xml:space="preserve"> PAGEREF _Toc223419673 \h </w:instrText>
+          <w:instrText xml:space="preserve"> PAGEREF _Toc223761061 \h </w:instrText>
         </w:r>
         <w:r>
           <w:rPr>
@@ -360,7 +360,7 @@
           <w14:ligatures w14:val="standardContextual"/>
         </w:rPr>
       </w:pPr>
-      <w:hyperlink w:anchor="_Toc223419674" w:history="1">
+      <w:hyperlink w:anchor="_Toc223761062" w:history="1">
         <w:r>
           <w:rPr>
             <w:rStyle w:val="Hyperlink"/>
@@ -387,7 +387,7 @@
             <w:noProof/>
             <w:webHidden/>
           </w:rPr>
-          <w:instrText xml:space="preserve"> PAGEREF _Toc223419674 \h </w:instrText>
+          <w:instrText xml:space="preserve"> PAGEREF _Toc223761062 \h </w:instrText>
         </w:r>
         <w:r>
           <w:rPr>
@@ -435,7 +435,7 @@
           <w14:ligatures w14:val="standardContextual"/>
         </w:rPr>
       </w:pPr>
-      <w:hyperlink w:anchor="_Toc223419675" w:history="1">
+      <w:hyperlink w:anchor="_Toc223761063" w:history="1">
         <w:r>
           <w:rPr>
             <w:rStyle w:val="Hyperlink"/>
@@ -462,7 +462,7 @@
             <w:noProof/>
             <w:webHidden/>
           </w:rPr>
-          <w:instrText xml:space="preserve"> PAGEREF _Toc223419675 \h </w:instrText>
+          <w:instrText xml:space="preserve"> PAGEREF _Toc223761063 \h </w:instrText>
         </w:r>
         <w:r>
           <w:rPr>
@@ -510,7 +510,7 @@
           <w14:ligatures w14:val="standardContextual"/>
         </w:rPr>
       </w:pPr>
-      <w:hyperlink w:anchor="_Toc223419676" w:history="1">
+      <w:hyperlink w:anchor="_Toc223761064" w:history="1">
         <w:r>
           <w:rPr>
             <w:rStyle w:val="Hyperlink"/>
@@ -537,7 +537,7 @@
             <w:noProof/>
             <w:webHidden/>
           </w:rPr>
-          <w:instrText xml:space="preserve"> PAGEREF _Toc223419676 \h </w:instrText>
+          <w:instrText xml:space="preserve"> PAGEREF _Toc223761064 \h </w:instrText>
         </w:r>
         <w:r>
           <w:rPr>
@@ -585,7 +585,7 @@
           <w14:ligatures w14:val="standardContextual"/>
         </w:rPr>
       </w:pPr>
-      <w:hyperlink w:anchor="_Toc223419677" w:history="1">
+      <w:hyperlink w:anchor="_Toc223761065" w:history="1">
         <w:r>
           <w:rPr>
             <w:rStyle w:val="Hyperlink"/>
@@ -612,7 +612,7 @@
             <w:noProof/>
             <w:webHidden/>
           </w:rPr>
-          <w:instrText xml:space="preserve"> PAGEREF _Toc223419677 \h </w:instrText>
+          <w:instrText xml:space="preserve"> PAGEREF _Toc223761065 \h </w:instrText>
         </w:r>
         <w:r>
           <w:rPr>
@@ -660,7 +660,7 @@
           <w14:ligatures w14:val="standardContextual"/>
         </w:rPr>
       </w:pPr>
-      <w:hyperlink w:anchor="_Toc223419678" w:history="1">
+      <w:hyperlink w:anchor="_Toc223761066" w:history="1">
         <w:r>
           <w:rPr>
             <w:rStyle w:val="Hyperlink"/>
@@ -687,7 +687,7 @@
             <w:noProof/>
             <w:webHidden/>
           </w:rPr>
-          <w:instrText xml:space="preserve"> PAGEREF _Toc223419678 \h </w:instrText>
+          <w:instrText xml:space="preserve"> PAGEREF _Toc223761066 \h </w:instrText>
         </w:r>
         <w:r>
           <w:rPr>
@@ -735,7 +735,7 @@
           <w14:ligatures w14:val="standardContextual"/>
         </w:rPr>
       </w:pPr>
-      <w:hyperlink w:anchor="_Toc223419679" w:history="1">
+      <w:hyperlink w:anchor="_Toc223761067" w:history="1">
         <w:r>
           <w:rPr>
             <w:rStyle w:val="Hyperlink"/>
@@ -762,7 +762,7 @@
             <w:noProof/>
             <w:webHidden/>
           </w:rPr>
-          <w:instrText xml:space="preserve"> PAGEREF _Toc223419679 \h </w:instrText>
+          <w:instrText xml:space="preserve"> PAGEREF _Toc223761067 \h </w:instrText>
         </w:r>
         <w:r>
           <w:rPr>
@@ -810,7 +810,7 @@
           <w14:ligatures w14:val="standardContextual"/>
         </w:rPr>
       </w:pPr>
-      <w:hyperlink w:anchor="_Toc223419680" w:history="1">
+      <w:hyperlink w:anchor="_Toc223761068" w:history="1">
         <w:r>
           <w:rPr>
             <w:rStyle w:val="Hyperlink"/>
@@ -837,7 +837,7 @@
             <w:noProof/>
             <w:webHidden/>
           </w:rPr>
-          <w:instrText xml:space="preserve"> PAGEREF _Toc223419680 \h </w:instrText>
+          <w:instrText xml:space="preserve"> PAGEREF _Toc223761068 \h </w:instrText>
         </w:r>
         <w:r>
           <w:rPr>
@@ -885,7 +885,7 @@
           <w14:ligatures w14:val="standardContextual"/>
         </w:rPr>
       </w:pPr>
-      <w:hyperlink w:anchor="_Toc223419681" w:history="1">
+      <w:hyperlink w:anchor="_Toc223761069" w:history="1">
         <w:r>
           <w:rPr>
             <w:rStyle w:val="Hyperlink"/>
@@ -912,7 +912,7 @@
             <w:noProof/>
             <w:webHidden/>
           </w:rPr>
-          <w:instrText xml:space="preserve"> PAGEREF _Toc223419681 \h </w:instrText>
+          <w:instrText xml:space="preserve"> PAGEREF _Toc223761069 \h </w:instrText>
         </w:r>
         <w:r>
           <w:rPr>
@@ -968,7 +968,7 @@
         <w:pStyle w:val="Ttulo1"/>
         <w:spacing w:before="0" w:after="40"/>
       </w:pPr>
-      <w:bookmarkStart w:id="1" w:name="_Toc223419671"/>
+      <w:bookmarkStart w:id="1" w:name="_Toc223761059"/>
       <w:r>
         <w:lastRenderedPageBreak/>
         <w:t>Amigo Que Bom Que Você Veio - Agape Uma Comunidade De Amor</w:t>
@@ -1430,7 +1430,7 @@
                 <w:noProof/>
               </w:rPr>
               <w:drawing>
-                <wp:inline distT="0" distB="0" distL="0" distR="0" wp14:anchorId="47F2D1CB" wp14:editId="49672CE4">
+                <wp:inline distT="0" distB="0" distL="0" distR="0" wp14:anchorId="4CFAEB65" wp14:editId="5125644C">
                   <wp:extent cx="621792" cy="829056"/>
                   <wp:effectExtent l="0" t="0" r="0" b="0"/>
                   <wp:docPr id="1" name="Picture 1"/>
@@ -1480,7 +1480,7 @@
                 <w:noProof/>
               </w:rPr>
               <w:drawing>
-                <wp:inline distT="0" distB="0" distL="0" distR="0" wp14:anchorId="1631FFFF" wp14:editId="173692F6">
+                <wp:inline distT="0" distB="0" distL="0" distR="0" wp14:anchorId="228592F3" wp14:editId="796337DC">
                   <wp:extent cx="621792" cy="829056"/>
                   <wp:effectExtent l="0" t="0" r="0" b="0"/>
                   <wp:docPr id="2" name="Picture 2"/>
@@ -1530,7 +1530,7 @@
                 <w:noProof/>
               </w:rPr>
               <w:drawing>
-                <wp:inline distT="0" distB="0" distL="0" distR="0" wp14:anchorId="23B0991F" wp14:editId="48EF051D">
+                <wp:inline distT="0" distB="0" distL="0" distR="0" wp14:anchorId="6E62ECFA" wp14:editId="642A2EFA">
                   <wp:extent cx="621792" cy="829056"/>
                   <wp:effectExtent l="0" t="0" r="0" b="0"/>
                   <wp:docPr id="3" name="Picture 3"/>
@@ -1580,7 +1580,7 @@
                 <w:noProof/>
               </w:rPr>
               <w:drawing>
-                <wp:inline distT="0" distB="0" distL="0" distR="0" wp14:anchorId="14A414FC" wp14:editId="75C5CD27">
+                <wp:inline distT="0" distB="0" distL="0" distR="0" wp14:anchorId="415905E9" wp14:editId="0F44945D">
                   <wp:extent cx="621792" cy="829056"/>
                   <wp:effectExtent l="0" t="0" r="0" b="0"/>
                   <wp:docPr id="4" name="Picture 4"/>
@@ -1630,7 +1630,7 @@
                 <w:noProof/>
               </w:rPr>
               <w:drawing>
-                <wp:inline distT="0" distB="0" distL="0" distR="0" wp14:anchorId="405C478E" wp14:editId="2F31EC20">
+                <wp:inline distT="0" distB="0" distL="0" distR="0" wp14:anchorId="54FC69A8" wp14:editId="726E42DF">
                   <wp:extent cx="621792" cy="829056"/>
                   <wp:effectExtent l="0" t="0" r="0" b="0"/>
                   <wp:docPr id="5" name="Picture 5"/>
@@ -1690,7 +1690,7 @@
         <w:pStyle w:val="Ttulo1"/>
         <w:spacing w:before="0" w:after="40"/>
       </w:pPr>
-      <w:bookmarkStart w:id="2" w:name="_Toc223419672"/>
+      <w:bookmarkStart w:id="2" w:name="_Toc223761060"/>
       <w:r>
         <w:lastRenderedPageBreak/>
         <w:t>Amigo Que Bom Que Você Veio - Agape Uma Comunidade De Amor</w:t>
@@ -2152,7 +2152,7 @@
                 <w:noProof/>
               </w:rPr>
               <w:drawing>
-                <wp:inline distT="0" distB="0" distL="0" distR="0" wp14:anchorId="293C63CA" wp14:editId="0CCCFFE6">
+                <wp:inline distT="0" distB="0" distL="0" distR="0" wp14:anchorId="0B0853FC" wp14:editId="598A9E79">
                   <wp:extent cx="621792" cy="829056"/>
                   <wp:effectExtent l="0" t="0" r="0" b="0"/>
                   <wp:docPr id="6" name="Picture 6"/>
@@ -2202,7 +2202,7 @@
                 <w:noProof/>
               </w:rPr>
               <w:drawing>
-                <wp:inline distT="0" distB="0" distL="0" distR="0" wp14:anchorId="2F81C0EB" wp14:editId="1FD2D136">
+                <wp:inline distT="0" distB="0" distL="0" distR="0" wp14:anchorId="35EE5D14" wp14:editId="147588EF">
                   <wp:extent cx="621792" cy="829056"/>
                   <wp:effectExtent l="0" t="0" r="0" b="0"/>
                   <wp:docPr id="7" name="Picture 7"/>
@@ -2252,7 +2252,7 @@
                 <w:noProof/>
               </w:rPr>
               <w:drawing>
-                <wp:inline distT="0" distB="0" distL="0" distR="0" wp14:anchorId="75B0D649" wp14:editId="1C19AE46">
+                <wp:inline distT="0" distB="0" distL="0" distR="0" wp14:anchorId="7C12E2EE" wp14:editId="7B98C7CF">
                   <wp:extent cx="621792" cy="829056"/>
                   <wp:effectExtent l="0" t="0" r="0" b="0"/>
                   <wp:docPr id="8" name="Picture 8"/>
@@ -2302,7 +2302,7 @@
                 <w:noProof/>
               </w:rPr>
               <w:drawing>
-                <wp:inline distT="0" distB="0" distL="0" distR="0" wp14:anchorId="203F81BB" wp14:editId="3F60B5A8">
+                <wp:inline distT="0" distB="0" distL="0" distR="0" wp14:anchorId="2F363A13" wp14:editId="4E5EB7B4">
                   <wp:extent cx="621792" cy="829056"/>
                   <wp:effectExtent l="0" t="0" r="0" b="0"/>
                   <wp:docPr id="9" name="Picture 9"/>
@@ -2352,7 +2352,7 @@
                 <w:noProof/>
               </w:rPr>
               <w:drawing>
-                <wp:inline distT="0" distB="0" distL="0" distR="0" wp14:anchorId="7C25B5E2" wp14:editId="4DBFA6B9">
+                <wp:inline distT="0" distB="0" distL="0" distR="0" wp14:anchorId="22BA5533" wp14:editId="61635314">
                   <wp:extent cx="621792" cy="829056"/>
                   <wp:effectExtent l="0" t="0" r="0" b="0"/>
                   <wp:docPr id="10" name="Picture 10"/>
@@ -2412,7 +2412,7 @@
         <w:pStyle w:val="Ttulo1"/>
         <w:spacing w:before="0" w:after="40"/>
       </w:pPr>
-      <w:bookmarkStart w:id="3" w:name="_Toc223419673"/>
+      <w:bookmarkStart w:id="3" w:name="_Toc223761061"/>
       <w:r>
         <w:lastRenderedPageBreak/>
         <w:t>Chuva De Graça - Agape Uma Comunidade De Amor</w:t>
@@ -3807,7 +3807,7 @@
                 <w:noProof/>
               </w:rPr>
               <w:drawing>
-                <wp:inline distT="0" distB="0" distL="0" distR="0" wp14:anchorId="4C6BD85B" wp14:editId="6057EA08">
+                <wp:inline distT="0" distB="0" distL="0" distR="0" wp14:anchorId="3A770008" wp14:editId="0248FD9D">
                   <wp:extent cx="621792" cy="829056"/>
                   <wp:effectExtent l="0" t="0" r="0" b="0"/>
                   <wp:docPr id="11" name="Picture 11"/>
@@ -3857,7 +3857,7 @@
                 <w:noProof/>
               </w:rPr>
               <w:drawing>
-                <wp:inline distT="0" distB="0" distL="0" distR="0" wp14:anchorId="27BA1FFB" wp14:editId="2A69A951">
+                <wp:inline distT="0" distB="0" distL="0" distR="0" wp14:anchorId="4536272F" wp14:editId="498A03ED">
                   <wp:extent cx="621792" cy="829056"/>
                   <wp:effectExtent l="0" t="0" r="0" b="0"/>
                   <wp:docPr id="12" name="Picture 12"/>
@@ -3907,7 +3907,7 @@
                 <w:noProof/>
               </w:rPr>
               <w:drawing>
-                <wp:inline distT="0" distB="0" distL="0" distR="0" wp14:anchorId="329146B1" wp14:editId="0A51CBF8">
+                <wp:inline distT="0" distB="0" distL="0" distR="0" wp14:anchorId="4EC58160" wp14:editId="0A011765">
                   <wp:extent cx="621792" cy="829056"/>
                   <wp:effectExtent l="0" t="0" r="0" b="0"/>
                   <wp:docPr id="13" name="Picture 13"/>
@@ -3957,7 +3957,7 @@
                 <w:noProof/>
               </w:rPr>
               <w:drawing>
-                <wp:inline distT="0" distB="0" distL="0" distR="0" wp14:anchorId="7F0AB07F" wp14:editId="5821FC4F">
+                <wp:inline distT="0" distB="0" distL="0" distR="0" wp14:anchorId="66EB3729" wp14:editId="68B005F2">
                   <wp:extent cx="621792" cy="829056"/>
                   <wp:effectExtent l="0" t="0" r="0" b="0"/>
                   <wp:docPr id="14" name="Picture 14"/>
@@ -4007,7 +4007,7 @@
                 <w:noProof/>
               </w:rPr>
               <w:drawing>
-                <wp:inline distT="0" distB="0" distL="0" distR="0" wp14:anchorId="2AD94C6D" wp14:editId="6D55B063">
+                <wp:inline distT="0" distB="0" distL="0" distR="0" wp14:anchorId="43E0FDE4" wp14:editId="2978D9AA">
                   <wp:extent cx="621792" cy="829056"/>
                   <wp:effectExtent l="0" t="0" r="0" b="0"/>
                   <wp:docPr id="15" name="Picture 15"/>
@@ -4057,7 +4057,7 @@
                 <w:noProof/>
               </w:rPr>
               <w:drawing>
-                <wp:inline distT="0" distB="0" distL="0" distR="0" wp14:anchorId="0B5CA80D" wp14:editId="7CA7A55A">
+                <wp:inline distT="0" distB="0" distL="0" distR="0" wp14:anchorId="1C430D53" wp14:editId="5362F654">
                   <wp:extent cx="621792" cy="829056"/>
                   <wp:effectExtent l="0" t="0" r="0" b="0"/>
                   <wp:docPr id="16" name="Picture 16"/>
@@ -4117,7 +4117,7 @@
         <w:pStyle w:val="Ttulo1"/>
         <w:spacing w:before="0" w:after="40"/>
       </w:pPr>
-      <w:bookmarkStart w:id="4" w:name="_Toc223419674"/>
+      <w:bookmarkStart w:id="4" w:name="_Toc223761062"/>
       <w:r>
         <w:lastRenderedPageBreak/>
         <w:t>Deus É Bom E Fiel - Agape Uma Comunidade De Amor</w:t>
@@ -6682,7 +6682,7 @@
                 <w:noProof/>
               </w:rPr>
               <w:drawing>
-                <wp:inline distT="0" distB="0" distL="0" distR="0" wp14:anchorId="467F7B76" wp14:editId="23B02AD2">
+                <wp:inline distT="0" distB="0" distL="0" distR="0" wp14:anchorId="1690D1CE" wp14:editId="4CCD84C8">
                   <wp:extent cx="530352" cy="707136"/>
                   <wp:effectExtent l="0" t="0" r="0" b="0"/>
                   <wp:docPr id="17" name="Picture 17"/>
@@ -6732,7 +6732,7 @@
                 <w:noProof/>
               </w:rPr>
               <w:drawing>
-                <wp:inline distT="0" distB="0" distL="0" distR="0" wp14:anchorId="386782AC" wp14:editId="760CC5CA">
+                <wp:inline distT="0" distB="0" distL="0" distR="0" wp14:anchorId="036BC84C" wp14:editId="58EFC4B4">
                   <wp:extent cx="530352" cy="707136"/>
                   <wp:effectExtent l="0" t="0" r="0" b="0"/>
                   <wp:docPr id="18" name="Picture 18"/>
@@ -6782,7 +6782,7 @@
                 <w:noProof/>
               </w:rPr>
               <w:drawing>
-                <wp:inline distT="0" distB="0" distL="0" distR="0" wp14:anchorId="630CD742" wp14:editId="7EAAE8FF">
+                <wp:inline distT="0" distB="0" distL="0" distR="0" wp14:anchorId="015A16F8" wp14:editId="782FD8F2">
                   <wp:extent cx="530352" cy="707136"/>
                   <wp:effectExtent l="0" t="0" r="0" b="0"/>
                   <wp:docPr id="19" name="Picture 19"/>
@@ -6832,7 +6832,7 @@
                 <w:noProof/>
               </w:rPr>
               <w:drawing>
-                <wp:inline distT="0" distB="0" distL="0" distR="0" wp14:anchorId="7DB97FA9" wp14:editId="50636E81">
+                <wp:inline distT="0" distB="0" distL="0" distR="0" wp14:anchorId="5EA2A63D" wp14:editId="20D04DF3">
                   <wp:extent cx="530352" cy="707136"/>
                   <wp:effectExtent l="0" t="0" r="0" b="0"/>
                   <wp:docPr id="20" name="Picture 20"/>
@@ -6882,7 +6882,7 @@
                 <w:noProof/>
               </w:rPr>
               <w:drawing>
-                <wp:inline distT="0" distB="0" distL="0" distR="0" wp14:anchorId="11932B4D" wp14:editId="55F0D3AE">
+                <wp:inline distT="0" distB="0" distL="0" distR="0" wp14:anchorId="724B2A4E" wp14:editId="48A2FA08">
                   <wp:extent cx="530352" cy="707136"/>
                   <wp:effectExtent l="0" t="0" r="0" b="0"/>
                   <wp:docPr id="21" name="Picture 21"/>
@@ -6932,7 +6932,7 @@
                 <w:noProof/>
               </w:rPr>
               <w:drawing>
-                <wp:inline distT="0" distB="0" distL="0" distR="0" wp14:anchorId="12F5A895" wp14:editId="755124F5">
+                <wp:inline distT="0" distB="0" distL="0" distR="0" wp14:anchorId="2F5EDCF3" wp14:editId="654F1A29">
                   <wp:extent cx="530352" cy="707136"/>
                   <wp:effectExtent l="0" t="0" r="0" b="0"/>
                   <wp:docPr id="22" name="Picture 22"/>
@@ -6984,7 +6984,7 @@
                 <w:noProof/>
               </w:rPr>
               <w:drawing>
-                <wp:inline distT="0" distB="0" distL="0" distR="0" wp14:anchorId="4503BA1F" wp14:editId="3B081F7D">
+                <wp:inline distT="0" distB="0" distL="0" distR="0" wp14:anchorId="26AB8677" wp14:editId="1D524877">
                   <wp:extent cx="530352" cy="707136"/>
                   <wp:effectExtent l="0" t="0" r="0" b="0"/>
                   <wp:docPr id="23" name="Picture 23"/>
@@ -7034,7 +7034,7 @@
                 <w:noProof/>
               </w:rPr>
               <w:drawing>
-                <wp:inline distT="0" distB="0" distL="0" distR="0" wp14:anchorId="41ACCB49" wp14:editId="1CFF974C">
+                <wp:inline distT="0" distB="0" distL="0" distR="0" wp14:anchorId="78B2D0C6" wp14:editId="7F002A12">
                   <wp:extent cx="530352" cy="707136"/>
                   <wp:effectExtent l="0" t="0" r="0" b="0"/>
                   <wp:docPr id="24" name="Picture 24"/>
@@ -7084,7 +7084,7 @@
                 <w:noProof/>
               </w:rPr>
               <w:drawing>
-                <wp:inline distT="0" distB="0" distL="0" distR="0" wp14:anchorId="145C080B" wp14:editId="29AD41C6">
+                <wp:inline distT="0" distB="0" distL="0" distR="0" wp14:anchorId="445AF557" wp14:editId="7082EDBC">
                   <wp:extent cx="530352" cy="707136"/>
                   <wp:effectExtent l="0" t="0" r="0" b="0"/>
                   <wp:docPr id="25" name="Picture 25"/>
@@ -7134,7 +7134,7 @@
                 <w:noProof/>
               </w:rPr>
               <w:drawing>
-                <wp:inline distT="0" distB="0" distL="0" distR="0" wp14:anchorId="76C1101C" wp14:editId="6793F170">
+                <wp:inline distT="0" distB="0" distL="0" distR="0" wp14:anchorId="69E72B0C" wp14:editId="646B5EF9">
                   <wp:extent cx="530352" cy="707136"/>
                   <wp:effectExtent l="0" t="0" r="0" b="0"/>
                   <wp:docPr id="26" name="Picture 26"/>
@@ -7184,7 +7184,7 @@
                 <w:noProof/>
               </w:rPr>
               <w:drawing>
-                <wp:inline distT="0" distB="0" distL="0" distR="0" wp14:anchorId="31A24BDA" wp14:editId="3A44AED5">
+                <wp:inline distT="0" distB="0" distL="0" distR="0" wp14:anchorId="06275AB7" wp14:editId="2ECFD34E">
                   <wp:extent cx="530352" cy="707136"/>
                   <wp:effectExtent l="0" t="0" r="0" b="0"/>
                   <wp:docPr id="27" name="Picture 27"/>
@@ -7234,7 +7234,7 @@
                 <w:noProof/>
               </w:rPr>
               <w:drawing>
-                <wp:inline distT="0" distB="0" distL="0" distR="0" wp14:anchorId="77F3E38A" wp14:editId="626D0DE1">
+                <wp:inline distT="0" distB="0" distL="0" distR="0" wp14:anchorId="75EA3358" wp14:editId="34C0B945">
                   <wp:extent cx="530352" cy="707136"/>
                   <wp:effectExtent l="0" t="0" r="0" b="0"/>
                   <wp:docPr id="28" name="Picture 28"/>
@@ -7286,7 +7286,7 @@
                 <w:noProof/>
               </w:rPr>
               <w:drawing>
-                <wp:inline distT="0" distB="0" distL="0" distR="0" wp14:anchorId="0CBA6E8C" wp14:editId="672FA35C">
+                <wp:inline distT="0" distB="0" distL="0" distR="0" wp14:anchorId="6090611C" wp14:editId="1DEA4F3B">
                   <wp:extent cx="530352" cy="707136"/>
                   <wp:effectExtent l="0" t="0" r="0" b="0"/>
                   <wp:docPr id="29" name="Picture 29"/>
@@ -7376,7 +7376,7 @@
         <w:pStyle w:val="Ttulo1"/>
         <w:spacing w:before="0" w:after="40"/>
       </w:pPr>
-      <w:bookmarkStart w:id="5" w:name="_Toc223419675"/>
+      <w:bookmarkStart w:id="5" w:name="_Toc223761063"/>
       <w:r>
         <w:lastRenderedPageBreak/>
         <w:t>Fala Que Teu Servo Escuta - Agape Uma Comunidade De Amor</w:t>
@@ -7648,7 +7648,7 @@
                 <w:noProof/>
               </w:rPr>
               <w:drawing>
-                <wp:inline distT="0" distB="0" distL="0" distR="0" wp14:anchorId="299AEA99" wp14:editId="3726B1D2">
+                <wp:inline distT="0" distB="0" distL="0" distR="0" wp14:anchorId="40EE5F07" wp14:editId="13C06C28">
                   <wp:extent cx="621792" cy="829056"/>
                   <wp:effectExtent l="0" t="0" r="0" b="0"/>
                   <wp:docPr id="30" name="Picture 30"/>
@@ -7698,7 +7698,7 @@
                 <w:noProof/>
               </w:rPr>
               <w:drawing>
-                <wp:inline distT="0" distB="0" distL="0" distR="0" wp14:anchorId="62808EA4" wp14:editId="78ED231C">
+                <wp:inline distT="0" distB="0" distL="0" distR="0" wp14:anchorId="5802017D" wp14:editId="5FFFF2C6">
                   <wp:extent cx="621792" cy="829056"/>
                   <wp:effectExtent l="0" t="0" r="0" b="0"/>
                   <wp:docPr id="31" name="Picture 31"/>
@@ -7758,7 +7758,7 @@
         <w:pStyle w:val="Ttulo1"/>
         <w:spacing w:before="0" w:after="40"/>
       </w:pPr>
-      <w:bookmarkStart w:id="6" w:name="_Toc223419676"/>
+      <w:bookmarkStart w:id="6" w:name="_Toc223761064"/>
       <w:r>
         <w:lastRenderedPageBreak/>
         <w:t>Hino Da Trindade - Agape Uma Comunidade De Amor</w:t>
@@ -8475,7 +8475,7 @@
                 <w:noProof/>
               </w:rPr>
               <w:drawing>
-                <wp:inline distT="0" distB="0" distL="0" distR="0" wp14:anchorId="3C68DAD7" wp14:editId="1DA032B7">
+                <wp:inline distT="0" distB="0" distL="0" distR="0" wp14:anchorId="79117203" wp14:editId="2D4FE65C">
                   <wp:extent cx="621792" cy="829056"/>
                   <wp:effectExtent l="0" t="0" r="0" b="0"/>
                   <wp:docPr id="32" name="Picture 32"/>
@@ -8525,7 +8525,7 @@
                 <w:noProof/>
               </w:rPr>
               <w:drawing>
-                <wp:inline distT="0" distB="0" distL="0" distR="0" wp14:anchorId="25C64A55" wp14:editId="431E6D07">
+                <wp:inline distT="0" distB="0" distL="0" distR="0" wp14:anchorId="6D452844" wp14:editId="1126B889">
                   <wp:extent cx="621792" cy="829056"/>
                   <wp:effectExtent l="0" t="0" r="0" b="0"/>
                   <wp:docPr id="33" name="Picture 33"/>
@@ -8575,7 +8575,7 @@
                 <w:noProof/>
               </w:rPr>
               <w:drawing>
-                <wp:inline distT="0" distB="0" distL="0" distR="0" wp14:anchorId="014990B2" wp14:editId="7E40A665">
+                <wp:inline distT="0" distB="0" distL="0" distR="0" wp14:anchorId="15820EC1" wp14:editId="397CB152">
                   <wp:extent cx="621792" cy="829056"/>
                   <wp:effectExtent l="0" t="0" r="0" b="0"/>
                   <wp:docPr id="34" name="Picture 34"/>
@@ -8625,7 +8625,7 @@
                 <w:noProof/>
               </w:rPr>
               <w:drawing>
-                <wp:inline distT="0" distB="0" distL="0" distR="0" wp14:anchorId="113C7791" wp14:editId="57C3B2E4">
+                <wp:inline distT="0" distB="0" distL="0" distR="0" wp14:anchorId="7FAB5AE5" wp14:editId="6BCB07AA">
                   <wp:extent cx="621792" cy="829056"/>
                   <wp:effectExtent l="0" t="0" r="0" b="0"/>
                   <wp:docPr id="35" name="Picture 35"/>
@@ -8675,7 +8675,7 @@
                 <w:noProof/>
               </w:rPr>
               <w:drawing>
-                <wp:inline distT="0" distB="0" distL="0" distR="0" wp14:anchorId="09B2BE08" wp14:editId="2930ED48">
+                <wp:inline distT="0" distB="0" distL="0" distR="0" wp14:anchorId="66F1E3FD" wp14:editId="68C45C04">
                   <wp:extent cx="621792" cy="829056"/>
                   <wp:effectExtent l="0" t="0" r="0" b="0"/>
                   <wp:docPr id="36" name="Picture 36"/>
@@ -8725,7 +8725,7 @@
                 <w:noProof/>
               </w:rPr>
               <w:drawing>
-                <wp:inline distT="0" distB="0" distL="0" distR="0" wp14:anchorId="550BBBB8" wp14:editId="3E2D7682">
+                <wp:inline distT="0" distB="0" distL="0" distR="0" wp14:anchorId="500AF000" wp14:editId="4EA61514">
                   <wp:extent cx="621792" cy="829056"/>
                   <wp:effectExtent l="0" t="0" r="0" b="0"/>
                   <wp:docPr id="37" name="Picture 37"/>
@@ -8777,7 +8777,7 @@
                 <w:noProof/>
               </w:rPr>
               <w:drawing>
-                <wp:inline distT="0" distB="0" distL="0" distR="0" wp14:anchorId="71282BF2" wp14:editId="2D2AD123">
+                <wp:inline distT="0" distB="0" distL="0" distR="0" wp14:anchorId="54837B61" wp14:editId="53210D48">
                   <wp:extent cx="621792" cy="829056"/>
                   <wp:effectExtent l="0" t="0" r="0" b="0"/>
                   <wp:docPr id="38" name="Picture 38"/>
@@ -8827,7 +8827,7 @@
                 <w:noProof/>
               </w:rPr>
               <w:drawing>
-                <wp:inline distT="0" distB="0" distL="0" distR="0" wp14:anchorId="5EA5E6AF" wp14:editId="1D8F9F8B">
+                <wp:inline distT="0" distB="0" distL="0" distR="0" wp14:anchorId="36076337" wp14:editId="54760993">
                   <wp:extent cx="621792" cy="829056"/>
                   <wp:effectExtent l="0" t="0" r="0" b="0"/>
                   <wp:docPr id="39" name="Picture 39"/>
@@ -8877,7 +8877,7 @@
                 <w:noProof/>
               </w:rPr>
               <w:drawing>
-                <wp:inline distT="0" distB="0" distL="0" distR="0" wp14:anchorId="29E8546A" wp14:editId="50FB33D5">
+                <wp:inline distT="0" distB="0" distL="0" distR="0" wp14:anchorId="4F5A2903" wp14:editId="50E44569">
                   <wp:extent cx="621792" cy="829056"/>
                   <wp:effectExtent l="0" t="0" r="0" b="0"/>
                   <wp:docPr id="40" name="Picture 40"/>
@@ -8927,7 +8927,7 @@
                 <w:noProof/>
               </w:rPr>
               <w:drawing>
-                <wp:inline distT="0" distB="0" distL="0" distR="0" wp14:anchorId="50005D9A" wp14:editId="3913B403">
+                <wp:inline distT="0" distB="0" distL="0" distR="0" wp14:anchorId="6047A782" wp14:editId="37F20250">
                   <wp:extent cx="621792" cy="829056"/>
                   <wp:effectExtent l="0" t="0" r="0" b="0"/>
                   <wp:docPr id="41" name="Picture 41"/>
@@ -8999,7 +8999,7 @@
         <w:pStyle w:val="Ttulo1"/>
         <w:spacing w:before="0" w:after="40"/>
       </w:pPr>
-      <w:bookmarkStart w:id="7" w:name="_Toc223419677"/>
+      <w:bookmarkStart w:id="7" w:name="_Toc223761065"/>
       <w:r>
         <w:lastRenderedPageBreak/>
         <w:t>O Senhor Oferecemos E</w:t>
@@ -9295,7 +9295,7 @@
                 <w:noProof/>
               </w:rPr>
               <w:drawing>
-                <wp:inline distT="0" distB="0" distL="0" distR="0" wp14:anchorId="43EDB37A" wp14:editId="110B27BD">
+                <wp:inline distT="0" distB="0" distL="0" distR="0" wp14:anchorId="5A4F99F7" wp14:editId="3AD28FF1">
                   <wp:extent cx="621792" cy="829056"/>
                   <wp:effectExtent l="0" t="0" r="0" b="0"/>
                   <wp:docPr id="42" name="Picture 42"/>
@@ -9345,7 +9345,7 @@
                 <w:noProof/>
               </w:rPr>
               <w:drawing>
-                <wp:inline distT="0" distB="0" distL="0" distR="0" wp14:anchorId="74003E05" wp14:editId="48584724">
+                <wp:inline distT="0" distB="0" distL="0" distR="0" wp14:anchorId="3AE8EA04" wp14:editId="146670A6">
                   <wp:extent cx="621792" cy="829056"/>
                   <wp:effectExtent l="0" t="0" r="0" b="0"/>
                   <wp:docPr id="43" name="Picture 43"/>
@@ -9395,7 +9395,7 @@
                 <w:noProof/>
               </w:rPr>
               <w:drawing>
-                <wp:inline distT="0" distB="0" distL="0" distR="0" wp14:anchorId="7DAE1DB2" wp14:editId="1BB62BE7">
+                <wp:inline distT="0" distB="0" distL="0" distR="0" wp14:anchorId="38FC57F0" wp14:editId="43C65E8A">
                   <wp:extent cx="621792" cy="829056"/>
                   <wp:effectExtent l="0" t="0" r="0" b="0"/>
                   <wp:docPr id="44" name="Picture 44"/>
@@ -9445,7 +9445,7 @@
                 <w:noProof/>
               </w:rPr>
               <w:drawing>
-                <wp:inline distT="0" distB="0" distL="0" distR="0" wp14:anchorId="36BF08AC" wp14:editId="59BC7A76">
+                <wp:inline distT="0" distB="0" distL="0" distR="0" wp14:anchorId="2C25B17F" wp14:editId="3D17150D">
                   <wp:extent cx="621792" cy="829056"/>
                   <wp:effectExtent l="0" t="0" r="0" b="0"/>
                   <wp:docPr id="45" name="Picture 45"/>
@@ -9495,7 +9495,7 @@
                 <w:noProof/>
               </w:rPr>
               <w:drawing>
-                <wp:inline distT="0" distB="0" distL="0" distR="0" wp14:anchorId="2EB2E1C0" wp14:editId="1F8B5745">
+                <wp:inline distT="0" distB="0" distL="0" distR="0" wp14:anchorId="398F6B3D" wp14:editId="4E11E2FE">
                   <wp:extent cx="621792" cy="829056"/>
                   <wp:effectExtent l="0" t="0" r="0" b="0"/>
                   <wp:docPr id="46" name="Picture 46"/>
@@ -9555,7 +9555,7 @@
         <w:pStyle w:val="Ttulo1"/>
         <w:spacing w:before="0" w:after="40"/>
       </w:pPr>
-      <w:bookmarkStart w:id="8" w:name="_Toc223419678"/>
+      <w:bookmarkStart w:id="8" w:name="_Toc223761066"/>
       <w:r>
         <w:lastRenderedPageBreak/>
         <w:t>Quero Louvar-Te - Agape Uma Comunidade De Amor</w:t>
@@ -10404,7 +10404,7 @@
                 <w:noProof/>
               </w:rPr>
               <w:drawing>
-                <wp:inline distT="0" distB="0" distL="0" distR="0" wp14:anchorId="3F9FC7B6" wp14:editId="6FBD5C31">
+                <wp:inline distT="0" distB="0" distL="0" distR="0" wp14:anchorId="1F3E1054" wp14:editId="2B052921">
                   <wp:extent cx="621792" cy="829056"/>
                   <wp:effectExtent l="0" t="0" r="0" b="0"/>
                   <wp:docPr id="47" name="Picture 47"/>
@@ -10454,7 +10454,7 @@
                 <w:noProof/>
               </w:rPr>
               <w:drawing>
-                <wp:inline distT="0" distB="0" distL="0" distR="0" wp14:anchorId="4E86C427" wp14:editId="231FEBDA">
+                <wp:inline distT="0" distB="0" distL="0" distR="0" wp14:anchorId="00079CD3" wp14:editId="3F180938">
                   <wp:extent cx="621792" cy="829056"/>
                   <wp:effectExtent l="0" t="0" r="0" b="0"/>
                   <wp:docPr id="48" name="Picture 48"/>
@@ -10504,7 +10504,7 @@
                 <w:noProof/>
               </w:rPr>
               <w:drawing>
-                <wp:inline distT="0" distB="0" distL="0" distR="0" wp14:anchorId="1AA7E250" wp14:editId="35A1E1EB">
+                <wp:inline distT="0" distB="0" distL="0" distR="0" wp14:anchorId="18267686" wp14:editId="169DB73E">
                   <wp:extent cx="621792" cy="829056"/>
                   <wp:effectExtent l="0" t="0" r="0" b="0"/>
                   <wp:docPr id="49" name="Picture 49"/>
@@ -10554,7 +10554,7 @@
                 <w:noProof/>
               </w:rPr>
               <w:drawing>
-                <wp:inline distT="0" distB="0" distL="0" distR="0" wp14:anchorId="1E64B975" wp14:editId="192B831D">
+                <wp:inline distT="0" distB="0" distL="0" distR="0" wp14:anchorId="3B8B80B8" wp14:editId="71D5D959">
                   <wp:extent cx="621792" cy="829056"/>
                   <wp:effectExtent l="0" t="0" r="0" b="0"/>
                   <wp:docPr id="50" name="Picture 50"/>
@@ -10604,7 +10604,7 @@
                 <w:noProof/>
               </w:rPr>
               <w:drawing>
-                <wp:inline distT="0" distB="0" distL="0" distR="0" wp14:anchorId="3551BF8F" wp14:editId="1C2EAA7E">
+                <wp:inline distT="0" distB="0" distL="0" distR="0" wp14:anchorId="3400289D" wp14:editId="0522DD7D">
                   <wp:extent cx="621792" cy="829056"/>
                   <wp:effectExtent l="0" t="0" r="0" b="0"/>
                   <wp:docPr id="51" name="Picture 51"/>
@@ -10654,7 +10654,7 @@
                 <w:noProof/>
               </w:rPr>
               <w:drawing>
-                <wp:inline distT="0" distB="0" distL="0" distR="0" wp14:anchorId="454F5992" wp14:editId="102C1FEA">
+                <wp:inline distT="0" distB="0" distL="0" distR="0" wp14:anchorId="2597BEB5" wp14:editId="497BE55E">
                   <wp:extent cx="621792" cy="829056"/>
                   <wp:effectExtent l="0" t="0" r="0" b="0"/>
                   <wp:docPr id="52" name="Picture 52"/>
@@ -10714,7 +10714,7 @@
         <w:pStyle w:val="Ttulo1"/>
         <w:spacing w:before="0" w:after="40"/>
       </w:pPr>
-      <w:bookmarkStart w:id="9" w:name="_Toc223419679"/>
+      <w:bookmarkStart w:id="9" w:name="_Toc223761067"/>
       <w:r>
         <w:lastRenderedPageBreak/>
         <w:t>Reunidos Aqui - Agape Uma Comunidade De Amor</w:t>
@@ -11056,7 +11056,7 @@
                 <w:noProof/>
               </w:rPr>
               <w:drawing>
-                <wp:inline distT="0" distB="0" distL="0" distR="0" wp14:anchorId="07D120BD" wp14:editId="7CE1A622">
+                <wp:inline distT="0" distB="0" distL="0" distR="0" wp14:anchorId="311B2928" wp14:editId="7A06AD7B">
                   <wp:extent cx="621792" cy="829056"/>
                   <wp:effectExtent l="0" t="0" r="0" b="0"/>
                   <wp:docPr id="53" name="Picture 53"/>
@@ -11106,7 +11106,7 @@
                 <w:noProof/>
               </w:rPr>
               <w:drawing>
-                <wp:inline distT="0" distB="0" distL="0" distR="0" wp14:anchorId="77AF5E62" wp14:editId="1DC4D582">
+                <wp:inline distT="0" distB="0" distL="0" distR="0" wp14:anchorId="6D3A5299" wp14:editId="717FAECA">
                   <wp:extent cx="621792" cy="829056"/>
                   <wp:effectExtent l="0" t="0" r="0" b="0"/>
                   <wp:docPr id="54" name="Picture 54"/>
@@ -11156,7 +11156,7 @@
                 <w:noProof/>
               </w:rPr>
               <w:drawing>
-                <wp:inline distT="0" distB="0" distL="0" distR="0" wp14:anchorId="233F921A" wp14:editId="58D4B9EC">
+                <wp:inline distT="0" distB="0" distL="0" distR="0" wp14:anchorId="4A617B49" wp14:editId="18C37BC2">
                   <wp:extent cx="621792" cy="829056"/>
                   <wp:effectExtent l="0" t="0" r="0" b="0"/>
                   <wp:docPr id="55" name="Picture 55"/>
@@ -11206,7 +11206,7 @@
                 <w:noProof/>
               </w:rPr>
               <w:drawing>
-                <wp:inline distT="0" distB="0" distL="0" distR="0" wp14:anchorId="73ED81B3" wp14:editId="7995B09A">
+                <wp:inline distT="0" distB="0" distL="0" distR="0" wp14:anchorId="1E6F8BF5" wp14:editId="3858FE9C">
                   <wp:extent cx="621792" cy="829056"/>
                   <wp:effectExtent l="0" t="0" r="0" b="0"/>
                   <wp:docPr id="56" name="Picture 56"/>
@@ -11256,7 +11256,7 @@
                 <w:noProof/>
               </w:rPr>
               <w:drawing>
-                <wp:inline distT="0" distB="0" distL="0" distR="0" wp14:anchorId="7EA4F875" wp14:editId="19DC8BBB">
+                <wp:inline distT="0" distB="0" distL="0" distR="0" wp14:anchorId="492C80E3" wp14:editId="4B59529D">
                   <wp:extent cx="621792" cy="829056"/>
                   <wp:effectExtent l="0" t="0" r="0" b="0"/>
                   <wp:docPr id="57" name="Picture 57"/>
@@ -11316,7 +11316,7 @@
         <w:pStyle w:val="Ttulo1"/>
         <w:spacing w:before="0" w:after="40"/>
       </w:pPr>
-      <w:bookmarkStart w:id="10" w:name="_Toc223419680"/>
+      <w:bookmarkStart w:id="10" w:name="_Toc223761068"/>
       <w:r>
         <w:lastRenderedPageBreak/>
         <w:t>Terra Seca - Agape Uma Comunidade De Amor</w:t>
@@ -12426,7 +12426,7 @@
                 <w:noProof/>
               </w:rPr>
               <w:drawing>
-                <wp:inline distT="0" distB="0" distL="0" distR="0" wp14:anchorId="3CE935B6" wp14:editId="59BE6A79">
+                <wp:inline distT="0" distB="0" distL="0" distR="0" wp14:anchorId="3CC33C2F" wp14:editId="28E8A72D">
                   <wp:extent cx="621792" cy="829056"/>
                   <wp:effectExtent l="0" t="0" r="0" b="0"/>
                   <wp:docPr id="58" name="Picture 58"/>
@@ -12476,7 +12476,7 @@
                 <w:noProof/>
               </w:rPr>
               <w:drawing>
-                <wp:inline distT="0" distB="0" distL="0" distR="0" wp14:anchorId="79077840" wp14:editId="2E9D165A">
+                <wp:inline distT="0" distB="0" distL="0" distR="0" wp14:anchorId="0062237F" wp14:editId="4FF870D0">
                   <wp:extent cx="621792" cy="829056"/>
                   <wp:effectExtent l="0" t="0" r="0" b="0"/>
                   <wp:docPr id="59" name="Picture 59"/>
@@ -12526,7 +12526,7 @@
                 <w:noProof/>
               </w:rPr>
               <w:drawing>
-                <wp:inline distT="0" distB="0" distL="0" distR="0" wp14:anchorId="5B6F5223" wp14:editId="58AEE194">
+                <wp:inline distT="0" distB="0" distL="0" distR="0" wp14:anchorId="090CC5D1" wp14:editId="4A0D9427">
                   <wp:extent cx="621792" cy="829056"/>
                   <wp:effectExtent l="0" t="0" r="0" b="0"/>
                   <wp:docPr id="60" name="Picture 60"/>
@@ -12576,7 +12576,7 @@
                 <w:noProof/>
               </w:rPr>
               <w:drawing>
-                <wp:inline distT="0" distB="0" distL="0" distR="0" wp14:anchorId="4810D4F0" wp14:editId="48C5E3CA">
+                <wp:inline distT="0" distB="0" distL="0" distR="0" wp14:anchorId="05F982F9" wp14:editId="50224606">
                   <wp:extent cx="621792" cy="829056"/>
                   <wp:effectExtent l="0" t="0" r="0" b="0"/>
                   <wp:docPr id="61" name="Picture 61"/>
@@ -12626,7 +12626,7 @@
                 <w:noProof/>
               </w:rPr>
               <w:drawing>
-                <wp:inline distT="0" distB="0" distL="0" distR="0" wp14:anchorId="6AC085BC" wp14:editId="76D776D4">
+                <wp:inline distT="0" distB="0" distL="0" distR="0" wp14:anchorId="4DE53D87" wp14:editId="6E764CB7">
                   <wp:extent cx="621792" cy="829056"/>
                   <wp:effectExtent l="0" t="0" r="0" b="0"/>
                   <wp:docPr id="62" name="Picture 62"/>
@@ -12676,7 +12676,7 @@
                 <w:noProof/>
               </w:rPr>
               <w:drawing>
-                <wp:inline distT="0" distB="0" distL="0" distR="0" wp14:anchorId="42F694AF" wp14:editId="08B2C62F">
+                <wp:inline distT="0" distB="0" distL="0" distR="0" wp14:anchorId="4B69FF2B" wp14:editId="3C6EE3AC">
                   <wp:extent cx="621792" cy="829056"/>
                   <wp:effectExtent l="0" t="0" r="0" b="0"/>
                   <wp:docPr id="63" name="Picture 63"/>
@@ -12728,7 +12728,7 @@
                 <w:noProof/>
               </w:rPr>
               <w:drawing>
-                <wp:inline distT="0" distB="0" distL="0" distR="0" wp14:anchorId="4D69ACED" wp14:editId="6A1BCE3F">
+                <wp:inline distT="0" distB="0" distL="0" distR="0" wp14:anchorId="0521092A" wp14:editId="5F695544">
                   <wp:extent cx="621792" cy="829056"/>
                   <wp:effectExtent l="0" t="0" r="0" b="0"/>
                   <wp:docPr id="64" name="Picture 64"/>
@@ -12778,7 +12778,7 @@
                 <w:noProof/>
               </w:rPr>
               <w:drawing>
-                <wp:inline distT="0" distB="0" distL="0" distR="0" wp14:anchorId="47C43209" wp14:editId="4CC0535E">
+                <wp:inline distT="0" distB="0" distL="0" distR="0" wp14:anchorId="66F8F6B4" wp14:editId="781D51E5">
                   <wp:extent cx="621792" cy="829056"/>
                   <wp:effectExtent l="0" t="0" r="0" b="0"/>
                   <wp:docPr id="65" name="Picture 65"/>
@@ -12862,7 +12862,7 @@
         <w:pStyle w:val="Ttulo1"/>
         <w:spacing w:before="0" w:after="40"/>
       </w:pPr>
-      <w:bookmarkStart w:id="11" w:name="_Toc223419681"/>
+      <w:bookmarkStart w:id="11" w:name="_Toc223761069"/>
       <w:r>
         <w:lastRenderedPageBreak/>
         <w:t>Um Novo Caminho - Agape Uma Comunidade De Amor</w:t>
@@ -14235,7 +14235,7 @@
                 <w:noProof/>
               </w:rPr>
               <w:drawing>
-                <wp:inline distT="0" distB="0" distL="0" distR="0" wp14:anchorId="094B1DA9" wp14:editId="21BD8E13">
+                <wp:inline distT="0" distB="0" distL="0" distR="0" wp14:anchorId="17DBBDB9" wp14:editId="640A1BAD">
                   <wp:extent cx="621792" cy="829056"/>
                   <wp:effectExtent l="0" t="0" r="0" b="0"/>
                   <wp:docPr id="66" name="Picture 66"/>
@@ -14285,7 +14285,7 @@
                 <w:noProof/>
               </w:rPr>
               <w:drawing>
-                <wp:inline distT="0" distB="0" distL="0" distR="0" wp14:anchorId="000032CB" wp14:editId="22A93897">
+                <wp:inline distT="0" distB="0" distL="0" distR="0" wp14:anchorId="72D4A1E6" wp14:editId="6253DD87">
                   <wp:extent cx="621792" cy="829056"/>
                   <wp:effectExtent l="0" t="0" r="0" b="0"/>
                   <wp:docPr id="67" name="Picture 67"/>
@@ -14335,7 +14335,7 @@
                 <w:noProof/>
               </w:rPr>
               <w:drawing>
-                <wp:inline distT="0" distB="0" distL="0" distR="0" wp14:anchorId="50ECBE17" wp14:editId="254559B0">
+                <wp:inline distT="0" distB="0" distL="0" distR="0" wp14:anchorId="46667050" wp14:editId="62EF98F5">
                   <wp:extent cx="621792" cy="829056"/>
                   <wp:effectExtent l="0" t="0" r="0" b="0"/>
                   <wp:docPr id="68" name="Picture 68"/>
@@ -14385,7 +14385,7 @@
                 <w:noProof/>
               </w:rPr>
               <w:drawing>
-                <wp:inline distT="0" distB="0" distL="0" distR="0" wp14:anchorId="708E8CE7" wp14:editId="27C05D33">
+                <wp:inline distT="0" distB="0" distL="0" distR="0" wp14:anchorId="1CCBDE6D" wp14:editId="5420B2E5">
                   <wp:extent cx="621792" cy="829056"/>
                   <wp:effectExtent l="0" t="0" r="0" b="0"/>
                   <wp:docPr id="69" name="Picture 69"/>
@@ -14435,7 +14435,7 @@
                 <w:noProof/>
               </w:rPr>
               <w:drawing>
-                <wp:inline distT="0" distB="0" distL="0" distR="0" wp14:anchorId="19C43AEE" wp14:editId="1815884B">
+                <wp:inline distT="0" distB="0" distL="0" distR="0" wp14:anchorId="057BD6FC" wp14:editId="7AF32236">
                   <wp:extent cx="621792" cy="829056"/>
                   <wp:effectExtent l="0" t="0" r="0" b="0"/>
                   <wp:docPr id="70" name="Picture 70"/>
@@ -14485,7 +14485,7 @@
                 <w:noProof/>
               </w:rPr>
               <w:drawing>
-                <wp:inline distT="0" distB="0" distL="0" distR="0" wp14:anchorId="0D1A51D5" wp14:editId="45C20EC7">
+                <wp:inline distT="0" distB="0" distL="0" distR="0" wp14:anchorId="5C747950" wp14:editId="7B5ECA1A">
                   <wp:extent cx="621792" cy="829056"/>
                   <wp:effectExtent l="0" t="0" r="0" b="0"/>
                   <wp:docPr id="71" name="Picture 71"/>
@@ -14537,7 +14537,7 @@
                 <w:noProof/>
               </w:rPr>
               <w:drawing>
-                <wp:inline distT="0" distB="0" distL="0" distR="0" wp14:anchorId="40BDBD30" wp14:editId="4A0FAC8F">
+                <wp:inline distT="0" distB="0" distL="0" distR="0" wp14:anchorId="7E7C31B1" wp14:editId="7D8B4304">
                   <wp:extent cx="621792" cy="829056"/>
                   <wp:effectExtent l="0" t="0" r="0" b="0"/>
                   <wp:docPr id="72" name="Picture 72"/>
@@ -14791,31 +14791,31 @@
       </w:rPr>
     </w:lvl>
   </w:abstractNum>
-  <w:num w:numId="1" w16cid:durableId="1492208723">
+  <w:num w:numId="1" w16cid:durableId="917322139">
     <w:abstractNumId w:val="8"/>
   </w:num>
-  <w:num w:numId="2" w16cid:durableId="1454639587">
+  <w:num w:numId="2" w16cid:durableId="1549687143">
     <w:abstractNumId w:val="6"/>
   </w:num>
-  <w:num w:numId="3" w16cid:durableId="1249921038">
+  <w:num w:numId="3" w16cid:durableId="1940723317">
     <w:abstractNumId w:val="5"/>
   </w:num>
-  <w:num w:numId="4" w16cid:durableId="1666738449">
+  <w:num w:numId="4" w16cid:durableId="644240966">
     <w:abstractNumId w:val="4"/>
   </w:num>
-  <w:num w:numId="5" w16cid:durableId="405690844">
+  <w:num w:numId="5" w16cid:durableId="1809785669">
     <w:abstractNumId w:val="7"/>
   </w:num>
-  <w:num w:numId="6" w16cid:durableId="1594316649">
+  <w:num w:numId="6" w16cid:durableId="1930767765">
     <w:abstractNumId w:val="3"/>
   </w:num>
-  <w:num w:numId="7" w16cid:durableId="705838213">
+  <w:num w:numId="7" w16cid:durableId="1412384683">
     <w:abstractNumId w:val="2"/>
   </w:num>
-  <w:num w:numId="8" w16cid:durableId="53547265">
+  <w:num w:numId="8" w16cid:durableId="329792321">
     <w:abstractNumId w:val="1"/>
   </w:num>
-  <w:num w:numId="9" w16cid:durableId="1170100787">
+  <w:num w:numId="9" w16cid:durableId="1928222946">
     <w:abstractNumId w:val="0"/>
   </w:num>
 </w:numbering>
@@ -26206,7 +26206,7 @@
     <w:autoRedefine/>
     <w:uiPriority w:val="39"/>
     <w:unhideWhenUsed/>
-    <w:rsid w:val="00034F3E"/>
+    <w:rsid w:val="005A26F6"/>
     <w:pPr>
       <w:spacing w:after="100"/>
     </w:pPr>
@@ -26216,7 +26216,7 @@
     <w:basedOn w:val="Fontepargpadro"/>
     <w:uiPriority w:val="99"/>
     <w:unhideWhenUsed/>
-    <w:rsid w:val="00034F3E"/>
+    <w:rsid w:val="005A26F6"/>
     <w:rPr>
       <w:color w:val="0000FF" w:themeColor="hyperlink"/>
       <w:u w:val="single"/>

--- a/backend/Livreto.docx
+++ b/backend/Livreto.docx
@@ -45,7 +45,7 @@
       <w:pPr>
         <w:pStyle w:val="Ttulo1"/>
       </w:pPr>
-      <w:bookmarkStart w:id="0" w:name="_Toc224070911"/>
+      <w:bookmarkStart w:id="0" w:name="_Toc224140729"/>
       <w:r>
         <w:lastRenderedPageBreak/>
         <w:t>Sumário</w:t>
@@ -80,7 +80,7 @@
         </w:rPr>
         <w:fldChar w:fldCharType="separate"/>
       </w:r>
-      <w:hyperlink w:anchor="_Toc224070911" w:history="1">
+      <w:hyperlink w:anchor="_Toc224140729" w:history="1">
         <w:r>
           <w:rPr>
             <w:rStyle w:val="Hyperlink"/>
@@ -107,7 +107,7 @@
             <w:noProof/>
             <w:webHidden/>
           </w:rPr>
-          <w:instrText xml:space="preserve"> PAGEREF _Toc224070911 \h </w:instrText>
+          <w:instrText xml:space="preserve"> PAGEREF _Toc224140729 \h </w:instrText>
         </w:r>
         <w:r>
           <w:rPr>
@@ -154,13 +154,13 @@
           <w14:ligatures w14:val="standardContextual"/>
         </w:rPr>
       </w:pPr>
-      <w:hyperlink w:anchor="_Toc224070912" w:history="1">
+      <w:hyperlink w:anchor="_Toc224140730" w:history="1">
         <w:r>
           <w:rPr>
             <w:rStyle w:val="Hyperlink"/>
             <w:noProof/>
           </w:rPr>
-          <w:t>Hino Ágape - Agape Uma Comunidade De Amor</w:t>
+          <w:t>Kyrie Eleison - Jmj Rio 2013</w:t>
         </w:r>
         <w:r>
           <w:rPr>
@@ -181,7 +181,7 @@
             <w:noProof/>
             <w:webHidden/>
           </w:rPr>
-          <w:instrText xml:space="preserve"> PAGEREF _Toc224070912 \h </w:instrText>
+          <w:instrText xml:space="preserve"> PAGEREF _Toc224140730 \h </w:instrText>
         </w:r>
         <w:r>
           <w:rPr>
@@ -251,10 +251,10 @@
         <w:pStyle w:val="Ttulo1"/>
         <w:spacing w:before="0" w:after="40"/>
       </w:pPr>
-      <w:bookmarkStart w:id="1" w:name="_Toc224070912"/>
+      <w:bookmarkStart w:id="1" w:name="_Toc224140730"/>
       <w:r>
         <w:lastRenderedPageBreak/>
-        <w:t>Hino Ágape - Agape Uma Comunidade De Amor</w:t>
+        <w:t>Kyrie Eleison - Jmj Rio 2013</w:t>
       </w:r>
       <w:bookmarkEnd w:id="1"/>
     </w:p>
@@ -266,7 +266,7 @@
         </w:rPr>
       </w:pPr>
       <w:r>
-        <w:t>Tom: G</w:t>
+        <w:t>Tom: Bm</w:t>
       </w:r>
     </w:p>
     <w:p>
@@ -284,6 +284,21 @@
     </w:p>
     <w:p>
       <w:pPr>
+        <w:keepLines/>
+        <w:spacing w:after="0" w:line="240" w:lineRule="auto"/>
+        <w:rPr>
+          <w:rFonts w:hint="eastAsia"/>
+        </w:rPr>
+      </w:pPr>
+      <w:r>
+        <w:rPr>
+          <w:sz w:val="15"/>
+        </w:rPr>
+        <w:t>[Intro] Bm7  G7M</w:t>
+      </w:r>
+    </w:p>
+    <w:p>
+      <w:pPr>
         <w:keepNext/>
         <w:keepLines/>
         <w:spacing w:after="0" w:line="240" w:lineRule="auto"/>
@@ -293,45 +308,21 @@
       </w:pPr>
       <w:r>
         <w:rPr>
-          <w:sz w:val="20"/>
-        </w:rPr>
-        <w:t>G</w:t>
-      </w:r>
-      <w:r>
-        <w:rPr>
-          <w:sz w:val="20"/>
-        </w:rPr>
-        <w:t xml:space="preserve">         </w:t>
-      </w:r>
-      <w:r>
-        <w:rPr>
-          <w:sz w:val="20"/>
-        </w:rPr>
-        <w:t>Em</w:t>
-      </w:r>
-      <w:r>
-        <w:rPr>
-          <w:sz w:val="20"/>
-        </w:rPr>
-        <w:t xml:space="preserve">                  </w:t>
-      </w:r>
-      <w:r>
-        <w:rPr>
-          <w:sz w:val="20"/>
-        </w:rPr>
-        <w:t>C</w:t>
-      </w:r>
-      <w:r>
-        <w:rPr>
-          <w:sz w:val="20"/>
-        </w:rPr>
-        <w:t xml:space="preserve">       </w:t>
-      </w:r>
-      <w:r>
-        <w:rPr>
-          <w:sz w:val="20"/>
-        </w:rPr>
-        <w:t>D</w:t>
+          <w:sz w:val="15"/>
+        </w:rPr>
+        <w:t xml:space="preserve">        </w:t>
+      </w:r>
+      <w:r>
+        <w:rPr>
+          <w:sz w:val="15"/>
+        </w:rPr>
+        <w:t>Bm7</w:t>
+      </w:r>
+      <w:r>
+        <w:rPr>
+          <w:sz w:val="15"/>
+        </w:rPr>
+        <w:t xml:space="preserve">  G7M</w:t>
       </w:r>
     </w:p>
     <w:p>
@@ -342,12 +333,30 @@
           <w:rFonts w:hint="eastAsia"/>
         </w:rPr>
       </w:pPr>
-      <w:r>
-        <w:rPr>
-          <w:sz w:val="20"/>
-        </w:rPr>
-        <w:t>Partilhar todo amor que há dentro de nós</w:t>
-      </w:r>
+    </w:p>
+    <w:p>
+      <w:pPr>
+        <w:keepLines/>
+        <w:spacing w:after="0" w:line="240" w:lineRule="auto"/>
+        <w:rPr>
+          <w:rFonts w:hint="eastAsia"/>
+        </w:rPr>
+      </w:pPr>
+      <w:r>
+        <w:rPr>
+          <w:sz w:val="15"/>
+        </w:rPr>
+        <w:t>[Primeira Parte]</w:t>
+      </w:r>
+    </w:p>
+    <w:p>
+      <w:pPr>
+        <w:keepLines/>
+        <w:spacing w:after="0" w:line="240" w:lineRule="auto"/>
+        <w:rPr>
+          <w:rFonts w:hint="eastAsia"/>
+        </w:rPr>
+      </w:pPr>
     </w:p>
     <w:p>
       <w:pPr>
@@ -360,45 +369,33 @@
       </w:pPr>
       <w:r>
         <w:rPr>
-          <w:sz w:val="20"/>
-        </w:rPr>
-        <w:t>G</w:t>
-      </w:r>
-      <w:r>
-        <w:rPr>
-          <w:sz w:val="20"/>
-        </w:rPr>
-        <w:t xml:space="preserve">         </w:t>
-      </w:r>
-      <w:r>
-        <w:rPr>
-          <w:sz w:val="20"/>
-        </w:rPr>
-        <w:t>Em</w:t>
-      </w:r>
-      <w:r>
-        <w:rPr>
-          <w:sz w:val="20"/>
-        </w:rPr>
-        <w:t xml:space="preserve">                  </w:t>
-      </w:r>
-      <w:r>
-        <w:rPr>
-          <w:sz w:val="20"/>
-        </w:rPr>
-        <w:t>C</w:t>
-      </w:r>
-      <w:r>
-        <w:rPr>
-          <w:sz w:val="20"/>
+          <w:sz w:val="15"/>
+        </w:rPr>
+        <w:t xml:space="preserve">    </w:t>
+      </w:r>
+      <w:r>
+        <w:rPr>
+          <w:sz w:val="15"/>
+        </w:rPr>
+        <w:t>Bm7</w:t>
+      </w:r>
+      <w:r>
+        <w:rPr>
+          <w:sz w:val="15"/>
         </w:rPr>
         <w:t xml:space="preserve">       </w:t>
       </w:r>
       <w:r>
         <w:rPr>
-          <w:sz w:val="20"/>
-        </w:rPr>
-        <w:t>D</w:t>
+          <w:sz w:val="15"/>
+        </w:rPr>
+        <w:t>A</w:t>
+      </w:r>
+      <w:r>
+        <w:rPr>
+          <w:sz w:val="15"/>
+        </w:rPr>
+        <w:t xml:space="preserve">      G7M</w:t>
       </w:r>
     </w:p>
     <w:p>
@@ -411,9 +408,9 @@
       </w:pPr>
       <w:r>
         <w:rPr>
-          <w:sz w:val="20"/>
-        </w:rPr>
-        <w:t>Repartir tudo que há de bom</w:t>
+          <w:sz w:val="15"/>
+        </w:rPr>
+        <w:t>Senhor, que viestes salvar</w:t>
       </w:r>
     </w:p>
     <w:p>
@@ -427,45 +424,51 @@
       </w:pPr>
       <w:r>
         <w:rPr>
-          <w:sz w:val="20"/>
-        </w:rPr>
-        <w:t>G</w:t>
-      </w:r>
-      <w:r>
-        <w:rPr>
-          <w:sz w:val="20"/>
-        </w:rPr>
-        <w:t xml:space="preserve">            </w:t>
-      </w:r>
-      <w:r>
-        <w:rPr>
-          <w:sz w:val="20"/>
-        </w:rPr>
-        <w:t>Em</w:t>
-      </w:r>
-      <w:r>
-        <w:rPr>
-          <w:sz w:val="20"/>
-        </w:rPr>
-        <w:t xml:space="preserve">               </w:t>
-      </w:r>
-      <w:r>
-        <w:rPr>
-          <w:sz w:val="20"/>
-        </w:rPr>
-        <w:t>C</w:t>
-      </w:r>
-      <w:r>
-        <w:rPr>
-          <w:sz w:val="20"/>
-        </w:rPr>
-        <w:t xml:space="preserve">    </w:t>
-      </w:r>
-      <w:r>
-        <w:rPr>
-          <w:sz w:val="20"/>
-        </w:rPr>
-        <w:t>D</w:t>
+          <w:sz w:val="15"/>
+        </w:rPr>
+        <w:t xml:space="preserve">        </w:t>
+      </w:r>
+      <w:r>
+        <w:rPr>
+          <w:sz w:val="15"/>
+        </w:rPr>
+        <w:t>Bm7</w:t>
+      </w:r>
+      <w:r>
+        <w:rPr>
+          <w:sz w:val="15"/>
+        </w:rPr>
+        <w:t xml:space="preserve">         </w:t>
+      </w:r>
+      <w:r>
+        <w:rPr>
+          <w:sz w:val="15"/>
+        </w:rPr>
+        <w:t>A/C#</w:t>
+      </w:r>
+      <w:r>
+        <w:rPr>
+          <w:sz w:val="15"/>
+        </w:rPr>
+        <w:t xml:space="preserve">  </w:t>
+      </w:r>
+      <w:r>
+        <w:rPr>
+          <w:sz w:val="15"/>
+        </w:rPr>
+        <w:t>F#4</w:t>
+      </w:r>
+      <w:r>
+        <w:rPr>
+          <w:sz w:val="15"/>
+        </w:rPr>
+        <w:t xml:space="preserve">  </w:t>
+      </w:r>
+      <w:r>
+        <w:rPr>
+          <w:sz w:val="15"/>
+        </w:rPr>
+        <w:t>F#</w:t>
       </w:r>
     </w:p>
     <w:p>
@@ -478,10 +481,43 @@
       </w:pPr>
       <w:r>
         <w:rPr>
-          <w:sz w:val="20"/>
-        </w:rPr>
-        <w:t>Não fugir ao compromisso com o irmão</w:t>
-      </w:r>
+          <w:sz w:val="15"/>
+        </w:rPr>
+        <w:t>Os corações arrependi____dos</w:t>
+      </w:r>
+    </w:p>
+    <w:p>
+      <w:pPr>
+        <w:keepLines/>
+        <w:spacing w:after="0" w:line="240" w:lineRule="auto"/>
+        <w:rPr>
+          <w:rFonts w:hint="eastAsia"/>
+        </w:rPr>
+      </w:pPr>
+    </w:p>
+    <w:p>
+      <w:pPr>
+        <w:keepLines/>
+        <w:spacing w:after="0" w:line="240" w:lineRule="auto"/>
+        <w:rPr>
+          <w:rFonts w:hint="eastAsia"/>
+        </w:rPr>
+      </w:pPr>
+      <w:r>
+        <w:rPr>
+          <w:sz w:val="15"/>
+        </w:rPr>
+        <w:t>[Refrão]</w:t>
+      </w:r>
+    </w:p>
+    <w:p>
+      <w:pPr>
+        <w:keepLines/>
+        <w:spacing w:after="0" w:line="240" w:lineRule="auto"/>
+        <w:rPr>
+          <w:rFonts w:hint="eastAsia"/>
+        </w:rPr>
+      </w:pPr>
     </w:p>
     <w:p>
       <w:pPr>
@@ -494,45 +530,51 @@
       </w:pPr>
       <w:r>
         <w:rPr>
-          <w:sz w:val="20"/>
-        </w:rPr>
-        <w:t>G</w:t>
-      </w:r>
-      <w:r>
-        <w:rPr>
-          <w:sz w:val="20"/>
-        </w:rPr>
-        <w:t xml:space="preserve">         </w:t>
-      </w:r>
-      <w:r>
-        <w:rPr>
-          <w:sz w:val="20"/>
-        </w:rPr>
-        <w:t>Em</w:t>
-      </w:r>
-      <w:r>
-        <w:rPr>
-          <w:sz w:val="20"/>
+          <w:sz w:val="15"/>
         </w:rPr>
         <w:t xml:space="preserve">       </w:t>
       </w:r>
       <w:r>
         <w:rPr>
-          <w:sz w:val="20"/>
-        </w:rPr>
-        <w:t>C</w:t>
-      </w:r>
-      <w:r>
-        <w:rPr>
-          <w:sz w:val="20"/>
-        </w:rPr>
-        <w:t xml:space="preserve">        </w:t>
-      </w:r>
-      <w:r>
-        <w:rPr>
-          <w:sz w:val="20"/>
+          <w:sz w:val="15"/>
         </w:rPr>
         <w:t>D</w:t>
+      </w:r>
+      <w:r>
+        <w:rPr>
+          <w:sz w:val="15"/>
+        </w:rPr>
+        <w:t xml:space="preserve">  </w:t>
+      </w:r>
+      <w:r>
+        <w:rPr>
+          <w:sz w:val="15"/>
+        </w:rPr>
+        <w:t>D4</w:t>
+      </w:r>
+      <w:r>
+        <w:rPr>
+          <w:sz w:val="15"/>
+        </w:rPr>
+        <w:t xml:space="preserve">  </w:t>
+      </w:r>
+      <w:r>
+        <w:rPr>
+          <w:sz w:val="15"/>
+        </w:rPr>
+        <w:t>D</w:t>
+      </w:r>
+      <w:r>
+        <w:rPr>
+          <w:sz w:val="15"/>
+        </w:rPr>
+        <w:t xml:space="preserve">  </w:t>
+      </w:r>
+      <w:r>
+        <w:rPr>
+          <w:sz w:val="15"/>
+        </w:rPr>
+        <w:t>A/C#</w:t>
       </w:r>
     </w:p>
     <w:p>
@@ -545,19 +587,10 @@
       </w:pPr>
       <w:r>
         <w:rPr>
-          <w:sz w:val="20"/>
-        </w:rPr>
-        <w:t>Entregar a Jesus o coração</w:t>
-      </w:r>
-    </w:p>
-    <w:p>
-      <w:pPr>
-        <w:keepLines/>
-        <w:spacing w:after="0" w:line="240" w:lineRule="auto"/>
-        <w:rPr>
-          <w:rFonts w:hint="eastAsia"/>
-        </w:rPr>
-      </w:pPr>
+          <w:sz w:val="15"/>
+        </w:rPr>
+        <w:t>Kyrie  elei____son</w:t>
+      </w:r>
     </w:p>
     <w:p>
       <w:pPr>
@@ -570,45 +603,39 @@
       </w:pPr>
       <w:r>
         <w:rPr>
-          <w:sz w:val="20"/>
-        </w:rPr>
-        <w:t>G</w:t>
-      </w:r>
-      <w:r>
-        <w:rPr>
-          <w:sz w:val="20"/>
-        </w:rPr>
-        <w:t xml:space="preserve">        </w:t>
-      </w:r>
-      <w:r>
-        <w:rPr>
-          <w:sz w:val="20"/>
-        </w:rPr>
-        <w:t>Em</w:t>
-      </w:r>
-      <w:r>
-        <w:rPr>
-          <w:sz w:val="20"/>
-        </w:rPr>
-        <w:t xml:space="preserve">       </w:t>
-      </w:r>
-      <w:r>
-        <w:rPr>
-          <w:sz w:val="20"/>
-        </w:rPr>
-        <w:t>C</w:t>
-      </w:r>
-      <w:r>
-        <w:rPr>
-          <w:sz w:val="20"/>
-        </w:rPr>
-        <w:t xml:space="preserve">    </w:t>
-      </w:r>
-      <w:r>
-        <w:rPr>
-          <w:sz w:val="20"/>
-        </w:rPr>
-        <w:t>D</w:t>
+          <w:sz w:val="15"/>
+        </w:rPr>
+        <w:t xml:space="preserve">  </w:t>
+      </w:r>
+      <w:r>
+        <w:rPr>
+          <w:sz w:val="15"/>
+        </w:rPr>
+        <w:t>F#7/A#</w:t>
+      </w:r>
+      <w:r>
+        <w:rPr>
+          <w:sz w:val="15"/>
+        </w:rPr>
+        <w:t xml:space="preserve">  </w:t>
+      </w:r>
+      <w:r>
+        <w:rPr>
+          <w:sz w:val="15"/>
+        </w:rPr>
+        <w:t>F#7</w:t>
+      </w:r>
+      <w:r>
+        <w:rPr>
+          <w:sz w:val="15"/>
+        </w:rPr>
+        <w:t xml:space="preserve">  </w:t>
+      </w:r>
+      <w:r>
+        <w:rPr>
+          <w:sz w:val="15"/>
+        </w:rPr>
+        <w:t>Bm7</w:t>
       </w:r>
     </w:p>
     <w:p>
@@ -621,9 +648,9 @@
       </w:pPr>
       <w:r>
         <w:rPr>
-          <w:sz w:val="20"/>
-        </w:rPr>
-        <w:t>Ágape, partilha do amor</w:t>
+          <w:sz w:val="15"/>
+        </w:rPr>
+        <w:t>Elei__________son</w:t>
       </w:r>
     </w:p>
     <w:p>
@@ -637,45 +664,39 @@
       </w:pPr>
       <w:r>
         <w:rPr>
-          <w:sz w:val="20"/>
-        </w:rPr>
-        <w:t>G</w:t>
-      </w:r>
-      <w:r>
-        <w:rPr>
-          <w:sz w:val="20"/>
-        </w:rPr>
-        <w:t xml:space="preserve">        </w:t>
-      </w:r>
-      <w:r>
-        <w:rPr>
-          <w:sz w:val="20"/>
-        </w:rPr>
-        <w:t>Em</w:t>
-      </w:r>
-      <w:r>
-        <w:rPr>
-          <w:sz w:val="20"/>
-        </w:rPr>
-        <w:t xml:space="preserve">           </w:t>
-      </w:r>
-      <w:r>
-        <w:rPr>
-          <w:sz w:val="20"/>
-        </w:rPr>
-        <w:t>C</w:t>
-      </w:r>
-      <w:r>
-        <w:rPr>
-          <w:sz w:val="20"/>
+          <w:sz w:val="15"/>
         </w:rPr>
         <w:t xml:space="preserve">  </w:t>
       </w:r>
       <w:r>
         <w:rPr>
-          <w:sz w:val="20"/>
-        </w:rPr>
-        <w:t>D</w:t>
+          <w:sz w:val="15"/>
+        </w:rPr>
+        <w:t>E4</w:t>
+      </w:r>
+      <w:r>
+        <w:rPr>
+          <w:sz w:val="15"/>
+        </w:rPr>
+        <w:t xml:space="preserve">  </w:t>
+      </w:r>
+      <w:r>
+        <w:rPr>
+          <w:sz w:val="15"/>
+        </w:rPr>
+        <w:t>E</w:t>
+      </w:r>
+      <w:r>
+        <w:rPr>
+          <w:sz w:val="15"/>
+        </w:rPr>
+        <w:t xml:space="preserve">  </w:t>
+      </w:r>
+      <w:r>
+        <w:rPr>
+          <w:sz w:val="15"/>
+        </w:rPr>
+        <w:t>A</w:t>
       </w:r>
     </w:p>
     <w:p>
@@ -688,10 +709,19 @@
       </w:pPr>
       <w:r>
         <w:rPr>
-          <w:sz w:val="20"/>
-        </w:rPr>
-        <w:t>Ágape, louvemos ao senhor</w:t>
-      </w:r>
+          <w:sz w:val="15"/>
+        </w:rPr>
+        <w:t>Elei____son</w:t>
+      </w:r>
+    </w:p>
+    <w:p>
+      <w:pPr>
+        <w:keepLines/>
+        <w:spacing w:after="0" w:line="240" w:lineRule="auto"/>
+        <w:rPr>
+          <w:rFonts w:hint="eastAsia"/>
+        </w:rPr>
+      </w:pPr>
     </w:p>
     <w:p>
       <w:pPr>
@@ -704,45 +734,51 @@
       </w:pPr>
       <w:r>
         <w:rPr>
-          <w:sz w:val="20"/>
-        </w:rPr>
-        <w:t>G</w:t>
-      </w:r>
-      <w:r>
-        <w:rPr>
-          <w:sz w:val="20"/>
-        </w:rPr>
-        <w:t xml:space="preserve">        </w:t>
-      </w:r>
-      <w:r>
-        <w:rPr>
-          <w:sz w:val="20"/>
-        </w:rPr>
-        <w:t>Em</w:t>
-      </w:r>
-      <w:r>
-        <w:rPr>
-          <w:sz w:val="20"/>
+          <w:sz w:val="15"/>
+        </w:rPr>
+        <w:t xml:space="preserve"> </w:t>
+      </w:r>
+      <w:r>
+        <w:rPr>
+          <w:sz w:val="15"/>
+        </w:rPr>
+        <w:t>D</w:t>
+      </w:r>
+      <w:r>
+        <w:rPr>
+          <w:sz w:val="15"/>
         </w:rPr>
         <w:t xml:space="preserve">       </w:t>
       </w:r>
       <w:r>
         <w:rPr>
-          <w:sz w:val="20"/>
-        </w:rPr>
-        <w:t>C</w:t>
-      </w:r>
-      <w:r>
-        <w:rPr>
-          <w:sz w:val="20"/>
-        </w:rPr>
-        <w:t xml:space="preserve">    </w:t>
-      </w:r>
-      <w:r>
-        <w:rPr>
-          <w:sz w:val="20"/>
+          <w:sz w:val="15"/>
+        </w:rPr>
+        <w:t>D4</w:t>
+      </w:r>
+      <w:r>
+        <w:rPr>
+          <w:sz w:val="15"/>
+        </w:rPr>
+        <w:t xml:space="preserve">  </w:t>
+      </w:r>
+      <w:r>
+        <w:rPr>
+          <w:sz w:val="15"/>
         </w:rPr>
         <w:t>D</w:t>
+      </w:r>
+      <w:r>
+        <w:rPr>
+          <w:sz w:val="15"/>
+        </w:rPr>
+        <w:t xml:space="preserve">  </w:t>
+      </w:r>
+      <w:r>
+        <w:rPr>
+          <w:sz w:val="15"/>
+        </w:rPr>
+        <w:t>A/C#</w:t>
       </w:r>
     </w:p>
     <w:p>
@@ -755,9 +791,9 @@
       </w:pPr>
       <w:r>
         <w:rPr>
-          <w:sz w:val="20"/>
-        </w:rPr>
-        <w:t>Ágape, partilha do amor</w:t>
+          <w:sz w:val="15"/>
+        </w:rPr>
+        <w:t>Kyrie  elei____son</w:t>
       </w:r>
     </w:p>
     <w:p>
@@ -771,45 +807,39 @@
       </w:pPr>
       <w:r>
         <w:rPr>
-          <w:sz w:val="20"/>
-        </w:rPr>
-        <w:t>G</w:t>
-      </w:r>
-      <w:r>
-        <w:rPr>
-          <w:sz w:val="20"/>
-        </w:rPr>
-        <w:t xml:space="preserve">        </w:t>
-      </w:r>
-      <w:r>
-        <w:rPr>
-          <w:sz w:val="20"/>
-        </w:rPr>
-        <w:t>Em</w:t>
-      </w:r>
-      <w:r>
-        <w:rPr>
-          <w:sz w:val="20"/>
-        </w:rPr>
-        <w:t xml:space="preserve">           </w:t>
-      </w:r>
-      <w:r>
-        <w:rPr>
-          <w:sz w:val="20"/>
-        </w:rPr>
-        <w:t>C</w:t>
-      </w:r>
-      <w:r>
-        <w:rPr>
-          <w:sz w:val="20"/>
+          <w:sz w:val="15"/>
         </w:rPr>
         <w:t xml:space="preserve">  </w:t>
       </w:r>
       <w:r>
         <w:rPr>
-          <w:sz w:val="20"/>
-        </w:rPr>
-        <w:t>D</w:t>
+          <w:sz w:val="15"/>
+        </w:rPr>
+        <w:t>F#7/A#</w:t>
+      </w:r>
+      <w:r>
+        <w:rPr>
+          <w:sz w:val="15"/>
+        </w:rPr>
+        <w:t xml:space="preserve">  </w:t>
+      </w:r>
+      <w:r>
+        <w:rPr>
+          <w:sz w:val="15"/>
+        </w:rPr>
+        <w:t>F#7</w:t>
+      </w:r>
+      <w:r>
+        <w:rPr>
+          <w:sz w:val="15"/>
+        </w:rPr>
+        <w:t xml:space="preserve">  </w:t>
+      </w:r>
+      <w:r>
+        <w:rPr>
+          <w:sz w:val="15"/>
+        </w:rPr>
+        <w:t>Bm7</w:t>
       </w:r>
     </w:p>
     <w:p>
@@ -822,19 +852,10 @@
       </w:pPr>
       <w:r>
         <w:rPr>
-          <w:sz w:val="20"/>
-        </w:rPr>
-        <w:t>Ágape, louvemos ao senhor</w:t>
-      </w:r>
-    </w:p>
-    <w:p>
-      <w:pPr>
-        <w:keepLines/>
-        <w:spacing w:after="0" w:line="240" w:lineRule="auto"/>
-        <w:rPr>
-          <w:rFonts w:hint="eastAsia"/>
-        </w:rPr>
-      </w:pPr>
+          <w:sz w:val="15"/>
+        </w:rPr>
+        <w:t>Elei__________son,</w:t>
+      </w:r>
     </w:p>
     <w:p>
       <w:pPr>
@@ -847,45 +868,39 @@
       </w:pPr>
       <w:r>
         <w:rPr>
-          <w:sz w:val="20"/>
-        </w:rPr>
-        <w:t>G</w:t>
-      </w:r>
-      <w:r>
-        <w:rPr>
-          <w:sz w:val="20"/>
-        </w:rPr>
-        <w:t xml:space="preserve">        </w:t>
-      </w:r>
-      <w:r>
-        <w:rPr>
-          <w:sz w:val="20"/>
-        </w:rPr>
-        <w:t>Em</w:t>
-      </w:r>
-      <w:r>
-        <w:rPr>
-          <w:sz w:val="20"/>
-        </w:rPr>
-        <w:t xml:space="preserve">           </w:t>
-      </w:r>
-      <w:r>
-        <w:rPr>
-          <w:sz w:val="20"/>
-        </w:rPr>
-        <w:t>C</w:t>
-      </w:r>
-      <w:r>
-        <w:rPr>
-          <w:sz w:val="20"/>
-        </w:rPr>
-        <w:t xml:space="preserve">             </w:t>
-      </w:r>
-      <w:r>
-        <w:rPr>
-          <w:sz w:val="20"/>
-        </w:rPr>
-        <w:t>D</w:t>
+          <w:sz w:val="15"/>
+        </w:rPr>
+        <w:t xml:space="preserve">  </w:t>
+      </w:r>
+      <w:r>
+        <w:rPr>
+          <w:sz w:val="15"/>
+        </w:rPr>
+        <w:t>E4</w:t>
+      </w:r>
+      <w:r>
+        <w:rPr>
+          <w:sz w:val="15"/>
+        </w:rPr>
+        <w:t xml:space="preserve">  </w:t>
+      </w:r>
+      <w:r>
+        <w:rPr>
+          <w:sz w:val="15"/>
+        </w:rPr>
+        <w:t>E</w:t>
+      </w:r>
+      <w:r>
+        <w:rPr>
+          <w:sz w:val="15"/>
+        </w:rPr>
+        <w:t xml:space="preserve">  </w:t>
+      </w:r>
+      <w:r>
+        <w:rPr>
+          <w:sz w:val="15"/>
+        </w:rPr>
+        <w:t>A</w:t>
       </w:r>
     </w:p>
     <w:p>
@@ -898,10 +913,67 @@
       </w:pPr>
       <w:r>
         <w:rPr>
-          <w:sz w:val="20"/>
-        </w:rPr>
-        <w:t>Derrubar o muro que separa-me do irmão</w:t>
-      </w:r>
+          <w:sz w:val="15"/>
+        </w:rPr>
+        <w:t>Elei____son</w:t>
+      </w:r>
+    </w:p>
+    <w:p>
+      <w:pPr>
+        <w:keepLines/>
+        <w:spacing w:after="0" w:line="240" w:lineRule="auto"/>
+        <w:rPr>
+          <w:rFonts w:hint="eastAsia"/>
+        </w:rPr>
+      </w:pPr>
+    </w:p>
+    <w:p>
+      <w:pPr>
+        <w:keepLines/>
+        <w:spacing w:after="0" w:line="240" w:lineRule="auto"/>
+        <w:rPr>
+          <w:rFonts w:hint="eastAsia"/>
+        </w:rPr>
+      </w:pPr>
+      <w:r>
+        <w:rPr>
+          <w:sz w:val="15"/>
+        </w:rPr>
+        <w:t>( Bm7  F#m7  G7M )</w:t>
+      </w:r>
+    </w:p>
+    <w:p>
+      <w:pPr>
+        <w:keepLines/>
+        <w:spacing w:after="0" w:line="240" w:lineRule="auto"/>
+        <w:rPr>
+          <w:rFonts w:hint="eastAsia"/>
+        </w:rPr>
+      </w:pPr>
+    </w:p>
+    <w:p>
+      <w:pPr>
+        <w:keepLines/>
+        <w:spacing w:after="0" w:line="240" w:lineRule="auto"/>
+        <w:rPr>
+          <w:rFonts w:hint="eastAsia"/>
+        </w:rPr>
+      </w:pPr>
+      <w:r>
+        <w:rPr>
+          <w:sz w:val="15"/>
+        </w:rPr>
+        <w:t>[Segunda Parte]</w:t>
+      </w:r>
+    </w:p>
+    <w:p>
+      <w:pPr>
+        <w:keepLines/>
+        <w:spacing w:after="0" w:line="240" w:lineRule="auto"/>
+        <w:rPr>
+          <w:rFonts w:hint="eastAsia"/>
+        </w:rPr>
+      </w:pPr>
     </w:p>
     <w:p>
       <w:pPr>
@@ -914,45 +986,33 @@
       </w:pPr>
       <w:r>
         <w:rPr>
-          <w:sz w:val="20"/>
-        </w:rPr>
-        <w:t>G</w:t>
-      </w:r>
-      <w:r>
-        <w:rPr>
-          <w:sz w:val="20"/>
-        </w:rPr>
-        <w:t xml:space="preserve">            </w:t>
-      </w:r>
-      <w:r>
-        <w:rPr>
-          <w:sz w:val="20"/>
-        </w:rPr>
-        <w:t>Em</w:t>
-      </w:r>
-      <w:r>
-        <w:rPr>
-          <w:sz w:val="20"/>
-        </w:rPr>
-        <w:t xml:space="preserve">       </w:t>
-      </w:r>
-      <w:r>
-        <w:rPr>
-          <w:sz w:val="20"/>
-        </w:rPr>
-        <w:t>C</w:t>
-      </w:r>
-      <w:r>
-        <w:rPr>
-          <w:sz w:val="20"/>
-        </w:rPr>
-        <w:t xml:space="preserve">            </w:t>
-      </w:r>
-      <w:r>
-        <w:rPr>
-          <w:sz w:val="20"/>
-        </w:rPr>
-        <w:t>D</w:t>
+          <w:sz w:val="15"/>
+        </w:rPr>
+        <w:t xml:space="preserve">     </w:t>
+      </w:r>
+      <w:r>
+        <w:rPr>
+          <w:sz w:val="15"/>
+        </w:rPr>
+        <w:t>Bm7</w:t>
+      </w:r>
+      <w:r>
+        <w:rPr>
+          <w:sz w:val="15"/>
+        </w:rPr>
+        <w:t xml:space="preserve">         </w:t>
+      </w:r>
+      <w:r>
+        <w:rPr>
+          <w:sz w:val="15"/>
+        </w:rPr>
+        <w:t>A9</w:t>
+      </w:r>
+      <w:r>
+        <w:rPr>
+          <w:sz w:val="15"/>
+        </w:rPr>
+        <w:t xml:space="preserve">        G7M</w:t>
       </w:r>
     </w:p>
     <w:p>
@@ -965,9 +1025,9 @@
       </w:pPr>
       <w:r>
         <w:rPr>
-          <w:sz w:val="20"/>
-        </w:rPr>
-        <w:t>Permitir que ele possa amar de coração</w:t>
+          <w:sz w:val="15"/>
+        </w:rPr>
+        <w:t>Ó, Cristo, que viestes chamar</w:t>
       </w:r>
     </w:p>
     <w:p>
@@ -981,45 +1041,51 @@
       </w:pPr>
       <w:r>
         <w:rPr>
-          <w:sz w:val="20"/>
-        </w:rPr>
-        <w:t>G</w:t>
-      </w:r>
-      <w:r>
-        <w:rPr>
-          <w:sz w:val="20"/>
-        </w:rPr>
-        <w:t xml:space="preserve">           </w:t>
-      </w:r>
-      <w:r>
-        <w:rPr>
-          <w:sz w:val="20"/>
-        </w:rPr>
-        <w:t>Em</w:t>
-      </w:r>
-      <w:r>
-        <w:rPr>
-          <w:sz w:val="20"/>
+          <w:sz w:val="15"/>
         </w:rPr>
         <w:t xml:space="preserve">        </w:t>
       </w:r>
       <w:r>
         <w:rPr>
-          <w:sz w:val="20"/>
-        </w:rPr>
-        <w:t>C</w:t>
-      </w:r>
-      <w:r>
-        <w:rPr>
-          <w:sz w:val="20"/>
-        </w:rPr>
-        <w:t xml:space="preserve">          </w:t>
-      </w:r>
-      <w:r>
-        <w:rPr>
-          <w:sz w:val="20"/>
-        </w:rPr>
-        <w:t>D</w:t>
+          <w:sz w:val="15"/>
+        </w:rPr>
+        <w:t>Bm7</w:t>
+      </w:r>
+      <w:r>
+        <w:rPr>
+          <w:sz w:val="15"/>
+        </w:rPr>
+        <w:t xml:space="preserve">        </w:t>
+      </w:r>
+      <w:r>
+        <w:rPr>
+          <w:sz w:val="15"/>
+        </w:rPr>
+        <w:t>A/C#</w:t>
+      </w:r>
+      <w:r>
+        <w:rPr>
+          <w:sz w:val="15"/>
+        </w:rPr>
+        <w:t xml:space="preserve">  </w:t>
+      </w:r>
+      <w:r>
+        <w:rPr>
+          <w:sz w:val="15"/>
+        </w:rPr>
+        <w:t>F#4</w:t>
+      </w:r>
+      <w:r>
+        <w:rPr>
+          <w:sz w:val="15"/>
+        </w:rPr>
+        <w:t xml:space="preserve">  </w:t>
+      </w:r>
+      <w:r>
+        <w:rPr>
+          <w:sz w:val="15"/>
+        </w:rPr>
+        <w:t>F#</w:t>
       </w:r>
     </w:p>
     <w:p>
@@ -1032,10 +1098,43 @@
       </w:pPr>
       <w:r>
         <w:rPr>
-          <w:sz w:val="20"/>
-        </w:rPr>
-        <w:t>É chegada a hora de vivermos o amor</w:t>
-      </w:r>
+          <w:sz w:val="15"/>
+        </w:rPr>
+        <w:t>Os pecadores humilhados</w:t>
+      </w:r>
+    </w:p>
+    <w:p>
+      <w:pPr>
+        <w:keepLines/>
+        <w:spacing w:after="0" w:line="240" w:lineRule="auto"/>
+        <w:rPr>
+          <w:rFonts w:hint="eastAsia"/>
+        </w:rPr>
+      </w:pPr>
+    </w:p>
+    <w:p>
+      <w:pPr>
+        <w:keepLines/>
+        <w:spacing w:after="0" w:line="240" w:lineRule="auto"/>
+        <w:rPr>
+          <w:rFonts w:hint="eastAsia"/>
+        </w:rPr>
+      </w:pPr>
+      <w:r>
+        <w:rPr>
+          <w:sz w:val="15"/>
+        </w:rPr>
+        <w:t>[Refrão 2]</w:t>
+      </w:r>
+    </w:p>
+    <w:p>
+      <w:pPr>
+        <w:keepLines/>
+        <w:spacing w:after="0" w:line="240" w:lineRule="auto"/>
+        <w:rPr>
+          <w:rFonts w:hint="eastAsia"/>
+        </w:rPr>
+      </w:pPr>
     </w:p>
     <w:p>
       <w:pPr>
@@ -1048,45 +1147,51 @@
       </w:pPr>
       <w:r>
         <w:rPr>
-          <w:sz w:val="20"/>
-        </w:rPr>
-        <w:t>G</w:t>
-      </w:r>
-      <w:r>
-        <w:rPr>
-          <w:sz w:val="20"/>
-        </w:rPr>
-        <w:t xml:space="preserve">        </w:t>
-      </w:r>
-      <w:r>
-        <w:rPr>
-          <w:sz w:val="20"/>
-        </w:rPr>
-        <w:t>Em</w:t>
-      </w:r>
-      <w:r>
-        <w:rPr>
-          <w:sz w:val="20"/>
-        </w:rPr>
-        <w:t xml:space="preserve">         </w:t>
-      </w:r>
-      <w:r>
-        <w:rPr>
-          <w:sz w:val="20"/>
-        </w:rPr>
-        <w:t>C</w:t>
-      </w:r>
-      <w:r>
-        <w:rPr>
-          <w:sz w:val="20"/>
-        </w:rPr>
-        <w:t xml:space="preserve">       </w:t>
-      </w:r>
-      <w:r>
-        <w:rPr>
-          <w:sz w:val="20"/>
+          <w:sz w:val="15"/>
+        </w:rPr>
+        <w:t xml:space="preserve">      </w:t>
+      </w:r>
+      <w:r>
+        <w:rPr>
+          <w:sz w:val="15"/>
         </w:rPr>
         <w:t>D</w:t>
+      </w:r>
+      <w:r>
+        <w:rPr>
+          <w:sz w:val="15"/>
+        </w:rPr>
+        <w:t xml:space="preserve">    </w:t>
+      </w:r>
+      <w:r>
+        <w:rPr>
+          <w:sz w:val="15"/>
+        </w:rPr>
+        <w:t>D4</w:t>
+      </w:r>
+      <w:r>
+        <w:rPr>
+          <w:sz w:val="15"/>
+        </w:rPr>
+        <w:t xml:space="preserve">  </w:t>
+      </w:r>
+      <w:r>
+        <w:rPr>
+          <w:sz w:val="15"/>
+        </w:rPr>
+        <w:t>D</w:t>
+      </w:r>
+      <w:r>
+        <w:rPr>
+          <w:sz w:val="15"/>
+        </w:rPr>
+        <w:t xml:space="preserve">  </w:t>
+      </w:r>
+      <w:r>
+        <w:rPr>
+          <w:sz w:val="15"/>
+        </w:rPr>
+        <w:t>A/C#</w:t>
       </w:r>
     </w:p>
     <w:p>
@@ -1099,19 +1204,10 @@
       </w:pPr>
       <w:r>
         <w:rPr>
-          <w:sz w:val="20"/>
-        </w:rPr>
-        <w:t>Entregar agora a vida ao senhor</w:t>
-      </w:r>
-    </w:p>
-    <w:p>
-      <w:pPr>
-        <w:keepLines/>
-        <w:spacing w:after="0" w:line="240" w:lineRule="auto"/>
-        <w:rPr>
-          <w:rFonts w:hint="eastAsia"/>
-        </w:rPr>
-      </w:pPr>
+          <w:sz w:val="15"/>
+        </w:rPr>
+        <w:t>Christe  ele____ison</w:t>
+      </w:r>
     </w:p>
     <w:p>
       <w:pPr>
@@ -1124,45 +1220,39 @@
       </w:pPr>
       <w:r>
         <w:rPr>
-          <w:sz w:val="20"/>
-        </w:rPr>
-        <w:t>G</w:t>
-      </w:r>
-      <w:r>
-        <w:rPr>
-          <w:sz w:val="20"/>
-        </w:rPr>
-        <w:t xml:space="preserve">        </w:t>
-      </w:r>
-      <w:r>
-        <w:rPr>
-          <w:sz w:val="20"/>
-        </w:rPr>
-        <w:t>Em</w:t>
-      </w:r>
-      <w:r>
-        <w:rPr>
-          <w:sz w:val="20"/>
-        </w:rPr>
-        <w:t xml:space="preserve">       </w:t>
-      </w:r>
-      <w:r>
-        <w:rPr>
-          <w:sz w:val="20"/>
-        </w:rPr>
-        <w:t>C</w:t>
-      </w:r>
-      <w:r>
-        <w:rPr>
-          <w:sz w:val="20"/>
-        </w:rPr>
-        <w:t xml:space="preserve">    </w:t>
-      </w:r>
-      <w:r>
-        <w:rPr>
-          <w:sz w:val="20"/>
-        </w:rPr>
-        <w:t>D</w:t>
+          <w:sz w:val="15"/>
+        </w:rPr>
+        <w:t xml:space="preserve">  </w:t>
+      </w:r>
+      <w:r>
+        <w:rPr>
+          <w:sz w:val="15"/>
+        </w:rPr>
+        <w:t>F#7/A#</w:t>
+      </w:r>
+      <w:r>
+        <w:rPr>
+          <w:sz w:val="15"/>
+        </w:rPr>
+        <w:t xml:space="preserve">  </w:t>
+      </w:r>
+      <w:r>
+        <w:rPr>
+          <w:sz w:val="15"/>
+        </w:rPr>
+        <w:t>F#7</w:t>
+      </w:r>
+      <w:r>
+        <w:rPr>
+          <w:sz w:val="15"/>
+        </w:rPr>
+        <w:t xml:space="preserve">  </w:t>
+      </w:r>
+      <w:r>
+        <w:rPr>
+          <w:sz w:val="15"/>
+        </w:rPr>
+        <w:t>Bm7</w:t>
       </w:r>
     </w:p>
     <w:p>
@@ -1175,9 +1265,9 @@
       </w:pPr>
       <w:r>
         <w:rPr>
-          <w:sz w:val="20"/>
-        </w:rPr>
-        <w:t>Ágape, partilha do amor</w:t>
+          <w:sz w:val="15"/>
+        </w:rPr>
+        <w:t>Elei__________son</w:t>
       </w:r>
     </w:p>
     <w:p>
@@ -1191,45 +1281,75 @@
       </w:pPr>
       <w:r>
         <w:rPr>
-          <w:sz w:val="20"/>
-        </w:rPr>
-        <w:t>G</w:t>
-      </w:r>
-      <w:r>
-        <w:rPr>
-          <w:sz w:val="20"/>
-        </w:rPr>
-        <w:t xml:space="preserve">        </w:t>
-      </w:r>
-      <w:r>
-        <w:rPr>
-          <w:sz w:val="20"/>
-        </w:rPr>
-        <w:t>Em</w:t>
-      </w:r>
-      <w:r>
-        <w:rPr>
-          <w:sz w:val="20"/>
-        </w:rPr>
-        <w:t xml:space="preserve">           </w:t>
-      </w:r>
-      <w:r>
-        <w:rPr>
-          <w:sz w:val="20"/>
-        </w:rPr>
-        <w:t>C</w:t>
-      </w:r>
-      <w:r>
-        <w:rPr>
-          <w:sz w:val="20"/>
+          <w:sz w:val="15"/>
         </w:rPr>
         <w:t xml:space="preserve">  </w:t>
       </w:r>
       <w:r>
         <w:rPr>
-          <w:sz w:val="20"/>
-        </w:rPr>
-        <w:t>D</w:t>
+          <w:sz w:val="15"/>
+        </w:rPr>
+        <w:t>E4</w:t>
+      </w:r>
+      <w:r>
+        <w:rPr>
+          <w:sz w:val="15"/>
+        </w:rPr>
+        <w:t xml:space="preserve">  </w:t>
+      </w:r>
+      <w:r>
+        <w:rPr>
+          <w:sz w:val="15"/>
+        </w:rPr>
+        <w:t>E</w:t>
+      </w:r>
+      <w:r>
+        <w:rPr>
+          <w:sz w:val="15"/>
+        </w:rPr>
+        <w:t xml:space="preserve">  </w:t>
+      </w:r>
+      <w:r>
+        <w:rPr>
+          <w:sz w:val="15"/>
+        </w:rPr>
+        <w:t>A</w:t>
+      </w:r>
+      <w:r>
+        <w:rPr>
+          <w:sz w:val="15"/>
+        </w:rPr>
+        <w:t xml:space="preserve">  </w:t>
+      </w:r>
+      <w:r>
+        <w:rPr>
+          <w:sz w:val="15"/>
+        </w:rPr>
+        <w:t>G/A</w:t>
+      </w:r>
+      <w:r>
+        <w:rPr>
+          <w:sz w:val="15"/>
+        </w:rPr>
+        <w:t xml:space="preserve">  </w:t>
+      </w:r>
+      <w:r>
+        <w:rPr>
+          <w:sz w:val="15"/>
+        </w:rPr>
+        <w:t>A</w:t>
+      </w:r>
+      <w:r>
+        <w:rPr>
+          <w:sz w:val="15"/>
+        </w:rPr>
+        <w:t xml:space="preserve">  </w:t>
+      </w:r>
+      <w:r>
+        <w:rPr>
+          <w:sz w:val="15"/>
+        </w:rPr>
+        <w:t>G/A</w:t>
       </w:r>
     </w:p>
     <w:p>
@@ -1242,10 +1362,19 @@
       </w:pPr>
       <w:r>
         <w:rPr>
-          <w:sz w:val="20"/>
-        </w:rPr>
-        <w:t>Ágape, louvemos ao senhor</w:t>
-      </w:r>
+          <w:sz w:val="15"/>
+        </w:rPr>
+        <w:t>Ele____ison</w:t>
+      </w:r>
+    </w:p>
+    <w:p>
+      <w:pPr>
+        <w:keepLines/>
+        <w:spacing w:after="0" w:line="240" w:lineRule="auto"/>
+        <w:rPr>
+          <w:rFonts w:hint="eastAsia"/>
+        </w:rPr>
+      </w:pPr>
     </w:p>
     <w:p>
       <w:pPr>
@@ -1258,45 +1387,63 @@
       </w:pPr>
       <w:r>
         <w:rPr>
-          <w:sz w:val="20"/>
-        </w:rPr>
-        <w:t>G</w:t>
-      </w:r>
-      <w:r>
-        <w:rPr>
-          <w:sz w:val="20"/>
-        </w:rPr>
-        <w:t xml:space="preserve">        </w:t>
-      </w:r>
-      <w:r>
-        <w:rPr>
-          <w:sz w:val="20"/>
-        </w:rPr>
-        <w:t>Em</w:t>
-      </w:r>
-      <w:r>
-        <w:rPr>
-          <w:sz w:val="20"/>
-        </w:rPr>
-        <w:t xml:space="preserve">       </w:t>
-      </w:r>
-      <w:r>
-        <w:rPr>
-          <w:sz w:val="20"/>
-        </w:rPr>
-        <w:t>C</w:t>
-      </w:r>
-      <w:r>
-        <w:rPr>
-          <w:sz w:val="20"/>
-        </w:rPr>
-        <w:t xml:space="preserve">    </w:t>
-      </w:r>
-      <w:r>
-        <w:rPr>
-          <w:sz w:val="20"/>
+          <w:sz w:val="15"/>
+        </w:rPr>
+        <w:t xml:space="preserve"> </w:t>
+      </w:r>
+      <w:r>
+        <w:rPr>
+          <w:sz w:val="15"/>
         </w:rPr>
         <w:t>D</w:t>
+      </w:r>
+      <w:r>
+        <w:rPr>
+          <w:sz w:val="15"/>
+        </w:rPr>
+        <w:t xml:space="preserve">         </w:t>
+      </w:r>
+      <w:r>
+        <w:rPr>
+          <w:sz w:val="15"/>
+        </w:rPr>
+        <w:t>D4</w:t>
+      </w:r>
+      <w:r>
+        <w:rPr>
+          <w:sz w:val="15"/>
+        </w:rPr>
+        <w:t xml:space="preserve">  </w:t>
+      </w:r>
+      <w:r>
+        <w:rPr>
+          <w:sz w:val="15"/>
+        </w:rPr>
+        <w:t>D</w:t>
+      </w:r>
+      <w:r>
+        <w:rPr>
+          <w:sz w:val="15"/>
+        </w:rPr>
+        <w:t xml:space="preserve">  </w:t>
+      </w:r>
+      <w:r>
+        <w:rPr>
+          <w:sz w:val="15"/>
+        </w:rPr>
+        <w:t>A/C#</w:t>
+      </w:r>
+      <w:r>
+        <w:rPr>
+          <w:sz w:val="15"/>
+        </w:rPr>
+        <w:t xml:space="preserve">  </w:t>
+      </w:r>
+      <w:r>
+        <w:rPr>
+          <w:sz w:val="15"/>
+        </w:rPr>
+        <w:t>A/B</w:t>
       </w:r>
     </w:p>
     <w:p>
@@ -1309,9 +1456,9 @@
       </w:pPr>
       <w:r>
         <w:rPr>
-          <w:sz w:val="20"/>
-        </w:rPr>
-        <w:t>Ágape, partilha do amor</w:t>
+          <w:sz w:val="15"/>
+        </w:rPr>
+        <w:t>Christe  elei____son</w:t>
       </w:r>
     </w:p>
     <w:p>
@@ -1325,45 +1472,51 @@
       </w:pPr>
       <w:r>
         <w:rPr>
-          <w:sz w:val="20"/>
-        </w:rPr>
-        <w:t>G</w:t>
-      </w:r>
-      <w:r>
-        <w:rPr>
-          <w:sz w:val="20"/>
-        </w:rPr>
-        <w:t xml:space="preserve">        </w:t>
-      </w:r>
-      <w:r>
-        <w:rPr>
-          <w:sz w:val="20"/>
-        </w:rPr>
-        <w:t>Em</w:t>
-      </w:r>
-      <w:r>
-        <w:rPr>
-          <w:sz w:val="20"/>
-        </w:rPr>
-        <w:t xml:space="preserve">           </w:t>
-      </w:r>
-      <w:r>
-        <w:rPr>
-          <w:sz w:val="20"/>
-        </w:rPr>
-        <w:t>C</w:t>
-      </w:r>
-      <w:r>
-        <w:rPr>
-          <w:sz w:val="20"/>
+          <w:sz w:val="15"/>
         </w:rPr>
         <w:t xml:space="preserve">  </w:t>
       </w:r>
       <w:r>
         <w:rPr>
-          <w:sz w:val="20"/>
-        </w:rPr>
-        <w:t>D</w:t>
+          <w:sz w:val="15"/>
+        </w:rPr>
+        <w:t>F#7/A#</w:t>
+      </w:r>
+      <w:r>
+        <w:rPr>
+          <w:sz w:val="15"/>
+        </w:rPr>
+        <w:t xml:space="preserve">  </w:t>
+      </w:r>
+      <w:r>
+        <w:rPr>
+          <w:sz w:val="15"/>
+        </w:rPr>
+        <w:t>F#/C#</w:t>
+      </w:r>
+      <w:r>
+        <w:rPr>
+          <w:sz w:val="15"/>
+        </w:rPr>
+        <w:t xml:space="preserve">  </w:t>
+      </w:r>
+      <w:r>
+        <w:rPr>
+          <w:sz w:val="15"/>
+        </w:rPr>
+        <w:t>Bm7</w:t>
+      </w:r>
+      <w:r>
+        <w:rPr>
+          <w:sz w:val="15"/>
+        </w:rPr>
+        <w:t xml:space="preserve">  </w:t>
+      </w:r>
+      <w:r>
+        <w:rPr>
+          <w:sz w:val="15"/>
+        </w:rPr>
+        <w:t>Bm7/A</w:t>
       </w:r>
     </w:p>
     <w:p>
@@ -1376,9 +1529,9 @@
       </w:pPr>
       <w:r>
         <w:rPr>
-          <w:sz w:val="20"/>
-        </w:rPr>
-        <w:t>Ágape, louvemos ao senhor</w:t>
+          <w:sz w:val="15"/>
+        </w:rPr>
+        <w:t>Ele____________ison</w:t>
       </w:r>
     </w:p>
     <w:p>
@@ -1392,9 +1545,39 @@
       </w:pPr>
       <w:r>
         <w:rPr>
-          <w:sz w:val="20"/>
-        </w:rPr>
-        <w:t>G</w:t>
+          <w:sz w:val="15"/>
+        </w:rPr>
+        <w:t xml:space="preserve">  </w:t>
+      </w:r>
+      <w:r>
+        <w:rPr>
+          <w:sz w:val="15"/>
+        </w:rPr>
+        <w:t>E/G#</w:t>
+      </w:r>
+      <w:r>
+        <w:rPr>
+          <w:sz w:val="15"/>
+        </w:rPr>
+        <w:t xml:space="preserve">  </w:t>
+      </w:r>
+      <w:r>
+        <w:rPr>
+          <w:sz w:val="15"/>
+        </w:rPr>
+        <w:t>E</w:t>
+      </w:r>
+      <w:r>
+        <w:rPr>
+          <w:sz w:val="15"/>
+        </w:rPr>
+        <w:t xml:space="preserve">  </w:t>
+      </w:r>
+      <w:r>
+        <w:rPr>
+          <w:sz w:val="15"/>
+        </w:rPr>
+        <w:t>A</w:t>
       </w:r>
     </w:p>
     <w:p>
@@ -1407,9 +1590,872 @@
       </w:pPr>
       <w:r>
         <w:rPr>
-          <w:sz w:val="20"/>
-        </w:rPr>
-        <w:t>Ágapeee!</w:t>
+          <w:sz w:val="15"/>
+        </w:rPr>
+        <w:t>Ele______ison</w:t>
+      </w:r>
+    </w:p>
+    <w:p>
+      <w:pPr>
+        <w:keepLines/>
+        <w:spacing w:after="0" w:line="240" w:lineRule="auto"/>
+        <w:rPr>
+          <w:rFonts w:hint="eastAsia"/>
+        </w:rPr>
+      </w:pPr>
+    </w:p>
+    <w:p>
+      <w:pPr>
+        <w:keepNext/>
+        <w:keepLines/>
+        <w:spacing w:after="0" w:line="240" w:lineRule="auto"/>
+        <w:rPr>
+          <w:rFonts w:hint="eastAsia"/>
+        </w:rPr>
+      </w:pPr>
+      <w:r>
+        <w:rPr>
+          <w:sz w:val="15"/>
+        </w:rPr>
+        <w:t xml:space="preserve">( </w:t>
+      </w:r>
+      <w:r>
+        <w:rPr>
+          <w:sz w:val="15"/>
+        </w:rPr>
+        <w:t>G#m7</w:t>
+      </w:r>
+      <w:r>
+        <w:rPr>
+          <w:sz w:val="15"/>
+        </w:rPr>
+        <w:t xml:space="preserve">(5-)  </w:t>
+      </w:r>
+      <w:r>
+        <w:rPr>
+          <w:sz w:val="15"/>
+        </w:rPr>
+        <w:t>C#7</w:t>
+      </w:r>
+      <w:r>
+        <w:rPr>
+          <w:sz w:val="15"/>
+        </w:rPr>
+        <w:t xml:space="preserve">  </w:t>
+      </w:r>
+      <w:r>
+        <w:rPr>
+          <w:sz w:val="15"/>
+        </w:rPr>
+        <w:t>F#m7</w:t>
+      </w:r>
+      <w:r>
+        <w:rPr>
+          <w:sz w:val="15"/>
+        </w:rPr>
+        <w:t xml:space="preserve">  </w:t>
+      </w:r>
+      <w:r>
+        <w:rPr>
+          <w:sz w:val="15"/>
+        </w:rPr>
+        <w:t>A/B</w:t>
+      </w:r>
+      <w:r>
+        <w:rPr>
+          <w:sz w:val="15"/>
+        </w:rPr>
+        <w:t xml:space="preserve"> )</w:t>
+      </w:r>
+    </w:p>
+    <w:p>
+      <w:pPr>
+        <w:keepLines/>
+        <w:spacing w:after="0" w:line="240" w:lineRule="auto"/>
+        <w:rPr>
+          <w:rFonts w:hint="eastAsia"/>
+        </w:rPr>
+      </w:pPr>
+      <w:r>
+        <w:rPr>
+          <w:sz w:val="15"/>
+        </w:rPr>
+        <w:t>( D7M(6/9)  E7(4) )</w:t>
+      </w:r>
+    </w:p>
+    <w:p>
+      <w:pPr>
+        <w:keepLines/>
+        <w:spacing w:after="0" w:line="240" w:lineRule="auto"/>
+        <w:rPr>
+          <w:rFonts w:hint="eastAsia"/>
+        </w:rPr>
+      </w:pPr>
+    </w:p>
+    <w:p>
+      <w:pPr>
+        <w:keepLines/>
+        <w:spacing w:after="0" w:line="240" w:lineRule="auto"/>
+        <w:rPr>
+          <w:rFonts w:hint="eastAsia"/>
+        </w:rPr>
+      </w:pPr>
+      <w:r>
+        <w:rPr>
+          <w:sz w:val="15"/>
+        </w:rPr>
+        <w:t>[Terceira Parte]</w:t>
+      </w:r>
+    </w:p>
+    <w:p>
+      <w:pPr>
+        <w:keepLines/>
+        <w:spacing w:after="0" w:line="240" w:lineRule="auto"/>
+        <w:rPr>
+          <w:rFonts w:hint="eastAsia"/>
+        </w:rPr>
+      </w:pPr>
+    </w:p>
+    <w:p>
+      <w:pPr>
+        <w:keepNext/>
+        <w:keepLines/>
+        <w:spacing w:after="0" w:line="240" w:lineRule="auto"/>
+        <w:rPr>
+          <w:rFonts w:hint="eastAsia"/>
+        </w:rPr>
+      </w:pPr>
+      <w:r>
+        <w:rPr>
+          <w:sz w:val="15"/>
+        </w:rPr>
+        <w:t xml:space="preserve">    </w:t>
+      </w:r>
+      <w:r>
+        <w:rPr>
+          <w:sz w:val="15"/>
+        </w:rPr>
+        <w:t>F#m7</w:t>
+      </w:r>
+      <w:r>
+        <w:rPr>
+          <w:sz w:val="15"/>
+        </w:rPr>
+        <w:t xml:space="preserve">            </w:t>
+      </w:r>
+      <w:r>
+        <w:rPr>
+          <w:sz w:val="15"/>
+        </w:rPr>
+        <w:t>E6</w:t>
+      </w:r>
+      <w:r>
+        <w:rPr>
+          <w:sz w:val="15"/>
+        </w:rPr>
+        <w:t xml:space="preserve">   D7M</w:t>
+      </w:r>
+    </w:p>
+    <w:p>
+      <w:pPr>
+        <w:keepLines/>
+        <w:spacing w:after="0" w:line="240" w:lineRule="auto"/>
+        <w:rPr>
+          <w:rFonts w:hint="eastAsia"/>
+        </w:rPr>
+      </w:pPr>
+      <w:r>
+        <w:rPr>
+          <w:sz w:val="15"/>
+        </w:rPr>
+        <w:t>Senhor, que intercedeis por nós</w:t>
+      </w:r>
+    </w:p>
+    <w:p>
+      <w:pPr>
+        <w:keepNext/>
+        <w:keepLines/>
+        <w:spacing w:after="0" w:line="240" w:lineRule="auto"/>
+        <w:rPr>
+          <w:rFonts w:hint="eastAsia"/>
+        </w:rPr>
+      </w:pPr>
+      <w:r>
+        <w:rPr>
+          <w:sz w:val="15"/>
+        </w:rPr>
+        <w:t xml:space="preserve">              </w:t>
+      </w:r>
+      <w:r>
+        <w:rPr>
+          <w:sz w:val="15"/>
+        </w:rPr>
+        <w:t>F#m7</w:t>
+      </w:r>
+      <w:r>
+        <w:rPr>
+          <w:sz w:val="15"/>
+        </w:rPr>
+        <w:t xml:space="preserve">           </w:t>
+      </w:r>
+      <w:r>
+        <w:rPr>
+          <w:sz w:val="15"/>
+        </w:rPr>
+        <w:t>E/G#</w:t>
+      </w:r>
+      <w:r>
+        <w:rPr>
+          <w:sz w:val="15"/>
+        </w:rPr>
+        <w:t xml:space="preserve">  </w:t>
+      </w:r>
+      <w:r>
+        <w:rPr>
+          <w:sz w:val="15"/>
+        </w:rPr>
+        <w:t>C#4</w:t>
+      </w:r>
+    </w:p>
+    <w:p>
+      <w:pPr>
+        <w:keepLines/>
+        <w:spacing w:after="0" w:line="240" w:lineRule="auto"/>
+        <w:rPr>
+          <w:rFonts w:hint="eastAsia"/>
+        </w:rPr>
+      </w:pPr>
+      <w:r>
+        <w:rPr>
+          <w:sz w:val="15"/>
+        </w:rPr>
+        <w:t>Junto a Deus Pai que nos perdo_____a</w:t>
+      </w:r>
+    </w:p>
+    <w:p>
+      <w:pPr>
+        <w:keepLines/>
+        <w:spacing w:after="0" w:line="240" w:lineRule="auto"/>
+        <w:rPr>
+          <w:rFonts w:hint="eastAsia"/>
+        </w:rPr>
+      </w:pPr>
+    </w:p>
+    <w:p>
+      <w:pPr>
+        <w:keepNext/>
+        <w:keepLines/>
+        <w:spacing w:after="0" w:line="240" w:lineRule="auto"/>
+        <w:rPr>
+          <w:rFonts w:hint="eastAsia"/>
+        </w:rPr>
+      </w:pPr>
+      <w:r>
+        <w:rPr>
+          <w:sz w:val="15"/>
+        </w:rPr>
+        <w:t xml:space="preserve">( </w:t>
+      </w:r>
+      <w:r>
+        <w:rPr>
+          <w:sz w:val="15"/>
+        </w:rPr>
+        <w:t>E/F#</w:t>
+      </w:r>
+      <w:r>
+        <w:rPr>
+          <w:sz w:val="15"/>
+        </w:rPr>
+        <w:t xml:space="preserve">  </w:t>
+      </w:r>
+      <w:r>
+        <w:rPr>
+          <w:sz w:val="15"/>
+        </w:rPr>
+        <w:t>F#</w:t>
+      </w:r>
+      <w:r>
+        <w:rPr>
+          <w:sz w:val="15"/>
+        </w:rPr>
+        <w:t xml:space="preserve">  </w:t>
+      </w:r>
+      <w:r>
+        <w:rPr>
+          <w:sz w:val="15"/>
+        </w:rPr>
+        <w:t>E/F#</w:t>
+      </w:r>
+      <w:r>
+        <w:rPr>
+          <w:sz w:val="15"/>
+        </w:rPr>
+        <w:t xml:space="preserve"> )</w:t>
+      </w:r>
+    </w:p>
+    <w:p>
+      <w:pPr>
+        <w:keepLines/>
+        <w:spacing w:after="0" w:line="240" w:lineRule="auto"/>
+        <w:rPr>
+          <w:rFonts w:hint="eastAsia"/>
+        </w:rPr>
+      </w:pPr>
+    </w:p>
+    <w:p>
+      <w:pPr>
+        <w:keepLines/>
+        <w:spacing w:after="0" w:line="240" w:lineRule="auto"/>
+        <w:rPr>
+          <w:rFonts w:hint="eastAsia"/>
+        </w:rPr>
+      </w:pPr>
+      <w:r>
+        <w:rPr>
+          <w:sz w:val="15"/>
+        </w:rPr>
+        <w:t>[Refrão]</w:t>
+      </w:r>
+    </w:p>
+    <w:p>
+      <w:pPr>
+        <w:keepLines/>
+        <w:spacing w:after="0" w:line="240" w:lineRule="auto"/>
+        <w:rPr>
+          <w:rFonts w:hint="eastAsia"/>
+        </w:rPr>
+      </w:pPr>
+    </w:p>
+    <w:p>
+      <w:pPr>
+        <w:keepNext/>
+        <w:keepLines/>
+        <w:spacing w:after="0" w:line="240" w:lineRule="auto"/>
+        <w:rPr>
+          <w:rFonts w:hint="eastAsia"/>
+        </w:rPr>
+      </w:pPr>
+      <w:r>
+        <w:rPr>
+          <w:sz w:val="15"/>
+        </w:rPr>
+        <w:t xml:space="preserve">    </w:t>
+      </w:r>
+      <w:r>
+        <w:rPr>
+          <w:sz w:val="15"/>
+        </w:rPr>
+        <w:t>B</w:t>
+      </w:r>
+      <w:r>
+        <w:rPr>
+          <w:sz w:val="15"/>
+        </w:rPr>
+        <w:t xml:space="preserve">  </w:t>
+      </w:r>
+      <w:r>
+        <w:rPr>
+          <w:sz w:val="15"/>
+        </w:rPr>
+        <w:t>B/D#</w:t>
+      </w:r>
+      <w:r>
+        <w:rPr>
+          <w:sz w:val="15"/>
+        </w:rPr>
+        <w:t xml:space="preserve">  </w:t>
+      </w:r>
+      <w:r>
+        <w:rPr>
+          <w:sz w:val="15"/>
+        </w:rPr>
+        <w:t>E</w:t>
+      </w:r>
+      <w:r>
+        <w:rPr>
+          <w:sz w:val="15"/>
+        </w:rPr>
+        <w:t xml:space="preserve">  </w:t>
+      </w:r>
+      <w:r>
+        <w:rPr>
+          <w:sz w:val="15"/>
+        </w:rPr>
+        <w:t>B/D#</w:t>
+      </w:r>
+      <w:r>
+        <w:rPr>
+          <w:sz w:val="15"/>
+        </w:rPr>
+        <w:t xml:space="preserve">  </w:t>
+      </w:r>
+      <w:r>
+        <w:rPr>
+          <w:sz w:val="15"/>
+        </w:rPr>
+        <w:t>C#m7</w:t>
+      </w:r>
+      <w:r>
+        <w:rPr>
+          <w:sz w:val="15"/>
+        </w:rPr>
+        <w:t xml:space="preserve">  </w:t>
+      </w:r>
+      <w:r>
+        <w:rPr>
+          <w:sz w:val="15"/>
+        </w:rPr>
+        <w:t>C#m7/B</w:t>
+      </w:r>
+    </w:p>
+    <w:p>
+      <w:pPr>
+        <w:keepLines/>
+        <w:spacing w:after="0" w:line="240" w:lineRule="auto"/>
+        <w:rPr>
+          <w:rFonts w:hint="eastAsia"/>
+        </w:rPr>
+      </w:pPr>
+      <w:r>
+        <w:rPr>
+          <w:sz w:val="15"/>
+        </w:rPr>
+        <w:t>Kyrie      ele______ison</w:t>
+      </w:r>
+    </w:p>
+    <w:p>
+      <w:pPr>
+        <w:keepNext/>
+        <w:keepLines/>
+        <w:spacing w:after="0" w:line="240" w:lineRule="auto"/>
+        <w:rPr>
+          <w:rFonts w:hint="eastAsia"/>
+        </w:rPr>
+      </w:pPr>
+      <w:r>
+        <w:rPr>
+          <w:sz w:val="15"/>
+        </w:rPr>
+        <w:t xml:space="preserve">  </w:t>
+      </w:r>
+      <w:r>
+        <w:rPr>
+          <w:sz w:val="15"/>
+        </w:rPr>
+        <w:t>A</w:t>
+      </w:r>
+      <w:r>
+        <w:rPr>
+          <w:sz w:val="15"/>
+        </w:rPr>
+        <w:t xml:space="preserve">#m11  </w:t>
+      </w:r>
+      <w:r>
+        <w:rPr>
+          <w:sz w:val="15"/>
+        </w:rPr>
+        <w:t>D#7</w:t>
+      </w:r>
+      <w:r>
+        <w:rPr>
+          <w:sz w:val="15"/>
+        </w:rPr>
+        <w:t xml:space="preserve">  </w:t>
+      </w:r>
+      <w:r>
+        <w:rPr>
+          <w:sz w:val="15"/>
+        </w:rPr>
+        <w:t>G#m7</w:t>
+      </w:r>
+    </w:p>
+    <w:p>
+      <w:pPr>
+        <w:keepLines/>
+        <w:spacing w:after="0" w:line="240" w:lineRule="auto"/>
+        <w:rPr>
+          <w:rFonts w:hint="eastAsia"/>
+        </w:rPr>
+      </w:pPr>
+      <w:r>
+        <w:rPr>
+          <w:sz w:val="15"/>
+        </w:rPr>
+        <w:t>Ele_________ison</w:t>
+      </w:r>
+    </w:p>
+    <w:p>
+      <w:pPr>
+        <w:keepNext/>
+        <w:keepLines/>
+        <w:spacing w:after="0" w:line="240" w:lineRule="auto"/>
+        <w:rPr>
+          <w:rFonts w:hint="eastAsia"/>
+        </w:rPr>
+      </w:pPr>
+      <w:r>
+        <w:rPr>
+          <w:sz w:val="15"/>
+        </w:rPr>
+        <w:t xml:space="preserve">  </w:t>
+      </w:r>
+      <w:r>
+        <w:rPr>
+          <w:sz w:val="15"/>
+        </w:rPr>
+        <w:t>C#4</w:t>
+      </w:r>
+      <w:r>
+        <w:rPr>
+          <w:sz w:val="15"/>
+        </w:rPr>
+        <w:t xml:space="preserve">  </w:t>
+      </w:r>
+      <w:r>
+        <w:rPr>
+          <w:sz w:val="15"/>
+        </w:rPr>
+        <w:t>C#7</w:t>
+      </w:r>
+      <w:r>
+        <w:rPr>
+          <w:sz w:val="15"/>
+        </w:rPr>
+        <w:t xml:space="preserve">  </w:t>
+      </w:r>
+      <w:r>
+        <w:rPr>
+          <w:sz w:val="15"/>
+        </w:rPr>
+        <w:t>F#</w:t>
+      </w:r>
+      <w:r>
+        <w:rPr>
+          <w:sz w:val="15"/>
+        </w:rPr>
+        <w:t xml:space="preserve">  </w:t>
+      </w:r>
+      <w:r>
+        <w:rPr>
+          <w:sz w:val="15"/>
+        </w:rPr>
+        <w:t>E/F#</w:t>
+      </w:r>
+      <w:r>
+        <w:rPr>
+          <w:sz w:val="15"/>
+        </w:rPr>
+        <w:t xml:space="preserve">  </w:t>
+      </w:r>
+      <w:r>
+        <w:rPr>
+          <w:sz w:val="15"/>
+        </w:rPr>
+        <w:t>F#</w:t>
+      </w:r>
+      <w:r>
+        <w:rPr>
+          <w:sz w:val="15"/>
+        </w:rPr>
+        <w:t xml:space="preserve">  </w:t>
+      </w:r>
+      <w:r>
+        <w:rPr>
+          <w:sz w:val="15"/>
+        </w:rPr>
+        <w:t>E/F#</w:t>
+      </w:r>
+    </w:p>
+    <w:p>
+      <w:pPr>
+        <w:keepLines/>
+        <w:spacing w:after="0" w:line="240" w:lineRule="auto"/>
+        <w:rPr>
+          <w:rFonts w:hint="eastAsia"/>
+        </w:rPr>
+      </w:pPr>
+      <w:r>
+        <w:rPr>
+          <w:sz w:val="15"/>
+        </w:rPr>
+        <w:t>Ele_______ison</w:t>
+      </w:r>
+    </w:p>
+    <w:p>
+      <w:pPr>
+        <w:keepLines/>
+        <w:spacing w:after="0" w:line="240" w:lineRule="auto"/>
+        <w:rPr>
+          <w:rFonts w:hint="eastAsia"/>
+        </w:rPr>
+      </w:pPr>
+    </w:p>
+    <w:p>
+      <w:pPr>
+        <w:keepNext/>
+        <w:keepLines/>
+        <w:spacing w:after="0" w:line="240" w:lineRule="auto"/>
+        <w:rPr>
+          <w:rFonts w:hint="eastAsia"/>
+        </w:rPr>
+      </w:pPr>
+      <w:r>
+        <w:rPr>
+          <w:sz w:val="15"/>
+        </w:rPr>
+        <w:t xml:space="preserve">    </w:t>
+      </w:r>
+      <w:r>
+        <w:rPr>
+          <w:sz w:val="15"/>
+        </w:rPr>
+        <w:t>B</w:t>
+      </w:r>
+      <w:r>
+        <w:rPr>
+          <w:sz w:val="15"/>
+        </w:rPr>
+        <w:t xml:space="preserve">  </w:t>
+      </w:r>
+      <w:r>
+        <w:rPr>
+          <w:sz w:val="15"/>
+        </w:rPr>
+        <w:t>B/D#</w:t>
+      </w:r>
+      <w:r>
+        <w:rPr>
+          <w:sz w:val="15"/>
+        </w:rPr>
+        <w:t xml:space="preserve">  </w:t>
+      </w:r>
+      <w:r>
+        <w:rPr>
+          <w:sz w:val="15"/>
+        </w:rPr>
+        <w:t>E</w:t>
+      </w:r>
+      <w:r>
+        <w:rPr>
+          <w:sz w:val="15"/>
+        </w:rPr>
+        <w:t xml:space="preserve">  </w:t>
+      </w:r>
+      <w:r>
+        <w:rPr>
+          <w:sz w:val="15"/>
+        </w:rPr>
+        <w:t>B/D#</w:t>
+      </w:r>
+      <w:r>
+        <w:rPr>
+          <w:sz w:val="15"/>
+        </w:rPr>
+        <w:t xml:space="preserve">  </w:t>
+      </w:r>
+      <w:r>
+        <w:rPr>
+          <w:sz w:val="15"/>
+        </w:rPr>
+        <w:t>C#m7</w:t>
+      </w:r>
+      <w:r>
+        <w:rPr>
+          <w:sz w:val="15"/>
+        </w:rPr>
+        <w:t xml:space="preserve">  </w:t>
+      </w:r>
+      <w:r>
+        <w:rPr>
+          <w:sz w:val="15"/>
+        </w:rPr>
+        <w:t>C#m7/B</w:t>
+      </w:r>
+    </w:p>
+    <w:p>
+      <w:pPr>
+        <w:keepLines/>
+        <w:spacing w:after="0" w:line="240" w:lineRule="auto"/>
+        <w:rPr>
+          <w:rFonts w:hint="eastAsia"/>
+        </w:rPr>
+      </w:pPr>
+      <w:r>
+        <w:rPr>
+          <w:sz w:val="15"/>
+        </w:rPr>
+        <w:t>Kyrie      ele______ison</w:t>
+      </w:r>
+    </w:p>
+    <w:p>
+      <w:pPr>
+        <w:keepNext/>
+        <w:keepLines/>
+        <w:spacing w:after="0" w:line="240" w:lineRule="auto"/>
+        <w:rPr>
+          <w:rFonts w:hint="eastAsia"/>
+        </w:rPr>
+      </w:pPr>
+      <w:r>
+        <w:rPr>
+          <w:sz w:val="15"/>
+        </w:rPr>
+        <w:t xml:space="preserve">  </w:t>
+      </w:r>
+      <w:r>
+        <w:rPr>
+          <w:sz w:val="15"/>
+        </w:rPr>
+        <w:t>A</w:t>
+      </w:r>
+      <w:r>
+        <w:rPr>
+          <w:sz w:val="15"/>
+        </w:rPr>
+        <w:t xml:space="preserve">#m11  </w:t>
+      </w:r>
+      <w:r>
+        <w:rPr>
+          <w:sz w:val="15"/>
+        </w:rPr>
+        <w:t>D#7</w:t>
+      </w:r>
+      <w:r>
+        <w:rPr>
+          <w:sz w:val="15"/>
+        </w:rPr>
+        <w:t xml:space="preserve">  </w:t>
+      </w:r>
+      <w:r>
+        <w:rPr>
+          <w:sz w:val="15"/>
+        </w:rPr>
+        <w:t>G#m7</w:t>
+      </w:r>
+    </w:p>
+    <w:p>
+      <w:pPr>
+        <w:keepLines/>
+        <w:spacing w:after="0" w:line="240" w:lineRule="auto"/>
+        <w:rPr>
+          <w:rFonts w:hint="eastAsia"/>
+        </w:rPr>
+      </w:pPr>
+      <w:r>
+        <w:rPr>
+          <w:sz w:val="15"/>
+        </w:rPr>
+        <w:t>Ele_________ison</w:t>
+      </w:r>
+    </w:p>
+    <w:p>
+      <w:pPr>
+        <w:keepNext/>
+        <w:keepLines/>
+        <w:spacing w:after="0" w:line="240" w:lineRule="auto"/>
+        <w:rPr>
+          <w:rFonts w:hint="eastAsia"/>
+        </w:rPr>
+      </w:pPr>
+      <w:r>
+        <w:rPr>
+          <w:sz w:val="15"/>
+        </w:rPr>
+        <w:t xml:space="preserve">  </w:t>
+      </w:r>
+      <w:r>
+        <w:rPr>
+          <w:sz w:val="15"/>
+        </w:rPr>
+        <w:t>C#4</w:t>
+      </w:r>
+      <w:r>
+        <w:rPr>
+          <w:sz w:val="15"/>
+        </w:rPr>
+        <w:t xml:space="preserve">  </w:t>
+      </w:r>
+      <w:r>
+        <w:rPr>
+          <w:sz w:val="15"/>
+        </w:rPr>
+        <w:t>C#7</w:t>
+      </w:r>
+      <w:r>
+        <w:rPr>
+          <w:sz w:val="15"/>
+        </w:rPr>
+        <w:t xml:space="preserve">  </w:t>
+      </w:r>
+      <w:r>
+        <w:rPr>
+          <w:sz w:val="15"/>
+        </w:rPr>
+        <w:t>F#</w:t>
+      </w:r>
+    </w:p>
+    <w:p>
+      <w:pPr>
+        <w:keepLines/>
+        <w:spacing w:after="0" w:line="240" w:lineRule="auto"/>
+        <w:rPr>
+          <w:rFonts w:hint="eastAsia"/>
+        </w:rPr>
+      </w:pPr>
+      <w:r>
+        <w:rPr>
+          <w:sz w:val="15"/>
+        </w:rPr>
+        <w:t>Ele_______ison</w:t>
+      </w:r>
+    </w:p>
+    <w:p>
+      <w:pPr>
+        <w:keepLines/>
+        <w:spacing w:after="0" w:line="240" w:lineRule="auto"/>
+        <w:rPr>
+          <w:rFonts w:hint="eastAsia"/>
+        </w:rPr>
+      </w:pPr>
+    </w:p>
+    <w:p>
+      <w:pPr>
+        <w:keepNext/>
+        <w:keepLines/>
+        <w:spacing w:after="0" w:line="240" w:lineRule="auto"/>
+        <w:rPr>
+          <w:rFonts w:hint="eastAsia"/>
+        </w:rPr>
+      </w:pPr>
+      <w:r>
+        <w:rPr>
+          <w:sz w:val="15"/>
+        </w:rPr>
+        <w:t xml:space="preserve">[Final] </w:t>
+      </w:r>
+      <w:r>
+        <w:rPr>
+          <w:sz w:val="15"/>
+        </w:rPr>
+        <w:t>E/F#</w:t>
+      </w:r>
+      <w:r>
+        <w:rPr>
+          <w:sz w:val="15"/>
+        </w:rPr>
+        <w:t xml:space="preserve">  </w:t>
+      </w:r>
+      <w:r>
+        <w:rPr>
+          <w:sz w:val="15"/>
+        </w:rPr>
+        <w:t>F#</w:t>
+      </w:r>
+      <w:r>
+        <w:rPr>
+          <w:sz w:val="15"/>
+        </w:rPr>
+        <w:t xml:space="preserve">  A7M</w:t>
       </w:r>
     </w:p>
     <w:p>
@@ -1428,14 +2474,6 @@
     </w:p>
     <w:p>
       <w:pPr>
-        <w:spacing w:before="6717"/>
-        <w:rPr>
-          <w:rFonts w:hint="eastAsia"/>
-        </w:rPr>
-      </w:pPr>
-    </w:p>
-    <w:p>
-      <w:pPr>
         <w:spacing w:after="0"/>
         <w:rPr>
           <w:rFonts w:hint="eastAsia"/>
@@ -1451,15 +2489,17 @@
         <w:tblLook w:val="04A0" w:firstRow="1" w:lastRow="0" w:firstColumn="1" w:lastColumn="0" w:noHBand="0" w:noVBand="1"/>
       </w:tblPr>
       <w:tblGrid>
-        <w:gridCol w:w="2861"/>
-        <w:gridCol w:w="2861"/>
-        <w:gridCol w:w="2861"/>
-        <w:gridCol w:w="2861"/>
+        <w:gridCol w:w="1908"/>
+        <w:gridCol w:w="1908"/>
+        <w:gridCol w:w="1908"/>
+        <w:gridCol w:w="1908"/>
+        <w:gridCol w:w="1908"/>
+        <w:gridCol w:w="1908"/>
       </w:tblGrid>
       <w:tr>
         <w:tc>
           <w:tcPr>
-            <w:tcW w:w="2861" w:type="dxa"/>
+            <w:tcW w:w="1908" w:type="dxa"/>
           </w:tcPr>
           <w:p>
             <w:pPr>
@@ -1473,8 +2513,8 @@
                 <w:noProof/>
               </w:rPr>
               <w:drawing>
-                <wp:inline distT="0" distB="0" distL="0" distR="0" wp14:anchorId="7B37B90B" wp14:editId="23C2C805">
-                  <wp:extent cx="621792" cy="829056"/>
+                <wp:inline distT="0" distB="0" distL="0" distR="0" wp14:anchorId="6F0C2E86" wp14:editId="4161CB8E">
+                  <wp:extent cx="530352" cy="707136"/>
                   <wp:effectExtent l="0" t="0" r="0" b="0"/>
                   <wp:docPr id="1" name="Picture 1"/>
                   <wp:cNvGraphicFramePr>
@@ -1484,7 +2524,7 @@
                     <a:graphicData uri="http://schemas.openxmlformats.org/drawingml/2006/picture">
                       <pic:pic xmlns:pic="http://schemas.openxmlformats.org/drawingml/2006/picture">
                         <pic:nvPicPr>
-                          <pic:cNvPr id="0" name="C.png"/>
+                          <pic:cNvPr id="0" name="A.png"/>
                           <pic:cNvPicPr/>
                         </pic:nvPicPr>
                         <pic:blipFill>
@@ -1496,7 +2536,7 @@
                         <pic:spPr>
                           <a:xfrm>
                             <a:off x="0" y="0"/>
-                            <a:ext cx="621792" cy="829056"/>
+                            <a:ext cx="530352" cy="707136"/>
                           </a:xfrm>
                           <a:prstGeom prst="rect">
                             <a:avLst/>
@@ -1512,7 +2552,7 @@
         </w:tc>
         <w:tc>
           <w:tcPr>
-            <w:tcW w:w="2861" w:type="dxa"/>
+            <w:tcW w:w="1908" w:type="dxa"/>
           </w:tcPr>
           <w:p>
             <w:pPr>
@@ -1526,8 +2566,8 @@
                 <w:noProof/>
               </w:rPr>
               <w:drawing>
-                <wp:inline distT="0" distB="0" distL="0" distR="0" wp14:anchorId="02802663" wp14:editId="094D4AC8">
-                  <wp:extent cx="621792" cy="829056"/>
+                <wp:inline distT="0" distB="0" distL="0" distR="0" wp14:anchorId="5FCAF09C" wp14:editId="077D6B57">
+                  <wp:extent cx="530352" cy="707136"/>
                   <wp:effectExtent l="0" t="0" r="0" b="0"/>
                   <wp:docPr id="2" name="Picture 2"/>
                   <wp:cNvGraphicFramePr>
@@ -1537,7 +2577,7 @@
                     <a:graphicData uri="http://schemas.openxmlformats.org/drawingml/2006/picture">
                       <pic:pic xmlns:pic="http://schemas.openxmlformats.org/drawingml/2006/picture">
                         <pic:nvPicPr>
-                          <pic:cNvPr id="0" name="D.png"/>
+                          <pic:cNvPr id="0" name="A_B.png"/>
                           <pic:cNvPicPr/>
                         </pic:nvPicPr>
                         <pic:blipFill>
@@ -1549,7 +2589,7 @@
                         <pic:spPr>
                           <a:xfrm>
                             <a:off x="0" y="0"/>
-                            <a:ext cx="621792" cy="829056"/>
+                            <a:ext cx="530352" cy="707136"/>
                           </a:xfrm>
                           <a:prstGeom prst="rect">
                             <a:avLst/>
@@ -1565,7 +2605,7 @@
         </w:tc>
         <w:tc>
           <w:tcPr>
-            <w:tcW w:w="2861" w:type="dxa"/>
+            <w:tcW w:w="1908" w:type="dxa"/>
           </w:tcPr>
           <w:p>
             <w:pPr>
@@ -1579,8 +2619,8 @@
                 <w:noProof/>
               </w:rPr>
               <w:drawing>
-                <wp:inline distT="0" distB="0" distL="0" distR="0" wp14:anchorId="753A9194" wp14:editId="62EFD111">
-                  <wp:extent cx="621792" cy="829056"/>
+                <wp:inline distT="0" distB="0" distL="0" distR="0" wp14:anchorId="718B93D6" wp14:editId="12B37188">
+                  <wp:extent cx="530352" cy="707136"/>
                   <wp:effectExtent l="0" t="0" r="0" b="0"/>
                   <wp:docPr id="3" name="Picture 3"/>
                   <wp:cNvGraphicFramePr>
@@ -1590,7 +2630,7 @@
                     <a:graphicData uri="http://schemas.openxmlformats.org/drawingml/2006/picture">
                       <pic:pic xmlns:pic="http://schemas.openxmlformats.org/drawingml/2006/picture">
                         <pic:nvPicPr>
-                          <pic:cNvPr id="0" name="Em.png"/>
+                          <pic:cNvPr id="0" name="A_Csharp.png"/>
                           <pic:cNvPicPr/>
                         </pic:nvPicPr>
                         <pic:blipFill>
@@ -1602,7 +2642,7 @@
                         <pic:spPr>
                           <a:xfrm>
                             <a:off x="0" y="0"/>
-                            <a:ext cx="621792" cy="829056"/>
+                            <a:ext cx="530352" cy="707136"/>
                           </a:xfrm>
                           <a:prstGeom prst="rect">
                             <a:avLst/>
@@ -1618,7 +2658,7 @@
         </w:tc>
         <w:tc>
           <w:tcPr>
-            <w:tcW w:w="2861" w:type="dxa"/>
+            <w:tcW w:w="1908" w:type="dxa"/>
           </w:tcPr>
           <w:p>
             <w:pPr>
@@ -1632,8 +2672,8 @@
                 <w:noProof/>
               </w:rPr>
               <w:drawing>
-                <wp:inline distT="0" distB="0" distL="0" distR="0" wp14:anchorId="253462E7" wp14:editId="65C2F6B5">
-                  <wp:extent cx="621792" cy="829056"/>
+                <wp:inline distT="0" distB="0" distL="0" distR="0" wp14:anchorId="09171A65" wp14:editId="565C39B4">
+                  <wp:extent cx="530352" cy="707136"/>
                   <wp:effectExtent l="0" t="0" r="0" b="0"/>
                   <wp:docPr id="4" name="Picture 4"/>
                   <wp:cNvGraphicFramePr>
@@ -1643,7 +2683,7 @@
                     <a:graphicData uri="http://schemas.openxmlformats.org/drawingml/2006/picture">
                       <pic:pic xmlns:pic="http://schemas.openxmlformats.org/drawingml/2006/picture">
                         <pic:nvPicPr>
-                          <pic:cNvPr id="0" name="G.png"/>
+                          <pic:cNvPr id="0" name="A9.png"/>
                           <pic:cNvPicPr/>
                         </pic:nvPicPr>
                         <pic:blipFill>
@@ -1655,7 +2695,7 @@
                         <pic:spPr>
                           <a:xfrm>
                             <a:off x="0" y="0"/>
-                            <a:ext cx="621792" cy="829056"/>
+                            <a:ext cx="530352" cy="707136"/>
                           </a:xfrm>
                           <a:prstGeom prst="rect">
                             <a:avLst/>
@@ -1667,6 +2707,1352 @@
                 </wp:inline>
               </w:drawing>
             </w:r>
+          </w:p>
+        </w:tc>
+        <w:tc>
+          <w:tcPr>
+            <w:tcW w:w="1908" w:type="dxa"/>
+          </w:tcPr>
+          <w:p>
+            <w:pPr>
+              <w:jc w:val="center"/>
+              <w:rPr>
+                <w:rFonts w:hint="eastAsia"/>
+              </w:rPr>
+            </w:pPr>
+            <w:r>
+              <w:rPr>
+                <w:noProof/>
+              </w:rPr>
+              <w:drawing>
+                <wp:inline distT="0" distB="0" distL="0" distR="0" wp14:anchorId="2B1EA441" wp14:editId="519020BD">
+                  <wp:extent cx="530352" cy="707136"/>
+                  <wp:effectExtent l="0" t="0" r="0" b="0"/>
+                  <wp:docPr id="5" name="Picture 5"/>
+                  <wp:cNvGraphicFramePr>
+                    <a:graphicFrameLocks xmlns:a="http://schemas.openxmlformats.org/drawingml/2006/main" noChangeAspect="1"/>
+                  </wp:cNvGraphicFramePr>
+                  <a:graphic xmlns:a="http://schemas.openxmlformats.org/drawingml/2006/main">
+                    <a:graphicData uri="http://schemas.openxmlformats.org/drawingml/2006/picture">
+                      <pic:pic xmlns:pic="http://schemas.openxmlformats.org/drawingml/2006/picture">
+                        <pic:nvPicPr>
+                          <pic:cNvPr id="0" name="B.png"/>
+                          <pic:cNvPicPr/>
+                        </pic:nvPicPr>
+                        <pic:blipFill>
+                          <a:blip r:embed="rId13"/>
+                          <a:stretch>
+                            <a:fillRect/>
+                          </a:stretch>
+                        </pic:blipFill>
+                        <pic:spPr>
+                          <a:xfrm>
+                            <a:off x="0" y="0"/>
+                            <a:ext cx="530352" cy="707136"/>
+                          </a:xfrm>
+                          <a:prstGeom prst="rect">
+                            <a:avLst/>
+                          </a:prstGeom>
+                        </pic:spPr>
+                      </pic:pic>
+                    </a:graphicData>
+                  </a:graphic>
+                </wp:inline>
+              </w:drawing>
+            </w:r>
+          </w:p>
+        </w:tc>
+        <w:tc>
+          <w:tcPr>
+            <w:tcW w:w="1908" w:type="dxa"/>
+          </w:tcPr>
+          <w:p>
+            <w:pPr>
+              <w:jc w:val="center"/>
+              <w:rPr>
+                <w:rFonts w:hint="eastAsia"/>
+              </w:rPr>
+            </w:pPr>
+            <w:r>
+              <w:rPr>
+                <w:noProof/>
+              </w:rPr>
+              <w:drawing>
+                <wp:inline distT="0" distB="0" distL="0" distR="0" wp14:anchorId="2144C54F" wp14:editId="66522896">
+                  <wp:extent cx="530352" cy="707136"/>
+                  <wp:effectExtent l="0" t="0" r="0" b="0"/>
+                  <wp:docPr id="6" name="Picture 6"/>
+                  <wp:cNvGraphicFramePr>
+                    <a:graphicFrameLocks xmlns:a="http://schemas.openxmlformats.org/drawingml/2006/main" noChangeAspect="1"/>
+                  </wp:cNvGraphicFramePr>
+                  <a:graphic xmlns:a="http://schemas.openxmlformats.org/drawingml/2006/main">
+                    <a:graphicData uri="http://schemas.openxmlformats.org/drawingml/2006/picture">
+                      <pic:pic xmlns:pic="http://schemas.openxmlformats.org/drawingml/2006/picture">
+                        <pic:nvPicPr>
+                          <pic:cNvPr id="0" name="B_Dsharp.png"/>
+                          <pic:cNvPicPr/>
+                        </pic:nvPicPr>
+                        <pic:blipFill>
+                          <a:blip r:embed="rId14"/>
+                          <a:stretch>
+                            <a:fillRect/>
+                          </a:stretch>
+                        </pic:blipFill>
+                        <pic:spPr>
+                          <a:xfrm>
+                            <a:off x="0" y="0"/>
+                            <a:ext cx="530352" cy="707136"/>
+                          </a:xfrm>
+                          <a:prstGeom prst="rect">
+                            <a:avLst/>
+                          </a:prstGeom>
+                        </pic:spPr>
+                      </pic:pic>
+                    </a:graphicData>
+                  </a:graphic>
+                </wp:inline>
+              </w:drawing>
+            </w:r>
+          </w:p>
+        </w:tc>
+      </w:tr>
+      <w:tr>
+        <w:tc>
+          <w:tcPr>
+            <w:tcW w:w="1908" w:type="dxa"/>
+          </w:tcPr>
+          <w:p>
+            <w:pPr>
+              <w:jc w:val="center"/>
+              <w:rPr>
+                <w:rFonts w:hint="eastAsia"/>
+              </w:rPr>
+            </w:pPr>
+            <w:r>
+              <w:rPr>
+                <w:noProof/>
+              </w:rPr>
+              <w:drawing>
+                <wp:inline distT="0" distB="0" distL="0" distR="0" wp14:anchorId="78EBE7DE" wp14:editId="0D2B26A3">
+                  <wp:extent cx="530352" cy="707136"/>
+                  <wp:effectExtent l="0" t="0" r="0" b="0"/>
+                  <wp:docPr id="7" name="Picture 7"/>
+                  <wp:cNvGraphicFramePr>
+                    <a:graphicFrameLocks xmlns:a="http://schemas.openxmlformats.org/drawingml/2006/main" noChangeAspect="1"/>
+                  </wp:cNvGraphicFramePr>
+                  <a:graphic xmlns:a="http://schemas.openxmlformats.org/drawingml/2006/main">
+                    <a:graphicData uri="http://schemas.openxmlformats.org/drawingml/2006/picture">
+                      <pic:pic xmlns:pic="http://schemas.openxmlformats.org/drawingml/2006/picture">
+                        <pic:nvPicPr>
+                          <pic:cNvPr id="0" name="Bm7.png"/>
+                          <pic:cNvPicPr/>
+                        </pic:nvPicPr>
+                        <pic:blipFill>
+                          <a:blip r:embed="rId15"/>
+                          <a:stretch>
+                            <a:fillRect/>
+                          </a:stretch>
+                        </pic:blipFill>
+                        <pic:spPr>
+                          <a:xfrm>
+                            <a:off x="0" y="0"/>
+                            <a:ext cx="530352" cy="707136"/>
+                          </a:xfrm>
+                          <a:prstGeom prst="rect">
+                            <a:avLst/>
+                          </a:prstGeom>
+                        </pic:spPr>
+                      </pic:pic>
+                    </a:graphicData>
+                  </a:graphic>
+                </wp:inline>
+              </w:drawing>
+            </w:r>
+          </w:p>
+        </w:tc>
+        <w:tc>
+          <w:tcPr>
+            <w:tcW w:w="1908" w:type="dxa"/>
+          </w:tcPr>
+          <w:p>
+            <w:pPr>
+              <w:jc w:val="center"/>
+              <w:rPr>
+                <w:rFonts w:hint="eastAsia"/>
+              </w:rPr>
+            </w:pPr>
+            <w:r>
+              <w:rPr>
+                <w:noProof/>
+              </w:rPr>
+              <w:drawing>
+                <wp:inline distT="0" distB="0" distL="0" distR="0" wp14:anchorId="4B75FFC6" wp14:editId="08E2307D">
+                  <wp:extent cx="530352" cy="707136"/>
+                  <wp:effectExtent l="0" t="0" r="0" b="0"/>
+                  <wp:docPr id="8" name="Picture 8"/>
+                  <wp:cNvGraphicFramePr>
+                    <a:graphicFrameLocks xmlns:a="http://schemas.openxmlformats.org/drawingml/2006/main" noChangeAspect="1"/>
+                  </wp:cNvGraphicFramePr>
+                  <a:graphic xmlns:a="http://schemas.openxmlformats.org/drawingml/2006/main">
+                    <a:graphicData uri="http://schemas.openxmlformats.org/drawingml/2006/picture">
+                      <pic:pic xmlns:pic="http://schemas.openxmlformats.org/drawingml/2006/picture">
+                        <pic:nvPicPr>
+                          <pic:cNvPr id="0" name="Bm7_A.png"/>
+                          <pic:cNvPicPr/>
+                        </pic:nvPicPr>
+                        <pic:blipFill>
+                          <a:blip r:embed="rId16"/>
+                          <a:stretch>
+                            <a:fillRect/>
+                          </a:stretch>
+                        </pic:blipFill>
+                        <pic:spPr>
+                          <a:xfrm>
+                            <a:off x="0" y="0"/>
+                            <a:ext cx="530352" cy="707136"/>
+                          </a:xfrm>
+                          <a:prstGeom prst="rect">
+                            <a:avLst/>
+                          </a:prstGeom>
+                        </pic:spPr>
+                      </pic:pic>
+                    </a:graphicData>
+                  </a:graphic>
+                </wp:inline>
+              </w:drawing>
+            </w:r>
+          </w:p>
+        </w:tc>
+        <w:tc>
+          <w:tcPr>
+            <w:tcW w:w="1908" w:type="dxa"/>
+          </w:tcPr>
+          <w:p>
+            <w:pPr>
+              <w:jc w:val="center"/>
+              <w:rPr>
+                <w:rFonts w:hint="eastAsia"/>
+              </w:rPr>
+            </w:pPr>
+            <w:r>
+              <w:rPr>
+                <w:noProof/>
+              </w:rPr>
+              <w:drawing>
+                <wp:inline distT="0" distB="0" distL="0" distR="0" wp14:anchorId="686AF1EA" wp14:editId="69CF9B49">
+                  <wp:extent cx="530352" cy="707136"/>
+                  <wp:effectExtent l="0" t="0" r="0" b="0"/>
+                  <wp:docPr id="9" name="Picture 9"/>
+                  <wp:cNvGraphicFramePr>
+                    <a:graphicFrameLocks xmlns:a="http://schemas.openxmlformats.org/drawingml/2006/main" noChangeAspect="1"/>
+                  </wp:cNvGraphicFramePr>
+                  <a:graphic xmlns:a="http://schemas.openxmlformats.org/drawingml/2006/main">
+                    <a:graphicData uri="http://schemas.openxmlformats.org/drawingml/2006/picture">
+                      <pic:pic xmlns:pic="http://schemas.openxmlformats.org/drawingml/2006/picture">
+                        <pic:nvPicPr>
+                          <pic:cNvPr id="0" name="Csharp4.png"/>
+                          <pic:cNvPicPr/>
+                        </pic:nvPicPr>
+                        <pic:blipFill>
+                          <a:blip r:embed="rId17"/>
+                          <a:stretch>
+                            <a:fillRect/>
+                          </a:stretch>
+                        </pic:blipFill>
+                        <pic:spPr>
+                          <a:xfrm>
+                            <a:off x="0" y="0"/>
+                            <a:ext cx="530352" cy="707136"/>
+                          </a:xfrm>
+                          <a:prstGeom prst="rect">
+                            <a:avLst/>
+                          </a:prstGeom>
+                        </pic:spPr>
+                      </pic:pic>
+                    </a:graphicData>
+                  </a:graphic>
+                </wp:inline>
+              </w:drawing>
+            </w:r>
+          </w:p>
+        </w:tc>
+        <w:tc>
+          <w:tcPr>
+            <w:tcW w:w="1908" w:type="dxa"/>
+          </w:tcPr>
+          <w:p>
+            <w:pPr>
+              <w:jc w:val="center"/>
+              <w:rPr>
+                <w:rFonts w:hint="eastAsia"/>
+              </w:rPr>
+            </w:pPr>
+            <w:r>
+              <w:rPr>
+                <w:noProof/>
+              </w:rPr>
+              <w:drawing>
+                <wp:inline distT="0" distB="0" distL="0" distR="0" wp14:anchorId="5C853455" wp14:editId="7D358188">
+                  <wp:extent cx="530352" cy="707136"/>
+                  <wp:effectExtent l="0" t="0" r="0" b="0"/>
+                  <wp:docPr id="10" name="Picture 10"/>
+                  <wp:cNvGraphicFramePr>
+                    <a:graphicFrameLocks xmlns:a="http://schemas.openxmlformats.org/drawingml/2006/main" noChangeAspect="1"/>
+                  </wp:cNvGraphicFramePr>
+                  <a:graphic xmlns:a="http://schemas.openxmlformats.org/drawingml/2006/main">
+                    <a:graphicData uri="http://schemas.openxmlformats.org/drawingml/2006/picture">
+                      <pic:pic xmlns:pic="http://schemas.openxmlformats.org/drawingml/2006/picture">
+                        <pic:nvPicPr>
+                          <pic:cNvPr id="0" name="Csharp7.png"/>
+                          <pic:cNvPicPr/>
+                        </pic:nvPicPr>
+                        <pic:blipFill>
+                          <a:blip r:embed="rId18"/>
+                          <a:stretch>
+                            <a:fillRect/>
+                          </a:stretch>
+                        </pic:blipFill>
+                        <pic:spPr>
+                          <a:xfrm>
+                            <a:off x="0" y="0"/>
+                            <a:ext cx="530352" cy="707136"/>
+                          </a:xfrm>
+                          <a:prstGeom prst="rect">
+                            <a:avLst/>
+                          </a:prstGeom>
+                        </pic:spPr>
+                      </pic:pic>
+                    </a:graphicData>
+                  </a:graphic>
+                </wp:inline>
+              </w:drawing>
+            </w:r>
+          </w:p>
+        </w:tc>
+        <w:tc>
+          <w:tcPr>
+            <w:tcW w:w="1908" w:type="dxa"/>
+          </w:tcPr>
+          <w:p>
+            <w:pPr>
+              <w:jc w:val="center"/>
+              <w:rPr>
+                <w:rFonts w:hint="eastAsia"/>
+              </w:rPr>
+            </w:pPr>
+            <w:r>
+              <w:rPr>
+                <w:noProof/>
+              </w:rPr>
+              <w:drawing>
+                <wp:inline distT="0" distB="0" distL="0" distR="0" wp14:anchorId="08B74AC0" wp14:editId="7ABB6377">
+                  <wp:extent cx="530352" cy="707136"/>
+                  <wp:effectExtent l="0" t="0" r="0" b="0"/>
+                  <wp:docPr id="11" name="Picture 11"/>
+                  <wp:cNvGraphicFramePr>
+                    <a:graphicFrameLocks xmlns:a="http://schemas.openxmlformats.org/drawingml/2006/main" noChangeAspect="1"/>
+                  </wp:cNvGraphicFramePr>
+                  <a:graphic xmlns:a="http://schemas.openxmlformats.org/drawingml/2006/main">
+                    <a:graphicData uri="http://schemas.openxmlformats.org/drawingml/2006/picture">
+                      <pic:pic xmlns:pic="http://schemas.openxmlformats.org/drawingml/2006/picture">
+                        <pic:nvPicPr>
+                          <pic:cNvPr id="0" name="Csharpm7.png"/>
+                          <pic:cNvPicPr/>
+                        </pic:nvPicPr>
+                        <pic:blipFill>
+                          <a:blip r:embed="rId19"/>
+                          <a:stretch>
+                            <a:fillRect/>
+                          </a:stretch>
+                        </pic:blipFill>
+                        <pic:spPr>
+                          <a:xfrm>
+                            <a:off x="0" y="0"/>
+                            <a:ext cx="530352" cy="707136"/>
+                          </a:xfrm>
+                          <a:prstGeom prst="rect">
+                            <a:avLst/>
+                          </a:prstGeom>
+                        </pic:spPr>
+                      </pic:pic>
+                    </a:graphicData>
+                  </a:graphic>
+                </wp:inline>
+              </w:drawing>
+            </w:r>
+          </w:p>
+        </w:tc>
+        <w:tc>
+          <w:tcPr>
+            <w:tcW w:w="1908" w:type="dxa"/>
+          </w:tcPr>
+          <w:p>
+            <w:pPr>
+              <w:jc w:val="center"/>
+              <w:rPr>
+                <w:rFonts w:hint="eastAsia"/>
+              </w:rPr>
+            </w:pPr>
+            <w:r>
+              <w:rPr>
+                <w:noProof/>
+              </w:rPr>
+              <w:drawing>
+                <wp:inline distT="0" distB="0" distL="0" distR="0" wp14:anchorId="01E3C385" wp14:editId="19D07F63">
+                  <wp:extent cx="530352" cy="707136"/>
+                  <wp:effectExtent l="0" t="0" r="0" b="0"/>
+                  <wp:docPr id="12" name="Picture 12"/>
+                  <wp:cNvGraphicFramePr>
+                    <a:graphicFrameLocks xmlns:a="http://schemas.openxmlformats.org/drawingml/2006/main" noChangeAspect="1"/>
+                  </wp:cNvGraphicFramePr>
+                  <a:graphic xmlns:a="http://schemas.openxmlformats.org/drawingml/2006/main">
+                    <a:graphicData uri="http://schemas.openxmlformats.org/drawingml/2006/picture">
+                      <pic:pic xmlns:pic="http://schemas.openxmlformats.org/drawingml/2006/picture">
+                        <pic:nvPicPr>
+                          <pic:cNvPr id="0" name="Csharpm7_B.png"/>
+                          <pic:cNvPicPr/>
+                        </pic:nvPicPr>
+                        <pic:blipFill>
+                          <a:blip r:embed="rId20"/>
+                          <a:stretch>
+                            <a:fillRect/>
+                          </a:stretch>
+                        </pic:blipFill>
+                        <pic:spPr>
+                          <a:xfrm>
+                            <a:off x="0" y="0"/>
+                            <a:ext cx="530352" cy="707136"/>
+                          </a:xfrm>
+                          <a:prstGeom prst="rect">
+                            <a:avLst/>
+                          </a:prstGeom>
+                        </pic:spPr>
+                      </pic:pic>
+                    </a:graphicData>
+                  </a:graphic>
+                </wp:inline>
+              </w:drawing>
+            </w:r>
+          </w:p>
+        </w:tc>
+      </w:tr>
+      <w:tr>
+        <w:tc>
+          <w:tcPr>
+            <w:tcW w:w="1908" w:type="dxa"/>
+          </w:tcPr>
+          <w:p>
+            <w:pPr>
+              <w:jc w:val="center"/>
+              <w:rPr>
+                <w:rFonts w:hint="eastAsia"/>
+              </w:rPr>
+            </w:pPr>
+            <w:r>
+              <w:rPr>
+                <w:noProof/>
+              </w:rPr>
+              <w:drawing>
+                <wp:inline distT="0" distB="0" distL="0" distR="0" wp14:anchorId="6EB3CA09" wp14:editId="025AC0A5">
+                  <wp:extent cx="530352" cy="707136"/>
+                  <wp:effectExtent l="0" t="0" r="0" b="0"/>
+                  <wp:docPr id="13" name="Picture 13"/>
+                  <wp:cNvGraphicFramePr>
+                    <a:graphicFrameLocks xmlns:a="http://schemas.openxmlformats.org/drawingml/2006/main" noChangeAspect="1"/>
+                  </wp:cNvGraphicFramePr>
+                  <a:graphic xmlns:a="http://schemas.openxmlformats.org/drawingml/2006/main">
+                    <a:graphicData uri="http://schemas.openxmlformats.org/drawingml/2006/picture">
+                      <pic:pic xmlns:pic="http://schemas.openxmlformats.org/drawingml/2006/picture">
+                        <pic:nvPicPr>
+                          <pic:cNvPr id="0" name="D.png"/>
+                          <pic:cNvPicPr/>
+                        </pic:nvPicPr>
+                        <pic:blipFill>
+                          <a:blip r:embed="rId21"/>
+                          <a:stretch>
+                            <a:fillRect/>
+                          </a:stretch>
+                        </pic:blipFill>
+                        <pic:spPr>
+                          <a:xfrm>
+                            <a:off x="0" y="0"/>
+                            <a:ext cx="530352" cy="707136"/>
+                          </a:xfrm>
+                          <a:prstGeom prst="rect">
+                            <a:avLst/>
+                          </a:prstGeom>
+                        </pic:spPr>
+                      </pic:pic>
+                    </a:graphicData>
+                  </a:graphic>
+                </wp:inline>
+              </w:drawing>
+            </w:r>
+          </w:p>
+        </w:tc>
+        <w:tc>
+          <w:tcPr>
+            <w:tcW w:w="1908" w:type="dxa"/>
+          </w:tcPr>
+          <w:p>
+            <w:pPr>
+              <w:jc w:val="center"/>
+              <w:rPr>
+                <w:rFonts w:hint="eastAsia"/>
+              </w:rPr>
+            </w:pPr>
+            <w:r>
+              <w:rPr>
+                <w:noProof/>
+              </w:rPr>
+              <w:drawing>
+                <wp:inline distT="0" distB="0" distL="0" distR="0" wp14:anchorId="6E9D39B4" wp14:editId="20BB9E57">
+                  <wp:extent cx="530352" cy="707136"/>
+                  <wp:effectExtent l="0" t="0" r="0" b="0"/>
+                  <wp:docPr id="14" name="Picture 14"/>
+                  <wp:cNvGraphicFramePr>
+                    <a:graphicFrameLocks xmlns:a="http://schemas.openxmlformats.org/drawingml/2006/main" noChangeAspect="1"/>
+                  </wp:cNvGraphicFramePr>
+                  <a:graphic xmlns:a="http://schemas.openxmlformats.org/drawingml/2006/main">
+                    <a:graphicData uri="http://schemas.openxmlformats.org/drawingml/2006/picture">
+                      <pic:pic xmlns:pic="http://schemas.openxmlformats.org/drawingml/2006/picture">
+                        <pic:nvPicPr>
+                          <pic:cNvPr id="0" name="Dsharp7.png"/>
+                          <pic:cNvPicPr/>
+                        </pic:nvPicPr>
+                        <pic:blipFill>
+                          <a:blip r:embed="rId22"/>
+                          <a:stretch>
+                            <a:fillRect/>
+                          </a:stretch>
+                        </pic:blipFill>
+                        <pic:spPr>
+                          <a:xfrm>
+                            <a:off x="0" y="0"/>
+                            <a:ext cx="530352" cy="707136"/>
+                          </a:xfrm>
+                          <a:prstGeom prst="rect">
+                            <a:avLst/>
+                          </a:prstGeom>
+                        </pic:spPr>
+                      </pic:pic>
+                    </a:graphicData>
+                  </a:graphic>
+                </wp:inline>
+              </w:drawing>
+            </w:r>
+          </w:p>
+        </w:tc>
+        <w:tc>
+          <w:tcPr>
+            <w:tcW w:w="1908" w:type="dxa"/>
+          </w:tcPr>
+          <w:p>
+            <w:pPr>
+              <w:jc w:val="center"/>
+              <w:rPr>
+                <w:rFonts w:hint="eastAsia"/>
+              </w:rPr>
+            </w:pPr>
+            <w:r>
+              <w:rPr>
+                <w:noProof/>
+              </w:rPr>
+              <w:drawing>
+                <wp:inline distT="0" distB="0" distL="0" distR="0" wp14:anchorId="58B62208" wp14:editId="5E44701C">
+                  <wp:extent cx="530352" cy="707136"/>
+                  <wp:effectExtent l="0" t="0" r="0" b="0"/>
+                  <wp:docPr id="15" name="Picture 15"/>
+                  <wp:cNvGraphicFramePr>
+                    <a:graphicFrameLocks xmlns:a="http://schemas.openxmlformats.org/drawingml/2006/main" noChangeAspect="1"/>
+                  </wp:cNvGraphicFramePr>
+                  <a:graphic xmlns:a="http://schemas.openxmlformats.org/drawingml/2006/main">
+                    <a:graphicData uri="http://schemas.openxmlformats.org/drawingml/2006/picture">
+                      <pic:pic xmlns:pic="http://schemas.openxmlformats.org/drawingml/2006/picture">
+                        <pic:nvPicPr>
+                          <pic:cNvPr id="0" name="D4.png"/>
+                          <pic:cNvPicPr/>
+                        </pic:nvPicPr>
+                        <pic:blipFill>
+                          <a:blip r:embed="rId23"/>
+                          <a:stretch>
+                            <a:fillRect/>
+                          </a:stretch>
+                        </pic:blipFill>
+                        <pic:spPr>
+                          <a:xfrm>
+                            <a:off x="0" y="0"/>
+                            <a:ext cx="530352" cy="707136"/>
+                          </a:xfrm>
+                          <a:prstGeom prst="rect">
+                            <a:avLst/>
+                          </a:prstGeom>
+                        </pic:spPr>
+                      </pic:pic>
+                    </a:graphicData>
+                  </a:graphic>
+                </wp:inline>
+              </w:drawing>
+            </w:r>
+          </w:p>
+        </w:tc>
+        <w:tc>
+          <w:tcPr>
+            <w:tcW w:w="1908" w:type="dxa"/>
+          </w:tcPr>
+          <w:p>
+            <w:pPr>
+              <w:jc w:val="center"/>
+              <w:rPr>
+                <w:rFonts w:hint="eastAsia"/>
+              </w:rPr>
+            </w:pPr>
+            <w:r>
+              <w:rPr>
+                <w:noProof/>
+              </w:rPr>
+              <w:drawing>
+                <wp:inline distT="0" distB="0" distL="0" distR="0" wp14:anchorId="028DCEE6" wp14:editId="1546F02D">
+                  <wp:extent cx="530352" cy="707136"/>
+                  <wp:effectExtent l="0" t="0" r="0" b="0"/>
+                  <wp:docPr id="16" name="Picture 16"/>
+                  <wp:cNvGraphicFramePr>
+                    <a:graphicFrameLocks xmlns:a="http://schemas.openxmlformats.org/drawingml/2006/main" noChangeAspect="1"/>
+                  </wp:cNvGraphicFramePr>
+                  <a:graphic xmlns:a="http://schemas.openxmlformats.org/drawingml/2006/main">
+                    <a:graphicData uri="http://schemas.openxmlformats.org/drawingml/2006/picture">
+                      <pic:pic xmlns:pic="http://schemas.openxmlformats.org/drawingml/2006/picture">
+                        <pic:nvPicPr>
+                          <pic:cNvPr id="0" name="E.png"/>
+                          <pic:cNvPicPr/>
+                        </pic:nvPicPr>
+                        <pic:blipFill>
+                          <a:blip r:embed="rId24"/>
+                          <a:stretch>
+                            <a:fillRect/>
+                          </a:stretch>
+                        </pic:blipFill>
+                        <pic:spPr>
+                          <a:xfrm>
+                            <a:off x="0" y="0"/>
+                            <a:ext cx="530352" cy="707136"/>
+                          </a:xfrm>
+                          <a:prstGeom prst="rect">
+                            <a:avLst/>
+                          </a:prstGeom>
+                        </pic:spPr>
+                      </pic:pic>
+                    </a:graphicData>
+                  </a:graphic>
+                </wp:inline>
+              </w:drawing>
+            </w:r>
+          </w:p>
+        </w:tc>
+        <w:tc>
+          <w:tcPr>
+            <w:tcW w:w="1908" w:type="dxa"/>
+          </w:tcPr>
+          <w:p>
+            <w:pPr>
+              <w:jc w:val="center"/>
+              <w:rPr>
+                <w:rFonts w:hint="eastAsia"/>
+              </w:rPr>
+            </w:pPr>
+            <w:r>
+              <w:rPr>
+                <w:noProof/>
+              </w:rPr>
+              <w:drawing>
+                <wp:inline distT="0" distB="0" distL="0" distR="0" wp14:anchorId="5D789EAD" wp14:editId="776C49C1">
+                  <wp:extent cx="530352" cy="707136"/>
+                  <wp:effectExtent l="0" t="0" r="0" b="0"/>
+                  <wp:docPr id="17" name="Picture 17"/>
+                  <wp:cNvGraphicFramePr>
+                    <a:graphicFrameLocks xmlns:a="http://schemas.openxmlformats.org/drawingml/2006/main" noChangeAspect="1"/>
+                  </wp:cNvGraphicFramePr>
+                  <a:graphic xmlns:a="http://schemas.openxmlformats.org/drawingml/2006/main">
+                    <a:graphicData uri="http://schemas.openxmlformats.org/drawingml/2006/picture">
+                      <pic:pic xmlns:pic="http://schemas.openxmlformats.org/drawingml/2006/picture">
+                        <pic:nvPicPr>
+                          <pic:cNvPr id="0" name="E_Fsharp.png"/>
+                          <pic:cNvPicPr/>
+                        </pic:nvPicPr>
+                        <pic:blipFill>
+                          <a:blip r:embed="rId25"/>
+                          <a:stretch>
+                            <a:fillRect/>
+                          </a:stretch>
+                        </pic:blipFill>
+                        <pic:spPr>
+                          <a:xfrm>
+                            <a:off x="0" y="0"/>
+                            <a:ext cx="530352" cy="707136"/>
+                          </a:xfrm>
+                          <a:prstGeom prst="rect">
+                            <a:avLst/>
+                          </a:prstGeom>
+                        </pic:spPr>
+                      </pic:pic>
+                    </a:graphicData>
+                  </a:graphic>
+                </wp:inline>
+              </w:drawing>
+            </w:r>
+          </w:p>
+        </w:tc>
+        <w:tc>
+          <w:tcPr>
+            <w:tcW w:w="1908" w:type="dxa"/>
+          </w:tcPr>
+          <w:p>
+            <w:pPr>
+              <w:jc w:val="center"/>
+              <w:rPr>
+                <w:rFonts w:hint="eastAsia"/>
+              </w:rPr>
+            </w:pPr>
+            <w:r>
+              <w:rPr>
+                <w:noProof/>
+              </w:rPr>
+              <w:drawing>
+                <wp:inline distT="0" distB="0" distL="0" distR="0" wp14:anchorId="10567B6F" wp14:editId="60CA10C9">
+                  <wp:extent cx="530352" cy="707136"/>
+                  <wp:effectExtent l="0" t="0" r="0" b="0"/>
+                  <wp:docPr id="18" name="Picture 18"/>
+                  <wp:cNvGraphicFramePr>
+                    <a:graphicFrameLocks xmlns:a="http://schemas.openxmlformats.org/drawingml/2006/main" noChangeAspect="1"/>
+                  </wp:cNvGraphicFramePr>
+                  <a:graphic xmlns:a="http://schemas.openxmlformats.org/drawingml/2006/main">
+                    <a:graphicData uri="http://schemas.openxmlformats.org/drawingml/2006/picture">
+                      <pic:pic xmlns:pic="http://schemas.openxmlformats.org/drawingml/2006/picture">
+                        <pic:nvPicPr>
+                          <pic:cNvPr id="0" name="E_Gsharp.png"/>
+                          <pic:cNvPicPr/>
+                        </pic:nvPicPr>
+                        <pic:blipFill>
+                          <a:blip r:embed="rId26"/>
+                          <a:stretch>
+                            <a:fillRect/>
+                          </a:stretch>
+                        </pic:blipFill>
+                        <pic:spPr>
+                          <a:xfrm>
+                            <a:off x="0" y="0"/>
+                            <a:ext cx="530352" cy="707136"/>
+                          </a:xfrm>
+                          <a:prstGeom prst="rect">
+                            <a:avLst/>
+                          </a:prstGeom>
+                        </pic:spPr>
+                      </pic:pic>
+                    </a:graphicData>
+                  </a:graphic>
+                </wp:inline>
+              </w:drawing>
+            </w:r>
+          </w:p>
+        </w:tc>
+      </w:tr>
+      <w:tr>
+        <w:tc>
+          <w:tcPr>
+            <w:tcW w:w="1908" w:type="dxa"/>
+          </w:tcPr>
+          <w:p>
+            <w:pPr>
+              <w:jc w:val="center"/>
+              <w:rPr>
+                <w:rFonts w:hint="eastAsia"/>
+              </w:rPr>
+            </w:pPr>
+            <w:r>
+              <w:rPr>
+                <w:noProof/>
+              </w:rPr>
+              <w:lastRenderedPageBreak/>
+              <w:drawing>
+                <wp:inline distT="0" distB="0" distL="0" distR="0" wp14:anchorId="42F2E974" wp14:editId="7BF2D955">
+                  <wp:extent cx="530352" cy="707136"/>
+                  <wp:effectExtent l="0" t="0" r="0" b="0"/>
+                  <wp:docPr id="19" name="Picture 19"/>
+                  <wp:cNvGraphicFramePr>
+                    <a:graphicFrameLocks xmlns:a="http://schemas.openxmlformats.org/drawingml/2006/main" noChangeAspect="1"/>
+                  </wp:cNvGraphicFramePr>
+                  <a:graphic xmlns:a="http://schemas.openxmlformats.org/drawingml/2006/main">
+                    <a:graphicData uri="http://schemas.openxmlformats.org/drawingml/2006/picture">
+                      <pic:pic xmlns:pic="http://schemas.openxmlformats.org/drawingml/2006/picture">
+                        <pic:nvPicPr>
+                          <pic:cNvPr id="0" name="E4.png"/>
+                          <pic:cNvPicPr/>
+                        </pic:nvPicPr>
+                        <pic:blipFill>
+                          <a:blip r:embed="rId27"/>
+                          <a:stretch>
+                            <a:fillRect/>
+                          </a:stretch>
+                        </pic:blipFill>
+                        <pic:spPr>
+                          <a:xfrm>
+                            <a:off x="0" y="0"/>
+                            <a:ext cx="530352" cy="707136"/>
+                          </a:xfrm>
+                          <a:prstGeom prst="rect">
+                            <a:avLst/>
+                          </a:prstGeom>
+                        </pic:spPr>
+                      </pic:pic>
+                    </a:graphicData>
+                  </a:graphic>
+                </wp:inline>
+              </w:drawing>
+            </w:r>
+          </w:p>
+        </w:tc>
+        <w:tc>
+          <w:tcPr>
+            <w:tcW w:w="1908" w:type="dxa"/>
+          </w:tcPr>
+          <w:p>
+            <w:pPr>
+              <w:jc w:val="center"/>
+              <w:rPr>
+                <w:rFonts w:hint="eastAsia"/>
+              </w:rPr>
+            </w:pPr>
+            <w:r>
+              <w:rPr>
+                <w:noProof/>
+              </w:rPr>
+              <w:drawing>
+                <wp:inline distT="0" distB="0" distL="0" distR="0" wp14:anchorId="2E889C0C" wp14:editId="49D7501A">
+                  <wp:extent cx="530352" cy="707136"/>
+                  <wp:effectExtent l="0" t="0" r="0" b="0"/>
+                  <wp:docPr id="20" name="Picture 20"/>
+                  <wp:cNvGraphicFramePr>
+                    <a:graphicFrameLocks xmlns:a="http://schemas.openxmlformats.org/drawingml/2006/main" noChangeAspect="1"/>
+                  </wp:cNvGraphicFramePr>
+                  <a:graphic xmlns:a="http://schemas.openxmlformats.org/drawingml/2006/main">
+                    <a:graphicData uri="http://schemas.openxmlformats.org/drawingml/2006/picture">
+                      <pic:pic xmlns:pic="http://schemas.openxmlformats.org/drawingml/2006/picture">
+                        <pic:nvPicPr>
+                          <pic:cNvPr id="0" name="E6.png"/>
+                          <pic:cNvPicPr/>
+                        </pic:nvPicPr>
+                        <pic:blipFill>
+                          <a:blip r:embed="rId28"/>
+                          <a:stretch>
+                            <a:fillRect/>
+                          </a:stretch>
+                        </pic:blipFill>
+                        <pic:spPr>
+                          <a:xfrm>
+                            <a:off x="0" y="0"/>
+                            <a:ext cx="530352" cy="707136"/>
+                          </a:xfrm>
+                          <a:prstGeom prst="rect">
+                            <a:avLst/>
+                          </a:prstGeom>
+                        </pic:spPr>
+                      </pic:pic>
+                    </a:graphicData>
+                  </a:graphic>
+                </wp:inline>
+              </w:drawing>
+            </w:r>
+          </w:p>
+        </w:tc>
+        <w:tc>
+          <w:tcPr>
+            <w:tcW w:w="1908" w:type="dxa"/>
+          </w:tcPr>
+          <w:p>
+            <w:pPr>
+              <w:jc w:val="center"/>
+              <w:rPr>
+                <w:rFonts w:hint="eastAsia"/>
+              </w:rPr>
+            </w:pPr>
+            <w:r>
+              <w:rPr>
+                <w:noProof/>
+              </w:rPr>
+              <w:drawing>
+                <wp:inline distT="0" distB="0" distL="0" distR="0" wp14:anchorId="6428C3D2" wp14:editId="0AED28FB">
+                  <wp:extent cx="530352" cy="707136"/>
+                  <wp:effectExtent l="0" t="0" r="0" b="0"/>
+                  <wp:docPr id="21" name="Picture 21"/>
+                  <wp:cNvGraphicFramePr>
+                    <a:graphicFrameLocks xmlns:a="http://schemas.openxmlformats.org/drawingml/2006/main" noChangeAspect="1"/>
+                  </wp:cNvGraphicFramePr>
+                  <a:graphic xmlns:a="http://schemas.openxmlformats.org/drawingml/2006/main">
+                    <a:graphicData uri="http://schemas.openxmlformats.org/drawingml/2006/picture">
+                      <pic:pic xmlns:pic="http://schemas.openxmlformats.org/drawingml/2006/picture">
+                        <pic:nvPicPr>
+                          <pic:cNvPr id="0" name="E7.png"/>
+                          <pic:cNvPicPr/>
+                        </pic:nvPicPr>
+                        <pic:blipFill>
+                          <a:blip r:embed="rId29"/>
+                          <a:stretch>
+                            <a:fillRect/>
+                          </a:stretch>
+                        </pic:blipFill>
+                        <pic:spPr>
+                          <a:xfrm>
+                            <a:off x="0" y="0"/>
+                            <a:ext cx="530352" cy="707136"/>
+                          </a:xfrm>
+                          <a:prstGeom prst="rect">
+                            <a:avLst/>
+                          </a:prstGeom>
+                        </pic:spPr>
+                      </pic:pic>
+                    </a:graphicData>
+                  </a:graphic>
+                </wp:inline>
+              </w:drawing>
+            </w:r>
+          </w:p>
+        </w:tc>
+        <w:tc>
+          <w:tcPr>
+            <w:tcW w:w="1908" w:type="dxa"/>
+          </w:tcPr>
+          <w:p>
+            <w:pPr>
+              <w:jc w:val="center"/>
+              <w:rPr>
+                <w:rFonts w:hint="eastAsia"/>
+              </w:rPr>
+            </w:pPr>
+            <w:r>
+              <w:rPr>
+                <w:noProof/>
+              </w:rPr>
+              <w:drawing>
+                <wp:inline distT="0" distB="0" distL="0" distR="0" wp14:anchorId="4749E8EB" wp14:editId="79796100">
+                  <wp:extent cx="530352" cy="707136"/>
+                  <wp:effectExtent l="0" t="0" r="0" b="0"/>
+                  <wp:docPr id="22" name="Picture 22"/>
+                  <wp:cNvGraphicFramePr>
+                    <a:graphicFrameLocks xmlns:a="http://schemas.openxmlformats.org/drawingml/2006/main" noChangeAspect="1"/>
+                  </wp:cNvGraphicFramePr>
+                  <a:graphic xmlns:a="http://schemas.openxmlformats.org/drawingml/2006/main">
+                    <a:graphicData uri="http://schemas.openxmlformats.org/drawingml/2006/picture">
+                      <pic:pic xmlns:pic="http://schemas.openxmlformats.org/drawingml/2006/picture">
+                        <pic:nvPicPr>
+                          <pic:cNvPr id="0" name="Fsharp.png"/>
+                          <pic:cNvPicPr/>
+                        </pic:nvPicPr>
+                        <pic:blipFill>
+                          <a:blip r:embed="rId30"/>
+                          <a:stretch>
+                            <a:fillRect/>
+                          </a:stretch>
+                        </pic:blipFill>
+                        <pic:spPr>
+                          <a:xfrm>
+                            <a:off x="0" y="0"/>
+                            <a:ext cx="530352" cy="707136"/>
+                          </a:xfrm>
+                          <a:prstGeom prst="rect">
+                            <a:avLst/>
+                          </a:prstGeom>
+                        </pic:spPr>
+                      </pic:pic>
+                    </a:graphicData>
+                  </a:graphic>
+                </wp:inline>
+              </w:drawing>
+            </w:r>
+          </w:p>
+        </w:tc>
+        <w:tc>
+          <w:tcPr>
+            <w:tcW w:w="1908" w:type="dxa"/>
+          </w:tcPr>
+          <w:p>
+            <w:pPr>
+              <w:jc w:val="center"/>
+              <w:rPr>
+                <w:rFonts w:hint="eastAsia"/>
+              </w:rPr>
+            </w:pPr>
+            <w:r>
+              <w:rPr>
+                <w:noProof/>
+              </w:rPr>
+              <w:drawing>
+                <wp:inline distT="0" distB="0" distL="0" distR="0" wp14:anchorId="408B30D7" wp14:editId="36DD7B0D">
+                  <wp:extent cx="530352" cy="707136"/>
+                  <wp:effectExtent l="0" t="0" r="0" b="0"/>
+                  <wp:docPr id="23" name="Picture 23"/>
+                  <wp:cNvGraphicFramePr>
+                    <a:graphicFrameLocks xmlns:a="http://schemas.openxmlformats.org/drawingml/2006/main" noChangeAspect="1"/>
+                  </wp:cNvGraphicFramePr>
+                  <a:graphic xmlns:a="http://schemas.openxmlformats.org/drawingml/2006/main">
+                    <a:graphicData uri="http://schemas.openxmlformats.org/drawingml/2006/picture">
+                      <pic:pic xmlns:pic="http://schemas.openxmlformats.org/drawingml/2006/picture">
+                        <pic:nvPicPr>
+                          <pic:cNvPr id="0" name="Fsharp_Csharp.png"/>
+                          <pic:cNvPicPr/>
+                        </pic:nvPicPr>
+                        <pic:blipFill>
+                          <a:blip r:embed="rId31"/>
+                          <a:stretch>
+                            <a:fillRect/>
+                          </a:stretch>
+                        </pic:blipFill>
+                        <pic:spPr>
+                          <a:xfrm>
+                            <a:off x="0" y="0"/>
+                            <a:ext cx="530352" cy="707136"/>
+                          </a:xfrm>
+                          <a:prstGeom prst="rect">
+                            <a:avLst/>
+                          </a:prstGeom>
+                        </pic:spPr>
+                      </pic:pic>
+                    </a:graphicData>
+                  </a:graphic>
+                </wp:inline>
+              </w:drawing>
+            </w:r>
+          </w:p>
+        </w:tc>
+        <w:tc>
+          <w:tcPr>
+            <w:tcW w:w="1908" w:type="dxa"/>
+          </w:tcPr>
+          <w:p>
+            <w:pPr>
+              <w:jc w:val="center"/>
+              <w:rPr>
+                <w:rFonts w:hint="eastAsia"/>
+              </w:rPr>
+            </w:pPr>
+            <w:r>
+              <w:rPr>
+                <w:noProof/>
+              </w:rPr>
+              <w:drawing>
+                <wp:inline distT="0" distB="0" distL="0" distR="0" wp14:anchorId="69C67E7B" wp14:editId="7EEF2FF0">
+                  <wp:extent cx="530352" cy="707136"/>
+                  <wp:effectExtent l="0" t="0" r="0" b="0"/>
+                  <wp:docPr id="24" name="Picture 24"/>
+                  <wp:cNvGraphicFramePr>
+                    <a:graphicFrameLocks xmlns:a="http://schemas.openxmlformats.org/drawingml/2006/main" noChangeAspect="1"/>
+                  </wp:cNvGraphicFramePr>
+                  <a:graphic xmlns:a="http://schemas.openxmlformats.org/drawingml/2006/main">
+                    <a:graphicData uri="http://schemas.openxmlformats.org/drawingml/2006/picture">
+                      <pic:pic xmlns:pic="http://schemas.openxmlformats.org/drawingml/2006/picture">
+                        <pic:nvPicPr>
+                          <pic:cNvPr id="0" name="Fsharp4.png"/>
+                          <pic:cNvPicPr/>
+                        </pic:nvPicPr>
+                        <pic:blipFill>
+                          <a:blip r:embed="rId32"/>
+                          <a:stretch>
+                            <a:fillRect/>
+                          </a:stretch>
+                        </pic:blipFill>
+                        <pic:spPr>
+                          <a:xfrm>
+                            <a:off x="0" y="0"/>
+                            <a:ext cx="530352" cy="707136"/>
+                          </a:xfrm>
+                          <a:prstGeom prst="rect">
+                            <a:avLst/>
+                          </a:prstGeom>
+                        </pic:spPr>
+                      </pic:pic>
+                    </a:graphicData>
+                  </a:graphic>
+                </wp:inline>
+              </w:drawing>
+            </w:r>
+          </w:p>
+        </w:tc>
+      </w:tr>
+      <w:tr>
+        <w:tc>
+          <w:tcPr>
+            <w:tcW w:w="1908" w:type="dxa"/>
+          </w:tcPr>
+          <w:p>
+            <w:pPr>
+              <w:jc w:val="center"/>
+              <w:rPr>
+                <w:rFonts w:hint="eastAsia"/>
+              </w:rPr>
+            </w:pPr>
+            <w:r>
+              <w:rPr>
+                <w:noProof/>
+              </w:rPr>
+              <w:drawing>
+                <wp:inline distT="0" distB="0" distL="0" distR="0" wp14:anchorId="390F02AC" wp14:editId="0FE65D53">
+                  <wp:extent cx="530352" cy="707136"/>
+                  <wp:effectExtent l="0" t="0" r="0" b="0"/>
+                  <wp:docPr id="25" name="Picture 25"/>
+                  <wp:cNvGraphicFramePr>
+                    <a:graphicFrameLocks xmlns:a="http://schemas.openxmlformats.org/drawingml/2006/main" noChangeAspect="1"/>
+                  </wp:cNvGraphicFramePr>
+                  <a:graphic xmlns:a="http://schemas.openxmlformats.org/drawingml/2006/main">
+                    <a:graphicData uri="http://schemas.openxmlformats.org/drawingml/2006/picture">
+                      <pic:pic xmlns:pic="http://schemas.openxmlformats.org/drawingml/2006/picture">
+                        <pic:nvPicPr>
+                          <pic:cNvPr id="0" name="Fsharp7.png"/>
+                          <pic:cNvPicPr/>
+                        </pic:nvPicPr>
+                        <pic:blipFill>
+                          <a:blip r:embed="rId33"/>
+                          <a:stretch>
+                            <a:fillRect/>
+                          </a:stretch>
+                        </pic:blipFill>
+                        <pic:spPr>
+                          <a:xfrm>
+                            <a:off x="0" y="0"/>
+                            <a:ext cx="530352" cy="707136"/>
+                          </a:xfrm>
+                          <a:prstGeom prst="rect">
+                            <a:avLst/>
+                          </a:prstGeom>
+                        </pic:spPr>
+                      </pic:pic>
+                    </a:graphicData>
+                  </a:graphic>
+                </wp:inline>
+              </w:drawing>
+            </w:r>
+          </w:p>
+        </w:tc>
+        <w:tc>
+          <w:tcPr>
+            <w:tcW w:w="1908" w:type="dxa"/>
+          </w:tcPr>
+          <w:p>
+            <w:pPr>
+              <w:jc w:val="center"/>
+              <w:rPr>
+                <w:rFonts w:hint="eastAsia"/>
+              </w:rPr>
+            </w:pPr>
+            <w:r>
+              <w:rPr>
+                <w:noProof/>
+              </w:rPr>
+              <w:drawing>
+                <wp:inline distT="0" distB="0" distL="0" distR="0" wp14:anchorId="1396EEA7" wp14:editId="204E4AAC">
+                  <wp:extent cx="530352" cy="707136"/>
+                  <wp:effectExtent l="0" t="0" r="0" b="0"/>
+                  <wp:docPr id="26" name="Picture 26"/>
+                  <wp:cNvGraphicFramePr>
+                    <a:graphicFrameLocks xmlns:a="http://schemas.openxmlformats.org/drawingml/2006/main" noChangeAspect="1"/>
+                  </wp:cNvGraphicFramePr>
+                  <a:graphic xmlns:a="http://schemas.openxmlformats.org/drawingml/2006/main">
+                    <a:graphicData uri="http://schemas.openxmlformats.org/drawingml/2006/picture">
+                      <pic:pic xmlns:pic="http://schemas.openxmlformats.org/drawingml/2006/picture">
+                        <pic:nvPicPr>
+                          <pic:cNvPr id="0" name="Fsharp7_Asharp.png"/>
+                          <pic:cNvPicPr/>
+                        </pic:nvPicPr>
+                        <pic:blipFill>
+                          <a:blip r:embed="rId34"/>
+                          <a:stretch>
+                            <a:fillRect/>
+                          </a:stretch>
+                        </pic:blipFill>
+                        <pic:spPr>
+                          <a:xfrm>
+                            <a:off x="0" y="0"/>
+                            <a:ext cx="530352" cy="707136"/>
+                          </a:xfrm>
+                          <a:prstGeom prst="rect">
+                            <a:avLst/>
+                          </a:prstGeom>
+                        </pic:spPr>
+                      </pic:pic>
+                    </a:graphicData>
+                  </a:graphic>
+                </wp:inline>
+              </w:drawing>
+            </w:r>
+          </w:p>
+        </w:tc>
+        <w:tc>
+          <w:tcPr>
+            <w:tcW w:w="1908" w:type="dxa"/>
+          </w:tcPr>
+          <w:p>
+            <w:pPr>
+              <w:jc w:val="center"/>
+              <w:rPr>
+                <w:rFonts w:hint="eastAsia"/>
+              </w:rPr>
+            </w:pPr>
+            <w:r>
+              <w:rPr>
+                <w:noProof/>
+              </w:rPr>
+              <w:drawing>
+                <wp:inline distT="0" distB="0" distL="0" distR="0" wp14:anchorId="76935F54" wp14:editId="0EBD1839">
+                  <wp:extent cx="530352" cy="707136"/>
+                  <wp:effectExtent l="0" t="0" r="0" b="0"/>
+                  <wp:docPr id="27" name="Picture 27"/>
+                  <wp:cNvGraphicFramePr>
+                    <a:graphicFrameLocks xmlns:a="http://schemas.openxmlformats.org/drawingml/2006/main" noChangeAspect="1"/>
+                  </wp:cNvGraphicFramePr>
+                  <a:graphic xmlns:a="http://schemas.openxmlformats.org/drawingml/2006/main">
+                    <a:graphicData uri="http://schemas.openxmlformats.org/drawingml/2006/picture">
+                      <pic:pic xmlns:pic="http://schemas.openxmlformats.org/drawingml/2006/picture">
+                        <pic:nvPicPr>
+                          <pic:cNvPr id="0" name="Fsharpm7.png"/>
+                          <pic:cNvPicPr/>
+                        </pic:nvPicPr>
+                        <pic:blipFill>
+                          <a:blip r:embed="rId35"/>
+                          <a:stretch>
+                            <a:fillRect/>
+                          </a:stretch>
+                        </pic:blipFill>
+                        <pic:spPr>
+                          <a:xfrm>
+                            <a:off x="0" y="0"/>
+                            <a:ext cx="530352" cy="707136"/>
+                          </a:xfrm>
+                          <a:prstGeom prst="rect">
+                            <a:avLst/>
+                          </a:prstGeom>
+                        </pic:spPr>
+                      </pic:pic>
+                    </a:graphicData>
+                  </a:graphic>
+                </wp:inline>
+              </w:drawing>
+            </w:r>
+          </w:p>
+        </w:tc>
+        <w:tc>
+          <w:tcPr>
+            <w:tcW w:w="1908" w:type="dxa"/>
+          </w:tcPr>
+          <w:p>
+            <w:pPr>
+              <w:jc w:val="center"/>
+              <w:rPr>
+                <w:rFonts w:hint="eastAsia"/>
+              </w:rPr>
+            </w:pPr>
+            <w:r>
+              <w:rPr>
+                <w:noProof/>
+              </w:rPr>
+              <w:drawing>
+                <wp:inline distT="0" distB="0" distL="0" distR="0" wp14:anchorId="0756FC2E" wp14:editId="2F153067">
+                  <wp:extent cx="530352" cy="707136"/>
+                  <wp:effectExtent l="0" t="0" r="0" b="0"/>
+                  <wp:docPr id="28" name="Picture 28"/>
+                  <wp:cNvGraphicFramePr>
+                    <a:graphicFrameLocks xmlns:a="http://schemas.openxmlformats.org/drawingml/2006/main" noChangeAspect="1"/>
+                  </wp:cNvGraphicFramePr>
+                  <a:graphic xmlns:a="http://schemas.openxmlformats.org/drawingml/2006/main">
+                    <a:graphicData uri="http://schemas.openxmlformats.org/drawingml/2006/picture">
+                      <pic:pic xmlns:pic="http://schemas.openxmlformats.org/drawingml/2006/picture">
+                        <pic:nvPicPr>
+                          <pic:cNvPr id="0" name="Gsharpm7.png"/>
+                          <pic:cNvPicPr/>
+                        </pic:nvPicPr>
+                        <pic:blipFill>
+                          <a:blip r:embed="rId36"/>
+                          <a:stretch>
+                            <a:fillRect/>
+                          </a:stretch>
+                        </pic:blipFill>
+                        <pic:spPr>
+                          <a:xfrm>
+                            <a:off x="0" y="0"/>
+                            <a:ext cx="530352" cy="707136"/>
+                          </a:xfrm>
+                          <a:prstGeom prst="rect">
+                            <a:avLst/>
+                          </a:prstGeom>
+                        </pic:spPr>
+                      </pic:pic>
+                    </a:graphicData>
+                  </a:graphic>
+                </wp:inline>
+              </w:drawing>
+            </w:r>
+          </w:p>
+        </w:tc>
+        <w:tc>
+          <w:tcPr>
+            <w:tcW w:w="1908" w:type="dxa"/>
+          </w:tcPr>
+          <w:p>
+            <w:pPr>
+              <w:jc w:val="center"/>
+              <w:rPr>
+                <w:rFonts w:hint="eastAsia"/>
+              </w:rPr>
+            </w:pPr>
+            <w:r>
+              <w:rPr>
+                <w:noProof/>
+              </w:rPr>
+              <w:drawing>
+                <wp:inline distT="0" distB="0" distL="0" distR="0" wp14:anchorId="5AEEA207" wp14:editId="0FCAD2BE">
+                  <wp:extent cx="530352" cy="707136"/>
+                  <wp:effectExtent l="0" t="0" r="0" b="0"/>
+                  <wp:docPr id="29" name="Picture 29"/>
+                  <wp:cNvGraphicFramePr>
+                    <a:graphicFrameLocks xmlns:a="http://schemas.openxmlformats.org/drawingml/2006/main" noChangeAspect="1"/>
+                  </wp:cNvGraphicFramePr>
+                  <a:graphic xmlns:a="http://schemas.openxmlformats.org/drawingml/2006/main">
+                    <a:graphicData uri="http://schemas.openxmlformats.org/drawingml/2006/picture">
+                      <pic:pic xmlns:pic="http://schemas.openxmlformats.org/drawingml/2006/picture">
+                        <pic:nvPicPr>
+                          <pic:cNvPr id="0" name="G_A.png"/>
+                          <pic:cNvPicPr/>
+                        </pic:nvPicPr>
+                        <pic:blipFill>
+                          <a:blip r:embed="rId37"/>
+                          <a:stretch>
+                            <a:fillRect/>
+                          </a:stretch>
+                        </pic:blipFill>
+                        <pic:spPr>
+                          <a:xfrm>
+                            <a:off x="0" y="0"/>
+                            <a:ext cx="530352" cy="707136"/>
+                          </a:xfrm>
+                          <a:prstGeom prst="rect">
+                            <a:avLst/>
+                          </a:prstGeom>
+                        </pic:spPr>
+                      </pic:pic>
+                    </a:graphicData>
+                  </a:graphic>
+                </wp:inline>
+              </w:drawing>
+            </w:r>
+          </w:p>
+        </w:tc>
+        <w:tc>
+          <w:tcPr>
+            <w:tcW w:w="1908" w:type="dxa"/>
+          </w:tcPr>
+          <w:p>
+            <w:pPr>
+              <w:rPr>
+                <w:rFonts w:hint="eastAsia"/>
+              </w:rPr>
+            </w:pPr>
           </w:p>
         </w:tc>
       </w:tr>
@@ -2006,31 +4392,31 @@
       </w:rPr>
     </w:lvl>
   </w:abstractNum>
-  <w:num w:numId="1" w16cid:durableId="1209806675">
+  <w:num w:numId="1" w16cid:durableId="1144590059">
     <w:abstractNumId w:val="8"/>
   </w:num>
-  <w:num w:numId="2" w16cid:durableId="1421753450">
+  <w:num w:numId="2" w16cid:durableId="415983734">
     <w:abstractNumId w:val="6"/>
   </w:num>
-  <w:num w:numId="3" w16cid:durableId="1833138589">
+  <w:num w:numId="3" w16cid:durableId="803079121">
     <w:abstractNumId w:val="5"/>
   </w:num>
-  <w:num w:numId="4" w16cid:durableId="27605005">
+  <w:num w:numId="4" w16cid:durableId="283389432">
     <w:abstractNumId w:val="4"/>
   </w:num>
-  <w:num w:numId="5" w16cid:durableId="377828026">
+  <w:num w:numId="5" w16cid:durableId="1479498770">
     <w:abstractNumId w:val="7"/>
   </w:num>
-  <w:num w:numId="6" w16cid:durableId="1329164964">
+  <w:num w:numId="6" w16cid:durableId="1753502706">
     <w:abstractNumId w:val="3"/>
   </w:num>
-  <w:num w:numId="7" w16cid:durableId="1762871570">
+  <w:num w:numId="7" w16cid:durableId="256600684">
     <w:abstractNumId w:val="2"/>
   </w:num>
-  <w:num w:numId="8" w16cid:durableId="1368068474">
+  <w:num w:numId="8" w16cid:durableId="79836535">
     <w:abstractNumId w:val="1"/>
   </w:num>
-  <w:num w:numId="9" w16cid:durableId="2117946483">
+  <w:num w:numId="9" w16cid:durableId="1663242571">
     <w:abstractNumId w:val="0"/>
   </w:num>
 </w:numbering>
@@ -13421,7 +15807,7 @@
     <w:autoRedefine/>
     <w:uiPriority w:val="39"/>
     <w:unhideWhenUsed/>
-    <w:rsid w:val="00AC31B7"/>
+    <w:rsid w:val="00722B5F"/>
     <w:pPr>
       <w:spacing w:after="100"/>
     </w:pPr>
@@ -13431,7 +15817,7 @@
     <w:basedOn w:val="Fontepargpadro"/>
     <w:uiPriority w:val="99"/>
     <w:unhideWhenUsed/>
-    <w:rsid w:val="00AC31B7"/>
+    <w:rsid w:val="00722B5F"/>
     <w:rPr>
       <w:color w:val="0000FF" w:themeColor="hyperlink"/>
       <w:u w:val="single"/>

--- a/backend/Livreto.docx
+++ b/backend/Livreto.docx
@@ -45,7 +45,7 @@
       <w:pPr>
         <w:pStyle w:val="Ttulo1"/>
       </w:pPr>
-      <w:bookmarkStart w:id="0" w:name="_Toc224141971"/>
+      <w:bookmarkStart w:id="0" w:name="_Toc224142745"/>
       <w:r>
         <w:lastRenderedPageBreak/>
         <w:t>Sumário</w:t>
@@ -80,7 +80,7 @@
         </w:rPr>
         <w:fldChar w:fldCharType="separate"/>
       </w:r>
-      <w:hyperlink w:anchor="_Toc224141971" w:history="1">
+      <w:hyperlink w:anchor="_Toc224142745" w:history="1">
         <w:r>
           <w:rPr>
             <w:rStyle w:val="Hyperlink"/>
@@ -107,7 +107,7 @@
             <w:noProof/>
             <w:webHidden/>
           </w:rPr>
-          <w:instrText xml:space="preserve"> PAGEREF _Toc224141971 \h </w:instrText>
+          <w:instrText xml:space="preserve"> PAGEREF _Toc224142745 \h </w:instrText>
         </w:r>
         <w:r>
           <w:rPr>
@@ -154,7 +154,7 @@
           <w14:ligatures w14:val="standardContextual"/>
         </w:rPr>
       </w:pPr>
-      <w:hyperlink w:anchor="_Toc224141972" w:history="1">
+      <w:hyperlink w:anchor="_Toc224142746" w:history="1">
         <w:r>
           <w:rPr>
             <w:rStyle w:val="Hyperlink"/>
@@ -181,7 +181,7 @@
             <w:noProof/>
             <w:webHidden/>
           </w:rPr>
-          <w:instrText xml:space="preserve"> PAGEREF _Toc224141972 \h </w:instrText>
+          <w:instrText xml:space="preserve"> PAGEREF _Toc224142746 \h </w:instrText>
         </w:r>
         <w:r>
           <w:rPr>
@@ -228,7 +228,7 @@
           <w14:ligatures w14:val="standardContextual"/>
         </w:rPr>
       </w:pPr>
-      <w:hyperlink w:anchor="_Toc224141973" w:history="1">
+      <w:hyperlink w:anchor="_Toc224142747" w:history="1">
         <w:r>
           <w:rPr>
             <w:rStyle w:val="Hyperlink"/>
@@ -255,7 +255,7 @@
             <w:noProof/>
             <w:webHidden/>
           </w:rPr>
-          <w:instrText xml:space="preserve"> PAGEREF _Toc224141973 \h </w:instrText>
+          <w:instrText xml:space="preserve"> PAGEREF _Toc224142747 \h </w:instrText>
         </w:r>
         <w:r>
           <w:rPr>
@@ -325,7 +325,7 @@
         <w:pStyle w:val="Ttulo1"/>
         <w:spacing w:before="0" w:after="40"/>
       </w:pPr>
-      <w:bookmarkStart w:id="1" w:name="_Toc224141972"/>
+      <w:bookmarkStart w:id="1" w:name="_Toc224142746"/>
       <w:r>
         <w:lastRenderedPageBreak/>
         <w:t>Song 1 - Artist 1</w:t>
@@ -443,7 +443,7 @@
               </w:rPr>
               <w:lastRenderedPageBreak/>
               <w:drawing>
-                <wp:inline distT="0" distB="0" distL="0" distR="0" wp14:anchorId="78381E7C" wp14:editId="1BF663A6">
+                <wp:inline distT="0" distB="0" distL="0" distR="0" wp14:anchorId="5A1FDE91" wp14:editId="13AA5617">
                   <wp:extent cx="621792" cy="829056"/>
                   <wp:effectExtent l="0" t="0" r="0" b="0"/>
                   <wp:docPr id="1" name="Picture 1"/>
@@ -496,7 +496,7 @@
                 <w:noProof/>
               </w:rPr>
               <w:drawing>
-                <wp:inline distT="0" distB="0" distL="0" distR="0" wp14:anchorId="5659A0A9" wp14:editId="47754691">
+                <wp:inline distT="0" distB="0" distL="0" distR="0" wp14:anchorId="08B57C09" wp14:editId="35642A48">
                   <wp:extent cx="621792" cy="829056"/>
                   <wp:effectExtent l="0" t="0" r="0" b="0"/>
                   <wp:docPr id="2" name="Picture 2"/>
@@ -549,7 +549,7 @@
                 <w:noProof/>
               </w:rPr>
               <w:drawing>
-                <wp:inline distT="0" distB="0" distL="0" distR="0" wp14:anchorId="7920F3FA" wp14:editId="003CACB8">
+                <wp:inline distT="0" distB="0" distL="0" distR="0" wp14:anchorId="5EB6CACB" wp14:editId="258EC841">
                   <wp:extent cx="621792" cy="829056"/>
                   <wp:effectExtent l="0" t="0" r="0" b="0"/>
                   <wp:docPr id="3" name="Picture 3"/>
@@ -602,7 +602,7 @@
                 <w:noProof/>
               </w:rPr>
               <w:drawing>
-                <wp:inline distT="0" distB="0" distL="0" distR="0" wp14:anchorId="32BABBBA" wp14:editId="40C0A0D8">
+                <wp:inline distT="0" distB="0" distL="0" distR="0" wp14:anchorId="71A53EC6" wp14:editId="6B6637F9">
                   <wp:extent cx="621792" cy="829056"/>
                   <wp:effectExtent l="0" t="0" r="0" b="0"/>
                   <wp:docPr id="4" name="Picture 4"/>
@@ -659,7 +659,7 @@
         <w:pStyle w:val="Ttulo1"/>
         <w:spacing w:before="0" w:after="40"/>
       </w:pPr>
-      <w:bookmarkStart w:id="2" w:name="_Toc224141973"/>
+      <w:bookmarkStart w:id="2" w:name="_Toc224142747"/>
       <w:r>
         <w:lastRenderedPageBreak/>
         <w:t>Song 2 - Artist 2</w:t>
@@ -777,7 +777,7 @@
               </w:rPr>
               <w:lastRenderedPageBreak/>
               <w:drawing>
-                <wp:inline distT="0" distB="0" distL="0" distR="0" wp14:anchorId="38E75144" wp14:editId="1D256C88">
+                <wp:inline distT="0" distB="0" distL="0" distR="0" wp14:anchorId="4B7E4A03" wp14:editId="46EA26FD">
                   <wp:extent cx="621792" cy="829056"/>
                   <wp:effectExtent l="0" t="0" r="0" b="0"/>
                   <wp:docPr id="5" name="Picture 5"/>
@@ -830,7 +830,7 @@
                 <w:noProof/>
               </w:rPr>
               <w:drawing>
-                <wp:inline distT="0" distB="0" distL="0" distR="0" wp14:anchorId="3FC1542E" wp14:editId="76C73A14">
+                <wp:inline distT="0" distB="0" distL="0" distR="0" wp14:anchorId="1FE67FD8" wp14:editId="68C34354">
                   <wp:extent cx="621792" cy="829056"/>
                   <wp:effectExtent l="0" t="0" r="0" b="0"/>
                   <wp:docPr id="6" name="Picture 6"/>
@@ -883,7 +883,7 @@
                 <w:noProof/>
               </w:rPr>
               <w:drawing>
-                <wp:inline distT="0" distB="0" distL="0" distR="0" wp14:anchorId="540C1B82" wp14:editId="6F882902">
+                <wp:inline distT="0" distB="0" distL="0" distR="0" wp14:anchorId="25FAE0C2" wp14:editId="248D33E4">
                   <wp:extent cx="621792" cy="829056"/>
                   <wp:effectExtent l="0" t="0" r="0" b="0"/>
                   <wp:docPr id="7" name="Picture 7"/>
@@ -936,7 +936,7 @@
                 <w:noProof/>
               </w:rPr>
               <w:drawing>
-                <wp:inline distT="0" distB="0" distL="0" distR="0" wp14:anchorId="559A2950" wp14:editId="162FB802">
+                <wp:inline distT="0" distB="0" distL="0" distR="0" wp14:anchorId="580C7B42" wp14:editId="71E16D1D">
                   <wp:extent cx="621792" cy="829056"/>
                   <wp:effectExtent l="0" t="0" r="0" b="0"/>
                   <wp:docPr id="8" name="Picture 8"/>
@@ -1309,31 +1309,31 @@
       </w:rPr>
     </w:lvl>
   </w:abstractNum>
-  <w:num w:numId="1" w16cid:durableId="1725250041">
+  <w:num w:numId="1" w16cid:durableId="59521306">
     <w:abstractNumId w:val="8"/>
   </w:num>
-  <w:num w:numId="2" w16cid:durableId="457725111">
+  <w:num w:numId="2" w16cid:durableId="1635791912">
     <w:abstractNumId w:val="6"/>
   </w:num>
-  <w:num w:numId="3" w16cid:durableId="1885756337">
+  <w:num w:numId="3" w16cid:durableId="133721180">
     <w:abstractNumId w:val="5"/>
   </w:num>
-  <w:num w:numId="4" w16cid:durableId="921909449">
+  <w:num w:numId="4" w16cid:durableId="2114207037">
     <w:abstractNumId w:val="4"/>
   </w:num>
-  <w:num w:numId="5" w16cid:durableId="57553605">
+  <w:num w:numId="5" w16cid:durableId="635837827">
     <w:abstractNumId w:val="7"/>
   </w:num>
-  <w:num w:numId="6" w16cid:durableId="1231844083">
+  <w:num w:numId="6" w16cid:durableId="100227388">
     <w:abstractNumId w:val="3"/>
   </w:num>
-  <w:num w:numId="7" w16cid:durableId="1901405804">
+  <w:num w:numId="7" w16cid:durableId="1515925155">
     <w:abstractNumId w:val="2"/>
   </w:num>
-  <w:num w:numId="8" w16cid:durableId="241913613">
+  <w:num w:numId="8" w16cid:durableId="1273702540">
     <w:abstractNumId w:val="1"/>
   </w:num>
-  <w:num w:numId="9" w16cid:durableId="1163620791">
+  <w:num w:numId="9" w16cid:durableId="814495418">
     <w:abstractNumId w:val="0"/>
   </w:num>
 </w:numbering>
@@ -12724,7 +12724,7 @@
     <w:autoRedefine/>
     <w:uiPriority w:val="39"/>
     <w:unhideWhenUsed/>
-    <w:rsid w:val="00454159"/>
+    <w:rsid w:val="00311BE6"/>
     <w:pPr>
       <w:spacing w:after="100"/>
     </w:pPr>
@@ -12734,7 +12734,7 @@
     <w:basedOn w:val="Fontepargpadro"/>
     <w:uiPriority w:val="99"/>
     <w:unhideWhenUsed/>
-    <w:rsid w:val="00454159"/>
+    <w:rsid w:val="00311BE6"/>
     <w:rPr>
       <w:color w:val="0000FF" w:themeColor="hyperlink"/>
       <w:u w:val="single"/>
